--- a/paper/mpda/CTSpinoPelvic1K_review.docx
+++ b/paper/mpda/CTSpinoPelvic1K_review.docx
@@ -47,7 +47,7 @@
         <w:t xml:space="preserve"> </w:t>
       </w:r>
       <w:r>
-        <w:t xml:space="preserve">transitional vertebra (LSTV) is present. Sacralisation and lumbarisation are different</w:t>
+        <w:t xml:space="preserve">transitional vertebra (LSTV) is present. Sacralization and lumbarization are different</w:t>
       </w:r>
       <w:r>
         <w:t xml:space="preserve"> </w:t>
@@ -168,7 +168,7 @@
         <w:t xml:space="preserve"> </w:t>
       </w:r>
       <w:r>
-        <w:t xml:space="preserve">planning — and the transitional labelling is what makes that interface trustworthy, since</w:t>
+        <w:t xml:space="preserve">planning — and the transitional labeling is what makes that interface trustworthy, since</w:t>
       </w:r>
       <w:r>
         <w:t xml:space="preserve"> </w:t>
@@ -276,7 +276,7 @@
         <w:t xml:space="preserve"> </w:t>
       </w:r>
       <w:r>
-        <w:t xml:space="preserve">identical affine, canonicalised to PIR, with frozen patient-grouped LSTV-stratified</w:t>
+        <w:t xml:space="preserve">identical affine, canonicalized to PIR, with frozen patient-grouped LSTV-stratified</w:t>
       </w:r>
       <w:r>
         <w:t xml:space="preserve"> </w:t>
@@ -375,7 +375,7 @@
         <w:pStyle w:val="FirstParagraph"/>
       </w:pPr>
       <w:r>
-        <w:t xml:space="preserve">Labelling a lumbar vertebra requires counting, and counting requires two fixed ends. The</w:t>
+        <w:t xml:space="preserve">Labeling a lumbar vertebra requires counting, and counting requires two fixed ends. The</w:t>
       </w:r>
       <w:r>
         <w:t xml:space="preserve"> </w:t>
@@ -433,13 +433,13 @@
         <w:t xml:space="preserve"> </w:t>
       </w:r>
       <w:r>
-        <w:t xml:space="preserve">different traces: a sacralised L5 tends toward an anteriorly wedged body, a reduced disc</w:t>
-      </w:r>
-      <w:r>
-        <w:t xml:space="preserve"> </w:t>
-      </w:r>
-      <w:r>
-        <w:t xml:space="preserve">beneath it and hypoplastic or absent facet joints, while a lumbarised S1 tends toward a</w:t>
+        <w:t xml:space="preserve">different traces: a sacralized L5 tends toward an anteriorly wedged body, a reduced disc</w:t>
+      </w:r>
+      <w:r>
+        <w:t xml:space="preserve"> </w:t>
+      </w:r>
+      <w:r>
+        <w:t xml:space="preserve">beneath it and hypoplastic or absent facet joints, while a lumbarized S1 tends toward a</w:t>
       </w:r>
       <w:r>
         <w:t xml:space="preserve"> </w:t>
@@ -685,13 +685,13 @@
         <w:t xml:space="preserve">.</w:t>
       </w:r>
     </w:p>
-    <w:bookmarkStart w:id="15" w:name="X1c782bdebcb1e27251a373ec20cfbf6b478638b"/>
+    <w:bookmarkStart w:id="15" w:name="X22b48b7b459c7d36a584115c3178f04b0b53450"/>
     <w:p>
       <w:pPr>
         <w:pStyle w:val="Heading2"/>
       </w:pPr>
       <w:r>
-        <w:t xml:space="preserve">Vertebra labelling when the scan cannot settle the count</w:t>
+        <w:t xml:space="preserve">Vertebra labeling when the scan cannot settle the count</w:t>
       </w:r>
     </w:p>
     <w:p>
@@ -903,7 +903,7 @@
         <w:t xml:space="preserve"> </w:t>
       </w:r>
       <w:r>
-        <w:t xml:space="preserve">millimetres separates thoracic from lumbar immediately and has learned nothing that helps at</w:t>
+        <w:t xml:space="preserve">millimeters separates thoracic from lumbar immediately and has learned nothing that helps at</w:t>
       </w:r>
       <w:r>
         <w:t xml:space="preserve"> </w:t>
@@ -1338,7 +1338,7 @@
           <w:i/>
           <w:iCs/>
         </w:rPr>
-        <w:t xml:space="preserve">pelvic_native</w:t>
+        <w:t xml:space="preserve">pelvic_only</w:t>
       </w:r>
       <w:r>
         <w:t xml:space="preserve">. The split is the crosswalk’s</w:t>
@@ -1434,7 +1434,7 @@
         <w:t xml:space="preserve"> </w:t>
       </w:r>
       <w:r>
-        <w:t xml:space="preserve">the missing structures were pseudolabelled — asymmetrically (Fig. S1),</w:t>
+        <w:t xml:space="preserve">the missing structures were pseudolabeled — asymmetrically (Fig. S1),</w:t>
       </w:r>
       <w:r>
         <w:t xml:space="preserve"> </w:t>
@@ -1460,7 +1460,7 @@
         <w:t xml:space="preserve"> </w:t>
       </w:r>
       <w:r>
-        <w:t xml:space="preserve">no analogue of a transitional vertebra. Quality is reported as held-out performance on the</w:t>
+        <w:t xml:space="preserve">no analog of a transitional vertebra. Quality is reported as held-out performance on the</w:t>
       </w:r>
       <w:r>
         <w:t xml:space="preserve"> </w:t>
@@ -1470,7 +1470,7 @@
           <w:i/>
           <w:iCs/>
         </w:rPr>
-        <w:t xml:space="preserve">pelvic_native</w:t>
+        <w:t xml:space="preserve">pelvic_only</w:t>
       </w:r>
       <w:r>
         <w:t xml:space="preserve"> </w:t>
@@ -1490,7 +1490,7 @@
         <w:t xml:space="preserve"> </w:t>
       </w:r>
       <w:r>
-        <w:t xml:space="preserve">pseudolabelled spine must commit to a vertebral count and on a transitional vertebra will</w:t>
+        <w:t xml:space="preserve">pseudolabeled spine must commit to a vertebral count and on a transitional vertebra will</w:t>
       </w:r>
       <w:r>
         <w:t xml:space="preserve"> </w:t>
@@ -1715,7 +1715,7 @@
         <w:t xml:space="preserve">OpenSpineConsortium </w:t>
       </w:r>
       <w:r>
-        <w:t xml:space="preserve">, trained against a written labelling protocol, with every</w:t>
+        <w:t xml:space="preserve">, trained against a written labeling protocol, with every</w:t>
       </w:r>
       <w:r>
         <w:t xml:space="preserve"> </w:t>
@@ -2174,7 +2174,7 @@
         <w:t xml:space="preserve"> </w:t>
       </w:r>
       <w:r>
-        <w:t xml:space="preserve">coloured by role rather than identifier, since colouring T12 would assert the count the</w:t>
+        <w:t xml:space="preserve">colored by role rather than identifier, since coloring T12 would assert the count the</w:t>
       </w:r>
       <w:r>
         <w:t xml:space="preserve"> </w:t>
@@ -2186,7 +2186,7 @@
         <w:t xml:space="preserve"> </w:t>
       </w:r>
       <w:r>
-        <w:t xml:space="preserve">are indistinguishable by it. All panels are at one millimetre scale, aligned at the sacral</w:t>
+        <w:t xml:space="preserve">are indistinguishable by it. All panels are at one millimeter scale, aligned at the sacral</w:t>
       </w:r>
       <w:r>
         <w:t xml:space="preserve"> </w:t>
@@ -2233,7 +2233,7 @@
         <w:t xml:space="preserve"> </w:t>
       </w:r>
       <w:r>
-        <w:t xml:space="preserve">here only because rib presence is itself labelled.</w:t>
+        <w:t xml:space="preserve">here only because rib presence is itself labeled.</w:t>
       </w:r>
     </w:p>
     <w:p>
@@ -2267,13 +2267,13 @@
         <w:pStyle w:val="BodyText"/>
       </w:pPr>
       <w:r>
-        <w:t xml:space="preserve">Eighteen records carry an L6. Fourteen are labelled lumbarisation, two sacralisation, one</w:t>
-      </w:r>
-      <w:r>
-        <w:t xml:space="preserve"> </w:t>
-      </w:r>
-      <w:r>
-        <w:t xml:space="preserve">semi-sacralisation and one normal, which is worth stating because it shows the two annotation</w:t>
+        <w:t xml:space="preserve">Eighteen records carry an L6. Fourteen are labeled lumbarization, two sacralization, one</w:t>
+      </w:r>
+      <w:r>
+        <w:t xml:space="preserve"> </w:t>
+      </w:r>
+      <w:r>
+        <w:t xml:space="preserve">semi-sacralization and one normal, which is worth stating because it shows the two annotation</w:t>
       </w:r>
       <w:r>
         <w:t xml:space="preserve"> </w:t>
@@ -2285,7 +2285,7 @@
         <w:t xml:space="preserve"> </w:t>
       </w:r>
       <w:r>
-        <w:t xml:space="preserve">as a sacralisation, or as unremarkable, depending on where the reader started the count.</w:t>
+        <w:t xml:space="preserve">as a sacralization, or as unremarkable, depending on where the reader started the count.</w:t>
       </w:r>
     </w:p>
     <w:p>
@@ -3036,7 +3036,7 @@
         <w:pStyle w:val="BodyText"/>
       </w:pPr>
       <w:r>
-        <w:t xml:space="preserve">It compares</w:t>
+        <w:t xml:space="preserve">The check compares</w:t>
       </w:r>
       <w:r>
         <w:t xml:space="preserve"> </w:t>
@@ -3049,13 +3049,13 @@
         <w:t xml:space="preserve">each sided pair separately</w:t>
       </w:r>
       <w:r>
-        <w:t xml:space="preserve">, and neither alternative finds what it finds.</w:t>
-      </w:r>
-      <w:r>
-        <w:t xml:space="preserve"> </w:t>
-      </w:r>
-      <w:r>
-        <w:t xml:space="preserve">Ribs alone passed all 802 while four records carried</w:t>
+        <w:t xml:space="preserve">, and both simpler alternatives miss</w:t>
+      </w:r>
+      <w:r>
+        <w:t xml:space="preserve"> </w:t>
+      </w:r>
+      <w:r>
+        <w:t xml:space="preserve">cases it catches. Testing the ribs alone passed all 802 records while four of them carried</w:t>
       </w:r>
       <w:r>
         <w:t xml:space="preserve"> </w:t>
@@ -3070,19 +3070,19 @@
         <w:t xml:space="preserve"> </w:t>
       </w:r>
       <w:r>
-        <w:t xml:space="preserve">on the patient’s</w:t>
-      </w:r>
-      <w:r>
-        <w:t xml:space="preserve"> </w:t>
-      </w:r>
-      <w:r>
-        <w:t xml:space="preserve">right; pooling the pairs recovered three and missed one, because hips and femora outweigh the</w:t>
-      </w:r>
-      <w:r>
-        <w:t xml:space="preserve"> </w:t>
-      </w:r>
-      <w:r>
-        <w:t xml:space="preserve">ribs by voxel count and a large correctly-sided structure masks a smaller transposed one. A</w:t>
+        <w:t xml:space="preserve">on the patient’s right. Pooling all sided structures into one test</w:t>
+      </w:r>
+      <w:r>
+        <w:t xml:space="preserve"> </w:t>
+      </w:r>
+      <w:r>
+        <w:t xml:space="preserve">recovered three of those four and missed the fourth, because hips and femora outweigh the</w:t>
+      </w:r>
+      <w:r>
+        <w:t xml:space="preserve"> </w:t>
+      </w:r>
+      <w:r>
+        <w:t xml:space="preserve">ribs by voxel count, so a large correctly-sided structure masks a smaller transposed one. A</w:t>
       </w:r>
       <w:r>
         <w:t xml:space="preserve"> </w:t>
@@ -3165,7 +3165,7 @@
         <w:t xml:space="preserve"> </w:t>
       </w:r>
       <w:r>
-        <w:t xml:space="preserve">field-of-view truncations on individually characterised cases, one at</w:t>
+        <w:t xml:space="preserve">field-of-view truncations on individually characterized cases, one at</w:t>
       </w:r>
       <w:r>
         <w:t xml:space="preserve"> </w:t>
@@ -3856,7 +3856,7 @@
               <w:jc w:val="center"/>
             </w:pPr>
             <w:r>
-              <w:t xml:space="preserve">centred near 0</w:t>
+              <w:t xml:space="preserve">centered near 0</w:t>
             </w:r>
           </w:p>
         </w:tc>
@@ -3963,7 +3963,7 @@
         <w:t xml:space="preserve"> </w:t>
       </w:r>
       <w:r>
-        <w:t xml:space="preserve">shell around the labelled skeleton flags 84 of the 802 records. Raising it to</w:t>
+        <w:t xml:space="preserve">shell around the labeled skeleton flags 84 of the 802 records. Raising it to</w:t>
       </w:r>
       <w:r>
         <w:t xml:space="preserve"> </w:t>
@@ -4274,7 +4274,7 @@
         <w:t xml:space="preserve"> </w:t>
       </w:r>
       <w:r>
-        <w:t xml:space="preserve">head centre, and in 8 of these cases that head is an implant — any spinopelvic</w:t>
+        <w:t xml:space="preserve">head center, and in 8 of these cases that head is an implant — any spinopelvic</w:t>
       </w:r>
       <w:r>
         <w:t xml:space="preserve"> </w:t>
@@ -4329,7 +4329,7 @@
         <w:t xml:space="preserve"> </w:t>
       </w:r>
       <w:r>
-        <w:t xml:space="preserve">canonicalised to PIR, requiring no resampling. Masks are NIfTI rather than DICOM: the</w:t>
+        <w:t xml:space="preserve">canonicalized to PIR, requiring no resampling. Masks are NIfTI rather than DICOM: the</w:t>
       </w:r>
       <w:r>
         <w:t xml:space="preserve"> </w:t>
@@ -4389,19 +4389,13 @@
         <w:t xml:space="preserve"> </w:t>
       </w:r>
       <w:r>
-        <w:t xml:space="preserve">a held-out test set. Anyone reporting a single held-out</w:t>
-      </w:r>
-      <w:r>
-        <w:t xml:space="preserve"> </w:t>
-      </w:r>
-      <w:r>
-        <w:t xml:space="preserve">number should carve one out and say which records it holds, because the folds shipped here</w:t>
-      </w:r>
-      <w:r>
-        <w:t xml:space="preserve"> </w:t>
-      </w:r>
-      <w:r>
-        <w:t xml:space="preserve">will not do that job.</w:t>
+        <w:t xml:space="preserve">a held-out test set. Users reporting a single held-out number should carve one out and state which records</w:t>
+      </w:r>
+      <w:r>
+        <w:t xml:space="preserve"> </w:t>
+      </w:r>
+      <w:r>
+        <w:t xml:space="preserve">it holds, because the folds shipped here will not do that job.</w:t>
       </w:r>
     </w:p>
     <w:p>
@@ -4421,19 +4415,19 @@
         <w:t xml:space="preserve"> </w:t>
       </w:r>
       <w:r>
-        <w:t xml:space="preserve">set carries three sacralisation and three lumbarisation records, so no fold is evaluated on</w:t>
-      </w:r>
-      <w:r>
-        <w:t xml:space="preserve"> </w:t>
-      </w:r>
-      <w:r>
-        <w:t xml:space="preserve">a cohort missing the class the dataset exists for. With 15 lumbarisation and 15</w:t>
-      </w:r>
-      <w:r>
-        <w:t xml:space="preserve"> </w:t>
-      </w:r>
-      <w:r>
-        <w:t xml:space="preserve">sacralisation records across 802, that is the practical limit of what stratification can</w:t>
+        <w:t xml:space="preserve">set carries three sacralization and three lumbarization records, so no fold is evaluated on</w:t>
+      </w:r>
+      <w:r>
+        <w:t xml:space="preserve"> </w:t>
+      </w:r>
+      <w:r>
+        <w:t xml:space="preserve">a cohort missing the class the dataset exists for. With 15 lumbarization and 15</w:t>
+      </w:r>
+      <w:r>
+        <w:t xml:space="preserve"> </w:t>
+      </w:r>
+      <w:r>
+        <w:t xml:space="preserve">sacralization records across 802, that is the practical limit of what stratification can</w:t>
       </w:r>
       <w:r>
         <w:t xml:space="preserve"> </w:t>
@@ -5000,7 +4994,7 @@
         <w:t xml:space="preserve"> </w:t>
       </w:r>
       <w:r>
-        <w:t xml:space="preserve">crosswalk records it only where a pelvic annotation was actually placed, and a user joining</w:t>
+        <w:t xml:space="preserve">crosswalk records it only where a pelvic annotation was actually placed, and users joining</w:t>
       </w:r>
       <w:r>
         <w:t xml:space="preserve"> </w:t>
@@ -6017,7 +6011,7 @@
         <w:t xml:space="preserve"> </w:t>
       </w:r>
       <w:r>
-        <w:t xml:space="preserve">pseudolabelled. The rib layer is a pseudolabel whose human review was triaged by an</w:t>
+        <w:t xml:space="preserve">pseudolabeled. The rib layer is a pseudolabel whose human review was triaged by an</w:t>
       </w:r>
       <w:r>
         <w:t xml:space="preserve"> </w:t>
@@ -6107,13 +6101,13 @@
         <w:t xml:space="preserve"> </w:t>
       </w:r>
       <w:r>
-        <w:t xml:space="preserve">labelled L6 or incorporated into the sacrum. A user filtering on the presence of the caudal</w:t>
-      </w:r>
-      <w:r>
-        <w:t xml:space="preserve"> </w:t>
-      </w:r>
-      <w:r>
-        <w:t xml:space="preserve">anchor should filter explicitly rather than assume it.</w:t>
+        <w:t xml:space="preserve">labeled L6 or incorporated into the sacrum. Users filtering on the presence of the caudal anchor should filter explicitly rather</w:t>
+      </w:r>
+      <w:r>
+        <w:t xml:space="preserve"> </w:t>
+      </w:r>
+      <w:r>
+        <w:t xml:space="preserve">than assume it.</w:t>
       </w:r>
     </w:p>
     <w:bookmarkEnd w:id="49"/>

--- a/paper/mpda/CTSpinoPelvic1K_review.docx
+++ b/paper/mpda/CTSpinoPelvic1K_review.docx
@@ -1339,6 +1339,83 @@
           <w:iCs/>
         </w:rPr>
         <w:t xml:space="preserve">pelvic_only</w:t>
+      </w:r>
+      <w:r>
+        <w:t xml:space="preserve">. These four are the values of</w:t>
+      </w:r>
+      <w:r>
+        <w:t xml:space="preserve"> </w:t>
+      </w:r>
+      <w:r>
+        <w:t xml:space="preserve">the manifest’s</w:t>
+      </w:r>
+      <w:r>
+        <w:t xml:space="preserve"> </w:t>
+      </w:r>
+      <w:r>
+        <w:rPr>
+          <w:rStyle w:val="VerbatimChar"/>
+        </w:rPr>
+        <w:t xml:space="preserve">match_type</w:t>
+      </w:r>
+      <w:r>
+        <w:t xml:space="preserve"> </w:t>
+      </w:r>
+      <w:r>
+        <w:t xml:space="preserve">field; the coarser</w:t>
+      </w:r>
+      <w:r>
+        <w:t xml:space="preserve"> </w:t>
+      </w:r>
+      <w:r>
+        <w:rPr>
+          <w:rStyle w:val="VerbatimChar"/>
+        </w:rPr>
+        <w:t xml:space="preserve">config</w:t>
+      </w:r>
+      <w:r>
+        <w:t xml:space="preserve"> </w:t>
+      </w:r>
+      <w:r>
+        <w:t xml:space="preserve">field folds</w:t>
+      </w:r>
+      <w:r>
+        <w:t xml:space="preserve"> </w:t>
+      </w:r>
+      <w:r>
+        <w:rPr>
+          <w:i/>
+          <w:iCs/>
+        </w:rPr>
+        <w:t xml:space="preserve">separate</w:t>
+      </w:r>
+      <w:r>
+        <w:t xml:space="preserve"> </w:t>
+      </w:r>
+      <w:r>
+        <w:t xml:space="preserve">into</w:t>
+      </w:r>
+      <w:r>
+        <w:t xml:space="preserve"> </w:t>
+      </w:r>
+      <w:r>
+        <w:rPr>
+          <w:i/>
+          <w:iCs/>
+        </w:rPr>
+        <w:t xml:space="preserve">spine_only</w:t>
+      </w:r>
+      <w:r>
+        <w:t xml:space="preserve">, so a user wanting the four types should read</w:t>
+      </w:r>
+      <w:r>
+        <w:t xml:space="preserve"> </w:t>
+      </w:r>
+      <w:r>
+        <w:rPr>
+          <w:rStyle w:val="VerbatimChar"/>
+        </w:rPr>
+        <w:t xml:space="preserve">match_type</w:t>
       </w:r>
       <w:r>
         <w:t xml:space="preserve">. The split is the crosswalk’s</w:t>

--- a/paper/mpda/CTSpinoPelvic1K_review.docx
+++ b/paper/mpda/CTSpinoPelvic1K_review.docx
@@ -41,79 +41,40 @@
         <w:t xml:space="preserve"> </w:t>
       </w:r>
       <w:r>
-        <w:t xml:space="preserve">Lumbar levels cannot be numbered reliably when a lumbosacral</w:t>
-      </w:r>
-      <w:r>
-        <w:t xml:space="preserve"> </w:t>
-      </w:r>
-      <w:r>
-        <w:t xml:space="preserve">transitional vertebra (LSTV) is present. Sacralization and lumbarization are different</w:t>
-      </w:r>
-      <w:r>
-        <w:t xml:space="preserve"> </w:t>
-      </w:r>
-      <w:r>
-        <w:t xml:space="preserve">developmental events and leave different traces, but those traces are not decisive in every</w:t>
-      </w:r>
-      <w:r>
-        <w:t xml:space="preserve"> </w:t>
-      </w:r>
-      <w:r>
-        <w:t xml:space="preserve">case, and the count that would arbitrate is taken downward from C2 — the one landmark</w:t>
-      </w:r>
-      <w:r>
-        <w:t xml:space="preserve"> </w:t>
-      </w:r>
-      <w:r>
-        <w:t xml:space="preserve">present in every spine and never duplicated </w:t>
-      </w:r>
-      <w:r>
-        <w:t xml:space="preserve">. A field of view that</w:t>
-      </w:r>
-      <w:r>
-        <w:t xml:space="preserve"> </w:t>
-      </w:r>
-      <w:r>
-        <w:t xml:space="preserve">begins in the thorax contains no such landmark, so the name rests on morphology alone</w:t>
-      </w:r>
-      <w:r>
-        <w:t xml:space="preserve"> </w:t>
-      </w:r>
-      <w:r>
-        <w:t xml:space="preserve">exactly where morphology is least certain. Public collections either omit the pelvis</w:t>
-      </w:r>
-      <w:r>
-        <w:t xml:space="preserve"> </w:t>
-      </w:r>
-      <w:r>
-        <w:t xml:space="preserve">(CTSpine1K </w:t>
-      </w:r>
-      <w:r>
-        <w:t xml:space="preserve">, VerSe </w:t>
-      </w:r>
-      <w:r>
-        <w:t xml:space="preserve">) or omit the classes a transitional</w:t>
-      </w:r>
-      <w:r>
-        <w:t xml:space="preserve"> </w:t>
-      </w:r>
-      <w:r>
-        <w:t xml:space="preserve">vertebra requires: TotalSegmentator </w:t>
-      </w:r>
-      <w:r>
-        <w:t xml:space="preserve">, the largest whole-body</w:t>
-      </w:r>
-      <w:r>
-        <w:t xml:space="preserve"> </w:t>
-      </w:r>
-      <w:r>
-        <w:t xml:space="preserve">collection, provides no sixth lumbar vertebra and no class for a rib arising from a lumbar</w:t>
-      </w:r>
-      <w:r>
-        <w:t xml:space="preserve"> </w:t>
-      </w:r>
-      <w:r>
-        <w:t xml:space="preserve">level, and VerSe excludes vertebrae fused to the sacrum by design </w:t>
+        <w:t xml:space="preserve">Lumbar levels cannot be numbered reliably when a lumbosacral transitional</w:t>
+      </w:r>
+      <w:r>
+        <w:t xml:space="preserve"> </w:t>
+      </w:r>
+      <w:r>
+        <w:t xml:space="preserve">vertebra (LSTV) is present. Levels are conventionally established by counting downward from</w:t>
+      </w:r>
+      <w:r>
+        <w:t xml:space="preserve"> </w:t>
+      </w:r>
+      <w:r>
+        <w:t xml:space="preserve">C2, the only vertebra never duplicated, and an abdominal field of view contains none, so</w:t>
+      </w:r>
+      <w:r>
+        <w:t xml:space="preserve"> </w:t>
+      </w:r>
+      <w:r>
+        <w:t xml:space="preserve">the count cannot be performed. Morphology alone remains, and sacralization and lumbarization</w:t>
+      </w:r>
+      <w:r>
+        <w:t xml:space="preserve"> </w:t>
+      </w:r>
+      <w:r>
+        <w:t xml:space="preserve">leave traces that are not always decisive </w:t>
+      </w:r>
+      <w:r>
+        <w:t xml:space="preserve">. Existing collections omit either the pelvis </w:t>
+      </w:r>
+      <w:r>
+        <w:t xml:space="preserve"> </w:t>
+      </w:r>
+      <w:r>
+        <w:t xml:space="preserve">or the classes a transitional vertebra requires </w:t>
       </w:r>
       <w:r>
         <w:t xml:space="preserve">.</w:t>
@@ -122,7 +83,7 @@
         <w:t xml:space="preserve"> </w:t>
       </w:r>
       <w:r>
-        <w:t xml:space="preserve">CTSpinoPelvic1K provides 802 CT records carrying radiologist-sourced spine</w:t>
+        <w:t xml:space="preserve">CTSpinoPelvic1K provides 802 CT records with radiologist-sourced spine</w:t>
       </w:r>
       <w:r>
         <w:t xml:space="preserve"> </w:t>
@@ -138,55 +99,37 @@
         <w:t xml:space="preserve"> </w:t>
       </w:r>
       <w:r>
-        <w:t xml:space="preserve">pelvic annotation on one coordinate frame, with per-level ribs and femora. Four classes</w:t>
-      </w:r>
-      <w:r>
-        <w:t xml:space="preserve"> </w:t>
-      </w:r>
-      <w:r>
-        <w:t xml:space="preserve">exist so that a variant need not be forced into an ordinary level: a sixth lumbar vertebra,</w:t>
-      </w:r>
-      <w:r>
-        <w:t xml:space="preserve"> </w:t>
-      </w:r>
-      <w:r>
-        <w:t xml:space="preserve">a thirteenth thoracic vertebra, the first sacral segment held separate from the sacrum, and</w:t>
-      </w:r>
-      <w:r>
-        <w:t xml:space="preserve"> </w:t>
-      </w:r>
-      <w:r>
-        <w:t xml:space="preserve">left and right lumbar ribs. The primary use is the lumbosacral interface — sacral</w:t>
-      </w:r>
-      <w:r>
-        <w:t xml:space="preserve"> </w:t>
-      </w:r>
-      <w:r>
-        <w:t xml:space="preserve">morphology measured against the lumbar spine, for pelvic fixation and lumbar surgical</w:t>
-      </w:r>
-      <w:r>
-        <w:t xml:space="preserve"> </w:t>
-      </w:r>
-      <w:r>
-        <w:t xml:space="preserve">planning — and the transitional labeling is what makes that interface trustworthy, since</w:t>
-      </w:r>
-      <w:r>
-        <w:t xml:space="preserve"> </w:t>
-      </w:r>
-      <w:r>
-        <w:t xml:space="preserve">a trajectory cannot be planned across a junction whose segments cannot be named. Because</w:t>
-      </w:r>
-      <w:r>
-        <w:t xml:space="preserve"> </w:t>
-      </w:r>
-      <w:r>
-        <w:t xml:space="preserve">every record follows one screening protocol, between-scan variation reflects anatomy rather</w:t>
-      </w:r>
-      <w:r>
-        <w:t xml:space="preserve"> </w:t>
-      </w:r>
-      <w:r>
-        <w:t xml:space="preserve">than acquisition, which suits the collection to learning morphology directly.</w:t>
+        <w:t xml:space="preserve">pelvic</w:t>
+      </w:r>
+      <w:r>
+        <w:t xml:space="preserve"> </w:t>
+      </w:r>
+      <w:r>
+        <w:t xml:space="preserve">annotation on one coordinate frame, with per-level ribs and femora, and fixes each level</w:t>
+      </w:r>
+      <w:r>
+        <w:t xml:space="preserve"> </w:t>
+      </w:r>
+      <w:r>
+        <w:t xml:space="preserve">against two landmarks inside the field of view: the lowest rib-bearing vertebra above and</w:t>
+      </w:r>
+      <w:r>
+        <w:t xml:space="preserve"> </w:t>
+      </w:r>
+      <w:r>
+        <w:t xml:space="preserve">the first sacral segment below. Four classes let a variant be recorded as itself: a sixth</w:t>
+      </w:r>
+      <w:r>
+        <w:t xml:space="preserve"> </w:t>
+      </w:r>
+      <w:r>
+        <w:t xml:space="preserve">lumbar vertebra, a thirteenth thoracic vertebra, a separate first sacral segment, and lumbar</w:t>
+      </w:r>
+      <w:r>
+        <w:t xml:space="preserve"> </w:t>
+      </w:r>
+      <w:r>
+        <w:t xml:space="preserve">ribs. Intended for lumbosacral surgical planning and level-numbering research.</w:t>
       </w:r>
     </w:p>
     <w:p>
@@ -204,55 +147,55 @@
         <w:t xml:space="preserve"> </w:t>
       </w:r>
       <w:r>
-        <w:t xml:space="preserve">Records were built by patient-level</w:t>
-      </w:r>
-      <w:r>
-        <w:t xml:space="preserve"> </w:t>
-      </w:r>
-      <w:r>
-        <w:t xml:space="preserve">crosswalk of three public collections — TCIA CT COLONOGRAPHY imaging, CTSpine1K </w:t>
-      </w:r>
-      <w:r>
-        <w:t xml:space="preserve"> </w:t>
-      </w:r>
-      <w:r>
-        <w:t xml:space="preserve">vertebral labels, and CTPelvic1K </w:t>
-      </w:r>
-      <w:r>
-        <w:t xml:space="preserve"> </w:t>
-      </w:r>
-      <w:r>
-        <w:t xml:space="preserve">pelvic labels — with labels placed on the acquisition</w:t>
-      </w:r>
-      <w:r>
-        <w:t xml:space="preserve"> </w:t>
-      </w:r>
-      <w:r>
-        <w:t xml:space="preserve">carrying the highest bone coverage and unified under a VerSe-native scheme. Validation is</w:t>
-      </w:r>
-      <w:r>
-        <w:t xml:space="preserve"> </w:t>
-      </w:r>
-      <w:r>
-        <w:t xml:space="preserve">threefold: per-case geometric invariants (802/802 pass); rib–vertebra incidence across</w:t>
-      </w:r>
-      <w:r>
-        <w:t xml:space="preserve"> </w:t>
-      </w:r>
-      <w:r>
-        <w:t xml:space="preserve">5</w:t>
+        <w:t xml:space="preserve">Records were built by patient-level crosswalk of</w:t>
+      </w:r>
+      <w:r>
+        <w:t xml:space="preserve"> </w:t>
+      </w:r>
+      <w:r>
+        <w:t xml:space="preserve">TCIA CT COLONOGRAPHY imaging with CTSpine1K </w:t>
+      </w:r>
+      <w:r>
+        <w:t xml:space="preserve"> </w:t>
+      </w:r>
+      <w:r>
+        <w:t xml:space="preserve">vertebral and</w:t>
+      </w:r>
+      <w:r>
+        <w:t xml:space="preserve"> </w:t>
+      </w:r>
+      <w:r>
+        <w:t xml:space="preserve">CTPelvic1K </w:t>
+      </w:r>
+      <w:r>
+        <w:t xml:space="preserve"> </w:t>
+      </w:r>
+      <w:r>
+        <w:t xml:space="preserve">pelvic labels, each placed on the acquisition with the highest</w:t>
+      </w:r>
+      <w:r>
+        <w:t xml:space="preserve"> </w:t>
+      </w:r>
+      <w:r>
+        <w:t xml:space="preserve">bone coverage and unified under a VerSe-native scheme. Validation: per-case geometric</w:t>
+      </w:r>
+      <w:r>
+        <w:t xml:space="preserve"> </w:t>
+      </w:r>
+      <w:r>
+        <w:t xml:space="preserve">invariants (802/802 pass); rib–vertebra incidence across 5</w:t>
       </w:r>
       <w:r>
         <w:t xml:space="preserve">,</w:t>
       </w:r>
       <w:r>
-        <w:t xml:space="preserve">749 evaluable ribs (2 residual offsets, 0.035%); and agreement of derived spinopelvic</w:t>
-      </w:r>
-      <w:r>
-        <w:t xml:space="preserve"> </w:t>
-      </w:r>
-      <w:r>
-        <w:t xml:space="preserve">measures with published reference values.</w:t>
+        <w:t xml:space="preserve">749 evaluable ribs (2 offsets,</w:t>
+      </w:r>
+      <w:r>
+        <w:t xml:space="preserve"> </w:t>
+      </w:r>
+      <w:r>
+        <w:t xml:space="preserve">0.035%); and agreement of derived spinopelvic measures with published values.</w:t>
       </w:r>
     </w:p>
     <w:p>
@@ -270,19 +213,7 @@
         <w:t xml:space="preserve"> </w:t>
       </w:r>
       <w:r>
-        <w:t xml:space="preserve">Gzipped NIfTI image/label pairs sharing an</w:t>
-      </w:r>
-      <w:r>
-        <w:t xml:space="preserve"> </w:t>
-      </w:r>
-      <w:r>
-        <w:t xml:space="preserve">identical affine, canonicalized to PIR, with frozen patient-grouped LSTV-stratified</w:t>
-      </w:r>
-      <w:r>
-        <w:t xml:space="preserve"> </w:t>
-      </w:r>
-      <w:r>
-        <w:t xml:space="preserve">five-fold cross-validation splits and a reference loader. Archived at .</w:t>
+        <w:t xml:space="preserve">Gzipped NIfTI image/label pairs sharing one affine, canonicalized to PIR, with frozen patient-grouped LSTV-stratified five-fold splits and a reference loader. Archived at .</w:t>
       </w:r>
     </w:p>
     <w:p>
@@ -300,13 +231,7 @@
         <w:t xml:space="preserve"> </w:t>
       </w:r>
       <w:r>
-        <w:t xml:space="preserve">Segmentation and level-numbering benchmarks, anatomical</w:t>
-      </w:r>
-      <w:r>
-        <w:t xml:space="preserve"> </w:t>
-      </w:r>
-      <w:r>
-        <w:t xml:space="preserve">variant studies, surgical planning, and opportunistic screening research.</w:t>
+        <w:t xml:space="preserve">Segmentation and level-numbering benchmarks, variant studies, surgical planning, and opportunistic screening.</w:t>
       </w:r>
       <w:r>
         <w:t xml:space="preserve"> </w:t>
@@ -328,25 +253,13 @@
         <w:t xml:space="preserve"> </w:t>
       </w:r>
       <w:r>
-        <w:t xml:space="preserve">supine; the soft-tissue identifiers are declared but unpopulated; the splits are</w:t>
-      </w:r>
-      <w:r>
-        <w:t xml:space="preserve"> </w:t>
-      </w:r>
-      <w:r>
-        <w:t xml:space="preserve">cross-validation folds and include no held-out test set; the rib layer is a reviewed</w:t>
-      </w:r>
-      <w:r>
-        <w:t xml:space="preserve"> </w:t>
-      </w:r>
-      <w:r>
-        <w:t xml:space="preserve">pseudolabel whose review was triaged by an automated rule rather than exhaustive; and the</w:t>
-      </w:r>
-      <w:r>
-        <w:t xml:space="preserve"> </w:t>
-      </w:r>
-      <w:r>
-        <w:t xml:space="preserve">Castellvi grades were assigned by a radiology resident physician.</w:t>
+        <w:t xml:space="preserve">supine; the splits include no held-out test set; the rib layer is a pseudolabel whose review was triaged, not exhaustive; and the Castellvi grades were assigned by a radiology</w:t>
+      </w:r>
+      <w:r>
+        <w:t xml:space="preserve"> </w:t>
+      </w:r>
+      <w:r>
+        <w:t xml:space="preserve">resident physician.</w:t>
       </w:r>
     </w:p>
     <w:p>

--- a/paper/mpda/CTSpinoPelvic1K_review.docx
+++ b/paper/mpda/CTSpinoPelvic1K_review.docx
@@ -53,37 +53,46 @@
         <w:t xml:space="preserve"> </w:t>
       </w:r>
       <w:r>
-        <w:t xml:space="preserve">C2, the only vertebra never duplicated, and an abdominal field of view contains none, so</w:t>
-      </w:r>
-      <w:r>
-        <w:t xml:space="preserve"> </w:t>
-      </w:r>
-      <w:r>
-        <w:t xml:space="preserve">the count cannot be performed. Morphology alone remains, and sacralization and lumbarization</w:t>
-      </w:r>
-      <w:r>
-        <w:t xml:space="preserve"> </w:t>
-      </w:r>
-      <w:r>
-        <w:t xml:space="preserve">leave traces that are not always decisive </w:t>
-      </w:r>
-      <w:r>
-        <w:t xml:space="preserve">. Existing collections omit either the pelvis </w:t>
-      </w:r>
-      <w:r>
-        <w:t xml:space="preserve"> </w:t>
-      </w:r>
-      <w:r>
-        <w:t xml:space="preserve">or the classes a transitional vertebra requires </w:t>
-      </w:r>
-      <w:r>
-        <w:t xml:space="preserve">.</w:t>
-      </w:r>
-      <w:r>
-        <w:t xml:space="preserve"> </w:t>
-      </w:r>
-      <w:r>
-        <w:t xml:space="preserve">CTSpinoPelvic1K provides 802 CT records with radiologist-sourced spine</w:t>
+        <w:t xml:space="preserve">C2, the only vertebra never duplicated, and an abdominal field of view contains none,</w:t>
+      </w:r>
+      <w:r>
+        <w:t xml:space="preserve"> </w:t>
+      </w:r>
+      <w:r>
+        <w:t xml:space="preserve">leaving a specific ambiguity: four rib-free lumbar</w:t>
+      </w:r>
+      <w:r>
+        <w:t xml:space="preserve"> </w:t>
+      </w:r>
+      <w:r>
+        <w:t xml:space="preserve">vertebrae may mean an L1 bearing a lumbar rib or an L5 assimilated to the sacrum, and six</w:t>
+      </w:r>
+      <w:r>
+        <w:t xml:space="preserve"> </w:t>
+      </w:r>
+      <w:r>
+        <w:t xml:space="preserve">may mean a true sixth lumbar vertebra or a T12 whose ribs are</w:t>
+      </w:r>
+      <w:r>
+        <w:t xml:space="preserve"> </w:t>
+      </w:r>
+      <w:r>
+        <w:t xml:space="preserve">aplastic </w:t>
+      </w:r>
+      <w:r>
+        <w:t xml:space="preserve">. CTSpinoPelvic1K is built to test whether local morphology</w:t>
+      </w:r>
+      <w:r>
+        <w:t xml:space="preserve"> </w:t>
+      </w:r>
+      <w:r>
+        <w:t xml:space="preserve">can resolve these alternatives without the count. It provides 802 CT records with</w:t>
+      </w:r>
+      <w:r>
+        <w:t xml:space="preserve"> </w:t>
+      </w:r>
+      <w:r>
+        <w:t xml:space="preserve">radiologist-sourced spine</w:t>
       </w:r>
       <w:r>
         <w:t xml:space="preserve"> </w:t>
@@ -99,37 +108,31 @@
         <w:t xml:space="preserve"> </w:t>
       </w:r>
       <w:r>
-        <w:t xml:space="preserve">pelvic</w:t>
-      </w:r>
-      <w:r>
-        <w:t xml:space="preserve"> </w:t>
-      </w:r>
-      <w:r>
-        <w:t xml:space="preserve">annotation on one coordinate frame, with per-level ribs and femora, and fixes each level</w:t>
-      </w:r>
-      <w:r>
-        <w:t xml:space="preserve"> </w:t>
-      </w:r>
-      <w:r>
-        <w:t xml:space="preserve">against two landmarks inside the field of view: the lowest rib-bearing vertebra above and</w:t>
-      </w:r>
-      <w:r>
-        <w:t xml:space="preserve"> </w:t>
-      </w:r>
-      <w:r>
-        <w:t xml:space="preserve">the first sacral segment below. Four classes let a variant be recorded as itself: a sixth</w:t>
-      </w:r>
-      <w:r>
-        <w:t xml:space="preserve"> </w:t>
-      </w:r>
-      <w:r>
-        <w:t xml:space="preserve">lumbar vertebra, a thirteenth thoracic vertebra, a separate first sacral segment, and lumbar</w:t>
-      </w:r>
-      <w:r>
-        <w:t xml:space="preserve"> </w:t>
-      </w:r>
-      <w:r>
-        <w:t xml:space="preserve">ribs. Intended for lumbosacral surgical planning and level-numbering research.</w:t>
+        <w:t xml:space="preserve">pelvic annotation on one coordinate frame, plus</w:t>
+      </w:r>
+      <w:r>
+        <w:t xml:space="preserve"> </w:t>
+      </w:r>
+      <w:r>
+        <w:t xml:space="preserve">per-level ribs and femora, anchored on the lowest rib-bearing vertebra above and the first</w:t>
+      </w:r>
+      <w:r>
+        <w:t xml:space="preserve"> </w:t>
+      </w:r>
+      <w:r>
+        <w:t xml:space="preserve">sacral segment below. Classes exist for a sixth lumbar vertebra, a thirteenth thoracic</w:t>
+      </w:r>
+      <w:r>
+        <w:t xml:space="preserve"> </w:t>
+      </w:r>
+      <w:r>
+        <w:t xml:space="preserve">vertebra, a separate first sacral segment, and lumbar ribs, so a variant is recorded as</w:t>
+      </w:r>
+      <w:r>
+        <w:t xml:space="preserve"> </w:t>
+      </w:r>
+      <w:r>
+        <w:t xml:space="preserve">itself. Intended for lumbosacral surgical planning and level-numbering research.</w:t>
       </w:r>
     </w:p>
     <w:p>
@@ -147,43 +150,31 @@
         <w:t xml:space="preserve"> </w:t>
       </w:r>
       <w:r>
-        <w:t xml:space="preserve">Records were built by patient-level crosswalk of</w:t>
-      </w:r>
-      <w:r>
-        <w:t xml:space="preserve"> </w:t>
-      </w:r>
-      <w:r>
-        <w:t xml:space="preserve">TCIA CT COLONOGRAPHY imaging with CTSpine1K </w:t>
-      </w:r>
-      <w:r>
-        <w:t xml:space="preserve"> </w:t>
-      </w:r>
-      <w:r>
-        <w:t xml:space="preserve">vertebral and</w:t>
-      </w:r>
-      <w:r>
-        <w:t xml:space="preserve"> </w:t>
-      </w:r>
-      <w:r>
-        <w:t xml:space="preserve">CTPelvic1K </w:t>
-      </w:r>
-      <w:r>
-        <w:t xml:space="preserve"> </w:t>
-      </w:r>
-      <w:r>
-        <w:t xml:space="preserve">pelvic labels, each placed on the acquisition with the highest</w:t>
-      </w:r>
-      <w:r>
-        <w:t xml:space="preserve"> </w:t>
-      </w:r>
-      <w:r>
-        <w:t xml:space="preserve">bone coverage and unified under a VerSe-native scheme. Validation: per-case geometric</w:t>
-      </w:r>
-      <w:r>
-        <w:t xml:space="preserve"> </w:t>
-      </w:r>
-      <w:r>
-        <w:t xml:space="preserve">invariants (802/802 pass); rib–vertebra incidence across 5</w:t>
+        <w:t xml:space="preserve">Records pair TCIA CT COLONOGRAPHY imaging with</w:t>
+      </w:r>
+      <w:r>
+        <w:t xml:space="preserve"> </w:t>
+      </w:r>
+      <w:r>
+        <w:t xml:space="preserve">CTSpine1K </w:t>
+      </w:r>
+      <w:r>
+        <w:t xml:space="preserve"> </w:t>
+      </w:r>
+      <w:r>
+        <w:t xml:space="preserve">vertebral and CTPelvic1K </w:t>
+      </w:r>
+      <w:r>
+        <w:t xml:space="preserve"> </w:t>
+      </w:r>
+      <w:r>
+        <w:t xml:space="preserve">pelvic labels, each</w:t>
+      </w:r>
+      <w:r>
+        <w:t xml:space="preserve"> </w:t>
+      </w:r>
+      <w:r>
+        <w:t xml:space="preserve">placed on the acquisition with highest bone coverage, unified under a VerSe-native scheme. Validation: geometric invariants (802/802 pass); rib–vertebra incidence across 5</w:t>
       </w:r>
       <w:r>
         <w:t xml:space="preserve">,</w:t>
@@ -231,7 +222,7 @@
         <w:t xml:space="preserve"> </w:t>
       </w:r>
       <w:r>
-        <w:t xml:space="preserve">Segmentation and level-numbering benchmarks, variant studies, surgical planning, and opportunistic screening.</w:t>
+        <w:t xml:space="preserve">Segmentation and level-numbering benchmarks, variant studies, surgical planning, opportunistic screening.</w:t>
       </w:r>
       <w:r>
         <w:t xml:space="preserve"> </w:t>
@@ -253,7 +244,7 @@
         <w:t xml:space="preserve"> </w:t>
       </w:r>
       <w:r>
-        <w:t xml:space="preserve">supine; the splits include no held-out test set; the rib layer is a pseudolabel whose review was triaged, not exhaustive; and the Castellvi grades were assigned by a radiology</w:t>
+        <w:t xml:space="preserve">supine; splits include no held-out test set; the rib layer is a pseudolabel whose review was triaged, not exhaustive; and the Castellvi grades were assigned by a radiology</w:t>
       </w:r>
       <w:r>
         <w:t xml:space="preserve"> </w:t>

--- a/paper/mpda/CTSpinoPelvic1K_review.docx
+++ b/paper/mpda/CTSpinoPelvic1K_review.docx
@@ -53,13 +53,16 @@
         <w:t xml:space="preserve"> </w:t>
       </w:r>
       <w:r>
-        <w:t xml:space="preserve">C2, the only vertebra never duplicated, and an abdominal field of view contains none,</w:t>
-      </w:r>
-      <w:r>
-        <w:t xml:space="preserve"> </w:t>
-      </w:r>
-      <w:r>
-        <w:t xml:space="preserve">leaving a specific ambiguity: four rib-free lumbar</w:t>
+        <w:t xml:space="preserve">C2, the reference standard for vertebral numeration </w:t>
+      </w:r>
+      <w:r>
+        <w:t xml:space="preserve">. An abdominal field of</w:t>
+      </w:r>
+      <w:r>
+        <w:t xml:space="preserve"> </w:t>
+      </w:r>
+      <w:r>
+        <w:t xml:space="preserve">view lacks that landmark, leaving a specific ambiguity: four rib-free lumbar</w:t>
       </w:r>
       <w:r>
         <w:t xml:space="preserve"> </w:t>
@@ -6370,19 +6373,19 @@
         <w:pStyle w:val="BodyText"/>
       </w:pPr>
       <w:r>
-        <w:t xml:space="preserve">G. P. Konin and D. M. Walz,</w:t>
-      </w:r>
-      <w:r>
-        <w:t xml:space="preserve"> </w:t>
-      </w:r>
-      <w:r>
-        <w:t xml:space="preserve">Lumbosacral transitional vertebrae: classification, imaging findings, and clinical relevance,</w:t>
-      </w:r>
-      <w:r>
-        <w:t xml:space="preserve"> </w:t>
-      </w:r>
-      <w:r>
-        <w:t xml:space="preserve">AJNR Am. J. Neuroradiol.</w:t>
+        <w:t xml:space="preserve">J. Lian, N. Levine, and W. Cho,</w:t>
+      </w:r>
+      <w:r>
+        <w:t xml:space="preserve"> </w:t>
+      </w:r>
+      <w:r>
+        <w:t xml:space="preserve">A review of lumbosacral transitional vertebrae and associated vertebral numeration,</w:t>
+      </w:r>
+      <w:r>
+        <w:t xml:space="preserve"> </w:t>
+      </w:r>
+      <w:r>
+        <w:t xml:space="preserve">Eur. Spine J.</w:t>
       </w:r>
       <w:r>
         <w:t xml:space="preserve"> </w:t>
@@ -6392,16 +6395,16 @@
           <w:b/>
           <w:bCs/>
         </w:rPr>
-        <w:t xml:space="preserve">31</w:t>
-      </w:r>
-      <w:r>
-        <w:t xml:space="preserve">, 1778–1786 (2010),</w:t>
-      </w:r>
-      <w:r>
-        <w:t xml:space="preserve"> </w:t>
-      </w:r>
-      <w:r>
-        <w:t xml:space="preserve">doi:10.3174/ajnr.A2036.</w:t>
+        <w:t xml:space="preserve">27</w:t>
+      </w:r>
+      <w:r>
+        <w:t xml:space="preserve">, 995–1004 (2018),</w:t>
+      </w:r>
+      <w:r>
+        <w:t xml:space="preserve"> </w:t>
+      </w:r>
+      <w:r>
+        <w:t xml:space="preserve">doi:10.1007/s00586-018-5554-8.</w:t>
       </w:r>
     </w:p>
     <w:p>
@@ -6409,19 +6412,19 @@
         <w:pStyle w:val="BodyText"/>
       </w:pPr>
       <w:r>
-        <w:t xml:space="preserve">Y. Deng et al.,</w:t>
-      </w:r>
-      <w:r>
-        <w:t xml:space="preserve"> </w:t>
-      </w:r>
-      <w:r>
-        <w:t xml:space="preserve">: a large-scale dataset for spinal vertebrae segmentation in computed tomography,</w:t>
-      </w:r>
-      <w:r>
-        <w:t xml:space="preserve"> </w:t>
-      </w:r>
-      <w:r>
-        <w:t xml:space="preserve">Mach. Learn. Biomed. Imaging</w:t>
+        <w:t xml:space="preserve">G. P. Konin and D. M. Walz,</w:t>
+      </w:r>
+      <w:r>
+        <w:t xml:space="preserve"> </w:t>
+      </w:r>
+      <w:r>
+        <w:t xml:space="preserve">Lumbosacral transitional vertebrae: classification, imaging findings, and clinical relevance,</w:t>
+      </w:r>
+      <w:r>
+        <w:t xml:space="preserve"> </w:t>
+      </w:r>
+      <w:r>
+        <w:t xml:space="preserve">AJNR Am. J. Neuroradiol.</w:t>
       </w:r>
       <w:r>
         <w:t xml:space="preserve"> </w:t>
@@ -6431,16 +6434,16 @@
           <w:b/>
           <w:bCs/>
         </w:rPr>
-        <w:t xml:space="preserve">3</w:t>
-      </w:r>
-      <w:r>
-        <w:t xml:space="preserve">, 824–832 (2025),</w:t>
-      </w:r>
-      <w:r>
-        <w:t xml:space="preserve"> </w:t>
-      </w:r>
-      <w:r>
-        <w:t xml:space="preserve">doi:10.59275/j.melba.2025-gf84.</w:t>
+        <w:t xml:space="preserve">31</w:t>
+      </w:r>
+      <w:r>
+        <w:t xml:space="preserve">, 1778–1786 (2010),</w:t>
+      </w:r>
+      <w:r>
+        <w:t xml:space="preserve"> </w:t>
+      </w:r>
+      <w:r>
+        <w:t xml:space="preserve">doi:10.3174/ajnr.A2036.</w:t>
       </w:r>
     </w:p>
     <w:p>
@@ -6448,31 +6451,19 @@
         <w:pStyle w:val="BodyText"/>
       </w:pPr>
       <w:r>
-        <w:t xml:space="preserve">A. Sekuboyina et al.,</w:t>
-      </w:r>
-      <w:r>
-        <w:t xml:space="preserve"> </w:t>
-      </w:r>
-      <w:r>
-        <w:t xml:space="preserve">: a vertebrae labelling and segmentation benchmark for multi-detector</w:t>
-      </w:r>
-      <w:r>
-        <w:t xml:space="preserve"> </w:t>
-      </w:r>
-      <w:r>
-        <w:t xml:space="preserve">CT</w:t>
-      </w:r>
-      <w:r>
-        <w:t xml:space="preserve"> </w:t>
-      </w:r>
-      <w:r>
-        <w:t xml:space="preserve">images,</w:t>
-      </w:r>
-      <w:r>
-        <w:t xml:space="preserve"> </w:t>
-      </w:r>
-      <w:r>
-        <w:t xml:space="preserve">Med. Image Anal.</w:t>
+        <w:t xml:space="preserve">Y. Deng et al.,</w:t>
+      </w:r>
+      <w:r>
+        <w:t xml:space="preserve"> </w:t>
+      </w:r>
+      <w:r>
+        <w:t xml:space="preserve">: a large-scale dataset for spinal vertebrae segmentation in computed tomography,</w:t>
+      </w:r>
+      <w:r>
+        <w:t xml:space="preserve"> </w:t>
+      </w:r>
+      <w:r>
+        <w:t xml:space="preserve">Mach. Learn. Biomed. Imaging</w:t>
       </w:r>
       <w:r>
         <w:t xml:space="preserve"> </w:t>
@@ -6482,16 +6473,16 @@
           <w:b/>
           <w:bCs/>
         </w:rPr>
-        <w:t xml:space="preserve">73</w:t>
-      </w:r>
-      <w:r>
-        <w:t xml:space="preserve">, 102166 (2021),</w:t>
-      </w:r>
-      <w:r>
-        <w:t xml:space="preserve"> </w:t>
-      </w:r>
-      <w:r>
-        <w:t xml:space="preserve">doi:10.1016/j.media.2021.102166.</w:t>
+        <w:t xml:space="preserve">3</w:t>
+      </w:r>
+      <w:r>
+        <w:t xml:space="preserve">, 824–832 (2025),</w:t>
+      </w:r>
+      <w:r>
+        <w:t xml:space="preserve"> </w:t>
+      </w:r>
+      <w:r>
+        <w:t xml:space="preserve">doi:10.59275/j.melba.2025-gf84.</w:t>
       </w:r>
     </w:p>
     <w:p>
@@ -6499,13 +6490,13 @@
         <w:pStyle w:val="BodyText"/>
       </w:pPr>
       <w:r>
-        <w:t xml:space="preserve">J. Wasserthal et al.,</w:t>
-      </w:r>
-      <w:r>
-        <w:t xml:space="preserve"> </w:t>
-      </w:r>
-      <w:r>
-        <w:t xml:space="preserve">: robust segmentation of 104 anatomic structures in</w:t>
+        <w:t xml:space="preserve">P. Liu et al.,</w:t>
+      </w:r>
+      <w:r>
+        <w:t xml:space="preserve"> </w:t>
+      </w:r>
+      <w:r>
+        <w:t xml:space="preserve">Deep learning to segment pelvic bones: large-scale</w:t>
       </w:r>
       <w:r>
         <w:t xml:space="preserve"> </w:t>
@@ -6517,13 +6508,13 @@
         <w:t xml:space="preserve"> </w:t>
       </w:r>
       <w:r>
-        <w:t xml:space="preserve">images,</w:t>
-      </w:r>
-      <w:r>
-        <w:t xml:space="preserve"> </w:t>
-      </w:r>
-      <w:r>
-        <w:t xml:space="preserve">Radiol. Artif. Intell.</w:t>
+        <w:t xml:space="preserve">datasets and baseline models,</w:t>
+      </w:r>
+      <w:r>
+        <w:t xml:space="preserve"> </w:t>
+      </w:r>
+      <w:r>
+        <w:t xml:space="preserve">Int. J. Comput. Assist. Radiol. Surg.</w:t>
       </w:r>
       <w:r>
         <w:t xml:space="preserve"> </w:t>
@@ -6533,16 +6524,16 @@
           <w:b/>
           <w:bCs/>
         </w:rPr>
-        <w:t xml:space="preserve">5</w:t>
-      </w:r>
-      <w:r>
-        <w:t xml:space="preserve">, e230024 (2023),</w:t>
-      </w:r>
-      <w:r>
-        <w:t xml:space="preserve"> </w:t>
-      </w:r>
-      <w:r>
-        <w:t xml:space="preserve">doi:10.1148/ryai.230024.</w:t>
+        <w:t xml:space="preserve">16</w:t>
+      </w:r>
+      <w:r>
+        <w:t xml:space="preserve">, 749–756 (2021),</w:t>
+      </w:r>
+      <w:r>
+        <w:t xml:space="preserve"> </w:t>
+      </w:r>
+      <w:r>
+        <w:t xml:space="preserve">doi:10.1007/s11548-021-02363-8.</w:t>
       </w:r>
     </w:p>
     <w:p>
@@ -6550,19 +6541,31 @@
         <w:pStyle w:val="BodyText"/>
       </w:pPr>
       <w:r>
-        <w:t xml:space="preserve">H. Liebl et al.,</w:t>
-      </w:r>
-      <w:r>
-        <w:t xml:space="preserve"> </w:t>
-      </w:r>
-      <w:r>
-        <w:t xml:space="preserve">A computed tomography vertebral segmentation dataset with anatomical variations and multi-vendor scanner data,</w:t>
-      </w:r>
-      <w:r>
-        <w:t xml:space="preserve"> </w:t>
-      </w:r>
-      <w:r>
-        <w:t xml:space="preserve">Sci. Data</w:t>
+        <w:t xml:space="preserve">A. Sekuboyina et al.,</w:t>
+      </w:r>
+      <w:r>
+        <w:t xml:space="preserve"> </w:t>
+      </w:r>
+      <w:r>
+        <w:t xml:space="preserve">: a vertebrae labelling and segmentation benchmark for multi-detector</w:t>
+      </w:r>
+      <w:r>
+        <w:t xml:space="preserve"> </w:t>
+      </w:r>
+      <w:r>
+        <w:t xml:space="preserve">CT</w:t>
+      </w:r>
+      <w:r>
+        <w:t xml:space="preserve"> </w:t>
+      </w:r>
+      <w:r>
+        <w:t xml:space="preserve">images,</w:t>
+      </w:r>
+      <w:r>
+        <w:t xml:space="preserve"> </w:t>
+      </w:r>
+      <w:r>
+        <w:t xml:space="preserve">Med. Image Anal.</w:t>
       </w:r>
       <w:r>
         <w:t xml:space="preserve"> </w:t>
@@ -6572,16 +6575,16 @@
           <w:b/>
           <w:bCs/>
         </w:rPr>
-        <w:t xml:space="preserve">8</w:t>
-      </w:r>
-      <w:r>
-        <w:t xml:space="preserve">, 284 (2021),</w:t>
-      </w:r>
-      <w:r>
-        <w:t xml:space="preserve"> </w:t>
-      </w:r>
-      <w:r>
-        <w:t xml:space="preserve">doi:10.1038/s41597-021-01060-0.</w:t>
+        <w:t xml:space="preserve">73</w:t>
+      </w:r>
+      <w:r>
+        <w:t xml:space="preserve">, 102166 (2021),</w:t>
+      </w:r>
+      <w:r>
+        <w:t xml:space="preserve"> </w:t>
+      </w:r>
+      <w:r>
+        <w:t xml:space="preserve">doi:10.1016/j.media.2021.102166.</w:t>
       </w:r>
     </w:p>
     <w:p>
@@ -6589,31 +6592,19 @@
         <w:pStyle w:val="BodyText"/>
       </w:pPr>
       <w:r>
-        <w:t xml:space="preserve">P. Liu et al.,</w:t>
-      </w:r>
-      <w:r>
-        <w:t xml:space="preserve"> </w:t>
-      </w:r>
-      <w:r>
-        <w:t xml:space="preserve">Deep learning to segment pelvic bones: large-scale</w:t>
-      </w:r>
-      <w:r>
-        <w:t xml:space="preserve"> </w:t>
-      </w:r>
-      <w:r>
-        <w:t xml:space="preserve">CT</w:t>
-      </w:r>
-      <w:r>
-        <w:t xml:space="preserve"> </w:t>
-      </w:r>
-      <w:r>
-        <w:t xml:space="preserve">datasets and baseline models,</w:t>
-      </w:r>
-      <w:r>
-        <w:t xml:space="preserve"> </w:t>
-      </w:r>
-      <w:r>
-        <w:t xml:space="preserve">Int. J. Comput. Assist. Radiol. Surg.</w:t>
+        <w:t xml:space="preserve">H. Liebl et al.,</w:t>
+      </w:r>
+      <w:r>
+        <w:t xml:space="preserve"> </w:t>
+      </w:r>
+      <w:r>
+        <w:t xml:space="preserve">A computed tomography vertebral segmentation dataset with anatomical variations and multi-vendor scanner data,</w:t>
+      </w:r>
+      <w:r>
+        <w:t xml:space="preserve"> </w:t>
+      </w:r>
+      <w:r>
+        <w:t xml:space="preserve">Sci. Data</w:t>
       </w:r>
       <w:r>
         <w:t xml:space="preserve"> </w:t>
@@ -6623,16 +6614,16 @@
           <w:b/>
           <w:bCs/>
         </w:rPr>
-        <w:t xml:space="preserve">16</w:t>
-      </w:r>
-      <w:r>
-        <w:t xml:space="preserve">, 749–756 (2021),</w:t>
-      </w:r>
-      <w:r>
-        <w:t xml:space="preserve"> </w:t>
-      </w:r>
-      <w:r>
-        <w:t xml:space="preserve">doi:10.1007/s11548-021-02363-8.</w:t>
+        <w:t xml:space="preserve">8</w:t>
+      </w:r>
+      <w:r>
+        <w:t xml:space="preserve">, 284 (2021),</w:t>
+      </w:r>
+      <w:r>
+        <w:t xml:space="preserve"> </w:t>
+      </w:r>
+      <w:r>
+        <w:t xml:space="preserve">doi:10.1038/s41597-021-01060-0.</w:t>
       </w:r>
     </w:p>
     <w:p>
@@ -6802,6 +6793,57 @@
       </w:r>
       <w:r>
         <w:t xml:space="preserve">arXiv:2505.05004. doi:10.48550/arXiv.2505.05004.</w:t>
+      </w:r>
+    </w:p>
+    <w:p>
+      <w:pPr>
+        <w:pStyle w:val="BodyText"/>
+      </w:pPr>
+      <w:r>
+        <w:t xml:space="preserve">J. Wasserthal et al.,</w:t>
+      </w:r>
+      <w:r>
+        <w:t xml:space="preserve"> </w:t>
+      </w:r>
+      <w:r>
+        <w:t xml:space="preserve">: robust segmentation of 104 anatomic structures in</w:t>
+      </w:r>
+      <w:r>
+        <w:t xml:space="preserve"> </w:t>
+      </w:r>
+      <w:r>
+        <w:t xml:space="preserve">CT</w:t>
+      </w:r>
+      <w:r>
+        <w:t xml:space="preserve"> </w:t>
+      </w:r>
+      <w:r>
+        <w:t xml:space="preserve">images,</w:t>
+      </w:r>
+      <w:r>
+        <w:t xml:space="preserve"> </w:t>
+      </w:r>
+      <w:r>
+        <w:t xml:space="preserve">Radiol. Artif. Intell.</w:t>
+      </w:r>
+      <w:r>
+        <w:t xml:space="preserve"> </w:t>
+      </w:r>
+      <w:r>
+        <w:rPr>
+          <w:b/>
+          <w:bCs/>
+        </w:rPr>
+        <w:t xml:space="preserve">5</w:t>
+      </w:r>
+      <w:r>
+        <w:t xml:space="preserve">, e230024 (2023),</w:t>
+      </w:r>
+      <w:r>
+        <w:t xml:space="preserve"> </w:t>
+      </w:r>
+      <w:r>
+        <w:t xml:space="preserve">doi:10.1148/ryai.230024.</w:t>
       </w:r>
     </w:p>
     <w:p>

--- a/paper/mpda/CTSpinoPelvic1K_review.docx
+++ b/paper/mpda/CTSpinoPelvic1K_review.docx
@@ -89,7 +89,13 @@
         <w:t xml:space="preserve"> </w:t>
       </w:r>
       <w:r>
-        <w:t xml:space="preserve">can resolve these alternatives without the count. It provides 802 CT records with</w:t>
+        <w:t xml:space="preserve">can resolve them without the count. It provides 802 CT records anchoring each lumbar level on</w:t>
+      </w:r>
+      <w:r>
+        <w:t xml:space="preserve"> </w:t>
+      </w:r>
+      <w:r>
+        <w:t xml:space="preserve">the lowest rib-bearing vertebra above and the first sacral segment below, with</w:t>
       </w:r>
       <w:r>
         <w:t xml:space="preserve"> </w:t>
@@ -111,25 +117,19 @@
         <w:t xml:space="preserve"> </w:t>
       </w:r>
       <w:r>
-        <w:t xml:space="preserve">pelvic annotation on one coordinate frame, plus</w:t>
-      </w:r>
-      <w:r>
-        <w:t xml:space="preserve"> </w:t>
-      </w:r>
-      <w:r>
-        <w:t xml:space="preserve">per-level ribs and femora, anchored on the lowest rib-bearing vertebra above and the first</w:t>
-      </w:r>
-      <w:r>
-        <w:t xml:space="preserve"> </w:t>
-      </w:r>
-      <w:r>
-        <w:t xml:space="preserve">sacral segment below. Classes exist for a sixth lumbar vertebra, a thirteenth thoracic</w:t>
-      </w:r>
-      <w:r>
-        <w:t xml:space="preserve"> </w:t>
-      </w:r>
-      <w:r>
-        <w:t xml:space="preserve">vertebra, a separate first sacral segment, and lumbar ribs, so a variant is recorded as</w:t>
+        <w:t xml:space="preserve">pelvic annotation on one coordinate frame, per-level</w:t>
+      </w:r>
+      <w:r>
+        <w:t xml:space="preserve"> </w:t>
+      </w:r>
+      <w:r>
+        <w:t xml:space="preserve">ribs and femora. Classes for a sixth lumbar vertebra, a thirteenth thoracic</w:t>
+      </w:r>
+      <w:r>
+        <w:t xml:space="preserve"> </w:t>
+      </w:r>
+      <w:r>
+        <w:t xml:space="preserve">vertebra, a separate first sacral segment, and lumbar ribs let a variant be recorded as</w:t>
       </w:r>
       <w:r>
         <w:t xml:space="preserve"> </w:t>

--- a/paper/mpda/CTSpinoPelvic1K_review.docx
+++ b/paper/mpda/CTSpinoPelvic1K_review.docx
@@ -89,7 +89,7 @@
         <w:t xml:space="preserve"> </w:t>
       </w:r>
       <w:r>
-        <w:t xml:space="preserve">can resolve them without the count. It provides 802 CT records anchoring each lumbar level on</w:t>
+        <w:t xml:space="preserve">can resolve them without counting from the C2 anchor. It provides 802 CT records anchoring each lumbar level on</w:t>
       </w:r>
       <w:r>
         <w:t xml:space="preserve"> </w:t>
@@ -129,13 +129,7 @@
         <w:t xml:space="preserve"> </w:t>
       </w:r>
       <w:r>
-        <w:t xml:space="preserve">vertebra, a separate first sacral segment, and lumbar ribs let a variant be recorded as</w:t>
-      </w:r>
-      <w:r>
-        <w:t xml:space="preserve"> </w:t>
-      </w:r>
-      <w:r>
-        <w:t xml:space="preserve">itself. Intended for lumbosacral surgical planning and level-numbering research.</w:t>
+        <w:t xml:space="preserve">vertebra, a separate first sacral segment, and lumbar ribs record a variant as itself. For lumbosacral surgical planning and level-numbering research.</w:t>
       </w:r>
     </w:p>
     <w:p>

--- a/paper/mpda/CTSpinoPelvic1K_review.docx
+++ b/paper/mpda/CTSpinoPelvic1K_review.docx
@@ -53,7 +53,7 @@
         <w:t xml:space="preserve"> </w:t>
       </w:r>
       <w:r>
-        <w:t xml:space="preserve">C2, the reference standard for vertebral numeration </w:t>
+        <w:t xml:space="preserve">C2, the reference standard for numeration </w:t>
       </w:r>
       <w:r>
         <w:t xml:space="preserve">. An abdominal field of</w:t>
@@ -117,19 +117,13 @@
         <w:t xml:space="preserve"> </w:t>
       </w:r>
       <w:r>
-        <w:t xml:space="preserve">pelvic annotation on one coordinate frame, per-level</w:t>
-      </w:r>
-      <w:r>
-        <w:t xml:space="preserve"> </w:t>
-      </w:r>
-      <w:r>
-        <w:t xml:space="preserve">ribs and femora. Classes for a sixth lumbar vertebra, a thirteenth thoracic</w:t>
-      </w:r>
-      <w:r>
-        <w:t xml:space="preserve"> </w:t>
-      </w:r>
-      <w:r>
-        <w:t xml:space="preserve">vertebra, a separate first sacral segment, and lumbar ribs record a variant as itself. For lumbosacral surgical planning and level-numbering research.</w:t>
+        <w:t xml:space="preserve">pelvic annotation on one frame, per-level ribs and femora. Classes for a sixth lumbar vertebra, a thirteenth thoracic</w:t>
+      </w:r>
+      <w:r>
+        <w:t xml:space="preserve"> </w:t>
+      </w:r>
+      <w:r>
+        <w:t xml:space="preserve">vertebra, a separate first sacral segment, and lumbar ribs make the set expressive enough for anatomical anomalies.</w:t>
       </w:r>
     </w:p>
     <w:p>
@@ -165,13 +159,7 @@
         <w:t xml:space="preserve"> </w:t>
       </w:r>
       <w:r>
-        <w:t xml:space="preserve">pelvic labels, each</w:t>
-      </w:r>
-      <w:r>
-        <w:t xml:space="preserve"> </w:t>
-      </w:r>
-      <w:r>
-        <w:t xml:space="preserve">placed on the acquisition with highest bone coverage, unified under a VerSe-native scheme. Validation: geometric invariants (802/802 pass); rib–vertebra incidence across 5</w:t>
+        <w:t xml:space="preserve">pelvic labels on the acquisition with highest bone coverage, under a VerSe-native scheme. Validation: geometric invariants (802/802 pass); rib–vertebra incidence across 5</w:t>
       </w:r>
       <w:r>
         <w:t xml:space="preserve">,</w:t>
@@ -183,7 +171,7 @@
         <w:t xml:space="preserve"> </w:t>
       </w:r>
       <w:r>
-        <w:t xml:space="preserve">0.035%); and agreement of derived spinopelvic measures with published values.</w:t>
+        <w:t xml:space="preserve">0.035%); and agreement of spinopelvic measures with published values.</w:t>
       </w:r>
     </w:p>
     <w:p>
@@ -201,7 +189,7 @@
         <w:t xml:space="preserve"> </w:t>
       </w:r>
       <w:r>
-        <w:t xml:space="preserve">Gzipped NIfTI image/label pairs sharing one affine, canonicalized to PIR, with frozen patient-grouped LSTV-stratified five-fold splits and a reference loader. Archived at .</w:t>
+        <w:t xml:space="preserve">Gzipped NIfTI image/label pairs sharing one affine, canonicalized to PIR, with frozen patient-grouped LSTV-stratified five-fold splits and a reference loader; archived at .</w:t>
       </w:r>
     </w:p>
     <w:p>
@@ -219,7 +207,25 @@
         <w:t xml:space="preserve"> </w:t>
       </w:r>
       <w:r>
-        <w:t xml:space="preserve">Segmentation and level-numbering benchmarks, variant studies, surgical planning, opportunistic screening.</w:t>
+        <w:t xml:space="preserve">Testing whether a network can classify a vertebra from</w:t>
+      </w:r>
+      <w:r>
+        <w:t xml:space="preserve"> </w:t>
+      </w:r>
+      <w:r>
+        <w:t xml:space="preserve">local features alone; updating textbook morphometry drawn from small cadaveric series;</w:t>
+      </w:r>
+      <w:r>
+        <w:t xml:space="preserve"> </w:t>
+      </w:r>
+      <w:r>
+        <w:t xml:space="preserve">spinopelvic assessment at the lumbosacral interface; variant studies; opportunistic</w:t>
+      </w:r>
+      <w:r>
+        <w:t xml:space="preserve"> </w:t>
+      </w:r>
+      <w:r>
+        <w:t xml:space="preserve">screening.</w:t>
       </w:r>
       <w:r>
         <w:t xml:space="preserve"> </w:t>
@@ -235,19 +241,19 @@
         <w:t xml:space="preserve"> </w:t>
       </w:r>
       <w:r>
-        <w:t xml:space="preserve">thoracic ground truth is field-of-view limited; postural angles are</w:t>
-      </w:r>
-      <w:r>
-        <w:t xml:space="preserve"> </w:t>
-      </w:r>
-      <w:r>
-        <w:t xml:space="preserve">supine; splits include no held-out test set; the rib layer is a pseudolabel whose review was triaged, not exhaustive; and the Castellvi grades were assigned by a radiology</w:t>
-      </w:r>
-      <w:r>
-        <w:t xml:space="preserve"> </w:t>
-      </w:r>
-      <w:r>
-        <w:t xml:space="preserve">resident physician.</w:t>
+        <w:t xml:space="preserve">thoracic ground truth is field-of-view limited; postural</w:t>
+      </w:r>
+      <w:r>
+        <w:t xml:space="preserve"> </w:t>
+      </w:r>
+      <w:r>
+        <w:t xml:space="preserve">angles supine; no held-out test set; the rib layer is a triaged-review pseudolabel;</w:t>
+      </w:r>
+      <w:r>
+        <w:t xml:space="preserve"> </w:t>
+      </w:r>
+      <w:r>
+        <w:t xml:space="preserve">Castellvi grades assigned by two radiology resident physicians.</w:t>
       </w:r>
     </w:p>
     <w:p>
@@ -3406,7 +3412,7 @@
         <w:pStyle w:val="BodyText"/>
       </w:pPr>
       <w:r>
-        <w:t xml:space="preserve">The grades were assigned by a radiology resident physician. The distinction the classification turns on — bony</w:t>
+        <w:t xml:space="preserve">The grades were assigned by two radiology resident physicians. The distinction the classification turns on — bony</w:t>
       </w:r>
       <w:r>
         <w:t xml:space="preserve"> </w:t>
@@ -3953,13 +3959,7 @@
         <w:t xml:space="preserve"> </w:t>
       </w:r>
       <w:r>
-        <w:t xml:space="preserve">leaves 52 with a component above a 40-voxel floor. The same radiology resident physician read all</w:t>
-      </w:r>
-      <w:r>
-        <w:t xml:space="preserve"> </w:t>
-      </w:r>
-      <w:r>
-        <w:t xml:space="preserve">52 and confirmed 11, rejecting 41 (79%) as contrast, calcification</w:t>
+        <w:t xml:space="preserve">leaves 52 with a component above a 40-voxel floor. One of the two radiology resident physicians read all 52 and confirmed 11, rejecting 41 (79%) as contrast, calcification</w:t>
       </w:r>
       <w:r>
         <w:t xml:space="preserve"> </w:t>
@@ -6013,7 +6013,7 @@
         <w:t xml:space="preserve"> </w:t>
       </w:r>
       <w:r>
-        <w:t xml:space="preserve">— and the Castellvi grades were assigned by a radiology resident physician.</w:t>
+        <w:t xml:space="preserve">— and the Castellvi grades were assigned by two radiology resident physicians.</w:t>
       </w:r>
       <w:r>
         <w:t xml:space="preserve"> </w:t>

--- a/paper/mpda/CTSpinoPelvic1K_review.docx
+++ b/paper/mpda/CTSpinoPelvic1K_review.docx
@@ -282,13 +282,31 @@
         <w:pStyle w:val="FirstParagraph"/>
       </w:pPr>
       <w:r>
-        <w:t xml:space="preserve">Labeling a lumbar vertebra requires counting, and counting requires two fixed ends. The</w:t>
-      </w:r>
-      <w:r>
-        <w:t xml:space="preserve"> </w:t>
-      </w:r>
-      <w:r>
-        <w:t xml:space="preserve">spine commonly carries seven cervical, twelve thoracic and five lumbar vertebrae, but</w:t>
+        <w:t xml:space="preserve">The spine commonly carries seven cervical, twelve thoracic and five lumbar vertebrae, and a</w:t>
+      </w:r>
+      <w:r>
+        <w:t xml:space="preserve"> </w:t>
+      </w:r>
+      <w:r>
+        <w:t xml:space="preserve">vertebra is identified by where it falls in that sequence. Transitional variants sit at the</w:t>
+      </w:r>
+      <w:r>
+        <w:t xml:space="preserve"> </w:t>
+      </w:r>
+      <w:r>
+        <w:t xml:space="preserve">two ends of the lumbar column — the thoracolumbar transitional vertebra (TLTV) above, the</w:t>
+      </w:r>
+      <w:r>
+        <w:t xml:space="preserve"> </w:t>
+      </w:r>
+      <w:r>
+        <w:t xml:space="preserve">lumbosacral transitional vertebra (LSTV) below — and they disturb identification in two</w:t>
+      </w:r>
+      <w:r>
+        <w:t xml:space="preserve"> </w:t>
+      </w:r>
+      <w:r>
+        <w:t xml:space="preserve">ways at once. They change what the border vertebra and its ribs</w:t>
       </w:r>
       <w:r>
         <w:t xml:space="preserve"> </w:t>
@@ -298,70 +316,43 @@
           <w:i/>
           <w:iCs/>
         </w:rPr>
-        <w:t xml:space="preserve">enumeration anomalies</w:t>
-      </w:r>
-      <w:r>
-        <w:t xml:space="preserve"> </w:t>
-      </w:r>
-      <w:r>
-        <w:t xml:space="preserve">— eleven or thirteen thoracic, four or six lumbar — are</w:t>
-      </w:r>
-      <w:r>
-        <w:t xml:space="preserve"> </w:t>
-      </w:r>
-      <w:r>
-        <w:t xml:space="preserve">common, and the transitional phenotypes that produce them sit at the two ends of the lumbar</w:t>
-      </w:r>
-      <w:r>
-        <w:t xml:space="preserve"> </w:t>
-      </w:r>
-      <w:r>
-        <w:t xml:space="preserve">column: the lumbosacral transitional vertebra (LSTV) below and the thoracolumbar</w:t>
-      </w:r>
-      <w:r>
-        <w:t xml:space="preserve"> </w:t>
-      </w:r>
-      <w:r>
-        <w:t xml:space="preserve">transitional vertebra (TLTV) above. In the presence of an LSTV the lower end is not where it</w:t>
-      </w:r>
-      <w:r>
-        <w:t xml:space="preserve"> </w:t>
-      </w:r>
-      <w:r>
-        <w:t xml:space="preserve">is assumed to be. The two phenotypes are distinct developmental events — a lumbar segment</w:t>
-      </w:r>
-      <w:r>
-        <w:t xml:space="preserve"> </w:t>
-      </w:r>
-      <w:r>
-        <w:t xml:space="preserve">assimilating to the sacrum, or a sacral segment separating from it — and they leave</w:t>
-      </w:r>
-      <w:r>
-        <w:t xml:space="preserve"> </w:t>
-      </w:r>
-      <w:r>
-        <w:t xml:space="preserve">different traces: a sacralized L5 tends toward an anteriorly wedged body, a reduced disc</w:t>
-      </w:r>
-      <w:r>
-        <w:t xml:space="preserve"> </w:t>
-      </w:r>
-      <w:r>
-        <w:t xml:space="preserve">beneath it and hypoplastic or absent facet joints, while a lumbarized S1 tends toward a</w:t>
-      </w:r>
-      <w:r>
-        <w:t xml:space="preserve"> </w:t>
-      </w:r>
-      <w:r>
-        <w:t xml:space="preserve">squared body in the sagittal plane, well formed lumbar-type facets and a full-height</w:t>
-      </w:r>
-      <w:r>
-        <w:t xml:space="preserve"> </w:t>
-      </w:r>
-      <w:r>
-        <w:t xml:space="preserve">disc </w:t>
-      </w:r>
-      <w:r>
-        <w:t xml:space="preserve">. What counting settles is the</w:t>
+        <w:t xml:space="preserve">look like</w:t>
+      </w:r>
+      <w:r>
+        <w:t xml:space="preserve">: a</w:t>
+      </w:r>
+      <w:r>
+        <w:t xml:space="preserve"> </w:t>
+      </w:r>
+      <w:r>
+        <w:t xml:space="preserve">thoracolumbar border vertebra may carry a full rib, a hypoplastic stump, or none at all, and</w:t>
+      </w:r>
+      <w:r>
+        <w:t xml:space="preserve"> </w:t>
+      </w:r>
+      <w:r>
+        <w:t xml:space="preserve">a lumbosacral one may be partly or completely assimilated to the sacrum, with an anteriorly</w:t>
+      </w:r>
+      <w:r>
+        <w:t xml:space="preserve"> </w:t>
+      </w:r>
+      <w:r>
+        <w:t xml:space="preserve">wedged body, a reduced disc beneath it and hypoplastic facet joints, or conversely separated</w:t>
+      </w:r>
+      <w:r>
+        <w:t xml:space="preserve"> </w:t>
+      </w:r>
+      <w:r>
+        <w:t xml:space="preserve">from it with a squared body, lumbar-type facets and a full-height disc </w:t>
+      </w:r>
+      <w:r>
+        <w:t xml:space="preserve">.</w:t>
+      </w:r>
+      <w:r>
+        <w:t xml:space="preserve"> </w:t>
+      </w:r>
+      <w:r>
+        <w:t xml:space="preserve">They also change</w:t>
       </w:r>
       <w:r>
         <w:t xml:space="preserve"> </w:t>
@@ -371,34 +362,91 @@
           <w:i/>
           <w:iCs/>
         </w:rPr>
-        <w:t xml:space="preserve">name</w:t>
-      </w:r>
-      <w:r>
-        <w:t xml:space="preserve">. The difficulty is that</w:t>
-      </w:r>
-      <w:r>
-        <w:t xml:space="preserve"> </w:t>
-      </w:r>
-      <w:r>
-        <w:t xml:space="preserve">these traces are not decisive in every case, so the name and the morphology can disagree,</w:t>
-      </w:r>
-      <w:r>
-        <w:t xml:space="preserve"> </w:t>
-      </w:r>
-      <w:r>
-        <w:t xml:space="preserve">and the count that would arbitrate is taken downward from C2 — unavailable in any</w:t>
-      </w:r>
-      <w:r>
-        <w:t xml:space="preserve"> </w:t>
-      </w:r>
-      <w:r>
-        <w:t xml:space="preserve">spine-limited acquisition. LSTV is common, reported between 4% and 30% depending on</w:t>
-      </w:r>
-      <w:r>
-        <w:t xml:space="preserve"> </w:t>
-      </w:r>
-      <w:r>
-        <w:t xml:space="preserve">definition, and wrong-level surgery is its most serious consequence.</w:t>
+        <w:t xml:space="preserve">how many</w:t>
+      </w:r>
+      <w:r>
+        <w:t xml:space="preserve"> </w:t>
+      </w:r>
+      <w:r>
+        <w:t xml:space="preserve">vertebrae each region contains — eleven or thirteen</w:t>
+      </w:r>
+      <w:r>
+        <w:t xml:space="preserve"> </w:t>
+      </w:r>
+      <w:r>
+        <w:t xml:space="preserve">thoracic, four or six lumbar.</w:t>
+      </w:r>
+    </w:p>
+    <w:p>
+      <w:pPr>
+        <w:pStyle w:val="BodyText"/>
+      </w:pPr>
+      <w:r>
+        <w:t xml:space="preserve">Either change alone would be tractable. Together they make it difficult to state definitively</w:t>
+      </w:r>
+      <w:r>
+        <w:t xml:space="preserve"> </w:t>
+      </w:r>
+      <w:r>
+        <w:t xml:space="preserve">what any vertebra at these borders</w:t>
+      </w:r>
+      <w:r>
+        <w:t xml:space="preserve"> </w:t>
+      </w:r>
+      <w:r>
+        <w:rPr>
+          <w:i/>
+          <w:iCs/>
+        </w:rPr>
+        <w:t xml:space="preserve">is</w:t>
+      </w:r>
+      <w:r>
+        <w:t xml:space="preserve">. Four rib-free vertebrae above the sacrum may mean</w:t>
+      </w:r>
+      <w:r>
+        <w:t xml:space="preserve"> </w:t>
+      </w:r>
+      <w:r>
+        <w:t xml:space="preserve">an L1 bearing a lumbar rib or an L5 assimilated to it; six may mean a true sixth lumbar</w:t>
+      </w:r>
+      <w:r>
+        <w:t xml:space="preserve"> </w:t>
+      </w:r>
+      <w:r>
+        <w:t xml:space="preserve">vertebra or a T12 whose ribs are aplastic. Each pair yields the same count, and the</w:t>
+      </w:r>
+      <w:r>
+        <w:t xml:space="preserve"> </w:t>
+      </w:r>
+      <w:r>
+        <w:t xml:space="preserve">morphology that would separate the two readings is not decisive in every case, so what</w:t>
+      </w:r>
+      <w:r>
+        <w:t xml:space="preserve"> </w:t>
+      </w:r>
+      <w:r>
+        <w:t xml:space="preserve">remains is the sequence — conventionally established by counting downward from C2, the reference standard for</w:t>
+      </w:r>
+      <w:r>
+        <w:t xml:space="preserve"> </w:t>
+      </w:r>
+      <w:r>
+        <w:t xml:space="preserve">numeration </w:t>
+      </w:r>
+      <w:r>
+        <w:t xml:space="preserve">, and unavailable in any spine-limited acquisition. LSTV is common,</w:t>
+      </w:r>
+      <w:r>
+        <w:t xml:space="preserve"> </w:t>
+      </w:r>
+      <w:r>
+        <w:t xml:space="preserve">reported between 4% and 30% depending on definition, and wrong-level surgery is its most</w:t>
+      </w:r>
+      <w:r>
+        <w:t xml:space="preserve"> </w:t>
+      </w:r>
+      <w:r>
+        <w:t xml:space="preserve">serious consequence.</w:t>
       </w:r>
     </w:p>
     <w:p>

--- a/paper/mpda/CTSpinoPelvic1K_review.docx
+++ b/paper/mpda/CTSpinoPelvic1K_review.docx
@@ -6363,43 +6363,25 @@
         <w:pStyle w:val="FirstParagraph"/>
       </w:pPr>
       <w:r>
-        <w:t xml:space="preserve">This work uses publicly available, de-identified imaging from The Cancer Imaging</w:t>
-      </w:r>
-      <w:r>
-        <w:t xml:space="preserve"> </w:t>
-      </w:r>
-      <w:r>
-        <w:t xml:space="preserve">Archive </w:t>
-      </w:r>
-      <w:r>
-        <w:t xml:space="preserve"> </w:t>
-      </w:r>
-      <w:r>
-        <w:t xml:space="preserve">and annotations derived from it. The investigators obtain no</w:t>
-      </w:r>
-      <w:r>
-        <w:t xml:space="preserve"> </w:t>
-      </w:r>
-      <w:r>
-        <w:t xml:space="preserve">identifiable private information and have no interaction with the individuals imaged, so the</w:t>
-      </w:r>
-      <w:r>
-        <w:t xml:space="preserve"> </w:t>
-      </w:r>
-      <w:r>
-        <w:t xml:space="preserve">activity does not meet the definition of human participant research under 45 CFR 46.102. A</w:t>
-      </w:r>
-      <w:r>
-        <w:t xml:space="preserve"> </w:t>
-      </w:r>
-      <w:r>
-        <w:t xml:space="preserve">determination to that effect has been submitted to the authors’ institutional</w:t>
-      </w:r>
-      <w:r>
-        <w:t xml:space="preserve"> </w:t>
-      </w:r>
-      <w:r>
-        <w:t xml:space="preserve">Review Board.</w:t>
+        <w:t xml:space="preserve">This work uses publicly available, de-identified imaging and annotations derived from it.</w:t>
+      </w:r>
+      <w:r>
+        <w:t xml:space="preserve"> </w:t>
+      </w:r>
+      <w:r>
+        <w:t xml:space="preserve">The authors’ institutional review board determined that it does not constitute human</w:t>
+      </w:r>
+      <w:r>
+        <w:t xml:space="preserve"> </w:t>
+      </w:r>
+      <w:r>
+        <w:t xml:space="preserve">participant research under the Common Rule at 45 CFR 46, and that review and oversight are</w:t>
+      </w:r>
+      <w:r>
+        <w:t xml:space="preserve"> </w:t>
+      </w:r>
+      <w:r>
+        <w:t xml:space="preserve">therefore not required.</w:t>
       </w:r>
     </w:p>
     <w:p>

--- a/paper/mpda/CTSpinoPelvic1K_review.docx
+++ b/paper/mpda/CTSpinoPelvic1K_review.docx
@@ -419,22 +419,40 @@
         <w:t xml:space="preserve"> </w:t>
       </w:r>
       <w:r>
-        <w:t xml:space="preserve">morphology that would separate the two readings is not decisive in every case, so what</w:t>
-      </w:r>
-      <w:r>
-        <w:t xml:space="preserve"> </w:t>
-      </w:r>
-      <w:r>
-        <w:t xml:space="preserve">remains is the sequence — conventionally established by counting downward from C2, the reference standard for</w:t>
-      </w:r>
-      <w:r>
-        <w:t xml:space="preserve"> </w:t>
-      </w:r>
-      <w:r>
-        <w:t xml:space="preserve">numeration </w:t>
-      </w:r>
-      <w:r>
-        <w:t xml:space="preserve">, and unavailable in any spine-limited acquisition. LSTV is common,</w:t>
+        <w:t xml:space="preserve">morphology that would separate the two readings is not decisive to a human reader in every</w:t>
+      </w:r>
+      <w:r>
+        <w:t xml:space="preserve"> </w:t>
+      </w:r>
+      <w:r>
+        <w:t xml:space="preserve">case. Whether it nonetheless differs enough for a learned classifier to separate them, or at</w:t>
+      </w:r>
+      <w:r>
+        <w:t xml:space="preserve"> </w:t>
+      </w:r>
+      <w:r>
+        <w:t xml:space="preserve">least to assign each reading a probability, is the question this release is built to</w:t>
+      </w:r>
+      <w:r>
+        <w:t xml:space="preserve"> </w:t>
+      </w:r>
+      <w:r>
+        <w:t xml:space="preserve">support. Absent that, what remains is the sequence — conventionally established by</w:t>
+      </w:r>
+      <w:r>
+        <w:t xml:space="preserve"> </w:t>
+      </w:r>
+      <w:r>
+        <w:t xml:space="preserve">counting downward from C2, the reference standard for numeration </w:t>
+      </w:r>
+      <w:r>
+        <w:t xml:space="preserve">, and</w:t>
+      </w:r>
+      <w:r>
+        <w:t xml:space="preserve"> </w:t>
+      </w:r>
+      <w:r>
+        <w:t xml:space="preserve">unavailable in any spine-limited acquisition. LSTV is common,</w:t>
       </w:r>
       <w:r>
         <w:t xml:space="preserve"> </w:t>

--- a/paper/mpda/CTSpinoPelvic1K_review.docx
+++ b/paper/mpda/CTSpinoPelvic1K_review.docx
@@ -495,7 +495,7 @@
         <w:t xml:space="preserve"> </w:t>
       </w:r>
       <w:r>
-        <w:t xml:space="preserve">vertebral count, and the whole-body schemes have neither an L6 class nor a class for a rib</w:t>
+        <w:t xml:space="preserve">vertebral count, and the whole-body scheme, TotalSegmentator, has neither an L6 class nor a class for a rib</w:t>
       </w:r>
       <w:r>
         <w:t xml:space="preserve"> </w:t>

--- a/paper/mpda/CTSpinoPelvic1K_review.docx
+++ b/paper/mpda/CTSpinoPelvic1K_review.docx
@@ -472,7 +472,7 @@
         <w:pStyle w:val="BodyText"/>
       </w:pPr>
       <w:r>
-        <w:t xml:space="preserve">Existing public collections do not make this tractable, and not because they are small</w:t>
+        <w:t xml:space="preserve">Existing public collections cannot address this, and size is not the reason</w:t>
       </w:r>
       <w:r>
         <w:t xml:space="preserve"> </w:t>
@@ -489,37 +489,37 @@
         </w:r>
       </w:hyperlink>
       <w:r>
-        <w:t xml:space="preserve">): the spine collections omit the pelvis, the pelvic ones carry no</w:t>
-      </w:r>
-      <w:r>
-        <w:t xml:space="preserve"> </w:t>
-      </w:r>
-      <w:r>
-        <w:t xml:space="preserve">vertebral count, and the whole-body scheme, TotalSegmentator, has neither an L6 class nor a class for a rib</w:t>
-      </w:r>
-      <w:r>
-        <w:t xml:space="preserve"> </w:t>
-      </w:r>
-      <w:r>
-        <w:t xml:space="preserve">borne by a lumbar vertebra, so a six-lumbar spine cannot be written down in them at any</w:t>
-      </w:r>
-      <w:r>
-        <w:t xml:space="preserve"> </w:t>
-      </w:r>
-      <w:r>
-        <w:t xml:space="preserve">segmentation quality. VerSe </w:t>
-      </w:r>
-      <w:r>
-        <w:t xml:space="preserve"> </w:t>
-      </w:r>
-      <w:r>
-        <w:t xml:space="preserve">is the instructive case, and</w:t>
-      </w:r>
-      <w:r>
-        <w:t xml:space="preserve"> </w:t>
-      </w:r>
-      <w:r>
-        <w:t xml:space="preserve">Fig. </w:t>
+        <w:t xml:space="preserve">). Spine datasets omit the pelvis; pelvic datasets do not number the</w:t>
+      </w:r>
+      <w:r>
+        <w:t xml:space="preserve"> </w:t>
+      </w:r>
+      <w:r>
+        <w:t xml:space="preserve">vertebrae; and TotalSegmentator, the whole-body scheme, has no class for a sixth lumbar</w:t>
+      </w:r>
+      <w:r>
+        <w:t xml:space="preserve"> </w:t>
+      </w:r>
+      <w:r>
+        <w:t xml:space="preserve">vertebra or for a rib on a lumbar vertebra. A six-lumbar spine therefore cannot be recorded</w:t>
+      </w:r>
+      <w:r>
+        <w:t xml:space="preserve"> </w:t>
+      </w:r>
+      <w:r>
+        <w:t xml:space="preserve">in any of them, however good the segmentation. VerSe </w:t>
+      </w:r>
+      <w:r>
+        <w:t xml:space="preserve"> </w:t>
+      </w:r>
+      <w:r>
+        <w:t xml:space="preserve">makes the</w:t>
+      </w:r>
+      <w:r>
+        <w:t xml:space="preserve"> </w:t>
+      </w:r>
+      <w:r>
+        <w:t xml:space="preserve">point most clearly (Fig. </w:t>
       </w:r>
       <w:hyperlink w:anchor="fig:priorart">
         <w:r>
@@ -530,13 +530,19 @@
         </w:r>
       </w:hyperlink>
       <w:r>
-        <w:t xml:space="preserve">(b) gives it: a collection can enrich for anatomical variants</w:t>
-      </w:r>
-      <w:r>
-        <w:t xml:space="preserve"> </w:t>
-      </w:r>
-      <w:r>
-        <w:t xml:space="preserve">deliberately, grade them, and still be unable to represent the ones it grades.</w:t>
+        <w:t xml:space="preserve">b): it deliberately enriched for anatomical</w:t>
+      </w:r>
+      <w:r>
+        <w:t xml:space="preserve"> </w:t>
+      </w:r>
+      <w:r>
+        <w:t xml:space="preserve">variants and graded them by Castellvi, yet left the graded vertebrae fused to the sacrum</w:t>
+      </w:r>
+      <w:r>
+        <w:t xml:space="preserve"> </w:t>
+      </w:r>
+      <w:r>
+        <w:t xml:space="preserve">unsegmented.</w:t>
       </w:r>
     </w:p>
     <w:p>

--- a/paper/mpda/CTSpinoPelvic1K_review.docx
+++ b/paper/mpda/CTSpinoPelvic1K_review.docx
@@ -816,7 +816,25 @@
         <w:t xml:space="preserve"> </w:t>
       </w:r>
       <w:r>
-        <w:t xml:space="preserve">follows, and the two descriptions agree.</w:t>
+        <w:t xml:space="preserve">follows, and the two descriptions agree. The positional description is, by construction,</w:t>
+      </w:r>
+      <w:r>
+        <w:t xml:space="preserve"> </w:t>
+      </w:r>
+      <w:r>
+        <w:t xml:space="preserve">blind to the ambiguity: an L1 bearing a lumbar rib and an L5 assimilated to the sacrum both</w:t>
+      </w:r>
+      <w:r>
+        <w:t xml:space="preserve"> </w:t>
+      </w:r>
+      <w:r>
+        <w:t xml:space="preserve">leave four rib-free vertebrae above the sacrum, and a true sixth lumbar vertebra and a T12</w:t>
+      </w:r>
+      <w:r>
+        <w:t xml:space="preserve"> </w:t>
+      </w:r>
+      <w:r>
+        <w:t xml:space="preserve">with aplastic ribs both leave six. The count alone cannot separate the readings.</w:t>
       </w:r>
     </w:p>
     <w:p>
@@ -828,7 +846,7 @@
           <w:i/>
           <w:iCs/>
         </w:rPr>
-        <w:t xml:space="preserve">And the morphology may be local rather than global.</w:t>
+        <w:t xml:space="preserve">But the vertebrae themselves are known to differ.</w:t>
       </w:r>
       <w:r>
         <w:t xml:space="preserve"> </w:t>
@@ -840,25 +858,61 @@
         <w:t xml:space="preserve"> </w:t>
       </w:r>
       <w:r>
-        <w:t xml:space="preserve">an identity. A thoracic vertebra differs in shape from a lumbar one — in the span of its</w:t>
-      </w:r>
-      <w:r>
-        <w:t xml:space="preserve"> </w:t>
-      </w:r>
-      <w:r>
-        <w:t xml:space="preserve">transverse processes relative to its body, in the proportions of its endplates and canal —</w:t>
-      </w:r>
-      <w:r>
-        <w:t xml:space="preserve"> </w:t>
-      </w:r>
-      <w:r>
-        <w:t xml:space="preserve">and if that difference holds at the boundary itself, the phenotype is decidable from the</w:t>
-      </w:r>
-      <w:r>
-        <w:t xml:space="preserve"> </w:t>
-      </w:r>
-      <w:r>
-        <w:t xml:space="preserve">vertebra in front of the reader without any global count. On this corpus it does hold:</w:t>
+        <w:t xml:space="preserve">an identity. Level-specific morphometry is long established: pedicle width and height change</w:t>
+      </w:r>
+      <w:r>
+        <w:t xml:space="preserve"> </w:t>
+      </w:r>
+      <w:r>
+        <w:t xml:space="preserve">systematically from the thoracic to the lumbar spine,</w:t>
+      </w:r>
+      <w:r>
+        <w:t xml:space="preserve"> </w:t>
+      </w:r>
+      <w:r>
+        <w:t xml:space="preserve">vertebral body,</w:t>
+      </w:r>
+      <w:r>
+        <w:t xml:space="preserve"> </w:t>
+      </w:r>
+      <w:r>
+        <w:t xml:space="preserve">endplate and canal dimensions differ by level,</w:t>
+      </w:r>
+      <w:r>
+        <w:t xml:space="preserve"> </w:t>
+      </w:r>
+      <w:r>
+        <w:t xml:space="preserve">and</w:t>
+      </w:r>
+      <w:r>
+        <w:t xml:space="preserve"> </w:t>
+      </w:r>
+      <w:r>
+        <w:t xml:space="preserve">the transverse process and the iliolumbar ligament mark the last lumbar vertebra</w:t>
+      </w:r>
+      <w:r>
+        <w:t xml:space="preserve"> </w:t>
+      </w:r>
+      <w:r>
+        <w:t xml:space="preserve">independently of any count.</w:t>
+      </w:r>
+      <w:r>
+        <w:t xml:space="preserve"> </w:t>
+      </w:r>
+      <w:r>
+        <w:t xml:space="preserve">If those differences hold at the</w:t>
+      </w:r>
+      <w:r>
+        <w:t xml:space="preserve"> </w:t>
+      </w:r>
+      <w:r>
+        <w:t xml:space="preserve">boundary itself, the phenotype is decidable from the vertebra in front of the reader without</w:t>
+      </w:r>
+      <w:r>
+        <w:t xml:space="preserve"> </w:t>
+      </w:r>
+      <w:r>
+        <w:t xml:space="preserve">any global count. On this corpus it does hold:</w:t>
       </w:r>
       <w:r>
         <w:t xml:space="preserve"> </w:t>
@@ -6679,19 +6733,19 @@
         <w:pStyle w:val="BodyText"/>
       </w:pPr>
       <w:r>
-        <w:t xml:space="preserve">L. Jin et al.,</w:t>
-      </w:r>
-      <w:r>
-        <w:t xml:space="preserve"> </w:t>
-      </w:r>
-      <w:r>
-        <w:t xml:space="preserve">v2: a large-scale benchmark for rib labeling and anatomical centerline extraction,</w:t>
-      </w:r>
-      <w:r>
-        <w:t xml:space="preserve"> </w:t>
-      </w:r>
-      <w:r>
-        <w:t xml:space="preserve">IEEE Trans. Med. Imaging</w:t>
+        <w:t xml:space="preserve">M. R. Zindrick et al.,</w:t>
+      </w:r>
+      <w:r>
+        <w:t xml:space="preserve"> </w:t>
+      </w:r>
+      <w:r>
+        <w:t xml:space="preserve">Analysis of the morphometric characteristics of the thoracic and lumbar pedicles,</w:t>
+      </w:r>
+      <w:r>
+        <w:t xml:space="preserve"> </w:t>
+      </w:r>
+      <w:r>
+        <w:t xml:space="preserve">Spine (Phila. Pa. 1976)</w:t>
       </w:r>
       <w:r>
         <w:t xml:space="preserve"> </w:t>
@@ -6701,16 +6755,16 @@
           <w:b/>
           <w:bCs/>
         </w:rPr>
-        <w:t xml:space="preserve">43</w:t>
-      </w:r>
-      <w:r>
-        <w:t xml:space="preserve">, 570–581 (2024),</w:t>
-      </w:r>
-      <w:r>
-        <w:t xml:space="preserve"> </w:t>
-      </w:r>
-      <w:r>
-        <w:t xml:space="preserve">doi:10.1109/TMI.2023.3313627.</w:t>
+        <w:t xml:space="preserve">12</w:t>
+      </w:r>
+      <w:r>
+        <w:t xml:space="preserve">, 160–166 (1987),</w:t>
+      </w:r>
+      <w:r>
+        <w:t xml:space="preserve"> </w:t>
+      </w:r>
+      <w:r>
+        <w:t xml:space="preserve">doi:10.1097/00007632-198703000-00012.</w:t>
       </w:r>
     </w:p>
     <w:p>
@@ -6718,72 +6772,19 @@
         <w:pStyle w:val="BodyText"/>
       </w:pPr>
       <w:r>
-        <w:t xml:space="preserve">K. Smith et al.,</w:t>
-      </w:r>
-      <w:r>
-        <w:t xml:space="preserve"> </w:t>
-      </w:r>
-      <w:r>
-        <w:t xml:space="preserve">Data from</w:t>
-      </w:r>
-      <w:r>
-        <w:t xml:space="preserve"> </w:t>
-      </w:r>
-      <w:r>
-        <w:t xml:space="preserve">CT COLONOGRAPHY</w:t>
-      </w:r>
-      <w:r>
-        <w:t xml:space="preserve">,</w:t>
-      </w:r>
-      <w:r>
-        <w:t xml:space="preserve"> </w:t>
-      </w:r>
-      <w:r>
-        <w:t xml:space="preserve">The Cancer Imaging Archive, 2015,</w:t>
-      </w:r>
-      <w:r>
-        <w:t xml:space="preserve"> </w:t>
-      </w:r>
-      <w:r>
-        <w:t xml:space="preserve">doi:10.7937/K9/TCIA.2015.NWTESAY1.</w:t>
-      </w:r>
-    </w:p>
-    <w:p>
-      <w:pPr>
-        <w:pStyle w:val="BodyText"/>
-      </w:pPr>
-      <w:r>
-        <w:t xml:space="preserve">K. Clark et al.,</w:t>
-      </w:r>
-      <w:r>
-        <w:t xml:space="preserve"> </w:t>
-      </w:r>
-      <w:r>
-        <w:t xml:space="preserve">The</w:t>
-      </w:r>
-      <w:r>
-        <w:t xml:space="preserve"> </w:t>
-      </w:r>
-      <w:r>
-        <w:t xml:space="preserve">Cancer Imaging Archive</w:t>
-      </w:r>
-      <w:r>
-        <w:t xml:space="preserve"> </w:t>
-      </w:r>
-      <w:r>
-        <w:t xml:space="preserve">(</w:t>
-      </w:r>
-      <w:r>
-        <w:t xml:space="preserve">TCIA</w:t>
-      </w:r>
-      <w:r>
-        <w:t xml:space="preserve">): maintaining and operating a public information repository,</w:t>
-      </w:r>
-      <w:r>
-        <w:t xml:space="preserve"> </w:t>
-      </w:r>
-      <w:r>
-        <w:t xml:space="preserve">J. Digit. Imaging</w:t>
+        <w:t xml:space="preserve">M. M. Panjabi et al.,</w:t>
+      </w:r>
+      <w:r>
+        <w:t xml:space="preserve"> </w:t>
+      </w:r>
+      <w:r>
+        <w:t xml:space="preserve">Thoracic human vertebrae: quantitative three-dimensional anatomy,</w:t>
+      </w:r>
+      <w:r>
+        <w:t xml:space="preserve"> </w:t>
+      </w:r>
+      <w:r>
+        <w:t xml:space="preserve">Spine (Phila. Pa. 1976)</w:t>
       </w:r>
       <w:r>
         <w:t xml:space="preserve"> </w:t>
@@ -6793,16 +6794,16 @@
           <w:b/>
           <w:bCs/>
         </w:rPr>
-        <w:t xml:space="preserve">26</w:t>
-      </w:r>
-      <w:r>
-        <w:t xml:space="preserve">, 1045–1057 (2013),</w:t>
-      </w:r>
-      <w:r>
-        <w:t xml:space="preserve"> </w:t>
-      </w:r>
-      <w:r>
-        <w:t xml:space="preserve">doi:10.1007/s10278-013-9622-7.</w:t>
+        <w:t xml:space="preserve">16</w:t>
+      </w:r>
+      <w:r>
+        <w:t xml:space="preserve">, 888–901 (1991),</w:t>
+      </w:r>
+      <w:r>
+        <w:t xml:space="preserve"> </w:t>
+      </w:r>
+      <w:r>
+        <w:t xml:space="preserve">doi:10.1097/00007632-199108000-00006.</w:t>
       </w:r>
     </w:p>
     <w:p>
@@ -6810,69 +6811,19 @@
         <w:pStyle w:val="BodyText"/>
       </w:pPr>
       <w:r>
-        <w:t xml:space="preserve">H. M</w:t>
-      </w:r>
-      <w:r>
-        <w:t xml:space="preserve">ö</w:t>
-      </w:r>
-      <w:r>
-        <w:t xml:space="preserve">ller et al.,</w:t>
-      </w:r>
-      <w:r>
-        <w:t xml:space="preserve"> </w:t>
-      </w:r>
-      <w:r>
-        <w:t xml:space="preserve">Automated thoracolumbar stump rib detection and analysis in a large</w:t>
-      </w:r>
-      <w:r>
-        <w:t xml:space="preserve"> </w:t>
-      </w:r>
-      <w:r>
-        <w:t xml:space="preserve">CT</w:t>
-      </w:r>
-      <w:r>
-        <w:t xml:space="preserve"> </w:t>
-      </w:r>
-      <w:r>
-        <w:t xml:space="preserve">cohort, 2025,</w:t>
-      </w:r>
-      <w:r>
-        <w:t xml:space="preserve"> </w:t>
-      </w:r>
-      <w:r>
-        <w:t xml:space="preserve">arXiv:2505.05004. doi:10.48550/arXiv.2505.05004.</w:t>
-      </w:r>
-    </w:p>
-    <w:p>
-      <w:pPr>
-        <w:pStyle w:val="BodyText"/>
-      </w:pPr>
-      <w:r>
-        <w:t xml:space="preserve">J. Wasserthal et al.,</w:t>
-      </w:r>
-      <w:r>
-        <w:t xml:space="preserve"> </w:t>
-      </w:r>
-      <w:r>
-        <w:t xml:space="preserve">: robust segmentation of 104 anatomic structures in</w:t>
-      </w:r>
-      <w:r>
-        <w:t xml:space="preserve"> </w:t>
-      </w:r>
-      <w:r>
-        <w:t xml:space="preserve">CT</w:t>
-      </w:r>
-      <w:r>
-        <w:t xml:space="preserve"> </w:t>
-      </w:r>
-      <w:r>
-        <w:t xml:space="preserve">images,</w:t>
-      </w:r>
-      <w:r>
-        <w:t xml:space="preserve"> </w:t>
-      </w:r>
-      <w:r>
-        <w:t xml:space="preserve">Radiol. Artif. Intell.</w:t>
+        <w:t xml:space="preserve">M. M. Panjabi et al.,</w:t>
+      </w:r>
+      <w:r>
+        <w:t xml:space="preserve"> </w:t>
+      </w:r>
+      <w:r>
+        <w:t xml:space="preserve">Human lumbar vertebrae: quantitative three-dimensional anatomy,</w:t>
+      </w:r>
+      <w:r>
+        <w:t xml:space="preserve"> </w:t>
+      </w:r>
+      <w:r>
+        <w:t xml:space="preserve">Spine (Phila. Pa. 1976)</w:t>
       </w:r>
       <w:r>
         <w:t xml:space="preserve"> </w:t>
@@ -6882,16 +6833,16 @@
           <w:b/>
           <w:bCs/>
         </w:rPr>
-        <w:t xml:space="preserve">5</w:t>
-      </w:r>
-      <w:r>
-        <w:t xml:space="preserve">, e230024 (2023),</w:t>
-      </w:r>
-      <w:r>
-        <w:t xml:space="preserve"> </w:t>
-      </w:r>
-      <w:r>
-        <w:t xml:space="preserve">doi:10.1148/ryai.230024.</w:t>
+        <w:t xml:space="preserve">17</w:t>
+      </w:r>
+      <w:r>
+        <w:t xml:space="preserve">, 299–306 (1992),</w:t>
+      </w:r>
+      <w:r>
+        <w:t xml:space="preserve"> </w:t>
+      </w:r>
+      <w:r>
+        <w:t xml:space="preserve">doi:10.1097/00007632-199203000-00010.</w:t>
       </w:r>
     </w:p>
     <w:p>
@@ -6899,25 +6850,19 @@
         <w:pStyle w:val="BodyText"/>
       </w:pPr>
       <w:r>
-        <w:t xml:space="preserve">A. Schehr, J. Kim, and G. Schwing,</w:t>
-      </w:r>
-      <w:r>
-        <w:t xml:space="preserve"> </w:t>
-      </w:r>
-      <w:r>
-        <w:t xml:space="preserve">: an open-source framework for medical student engagement in computational spine imaging research,</w:t>
-      </w:r>
-      <w:r>
-        <w:t xml:space="preserve"> </w:t>
-      </w:r>
-      <w:r>
-        <w:t xml:space="preserve">Cureus (2026),</w:t>
-      </w:r>
-      <w:r>
-        <w:t xml:space="preserve"> </w:t>
-      </w:r>
-      <w:r>
-        <w:t xml:space="preserve">Published 14 July 2026. doi:10.7759/cureus.112661.</w:t>
+        <w:t xml:space="preserve">E. C. Benzel,</w:t>
+      </w:r>
+      <w:r>
+        <w:t xml:space="preserve"> </w:t>
+      </w:r>
+      <w:r>
+        <w:t xml:space="preserve">,</w:t>
+      </w:r>
+      <w:r>
+        <w:t xml:space="preserve"> </w:t>
+      </w:r>
+      <w:r>
+        <w:t xml:space="preserve">Thieme, New York, 3rd edition, 2015.</w:t>
       </w:r>
     </w:p>
     <w:p>
@@ -6925,19 +6870,28 @@
         <w:pStyle w:val="BodyText"/>
       </w:pPr>
       <w:r>
-        <w:t xml:space="preserve">F. Isensee, P. F. Jaeger, S. A. A. Kohl, J. Petersen, and K. H. Maier-Hein,</w:t>
-      </w:r>
-      <w:r>
-        <w:t xml:space="preserve"> </w:t>
-      </w:r>
-      <w:r>
-        <w:t xml:space="preserve">: a self-configuring method for deep learning-based biomedical image segmentation,</w:t>
-      </w:r>
-      <w:r>
-        <w:t xml:space="preserve"> </w:t>
-      </w:r>
-      <w:r>
-        <w:t xml:space="preserve">Nat. Methods</w:t>
+        <w:t xml:space="preserve">R. J. Hughes and A. Saifuddin,</w:t>
+      </w:r>
+      <w:r>
+        <w:t xml:space="preserve"> </w:t>
+      </w:r>
+      <w:r>
+        <w:t xml:space="preserve">Numbering of lumbosacral transitional vertebrae on</w:t>
+      </w:r>
+      <w:r>
+        <w:t xml:space="preserve"> </w:t>
+      </w:r>
+      <w:r>
+        <w:t xml:space="preserve">MRI</w:t>
+      </w:r>
+      <w:r>
+        <w:t xml:space="preserve">: role of the iliolumbar ligaments,</w:t>
+      </w:r>
+      <w:r>
+        <w:t xml:space="preserve"> </w:t>
+      </w:r>
+      <w:r>
+        <w:t xml:space="preserve">AJR Am. J. Roentgenol.</w:t>
       </w:r>
       <w:r>
         <w:t xml:space="preserve"> </w:t>
@@ -6947,16 +6901,16 @@
           <w:b/>
           <w:bCs/>
         </w:rPr>
-        <w:t xml:space="preserve">18</w:t>
-      </w:r>
-      <w:r>
-        <w:t xml:space="preserve">, 203–211 (2021),</w:t>
-      </w:r>
-      <w:r>
-        <w:t xml:space="preserve"> </w:t>
-      </w:r>
-      <w:r>
-        <w:t xml:space="preserve">doi:10.1038/s41592-020-01008-z.</w:t>
+        <w:t xml:space="preserve">187</w:t>
+      </w:r>
+      <w:r>
+        <w:t xml:space="preserve">, W59–W65 (2006),</w:t>
+      </w:r>
+      <w:r>
+        <w:t xml:space="preserve"> </w:t>
+      </w:r>
+      <w:r>
+        <w:t xml:space="preserve">doi:10.2214/AJR.05.0415.</w:t>
       </w:r>
     </w:p>
     <w:p>
@@ -6964,19 +6918,19 @@
         <w:pStyle w:val="BodyText"/>
       </w:pPr>
       <w:r>
-        <w:t xml:space="preserve">R. Vialle, N. Levassor, L. Rillardon, A. Templier, W. Skalli, and P. Guigui,</w:t>
-      </w:r>
-      <w:r>
-        <w:t xml:space="preserve"> </w:t>
-      </w:r>
-      <w:r>
-        <w:t xml:space="preserve">Radiographic analysis of the sagittal alignment and balance of the spine in asymptomatic subjects,</w:t>
-      </w:r>
-      <w:r>
-        <w:t xml:space="preserve"> </w:t>
-      </w:r>
-      <w:r>
-        <w:t xml:space="preserve">J. Bone Joint Surg. Am.</w:t>
+        <w:t xml:space="preserve">L. Jin et al.,</w:t>
+      </w:r>
+      <w:r>
+        <w:t xml:space="preserve"> </w:t>
+      </w:r>
+      <w:r>
+        <w:t xml:space="preserve">v2: a large-scale benchmark for rib labeling and anatomical centerline extraction,</w:t>
+      </w:r>
+      <w:r>
+        <w:t xml:space="preserve"> </w:t>
+      </w:r>
+      <w:r>
+        <w:t xml:space="preserve">IEEE Trans. Med. Imaging</w:t>
       </w:r>
       <w:r>
         <w:t xml:space="preserve"> </w:t>
@@ -6986,16 +6940,16 @@
           <w:b/>
           <w:bCs/>
         </w:rPr>
-        <w:t xml:space="preserve">87</w:t>
-      </w:r>
-      <w:r>
-        <w:t xml:space="preserve">, 260–267 (2005),</w:t>
-      </w:r>
-      <w:r>
-        <w:t xml:space="preserve"> </w:t>
-      </w:r>
-      <w:r>
-        <w:t xml:space="preserve">doi:10.2106/JBJS.D.02043.</w:t>
+        <w:t xml:space="preserve">43</w:t>
+      </w:r>
+      <w:r>
+        <w:t xml:space="preserve">, 570–581 (2024),</w:t>
+      </w:r>
+      <w:r>
+        <w:t xml:space="preserve"> </w:t>
+      </w:r>
+      <w:r>
+        <w:t xml:space="preserve">doi:10.1109/TMI.2023.3313627.</w:t>
       </w:r>
     </w:p>
     <w:p>
@@ -7003,19 +6957,72 @@
         <w:pStyle w:val="BodyText"/>
       </w:pPr>
       <w:r>
-        <w:t xml:space="preserve">A. E. Castellvi, L. A. Goldstein, and D. P. K. Chan,</w:t>
-      </w:r>
-      <w:r>
-        <w:t xml:space="preserve"> </w:t>
-      </w:r>
-      <w:r>
-        <w:t xml:space="preserve">Lumbosacral transitional vertebrae and their relationship with lumbar extradural defects,</w:t>
-      </w:r>
-      <w:r>
-        <w:t xml:space="preserve"> </w:t>
-      </w:r>
-      <w:r>
-        <w:t xml:space="preserve">Spine (Phila. Pa. 1976)</w:t>
+        <w:t xml:space="preserve">K. Smith et al.,</w:t>
+      </w:r>
+      <w:r>
+        <w:t xml:space="preserve"> </w:t>
+      </w:r>
+      <w:r>
+        <w:t xml:space="preserve">Data from</w:t>
+      </w:r>
+      <w:r>
+        <w:t xml:space="preserve"> </w:t>
+      </w:r>
+      <w:r>
+        <w:t xml:space="preserve">CT COLONOGRAPHY</w:t>
+      </w:r>
+      <w:r>
+        <w:t xml:space="preserve">,</w:t>
+      </w:r>
+      <w:r>
+        <w:t xml:space="preserve"> </w:t>
+      </w:r>
+      <w:r>
+        <w:t xml:space="preserve">The Cancer Imaging Archive, 2015,</w:t>
+      </w:r>
+      <w:r>
+        <w:t xml:space="preserve"> </w:t>
+      </w:r>
+      <w:r>
+        <w:t xml:space="preserve">doi:10.7937/K9/TCIA.2015.NWTESAY1.</w:t>
+      </w:r>
+    </w:p>
+    <w:p>
+      <w:pPr>
+        <w:pStyle w:val="BodyText"/>
+      </w:pPr>
+      <w:r>
+        <w:t xml:space="preserve">K. Clark et al.,</w:t>
+      </w:r>
+      <w:r>
+        <w:t xml:space="preserve"> </w:t>
+      </w:r>
+      <w:r>
+        <w:t xml:space="preserve">The</w:t>
+      </w:r>
+      <w:r>
+        <w:t xml:space="preserve"> </w:t>
+      </w:r>
+      <w:r>
+        <w:t xml:space="preserve">Cancer Imaging Archive</w:t>
+      </w:r>
+      <w:r>
+        <w:t xml:space="preserve"> </w:t>
+      </w:r>
+      <w:r>
+        <w:t xml:space="preserve">(</w:t>
+      </w:r>
+      <w:r>
+        <w:t xml:space="preserve">TCIA</w:t>
+      </w:r>
+      <w:r>
+        <w:t xml:space="preserve">): maintaining and operating a public information repository,</w:t>
+      </w:r>
+      <w:r>
+        <w:t xml:space="preserve"> </w:t>
+      </w:r>
+      <w:r>
+        <w:t xml:space="preserve">J. Digit. Imaging</w:t>
       </w:r>
       <w:r>
         <w:t xml:space="preserve"> </w:t>
@@ -7025,16 +7032,16 @@
           <w:b/>
           <w:bCs/>
         </w:rPr>
-        <w:t xml:space="preserve">9</w:t>
-      </w:r>
-      <w:r>
-        <w:t xml:space="preserve">, 493–495 (1984),</w:t>
-      </w:r>
-      <w:r>
-        <w:t xml:space="preserve"> </w:t>
-      </w:r>
-      <w:r>
-        <w:t xml:space="preserve">doi:10.1097/00007632-198407000-00014.</w:t>
+        <w:t xml:space="preserve">26</w:t>
+      </w:r>
+      <w:r>
+        <w:t xml:space="preserve">, 1045–1057 (2013),</w:t>
+      </w:r>
+      <w:r>
+        <w:t xml:space="preserve"> </w:t>
+      </w:r>
+      <w:r>
+        <w:t xml:space="preserve">doi:10.1007/s10278-013-9622-7.</w:t>
       </w:r>
     </w:p>
     <w:p>
@@ -7042,19 +7049,69 @@
         <w:pStyle w:val="BodyText"/>
       </w:pPr>
       <w:r>
-        <w:t xml:space="preserve">P. J. Pickhardt, B. D. Pooler, T. Lauder, A. M. del Rio, R. J. Bruce, and N. Binkley,</w:t>
-      </w:r>
-      <w:r>
-        <w:t xml:space="preserve"> </w:t>
-      </w:r>
-      <w:r>
-        <w:t xml:space="preserve">Opportunistic screening for osteoporosis using abdominal computed tomography scans obtained for other indications,</w:t>
-      </w:r>
-      <w:r>
-        <w:t xml:space="preserve"> </w:t>
-      </w:r>
-      <w:r>
-        <w:t xml:space="preserve">Ann. Intern. Med.</w:t>
+        <w:t xml:space="preserve">H. M</w:t>
+      </w:r>
+      <w:r>
+        <w:t xml:space="preserve">ö</w:t>
+      </w:r>
+      <w:r>
+        <w:t xml:space="preserve">ller et al.,</w:t>
+      </w:r>
+      <w:r>
+        <w:t xml:space="preserve"> </w:t>
+      </w:r>
+      <w:r>
+        <w:t xml:space="preserve">Automated thoracolumbar stump rib detection and analysis in a large</w:t>
+      </w:r>
+      <w:r>
+        <w:t xml:space="preserve"> </w:t>
+      </w:r>
+      <w:r>
+        <w:t xml:space="preserve">CT</w:t>
+      </w:r>
+      <w:r>
+        <w:t xml:space="preserve"> </w:t>
+      </w:r>
+      <w:r>
+        <w:t xml:space="preserve">cohort, 2025,</w:t>
+      </w:r>
+      <w:r>
+        <w:t xml:space="preserve"> </w:t>
+      </w:r>
+      <w:r>
+        <w:t xml:space="preserve">arXiv:2505.05004. doi:10.48550/arXiv.2505.05004.</w:t>
+      </w:r>
+    </w:p>
+    <w:p>
+      <w:pPr>
+        <w:pStyle w:val="BodyText"/>
+      </w:pPr>
+      <w:r>
+        <w:t xml:space="preserve">J. Wasserthal et al.,</w:t>
+      </w:r>
+      <w:r>
+        <w:t xml:space="preserve"> </w:t>
+      </w:r>
+      <w:r>
+        <w:t xml:space="preserve">: robust segmentation of 104 anatomic structures in</w:t>
+      </w:r>
+      <w:r>
+        <w:t xml:space="preserve"> </w:t>
+      </w:r>
+      <w:r>
+        <w:t xml:space="preserve">CT</w:t>
+      </w:r>
+      <w:r>
+        <w:t xml:space="preserve"> </w:t>
+      </w:r>
+      <w:r>
+        <w:t xml:space="preserve">images,</w:t>
+      </w:r>
+      <w:r>
+        <w:t xml:space="preserve"> </w:t>
+      </w:r>
+      <w:r>
+        <w:t xml:space="preserve">Radiol. Artif. Intell.</w:t>
       </w:r>
       <w:r>
         <w:t xml:space="preserve"> </w:t>
@@ -7064,16 +7121,16 @@
           <w:b/>
           <w:bCs/>
         </w:rPr>
-        <w:t xml:space="preserve">158</w:t>
-      </w:r>
-      <w:r>
-        <w:t xml:space="preserve">, 588–595 (2013),</w:t>
-      </w:r>
-      <w:r>
-        <w:t xml:space="preserve"> </w:t>
-      </w:r>
-      <w:r>
-        <w:t xml:space="preserve">doi:10.7326/0003-4819-158-8-201304160-00003.</w:t>
+        <w:t xml:space="preserve">5</w:t>
+      </w:r>
+      <w:r>
+        <w:t xml:space="preserve">, e230024 (2023),</w:t>
+      </w:r>
+      <w:r>
+        <w:t xml:space="preserve"> </w:t>
+      </w:r>
+      <w:r>
+        <w:t xml:space="preserve">doi:10.1148/ryai.230024.</w:t>
       </w:r>
     </w:p>
     <w:p>
@@ -7081,19 +7138,45 @@
         <w:pStyle w:val="BodyText"/>
       </w:pPr>
       <w:r>
-        <w:t xml:space="preserve">N. E. Epstein,</w:t>
-      </w:r>
-      <w:r>
-        <w:t xml:space="preserve"> </w:t>
-      </w:r>
-      <w:r>
-        <w:t xml:space="preserve">A perspective on wrong level, wrong side, and wrong site spine surgery,</w:t>
-      </w:r>
-      <w:r>
-        <w:t xml:space="preserve"> </w:t>
-      </w:r>
-      <w:r>
-        <w:t xml:space="preserve">Surg. Neurol. Int.</w:t>
+        <w:t xml:space="preserve">A. Schehr, J. Kim, and G. Schwing,</w:t>
+      </w:r>
+      <w:r>
+        <w:t xml:space="preserve"> </w:t>
+      </w:r>
+      <w:r>
+        <w:t xml:space="preserve">: an open-source framework for medical student engagement in computational spine imaging research,</w:t>
+      </w:r>
+      <w:r>
+        <w:t xml:space="preserve"> </w:t>
+      </w:r>
+      <w:r>
+        <w:t xml:space="preserve">Cureus (2026),</w:t>
+      </w:r>
+      <w:r>
+        <w:t xml:space="preserve"> </w:t>
+      </w:r>
+      <w:r>
+        <w:t xml:space="preserve">Published 14 July 2026. doi:10.7759/cureus.112661.</w:t>
+      </w:r>
+    </w:p>
+    <w:p>
+      <w:pPr>
+        <w:pStyle w:val="BodyText"/>
+      </w:pPr>
+      <w:r>
+        <w:t xml:space="preserve">F. Isensee, P. F. Jaeger, S. A. A. Kohl, J. Petersen, and K. H. Maier-Hein,</w:t>
+      </w:r>
+      <w:r>
+        <w:t xml:space="preserve"> </w:t>
+      </w:r>
+      <w:r>
+        <w:t xml:space="preserve">: a self-configuring method for deep learning-based biomedical image segmentation,</w:t>
+      </w:r>
+      <w:r>
+        <w:t xml:space="preserve"> </w:t>
+      </w:r>
+      <w:r>
+        <w:t xml:space="preserve">Nat. Methods</w:t>
       </w:r>
       <w:r>
         <w:t xml:space="preserve"> </w:t>
@@ -7103,6 +7186,162 @@
           <w:b/>
           <w:bCs/>
         </w:rPr>
+        <w:t xml:space="preserve">18</w:t>
+      </w:r>
+      <w:r>
+        <w:t xml:space="preserve">, 203–211 (2021),</w:t>
+      </w:r>
+      <w:r>
+        <w:t xml:space="preserve"> </w:t>
+      </w:r>
+      <w:r>
+        <w:t xml:space="preserve">doi:10.1038/s41592-020-01008-z.</w:t>
+      </w:r>
+    </w:p>
+    <w:p>
+      <w:pPr>
+        <w:pStyle w:val="BodyText"/>
+      </w:pPr>
+      <w:r>
+        <w:t xml:space="preserve">R. Vialle, N. Levassor, L. Rillardon, A. Templier, W. Skalli, and P. Guigui,</w:t>
+      </w:r>
+      <w:r>
+        <w:t xml:space="preserve"> </w:t>
+      </w:r>
+      <w:r>
+        <w:t xml:space="preserve">Radiographic analysis of the sagittal alignment and balance of the spine in asymptomatic subjects,</w:t>
+      </w:r>
+      <w:r>
+        <w:t xml:space="preserve"> </w:t>
+      </w:r>
+      <w:r>
+        <w:t xml:space="preserve">J. Bone Joint Surg. Am.</w:t>
+      </w:r>
+      <w:r>
+        <w:t xml:space="preserve"> </w:t>
+      </w:r>
+      <w:r>
+        <w:rPr>
+          <w:b/>
+          <w:bCs/>
+        </w:rPr>
+        <w:t xml:space="preserve">87</w:t>
+      </w:r>
+      <w:r>
+        <w:t xml:space="preserve">, 260–267 (2005),</w:t>
+      </w:r>
+      <w:r>
+        <w:t xml:space="preserve"> </w:t>
+      </w:r>
+      <w:r>
+        <w:t xml:space="preserve">doi:10.2106/JBJS.D.02043.</w:t>
+      </w:r>
+    </w:p>
+    <w:p>
+      <w:pPr>
+        <w:pStyle w:val="BodyText"/>
+      </w:pPr>
+      <w:r>
+        <w:t xml:space="preserve">A. E. Castellvi, L. A. Goldstein, and D. P. K. Chan,</w:t>
+      </w:r>
+      <w:r>
+        <w:t xml:space="preserve"> </w:t>
+      </w:r>
+      <w:r>
+        <w:t xml:space="preserve">Lumbosacral transitional vertebrae and their relationship with lumbar extradural defects,</w:t>
+      </w:r>
+      <w:r>
+        <w:t xml:space="preserve"> </w:t>
+      </w:r>
+      <w:r>
+        <w:t xml:space="preserve">Spine (Phila. Pa. 1976)</w:t>
+      </w:r>
+      <w:r>
+        <w:t xml:space="preserve"> </w:t>
+      </w:r>
+      <w:r>
+        <w:rPr>
+          <w:b/>
+          <w:bCs/>
+        </w:rPr>
+        <w:t xml:space="preserve">9</w:t>
+      </w:r>
+      <w:r>
+        <w:t xml:space="preserve">, 493–495 (1984),</w:t>
+      </w:r>
+      <w:r>
+        <w:t xml:space="preserve"> </w:t>
+      </w:r>
+      <w:r>
+        <w:t xml:space="preserve">doi:10.1097/00007632-198407000-00014.</w:t>
+      </w:r>
+    </w:p>
+    <w:p>
+      <w:pPr>
+        <w:pStyle w:val="BodyText"/>
+      </w:pPr>
+      <w:r>
+        <w:t xml:space="preserve">P. J. Pickhardt, B. D. Pooler, T. Lauder, A. M. del Rio, R. J. Bruce, and N. Binkley,</w:t>
+      </w:r>
+      <w:r>
+        <w:t xml:space="preserve"> </w:t>
+      </w:r>
+      <w:r>
+        <w:t xml:space="preserve">Opportunistic screening for osteoporosis using abdominal computed tomography scans obtained for other indications,</w:t>
+      </w:r>
+      <w:r>
+        <w:t xml:space="preserve"> </w:t>
+      </w:r>
+      <w:r>
+        <w:t xml:space="preserve">Ann. Intern. Med.</w:t>
+      </w:r>
+      <w:r>
+        <w:t xml:space="preserve"> </w:t>
+      </w:r>
+      <w:r>
+        <w:rPr>
+          <w:b/>
+          <w:bCs/>
+        </w:rPr>
+        <w:t xml:space="preserve">158</w:t>
+      </w:r>
+      <w:r>
+        <w:t xml:space="preserve">, 588–595 (2013),</w:t>
+      </w:r>
+      <w:r>
+        <w:t xml:space="preserve"> </w:t>
+      </w:r>
+      <w:r>
+        <w:t xml:space="preserve">doi:10.7326/0003-4819-158-8-201304160-00003.</w:t>
+      </w:r>
+    </w:p>
+    <w:p>
+      <w:pPr>
+        <w:pStyle w:val="BodyText"/>
+      </w:pPr>
+      <w:r>
+        <w:t xml:space="preserve">N. E. Epstein,</w:t>
+      </w:r>
+      <w:r>
+        <w:t xml:space="preserve"> </w:t>
+      </w:r>
+      <w:r>
+        <w:t xml:space="preserve">A perspective on wrong level, wrong side, and wrong site spine surgery,</w:t>
+      </w:r>
+      <w:r>
+        <w:t xml:space="preserve"> </w:t>
+      </w:r>
+      <w:r>
+        <w:t xml:space="preserve">Surg. Neurol. Int.</w:t>
+      </w:r>
+      <w:r>
+        <w:t xml:space="preserve"> </w:t>
+      </w:r>
+      <w:r>
+        <w:rPr>
+          <w:b/>
+          <w:bCs/>
+        </w:rPr>
         <w:t xml:space="preserve">12</w:t>
       </w:r>
       <w:r>
@@ -7113,26 +7352,6 @@
       </w:r>
       <w:r>
         <w:t xml:space="preserve">doi:10.25259/SNI_402_2021.</w:t>
-      </w:r>
-    </w:p>
-    <w:p>
-      <w:pPr>
-        <w:pStyle w:val="BodyText"/>
-      </w:pPr>
-      <w:r>
-        <w:t xml:space="preserve">E. C. Benzel,</w:t>
-      </w:r>
-      <w:r>
-        <w:t xml:space="preserve"> </w:t>
-      </w:r>
-      <w:r>
-        <w:t xml:space="preserve">,</w:t>
-      </w:r>
-      <w:r>
-        <w:t xml:space="preserve"> </w:t>
-      </w:r>
-      <w:r>
-        <w:t xml:space="preserve">Thieme, New York, 3rd edition, 2015.</w:t>
       </w:r>
     </w:p>
     <w:p>

--- a/paper/mpda/CTSpinoPelvic1K_review.docx
+++ b/paper/mpda/CTSpinoPelvic1K_review.docx
@@ -1372,83 +1372,6 @@
           <w:iCs/>
         </w:rPr>
         <w:t xml:space="preserve">pelvic_only</w:t>
-      </w:r>
-      <w:r>
-        <w:t xml:space="preserve">. These four are the values of</w:t>
-      </w:r>
-      <w:r>
-        <w:t xml:space="preserve"> </w:t>
-      </w:r>
-      <w:r>
-        <w:t xml:space="preserve">the manifest’s</w:t>
-      </w:r>
-      <w:r>
-        <w:t xml:space="preserve"> </w:t>
-      </w:r>
-      <w:r>
-        <w:rPr>
-          <w:rStyle w:val="VerbatimChar"/>
-        </w:rPr>
-        <w:t xml:space="preserve">match_type</w:t>
-      </w:r>
-      <w:r>
-        <w:t xml:space="preserve"> </w:t>
-      </w:r>
-      <w:r>
-        <w:t xml:space="preserve">field; the coarser</w:t>
-      </w:r>
-      <w:r>
-        <w:t xml:space="preserve"> </w:t>
-      </w:r>
-      <w:r>
-        <w:rPr>
-          <w:rStyle w:val="VerbatimChar"/>
-        </w:rPr>
-        <w:t xml:space="preserve">config</w:t>
-      </w:r>
-      <w:r>
-        <w:t xml:space="preserve"> </w:t>
-      </w:r>
-      <w:r>
-        <w:t xml:space="preserve">field folds</w:t>
-      </w:r>
-      <w:r>
-        <w:t xml:space="preserve"> </w:t>
-      </w:r>
-      <w:r>
-        <w:rPr>
-          <w:i/>
-          <w:iCs/>
-        </w:rPr>
-        <w:t xml:space="preserve">separate</w:t>
-      </w:r>
-      <w:r>
-        <w:t xml:space="preserve"> </w:t>
-      </w:r>
-      <w:r>
-        <w:t xml:space="preserve">into</w:t>
-      </w:r>
-      <w:r>
-        <w:t xml:space="preserve"> </w:t>
-      </w:r>
-      <w:r>
-        <w:rPr>
-          <w:i/>
-          <w:iCs/>
-        </w:rPr>
-        <w:t xml:space="preserve">spine_only</w:t>
-      </w:r>
-      <w:r>
-        <w:t xml:space="preserve">, so a user wanting the four types should read</w:t>
-      </w:r>
-      <w:r>
-        <w:t xml:space="preserve"> </w:t>
-      </w:r>
-      <w:r>
-        <w:rPr>
-          <w:rStyle w:val="VerbatimChar"/>
-        </w:rPr>
-        <w:t xml:space="preserve">match_type</w:t>
       </w:r>
       <w:r>
         <w:t xml:space="preserve">. The split is the crosswalk’s</w:t>

--- a/paper/mpda/CTSpinoPelvic1K_review.docx
+++ b/paper/mpda/CTSpinoPelvic1K_review.docx
@@ -1579,13 +1579,25 @@
         <w:t xml:space="preserve"> </w:t>
       </w:r>
       <w:r>
-        <w:t xml:space="preserve">is a detection model of high reported</w:t>
-      </w:r>
-      <w:r>
-        <w:t xml:space="preserve"> </w:t>
-      </w:r>
-      <w:r>
-        <w:t xml:space="preserve">accuracy, but it segments ribs that lie</w:t>
+        <w:t xml:space="preserve">reports high accuracy, and its authors show</w:t>
+      </w:r>
+      <w:r>
+        <w:t xml:space="preserve"> </w:t>
+      </w:r>
+      <w:r>
+        <w:t xml:space="preserve">that stump ribs can be classified from a partial field of view; that result concerns the</w:t>
+      </w:r>
+      <w:r>
+        <w:t xml:space="preserve"> </w:t>
+      </w:r>
+      <w:r>
+        <w:t xml:space="preserve">morphological features computed on a rib once segmented. On this corpus the segmentation</w:t>
+      </w:r>
+      <w:r>
+        <w:t xml:space="preserve"> </w:t>
+      </w:r>
+      <w:r>
+        <w:t xml:space="preserve">itself failed on ribs that were</w:t>
       </w:r>
       <w:r>
         <w:t xml:space="preserve"> </w:t>
@@ -1595,31 +1607,49 @@
           <w:i/>
           <w:iCs/>
         </w:rPr>
-        <w:t xml:space="preserve">entirely within</w:t>
-      </w:r>
-      <w:r>
-        <w:t xml:space="preserve"> </w:t>
-      </w:r>
-      <w:r>
-        <w:t xml:space="preserve">the field of view; a rib</w:t>
-      </w:r>
-      <w:r>
-        <w:t xml:space="preserve"> </w:t>
-      </w:r>
-      <w:r>
-        <w:t xml:space="preserve">clipped by the edge of an abdominal acquisition is liable to be missed altogether. Since</w:t>
-      </w:r>
-      <w:r>
-        <w:t xml:space="preserve"> </w:t>
-      </w:r>
-      <w:r>
-        <w:t xml:space="preserve">this is a colonography cohort, the lower ribs are routinely clipped, and those are</w:t>
-      </w:r>
-      <w:r>
-        <w:t xml:space="preserve"> </w:t>
-      </w:r>
-      <w:r>
-        <w:t xml:space="preserve">precisely the ribs the count depends on.</w:t>
+        <w:t xml:space="preserve">partially outside</w:t>
+      </w:r>
+      <w:r>
+        <w:t xml:space="preserve"> </w:t>
+      </w:r>
+      <w:r>
+        <w:t xml:space="preserve">the field of view: a rib crossing</w:t>
+      </w:r>
+      <w:r>
+        <w:t xml:space="preserve"> </w:t>
+      </w:r>
+      <w:r>
+        <w:t xml:space="preserve">the boundary of an abdominal acquisition was liable to be missed altogether rather than</w:t>
+      </w:r>
+      <w:r>
+        <w:t xml:space="preserve"> </w:t>
+      </w:r>
+      <w:r>
+        <w:t xml:space="preserve">segmented to the edge. This is not a limitation its authors report — their evaluation</w:t>
+      </w:r>
+      <w:r>
+        <w:t xml:space="preserve"> </w:t>
+      </w:r>
+      <w:r>
+        <w:t xml:space="preserve">excluded subjects in which the last rib was not visible, and their failure analysis</w:t>
+      </w:r>
+      <w:r>
+        <w:t xml:space="preserve"> </w:t>
+      </w:r>
+      <w:r>
+        <w:t xml:space="preserve">attributes errors to costal-process fusion — so it is recorded here as an observation</w:t>
+      </w:r>
+      <w:r>
+        <w:t xml:space="preserve"> </w:t>
+      </w:r>
+      <w:r>
+        <w:t xml:space="preserve">from this cohort. Since this is a colonography cohort, the lower ribs are routinely</w:t>
+      </w:r>
+      <w:r>
+        <w:t xml:space="preserve"> </w:t>
+      </w:r>
+      <w:r>
+        <w:t xml:space="preserve">clipped, and those are precisely the ribs the count depends on.</w:t>
       </w:r>
     </w:p>
     <w:p>
@@ -1657,13 +1687,33 @@
         <w:t xml:space="preserve"> </w:t>
       </w:r>
       <w:r>
-        <w:t xml:space="preserve">medial end never reaches the vertebra it articulates with, so the incidence test that</w:t>
-      </w:r>
-      <w:r>
-        <w:t xml:space="preserve"> </w:t>
-      </w:r>
-      <w:r>
-        <w:t xml:space="preserve">assigns a rib to its level has nothing to test.</w:t>
+        <w:t xml:space="preserve">medial end never reaches the vertebra it articulates with, so the rib–vertebra incidence</w:t>
+      </w:r>
+      <w:r>
+        <w:t xml:space="preserve"> </w:t>
+      </w:r>
+      <w:r>
+        <w:t xml:space="preserve">check of Table </w:t>
+      </w:r>
+      <w:hyperlink w:anchor="tab:qc">
+        <w:r>
+          <w:rPr>
+            <w:rStyle w:val="Hyperlink"/>
+          </w:rPr>
+          <w:t xml:space="preserve">[tab:qc]</w:t>
+        </w:r>
+      </w:hyperlink>
+      <w:r>
+        <w:t xml:space="preserve"> </w:t>
+      </w:r>
+      <w:r>
+        <w:t xml:space="preserve">— the quality-control gate on the rib class labels, which</w:t>
+      </w:r>
+      <w:r>
+        <w:t xml:space="preserve"> </w:t>
+      </w:r>
+      <w:r>
+        <w:t xml:space="preserve">matches each rib to the vertebra its number implies — has nothing to test.</w:t>
       </w:r>
     </w:p>
     <w:p>

--- a/paper/mpda/CTSpinoPelvic1K_review.docx
+++ b/paper/mpda/CTSpinoPelvic1K_review.docx
@@ -189,7 +189,7 @@
         <w:t xml:space="preserve"> </w:t>
       </w:r>
       <w:r>
-        <w:t xml:space="preserve">Gzipped NIfTI image/label pairs sharing one affine, canonicalized to PIR, with frozen patient-grouped LSTV-stratified five-fold splits and a reference loader; archived at .</w:t>
+        <w:t xml:space="preserve">Gzipped NIfTI image/label pairs sharing one affine, canonicalized to PIR, with frozen patient-grouped LSTV-stratified five-fold splits and a reference loader; archived under a persistent identifier, .</w:t>
       </w:r>
     </w:p>
     <w:p>
@@ -253,7 +253,13 @@
         <w:t xml:space="preserve"> </w:t>
       </w:r>
       <w:r>
-        <w:t xml:space="preserve">Castellvi grades assigned by two radiology resident physicians.</w:t>
+        <w:t xml:space="preserve">Castellvi grades read independently by two radiology resident physicians and resolved by</w:t>
+      </w:r>
+      <w:r>
+        <w:t xml:space="preserve"> </w:t>
+      </w:r>
+      <w:r>
+        <w:t xml:space="preserve">consensus.</w:t>
       </w:r>
     </w:p>
     <w:p>
@@ -268,7 +274,7 @@
         <w:t xml:space="preserve">Draft for co-author review — not the submission copy.</w:t>
       </w:r>
     </w:p>
-    <w:bookmarkStart w:id="16" w:name="introduction"/>
+    <w:bookmarkStart w:id="10" w:name="introduction"/>
     <w:p>
       <w:pPr>
         <w:pStyle w:val="Heading1"/>
@@ -478,14 +484,14 @@
         <w:t xml:space="preserve"> </w:t>
       </w:r>
       <w:r>
-        <w:t xml:space="preserve">(Fig. </w:t>
-      </w:r>
-      <w:hyperlink w:anchor="fig:priorart">
+        <w:t xml:space="preserve">(Table </w:t>
+      </w:r>
+      <w:hyperlink w:anchor="tab:priorart">
         <w:r>
           <w:rPr>
             <w:rStyle w:val="Hyperlink"/>
           </w:rPr>
-          <w:t xml:space="preserve">1</w:t>
+          <w:t xml:space="preserve">[tab:priorart]</w:t>
         </w:r>
       </w:hyperlink>
       <w:r>
@@ -519,18 +525,18 @@
         <w:t xml:space="preserve"> </w:t>
       </w:r>
       <w:r>
-        <w:t xml:space="preserve">point most clearly (Fig. </w:t>
-      </w:r>
-      <w:hyperlink w:anchor="fig:priorart">
+        <w:t xml:space="preserve">point most clearly (Table </w:t>
+      </w:r>
+      <w:hyperlink w:anchor="tab:priorart">
         <w:r>
           <w:rPr>
             <w:rStyle w:val="Hyperlink"/>
           </w:rPr>
-          <w:t xml:space="preserve">1</w:t>
+          <w:t xml:space="preserve">[tab:priorart]</w:t>
         </w:r>
       </w:hyperlink>
       <w:r>
-        <w:t xml:space="preserve">b): it deliberately enriched for anatomical</w:t>
+        <w:t xml:space="preserve">): it deliberately enriched for anatomical</w:t>
       </w:r>
       <w:r>
         <w:t xml:space="preserve"> </w:t>
@@ -592,41 +598,13 @@
         <w:t xml:space="preserve"> </w:t>
       </w:r>
       <w:r>
-        <w:t xml:space="preserve">archived dataset, deposited at</w:t>
-      </w:r>
-      <w:r>
-        <w:t xml:space="preserve"> </w:t>
-      </w:r>
-      <w:hyperlink r:id="rId9">
-        <w:r>
-          <w:rPr>
-            <w:rStyle w:val="Hyperlink"/>
-          </w:rPr>
-          <w:t xml:space="preserve">https://doi.org/\datasetversiondoi</w:t>
-        </w:r>
-      </w:hyperlink>
-      <w:r>
-        <w:t xml:space="preserve">. Citations should</w:t>
-      </w:r>
-      <w:r>
-        <w:t xml:space="preserve"> </w:t>
-      </w:r>
-      <w:r>
-        <w:t xml:space="preserve">use</w:t>
-      </w:r>
-      <w:r>
-        <w:t xml:space="preserve"> </w:t>
-      </w:r>
-      <w:hyperlink r:id="rId10">
-        <w:r>
-          <w:rPr>
-            <w:rStyle w:val="Hyperlink"/>
-          </w:rPr>
-          <w:t xml:space="preserve">https://doi.org/\datasetdoi</w:t>
-        </w:r>
-      </w:hyperlink>
-      <w:r>
-        <w:t xml:space="preserve">, the permanent identifier for the dataset across all</w:t>
+        <w:t xml:space="preserve">archived dataset, deposited at . Citations should</w:t>
+      </w:r>
+      <w:r>
+        <w:t xml:space="preserve"> </w:t>
+      </w:r>
+      <w:r>
+        <w:t xml:space="preserve">use , the permanent identifier for the dataset across all</w:t>
       </w:r>
       <w:r>
         <w:t xml:space="preserve"> </w:t>
@@ -664,7 +642,7 @@
         <w:t xml:space="preserve">.</w:t>
       </w:r>
     </w:p>
-    <w:bookmarkStart w:id="15" w:name="X22b48b7b459c7d36a584115c3178f04b0b53450"/>
+    <w:bookmarkStart w:id="9" w:name="X22b48b7b459c7d36a584115c3178f04b0b53450"/>
     <w:p>
       <w:pPr>
         <w:pStyle w:val="Heading2"/>
@@ -959,66 +937,387 @@
         <w:t xml:space="preserve">information needed to settle these variants is present locally.</w:t>
       </w:r>
     </w:p>
-    <w:bookmarkStart w:id="14" w:name="fig:priorart"/>
-    <w:p>
-      <w:pPr>
-        <w:pStyle w:val="CaptionedFigure"/>
-      </w:pPr>
-      <w:r>
-        <w:drawing>
-          <wp:inline>
-            <wp:extent cx="5334000" cy="1747344"/>
-            <wp:effectExtent b="0" l="0" r="0" t="0"/>
-            <wp:docPr descr="" title="" id="12" name="Picture"/>
-            <a:graphic>
-              <a:graphicData uri="http://schemas.openxmlformats.org/drawingml/2006/picture">
-                <pic:pic>
-                  <pic:nvPicPr>
-                    <pic:cNvPr descr="figures/fig_priorart.pdf" id="13" name="Picture"/>
-                    <pic:cNvPicPr>
-                      <a:picLocks noChangeArrowheads="1" noChangeAspect="1"/>
-                    </pic:cNvPicPr>
-                  </pic:nvPicPr>
-                  <pic:blipFill>
-                    <a:blip r:embed="rId11"/>
-                    <a:stretch>
-                      <a:fillRect/>
-                    </a:stretch>
-                  </pic:blipFill>
-                  <pic:spPr bwMode="auto">
-                    <a:xfrm>
-                      <a:off x="0" y="0"/>
-                      <a:ext cx="5334000" cy="1747344"/>
-                    </a:xfrm>
-                    <a:prstGeom prst="rect">
-                      <a:avLst/>
-                    </a:prstGeom>
-                    <a:noFill/>
-                    <a:ln w="9525">
-                      <a:noFill/>
-                      <a:headEnd/>
-                      <a:tailEnd/>
-                    </a:ln>
-                  </pic:spPr>
-                </pic:pic>
-              </a:graphicData>
-            </a:graphic>
-          </wp:inline>
-        </w:drawing>
-      </w:r>
-    </w:p>
+    <w:tbl>
+      <w:tblPr>
+        <w:tblStyle w:val="Table"/>
+        <w:tblW w:type="auto" w:w="0"/>
+        <w:tblLook w:firstRow="1" w:lastRow="0" w:firstColumn="0" w:lastColumn="0" w:noHBand="0" w:noVBand="0" w:val="0020"/>
+      </w:tblPr>
+      <w:tblGrid>
+        <w:gridCol w:w="2640"/>
+        <w:gridCol w:w="2640"/>
+        <w:gridCol w:w="2640"/>
+      </w:tblGrid>
+      <w:tr>
+        <w:trPr>
+          <w:tblHeader w:val="on"/>
+        </w:trPr>
+        <w:tc>
+          <w:tcPr/>
+          <w:p>
+            <w:pPr>
+              <w:pStyle w:val="Compact"/>
+              <w:jc w:val="left"/>
+            </w:pPr>
+            <w:r>
+              <w:t xml:space="preserve">Collection</w:t>
+            </w:r>
+          </w:p>
+        </w:tc>
+        <w:tc>
+          <w:tcPr/>
+          <w:p>
+            <w:pPr>
+              <w:pStyle w:val="Compact"/>
+              <w:jc w:val="right"/>
+            </w:pPr>
+            <w:r>
+              <w:t xml:space="preserve">Scans</w:t>
+            </w:r>
+          </w:p>
+        </w:tc>
+        <w:tc>
+          <w:tcPr/>
+          <w:p>
+            <w:pPr>
+              <w:pStyle w:val="Compact"/>
+            </w:pPr>
+          </w:p>
+        </w:tc>
+      </w:tr>
+      <w:tr>
+        <w:tc>
+          <w:tcPr/>
+          <w:p>
+            <w:pPr>
+              <w:pStyle w:val="Compact"/>
+              <w:jc w:val="left"/>
+            </w:pPr>
+            <w:r>
+              <w:t xml:space="preserve">CTSpine1K </w:t>
+            </w:r>
+          </w:p>
+        </w:tc>
+        <w:tc>
+          <w:tcPr/>
+          <w:p>
+            <w:pPr>
+              <w:pStyle w:val="Compact"/>
+              <w:jc w:val="right"/>
+            </w:pPr>
+            <w:r>
+              <w:t xml:space="preserve">1</w:t>
+            </w:r>
+            <w:r>
+              <w:t xml:space="preserve">,</w:t>
+            </w:r>
+            <w:r>
+              <w:t xml:space="preserve">005</w:t>
+            </w:r>
+          </w:p>
+        </w:tc>
+        <w:tc>
+          <w:tcPr/>
+          <w:p>
+            <w:pPr>
+              <w:pStyle w:val="Compact"/>
+            </w:pPr>
+          </w:p>
+        </w:tc>
+      </w:tr>
+      <w:tr>
+        <w:tc>
+          <w:tcPr/>
+          <w:p>
+            <w:pPr>
+              <w:pStyle w:val="Compact"/>
+              <w:jc w:val="left"/>
+            </w:pPr>
+            <w:r>
+              <w:t xml:space="preserve">CTPelvic1K </w:t>
+            </w:r>
+          </w:p>
+        </w:tc>
+        <w:tc>
+          <w:tcPr/>
+          <w:p>
+            <w:pPr>
+              <w:pStyle w:val="Compact"/>
+              <w:jc w:val="right"/>
+            </w:pPr>
+            <w:r>
+              <w:t xml:space="preserve">1</w:t>
+            </w:r>
+            <w:r>
+              <w:t xml:space="preserve">,</w:t>
+            </w:r>
+            <w:r>
+              <w:t xml:space="preserve">184</w:t>
+            </w:r>
+          </w:p>
+        </w:tc>
+        <w:tc>
+          <w:tcPr/>
+          <w:p>
+            <w:pPr>
+              <w:pStyle w:val="Compact"/>
+            </w:pPr>
+          </w:p>
+        </w:tc>
+      </w:tr>
+      <w:tr>
+        <w:tc>
+          <w:tcPr/>
+          <w:p>
+            <w:pPr>
+              <w:pStyle w:val="Compact"/>
+              <w:jc w:val="left"/>
+            </w:pPr>
+            <w:r>
+              <w:t xml:space="preserve">VerSe </w:t>
+            </w:r>
+          </w:p>
+        </w:tc>
+        <w:tc>
+          <w:tcPr/>
+          <w:p>
+            <w:pPr>
+              <w:pStyle w:val="Compact"/>
+              <w:jc w:val="right"/>
+            </w:pPr>
+            <w:r>
+              <w:t xml:space="preserve">374</w:t>
+            </w:r>
+          </w:p>
+        </w:tc>
+        <w:tc>
+          <w:tcPr/>
+          <w:p>
+            <w:pPr>
+              <w:pStyle w:val="Compact"/>
+            </w:pPr>
+          </w:p>
+        </w:tc>
+      </w:tr>
+      <w:tr>
+        <w:tc>
+          <w:tcPr/>
+          <w:p>
+            <w:pPr>
+              <w:pStyle w:val="Compact"/>
+              <w:jc w:val="left"/>
+            </w:pPr>
+            <w:r>
+              <w:t xml:space="preserve">RibSeg v2 </w:t>
+            </w:r>
+          </w:p>
+        </w:tc>
+        <w:tc>
+          <w:tcPr/>
+          <w:p>
+            <w:pPr>
+              <w:pStyle w:val="Compact"/>
+              <w:jc w:val="right"/>
+            </w:pPr>
+            <w:r>
+              <w:t xml:space="preserve">660</w:t>
+            </w:r>
+          </w:p>
+        </w:tc>
+        <w:tc>
+          <w:tcPr/>
+          <w:p>
+            <w:pPr>
+              <w:pStyle w:val="Compact"/>
+            </w:pPr>
+          </w:p>
+        </w:tc>
+      </w:tr>
+      <w:tr>
+        <w:tc>
+          <w:tcPr/>
+          <w:p>
+            <w:pPr>
+              <w:pStyle w:val="Compact"/>
+              <w:jc w:val="left"/>
+            </w:pPr>
+            <w:r>
+              <w:t xml:space="preserve">TotalSegmentator </w:t>
+            </w:r>
+          </w:p>
+        </w:tc>
+        <w:tc>
+          <w:tcPr/>
+          <w:p>
+            <w:pPr>
+              <w:pStyle w:val="Compact"/>
+              <w:jc w:val="right"/>
+            </w:pPr>
+            <w:r>
+              <w:t xml:space="preserve">1</w:t>
+            </w:r>
+            <w:r>
+              <w:t xml:space="preserve">,</w:t>
+            </w:r>
+            <w:r>
+              <w:t xml:space="preserve">204</w:t>
+            </w:r>
+          </w:p>
+        </w:tc>
+        <w:tc>
+          <w:tcPr/>
+          <w:p>
+            <w:pPr>
+              <w:pStyle w:val="Compact"/>
+            </w:pPr>
+          </w:p>
+        </w:tc>
+      </w:tr>
+      <w:tr>
+        <w:tc>
+          <w:tcPr/>
+          <w:p>
+            <w:pPr>
+              <w:pStyle w:val="Compact"/>
+              <w:jc w:val="left"/>
+            </w:pPr>
+            <w:r>
+              <w:rPr>
+                <w:b/>
+                <w:bCs/>
+              </w:rPr>
+              <w:t xml:space="preserve">CTSpinoPelvic1K</w:t>
+            </w:r>
+          </w:p>
+        </w:tc>
+        <w:tc>
+          <w:tcPr/>
+          <w:p>
+            <w:pPr>
+              <w:pStyle w:val="Compact"/>
+              <w:jc w:val="right"/>
+            </w:pPr>
+            <w:r>
+              <w:t xml:space="preserve">802</w:t>
+            </w:r>
+          </w:p>
+        </w:tc>
+        <w:tc>
+          <w:tcPr/>
+          <w:p>
+            <w:pPr>
+              <w:pStyle w:val="Compact"/>
+            </w:pPr>
+          </w:p>
+        </w:tc>
+      </w:tr>
+    </w:tbl>
+    <w:bookmarkEnd w:id="9"/>
+    <w:bookmarkEnd w:id="10"/>
+    <w:bookmarkStart w:id="34" w:name="acquisition-and-validation-methods"/>
+    <w:p>
+      <w:pPr>
+        <w:pStyle w:val="Heading1"/>
+      </w:pPr>
+      <w:r>
+        <w:t xml:space="preserve">Acquisition and Validation Methods</w:t>
+      </w:r>
+    </w:p>
+    <w:bookmarkStart w:id="11" w:name="fig:pipeline"/>
+    <w:tbl>
+      <w:tblPr>
+        <w:tblStyle w:val="FigureTable"/>
+        <w:tblW w:type="auto" w:w="0"/>
+        <w:jc w:val="center"/>
+        <w:tblLook w:firstRow="0" w:lastRow="0" w:firstColumn="0" w:lastColumn="0"/>
+      </w:tblPr>
+      <w:tblGrid/>
+    </w:tbl>
     <w:p>
       <w:pPr>
         <w:pStyle w:val="ImageCaption"/>
       </w:pPr>
       <w:r>
-        <w:t xml:space="preserve">Public CT collections at the lumbosacral junction. (a) Size, stated first</w:t>
-      </w:r>
-      <w:r>
-        <w:t xml:space="preserve"> </w:t>
-      </w:r>
-      <w:r>
-        <w:t xml:space="preserve">because it is the claim this dataset does</w:t>
+        <w:t xml:space="preserve">How the dataset was built.</w:t>
+      </w:r>
+      <w:r>
+        <w:t xml:space="preserve"> </w:t>
+      </w:r>
+      <m:oMath>
+        <m:r>
+          <m:t>n</m:t>
+        </m:r>
+      </m:oMath>
+      <w:r>
+        <w:t xml:space="preserve"> </w:t>
+      </w:r>
+      <w:r>
+        <w:t xml:space="preserve">counts scans, or corrections, at each step.</w:t>
+      </w:r>
+    </w:p>
+    <w:bookmarkEnd w:id="11"/>
+    <w:bookmarkStart w:id="12" w:name="X2c0fb42c8bb5bb5ce1dd1e3dae8e3c8ee5cb14f"/>
+    <w:p>
+      <w:pPr>
+        <w:pStyle w:val="Heading2"/>
+      </w:pPr>
+      <w:r>
+        <w:t xml:space="preserve">Sources, and why a crosswalk was necessary</w:t>
+      </w:r>
+    </w:p>
+    <w:p>
+      <w:pPr>
+        <w:pStyle w:val="FirstParagraph"/>
+      </w:pPr>
+      <w:r>
+        <w:t xml:space="preserve">Both CTSpine1K </w:t>
+      </w:r>
+      <w:r>
+        <w:t xml:space="preserve"> </w:t>
+      </w:r>
+      <w:r>
+        <w:t xml:space="preserve">and CTPelvic1K </w:t>
+      </w:r>
+      <w:r>
+        <w:t xml:space="preserve"> </w:t>
+      </w:r>
+      <w:r>
+        <w:t xml:space="preserve">draw part of</w:t>
+      </w:r>
+      <w:r>
+        <w:t xml:space="preserve"> </w:t>
+      </w:r>
+      <w:r>
+        <w:t xml:space="preserve">their imaging from the TCIA CT colonography collection </w:t>
+      </w:r>
+      <w:r>
+        <w:t xml:space="preserve">, and</w:t>
+      </w:r>
+      <w:r>
+        <w:t xml:space="preserve"> </w:t>
+      </w:r>
+      <w:r>
+        <w:t xml:space="preserve">the vertebral and pelvic annotations in both were produced under</w:t>
+      </w:r>
+      <w:r>
+        <w:t xml:space="preserve"> </w:t>
+      </w:r>
+      <w:r>
+        <w:t xml:space="preserve">board-certified radiologist supervision. Neither released the mapping from an</w:t>
+      </w:r>
+      <w:r>
+        <w:t xml:space="preserve"> </w:t>
+      </w:r>
+      <w:r>
+        <w:t xml:space="preserve">annotation to the specific CT series it was drawn on.</w:t>
+      </w:r>
+    </w:p>
+    <w:p>
+      <w:pPr>
+        <w:pStyle w:val="BodyText"/>
+      </w:pPr>
+      <w:r>
+        <w:t xml:space="preserve">That mapping matters because every patient in CT COLONOGRAPHY was scanned</w:t>
       </w:r>
       <w:r>
         <w:t xml:space="preserve"> </w:t>
@@ -1028,25 +1327,28 @@
           <w:i/>
           <w:iCs/>
         </w:rPr>
-        <w:t xml:space="preserve">not</w:t>
-      </w:r>
-      <w:r>
-        <w:t xml:space="preserve"> </w:t>
-      </w:r>
-      <w:r>
-        <w:t xml:space="preserve">make: three of the five comparators</w:t>
-      </w:r>
-      <w:r>
-        <w:t xml:space="preserve"> </w:t>
-      </w:r>
-      <w:r>
-        <w:t xml:space="preserve">carry more scans, and RibSeg v2 </w:t>
-      </w:r>
-      <w:r>
-        <w:t xml:space="preserve"> </w:t>
-      </w:r>
-      <w:r>
-        <w:t xml:space="preserve">labels more ribs. (b) What each published scheme can</w:t>
+        <w:t xml:space="preserve">twice</w:t>
+      </w:r>
+      <w:r>
+        <w:t xml:space="preserve">,</w:t>
+      </w:r>
+      <w:r>
+        <w:t xml:space="preserve"> </w:t>
+      </w:r>
+      <w:r>
+        <w:t xml:space="preserve">prone and supine, and an annotation carries a patient identifier and nothing finer. Turning</w:t>
+      </w:r>
+      <w:r>
+        <w:t xml:space="preserve"> </w:t>
+      </w:r>
+      <w:r>
+        <w:t xml:space="preserve">a patient from supine to prone alters lumbar lordosis and the alignment of each segment</w:t>
+      </w:r>
+      <w:r>
+        <w:t xml:space="preserve"> </w:t>
+      </w:r>
+      <w:r>
+        <w:t xml:space="preserve">against the next, so outlines drawn on one series are the wrong</w:t>
       </w:r>
       <w:r>
         <w:t xml:space="preserve"> </w:t>
@@ -1056,664 +1358,253 @@
           <w:i/>
           <w:iCs/>
         </w:rPr>
-        <w:t xml:space="preserve">represent</w:t>
-      </w:r>
-      <w:r>
-        <w:t xml:space="preserve">, a property of its</w:t>
-      </w:r>
-      <w:r>
-        <w:t xml:space="preserve"> </w:t>
-      </w:r>
-      <w:r>
-        <w:t xml:space="preserve">class list rather than of its segmentation quality. VerSe is graded-but-excluding: it</w:t>
-      </w:r>
-      <w:r>
-        <w:t xml:space="preserve"> </w:t>
-      </w:r>
-      <w:r>
-        <w:t xml:space="preserve">applies the Castellvi classification and uses it to decide what to omit, leaving vertebrae</w:t>
-      </w:r>
-      <w:r>
-        <w:t xml:space="preserve"> </w:t>
-      </w:r>
-      <w:r>
-        <w:t xml:space="preserve">partially fused to the sacrum unsegmented </w:t>
-      </w:r>
-      <w:r>
-        <w:t xml:space="preserve"> </w:t>
-      </w:r>
-      <w:r>
-        <w:t xml:space="preserve">— 25 of the 33 graded</w:t>
-      </w:r>
-      <w:r>
-        <w:t xml:space="preserve"> </w:t>
-      </w:r>
-      <w:r>
-        <w:t xml:space="preserve">records here.</w:t>
-      </w:r>
-    </w:p>
-    <w:bookmarkEnd w:id="14"/>
-    <w:bookmarkEnd w:id="15"/>
-    <w:bookmarkEnd w:id="16"/>
-    <w:bookmarkStart w:id="34" w:name="acquisition-and-validation-methods"/>
-    <w:p>
-      <w:pPr>
-        <w:pStyle w:val="Heading1"/>
-      </w:pPr>
-      <w:r>
-        <w:t xml:space="preserve">Acquisition and Validation Methods</w:t>
-      </w:r>
-    </w:p>
-    <w:bookmarkStart w:id="17" w:name="X2c0fb42c8bb5bb5ce1dd1e3dae8e3c8ee5cb14f"/>
-    <w:p>
-      <w:pPr>
-        <w:pStyle w:val="Heading2"/>
-      </w:pPr>
-      <w:r>
-        <w:t xml:space="preserve">Sources, and why a crosswalk was necessary</w:t>
-      </w:r>
-    </w:p>
-    <w:p>
-      <w:pPr>
-        <w:pStyle w:val="FirstParagraph"/>
-      </w:pPr>
-      <w:r>
-        <w:t xml:space="preserve">Both CTSpine1K </w:t>
-      </w:r>
-      <w:r>
-        <w:t xml:space="preserve"> </w:t>
-      </w:r>
-      <w:r>
-        <w:t xml:space="preserve">and CTPelvic1K </w:t>
-      </w:r>
-      <w:r>
-        <w:t xml:space="preserve"> </w:t>
-      </w:r>
-      <w:r>
-        <w:t xml:space="preserve">draw part of</w:t>
-      </w:r>
-      <w:r>
-        <w:t xml:space="preserve"> </w:t>
-      </w:r>
-      <w:r>
-        <w:t xml:space="preserve">their imaging from the TCIA CT colonography collection </w:t>
-      </w:r>
-      <w:r>
-        <w:t xml:space="preserve">, and</w:t>
-      </w:r>
-      <w:r>
-        <w:t xml:space="preserve"> </w:t>
-      </w:r>
-      <w:r>
-        <w:t xml:space="preserve">the vertebral and pelvic annotations in both were produced under</w:t>
-      </w:r>
-      <w:r>
-        <w:t xml:space="preserve"> </w:t>
-      </w:r>
-      <w:r>
-        <w:t xml:space="preserve">board-certified radiologist supervision. Neither released the mapping from an</w:t>
-      </w:r>
-      <w:r>
-        <w:t xml:space="preserve"> </w:t>
-      </w:r>
-      <w:r>
-        <w:t xml:space="preserve">annotation to the specific CT series it was drawn on.</w:t>
-      </w:r>
-    </w:p>
-    <w:p>
-      <w:pPr>
-        <w:pStyle w:val="BodyText"/>
-      </w:pPr>
-      <w:r>
-        <w:t xml:space="preserve">That mapping is not a bookkeeping detail. Every patient in CT COLONOGRAPHY was scanned</w:t>
-      </w:r>
-      <w:r>
-        <w:t xml:space="preserve"> </w:t>
-      </w:r>
-      <w:r>
-        <w:rPr>
-          <w:i/>
-          <w:iCs/>
-        </w:rPr>
-        <w:t xml:space="preserve">twice</w:t>
-      </w:r>
-      <w:r>
-        <w:t xml:space="preserve">, prone and supine, often with more than one kernel, so one patient identifier</w:t>
-      </w:r>
-      <w:r>
-        <w:t xml:space="preserve"> </w:t>
-      </w:r>
-      <w:r>
-        <w:t xml:space="preserve">resolves to several volumes differing in posture, position, field of view and noise — and</w:t>
-      </w:r>
-      <w:r>
-        <w:t xml:space="preserve"> </w:t>
-      </w:r>
-      <w:r>
-        <w:t xml:space="preserve">an annotation carries a patient identifier and nothing finer.</w:t>
-      </w:r>
-    </w:p>
-    <w:p>
-      <w:pPr>
-        <w:pStyle w:val="BodyText"/>
-      </w:pPr>
-      <w:r>
-        <w:t xml:space="preserve">Placing it on the wrong volume of the same patient is not merely a displacement. The spine is</w:t>
-      </w:r>
-      <w:r>
-        <w:t xml:space="preserve"> </w:t>
-      </w:r>
-      <w:r>
-        <w:t xml:space="preserve">mildly deformable, and turning a patient from supine to prone alters lumbar lordosis and the</w:t>
-      </w:r>
-      <w:r>
-        <w:t xml:space="preserve"> </w:t>
-      </w:r>
-      <w:r>
-        <w:t xml:space="preserve">alignment of each segment against the next, so a vertebra moves by a different amount, and in</w:t>
-      </w:r>
-      <w:r>
-        <w:t xml:space="preserve"> </w:t>
-      </w:r>
-      <w:r>
-        <w:t xml:space="preserve">a different direction, from the one above it. Outlines drawn on one series are the wrong</w:t>
-      </w:r>
-      <w:r>
-        <w:t xml:space="preserve"> </w:t>
-      </w:r>
-      <w:r>
-        <w:rPr>
-          <w:i/>
-          <w:iCs/>
-        </w:rPr>
         <w:t xml:space="preserve">shape</w:t>
       </w:r>
       <w:r>
         <w:t xml:space="preserve"> </w:t>
       </w:r>
       <w:r>
-        <w:t xml:space="preserve">for the other, and no rigid realignment recovers them. In isolation such a mask</w:t>
-      </w:r>
-      <w:r>
-        <w:t xml:space="preserve"> </w:t>
-      </w:r>
-      <w:r>
-        <w:t xml:space="preserve">looks like competent work; it reveals itself only when overlaid on the image.</w:t>
-      </w:r>
-    </w:p>
-    <w:p>
-      <w:pPr>
-        <w:pStyle w:val="BodyText"/>
-      </w:pPr>
-      <w:r>
-        <w:t xml:space="preserve">The crosswalk (Fig. S1) therefore resolves each annotation first to a</w:t>
-      </w:r>
-      <w:r>
-        <w:t xml:space="preserve"> </w:t>
-      </w:r>
-      <w:r>
-        <w:t xml:space="preserve">patient and then, within that patient’s volumes only, to the series whose bone</w:t>
-      </w:r>
-      <w:r>
-        <w:t xml:space="preserve"> </w:t>
-      </w:r>
-      <w:r>
-        <w:rPr>
-          <w:i/>
-          <w:iCs/>
-        </w:rPr>
-        <w:t xml:space="preserve">agrees</w:t>
-      </w:r>
-      <w:r>
-        <w:t xml:space="preserve"> </w:t>
-      </w:r>
-      <w:r>
-        <w:t xml:space="preserve">with it: candidates are thresholded at bone attenuation and scored by overlap with the</w:t>
-      </w:r>
-      <w:r>
-        <w:t xml:space="preserve"> </w:t>
-      </w:r>
-      <w:r>
-        <w:t xml:space="preserve">annotation mask. Bone rather than image similarity, because bone is what the annotation</w:t>
-      </w:r>
-      <w:r>
-        <w:t xml:space="preserve"> </w:t>
-      </w:r>
-      <w:r>
-        <w:t xml:space="preserve">describes — two acquisitions of one abdomen resemble each other everywhere except in where</w:t>
-      </w:r>
-      <w:r>
-        <w:t xml:space="preserve"> </w:t>
-      </w:r>
-      <w:r>
-        <w:t xml:space="preserve">the skeleton sits.</w:t>
-      </w:r>
-    </w:p>
-    <w:bookmarkEnd w:id="17"/>
-    <w:bookmarkStart w:id="18" w:name="fused-and-split-records"/>
-    <w:p>
-      <w:pPr>
-        <w:pStyle w:val="Heading2"/>
-      </w:pPr>
-      <w:r>
-        <w:t xml:space="preserve">Fused and split records</w:t>
-      </w:r>
-    </w:p>
-    <w:p>
-      <w:pPr>
-        <w:pStyle w:val="FirstParagraph"/>
-      </w:pPr>
-      <w:r>
-        <w:t xml:space="preserve">The two annotation sets were placed independently, so they do not always land on the same</w:t>
-      </w:r>
-      <w:r>
-        <w:t xml:space="preserve"> </w:t>
-      </w:r>
-      <w:r>
-        <w:t xml:space="preserve">series. Of 802 records, 342 carry spine and pelvic annotations on the same volume</w:t>
-      </w:r>
-      <w:r>
-        <w:t xml:space="preserve"> </w:t>
-      </w:r>
-      <w:r>
-        <w:t xml:space="preserve">(</w:t>
-      </w:r>
-      <w:r>
-        <w:rPr>
-          <w:i/>
-          <w:iCs/>
-        </w:rPr>
-        <w:t xml:space="preserve">fused</w:t>
-      </w:r>
-      <w:r>
-        <w:t xml:space="preserve">), 351 are</w:t>
-      </w:r>
-      <w:r>
-        <w:t xml:space="preserve"> </w:t>
-      </w:r>
-      <w:r>
-        <w:rPr>
-          <w:i/>
-          <w:iCs/>
-        </w:rPr>
-        <w:t xml:space="preserve">separate</w:t>
-      </w:r>
-      <w:r>
-        <w:t xml:space="preserve">, 89 are</w:t>
-      </w:r>
-      <w:r>
-        <w:t xml:space="preserve"> </w:t>
-      </w:r>
-      <w:r>
-        <w:rPr>
-          <w:i/>
-          <w:iCs/>
-        </w:rPr>
-        <w:t xml:space="preserve">spine_only</w:t>
-      </w:r>
-      <w:r>
-        <w:t xml:space="preserve"> </w:t>
-      </w:r>
-      <w:r>
-        <w:t xml:space="preserve">with no pelvic</w:t>
-      </w:r>
-      <w:r>
-        <w:t xml:space="preserve"> </w:t>
-      </w:r>
-      <w:r>
-        <w:t xml:space="preserve">annotation for that patient, and 20 are</w:t>
-      </w:r>
-      <w:r>
-        <w:t xml:space="preserve"> </w:t>
-      </w:r>
-      <w:r>
-        <w:rPr>
-          <w:i/>
-          <w:iCs/>
-        </w:rPr>
-        <w:t xml:space="preserve">pelvic_only</w:t>
-      </w:r>
-      <w:r>
-        <w:t xml:space="preserve">. The split is the crosswalk’s</w:t>
-      </w:r>
-      <w:r>
-        <w:t xml:space="preserve"> </w:t>
-      </w:r>
-      <w:r>
-        <w:t xml:space="preserve">main finding rather than bookkeeping: in those separate records — nearly half of all</w:t>
-      </w:r>
-      <w:r>
-        <w:t xml:space="preserve"> </w:t>
-      </w:r>
-      <w:r>
-        <w:t xml:space="preserve">patients — the two public collections annotated</w:t>
-      </w:r>
-      <w:r>
-        <w:t xml:space="preserve"> </w:t>
-      </w:r>
-      <w:r>
-        <w:rPr>
-          <w:i/>
-          <w:iCs/>
-        </w:rPr>
-        <w:t xml:space="preserve">different volumes of the same</w:t>
-      </w:r>
-      <w:r>
-        <w:rPr>
-          <w:i/>
-          <w:iCs/>
-        </w:rPr>
-        <w:t xml:space="preserve"> </w:t>
-      </w:r>
-      <w:r>
-        <w:rPr>
-          <w:i/>
-          <w:iCs/>
-        </w:rPr>
-        <w:t xml:space="preserve">person</w:t>
-      </w:r>
-      <w:r>
-        <w:t xml:space="preserve">, and</w:t>
-      </w:r>
-      <w:r>
-        <w:t xml:space="preserve"> </w:t>
-      </w:r>
-      <w:r>
-        <w:t xml:space="preserve">neither recorded which. A pelvic annotation placed on the other acquisition of a</w:t>
-      </w:r>
-      <w:r>
-        <w:t xml:space="preserve"> </w:t>
-      </w:r>
-      <w:r>
-        <w:t xml:space="preserve">prone/supine pair cannot be combined with the spine annotation without resampling across a</w:t>
-      </w:r>
-      <w:r>
-        <w:t xml:space="preserve"> </w:t>
-      </w:r>
-      <w:r>
-        <w:t xml:space="preserve">change of posture. Those records are retained rather than discarded, and held out of the</w:t>
-      </w:r>
-      <w:r>
-        <w:t xml:space="preserve"> </w:t>
-      </w:r>
-      <w:r>
-        <w:t xml:space="preserve">postural analyses, because two acquisitions of one patient differing in spinal alignment are</w:t>
-      </w:r>
-      <w:r>
-        <w:t xml:space="preserve"> </w:t>
-      </w:r>
-      <w:r>
-        <w:t xml:space="preserve">a resource for a mobility study rather than a defect.</w:t>
-      </w:r>
-    </w:p>
-    <w:bookmarkEnd w:id="18"/>
-    <w:bookmarkStart w:id="19" w:name="densification-and-why-it-is-asymmetric"/>
-    <w:p>
-      <w:pPr>
-        <w:pStyle w:val="Heading2"/>
-      </w:pPr>
-      <w:r>
-        <w:t xml:space="preserve">Densification, and why it is asymmetric</w:t>
-      </w:r>
-    </w:p>
-    <w:p>
-      <w:pPr>
-        <w:pStyle w:val="FirstParagraph"/>
-      </w:pPr>
-      <w:r>
-        <w:t xml:space="preserve">A corpus in which half the records lack a pelvis is not usable as a spinopelvic dataset, so</w:t>
-      </w:r>
-      <w:r>
-        <w:t xml:space="preserve"> </w:t>
-      </w:r>
-      <w:r>
-        <w:t xml:space="preserve">the missing structures were pseudolabeled — asymmetrically (Fig. S1),</w:t>
-      </w:r>
-      <w:r>
-        <w:t xml:space="preserve"> </w:t>
-      </w:r>
-      <w:r>
-        <w:t xml:space="preserve">because the two directions are not equivalent.</w:t>
-      </w:r>
-    </w:p>
-    <w:p>
-      <w:pPr>
-        <w:pStyle w:val="BodyText"/>
-      </w:pPr>
-      <w:r>
-        <w:t xml:space="preserve">Pelvis onto spine-only records is the safe direction. The sacrum and innominate bones are</w:t>
-      </w:r>
-      <w:r>
-        <w:t xml:space="preserve"> </w:t>
-      </w:r>
-      <w:r>
-        <w:t xml:space="preserve">single objects with no enumeration: no count to get wrong, no naming convention to choose,</w:t>
-      </w:r>
-      <w:r>
-        <w:t xml:space="preserve"> </w:t>
-      </w:r>
-      <w:r>
-        <w:t xml:space="preserve">no analog of a transitional vertebra. Quality is reported as held-out performance on the</w:t>
-      </w:r>
-      <w:r>
-        <w:t xml:space="preserve"> </w:t>
-      </w:r>
-      <w:r>
-        <w:rPr>
-          <w:i/>
-          <w:iCs/>
-        </w:rPr>
-        <w:t xml:space="preserve">pelvic_only</w:t>
-      </w:r>
-      <w:r>
-        <w:t xml:space="preserve"> </w:t>
-      </w:r>
-      <w:r>
-        <w:t xml:space="preserve">records, withheld from training for exactly this purpose.</w:t>
-      </w:r>
-    </w:p>
-    <w:p>
-      <w:pPr>
-        <w:pStyle w:val="BodyText"/>
-      </w:pPr>
-      <w:r>
-        <w:t xml:space="preserve">The reverse direction carries the whole problem this dataset exists to address, since a</w:t>
-      </w:r>
-      <w:r>
-        <w:t xml:space="preserve"> </w:t>
-      </w:r>
-      <w:r>
-        <w:t xml:space="preserve">pseudolabeled spine must commit to a vertebral count and on a transitional vertebra will</w:t>
-      </w:r>
-      <w:r>
-        <w:t xml:space="preserve"> </w:t>
-      </w:r>
-      <w:r>
-        <w:t xml:space="preserve">commit to the commoner reading. Those 20 records were therefore corrected by hand rather</w:t>
-      </w:r>
-      <w:r>
-        <w:t xml:space="preserve"> </w:t>
-      </w:r>
-      <w:r>
-        <w:t xml:space="preserve">than densified automatically — tractable at twenty cases, which is the practical reason</w:t>
-      </w:r>
-      <w:r>
-        <w:t xml:space="preserve"> </w:t>
-      </w:r>
-      <w:r>
-        <w:t xml:space="preserve">the asymmetry runs the way it does.</w:t>
-      </w:r>
-    </w:p>
-    <w:bookmarkEnd w:id="19"/>
-    <w:bookmarkStart w:id="20" w:name="ribs"/>
-    <w:p>
-      <w:pPr>
-        <w:pStyle w:val="Heading2"/>
-      </w:pPr>
-      <w:r>
-        <w:t xml:space="preserve">Ribs</w:t>
-      </w:r>
-    </w:p>
-    <w:p>
-      <w:pPr>
-        <w:pStyle w:val="FirstParagraph"/>
-      </w:pPr>
-      <w:r>
-        <w:t xml:space="preserve">No public rib annotation covers this cohort, and the two available automatic sources fail</w:t>
-      </w:r>
-      <w:r>
-        <w:t xml:space="preserve"> </w:t>
-      </w:r>
-      <w:r>
-        <w:t xml:space="preserve">in complementary ways.</w:t>
-      </w:r>
-    </w:p>
-    <w:p>
-      <w:pPr>
-        <w:pStyle w:val="BodyText"/>
-      </w:pPr>
-      <w:r>
-        <w:t xml:space="preserve">Möller’s binary rib network </w:t>
-      </w:r>
-      <w:r>
-        <w:t xml:space="preserve"> </w:t>
-      </w:r>
-      <w:r>
-        <w:t xml:space="preserve">reports high accuracy, and its authors show</w:t>
-      </w:r>
-      <w:r>
-        <w:t xml:space="preserve"> </w:t>
-      </w:r>
-      <w:r>
-        <w:t xml:space="preserve">that stump ribs can be classified from a partial field of view; that result concerns the</w:t>
-      </w:r>
-      <w:r>
-        <w:t xml:space="preserve"> </w:t>
-      </w:r>
-      <w:r>
-        <w:t xml:space="preserve">morphological features computed on a rib once segmented. On this corpus the segmentation</w:t>
-      </w:r>
-      <w:r>
-        <w:t xml:space="preserve"> </w:t>
-      </w:r>
-      <w:r>
-        <w:t xml:space="preserve">itself failed on ribs that were</w:t>
-      </w:r>
-      <w:r>
-        <w:t xml:space="preserve"> </w:t>
-      </w:r>
-      <w:r>
-        <w:rPr>
-          <w:i/>
-          <w:iCs/>
-        </w:rPr>
-        <w:t xml:space="preserve">partially outside</w:t>
-      </w:r>
-      <w:r>
-        <w:t xml:space="preserve"> </w:t>
-      </w:r>
-      <w:r>
-        <w:t xml:space="preserve">the field of view: a rib crossing</w:t>
-      </w:r>
-      <w:r>
-        <w:t xml:space="preserve"> </w:t>
-      </w:r>
-      <w:r>
-        <w:t xml:space="preserve">the boundary of an abdominal acquisition was liable to be missed altogether rather than</w:t>
-      </w:r>
-      <w:r>
-        <w:t xml:space="preserve"> </w:t>
-      </w:r>
-      <w:r>
-        <w:t xml:space="preserve">segmented to the edge. This is not a limitation its authors report — their evaluation</w:t>
-      </w:r>
-      <w:r>
-        <w:t xml:space="preserve"> </w:t>
-      </w:r>
-      <w:r>
-        <w:t xml:space="preserve">excluded subjects in which the last rib was not visible, and their failure analysis</w:t>
-      </w:r>
-      <w:r>
-        <w:t xml:space="preserve"> </w:t>
-      </w:r>
-      <w:r>
-        <w:t xml:space="preserve">attributes errors to costal-process fusion — so it is recorded here as an observation</w:t>
-      </w:r>
-      <w:r>
-        <w:t xml:space="preserve"> </w:t>
-      </w:r>
-      <w:r>
-        <w:t xml:space="preserve">from this cohort. Since this is a colonography cohort, the lower ribs are routinely</w:t>
-      </w:r>
-      <w:r>
-        <w:t xml:space="preserve"> </w:t>
-      </w:r>
-      <w:r>
-        <w:t xml:space="preserve">clipped, and those are precisely the ribs the count depends on.</w:t>
-      </w:r>
-    </w:p>
-    <w:p>
-      <w:pPr>
-        <w:pStyle w:val="BodyText"/>
-      </w:pPr>
-      <w:r>
-        <w:t xml:space="preserve">TotalSegmentator </w:t>
-      </w:r>
-      <w:r>
-        <w:t xml:space="preserve"> </w:t>
-      </w:r>
-      <w:r>
-        <w:t xml:space="preserve">does segment clipped ribs and supplies the</w:t>
-      </w:r>
-      <w:r>
-        <w:t xml:space="preserve"> </w:t>
-      </w:r>
-      <w:r>
-        <w:t xml:space="preserve">per-rib numbering that a binary network cannot. Its characteristic failure is at the other</w:t>
-      </w:r>
-      <w:r>
-        <w:t xml:space="preserve"> </w:t>
-      </w:r>
-      <w:r>
-        <w:t xml:space="preserve">end of the bone: the most medial portion of the rib — roughly the last tenth to sixth</w:t>
-      </w:r>
-      <w:r>
-        <w:t xml:space="preserve"> </w:t>
-      </w:r>
-      <w:r>
-        <w:t xml:space="preserve">approaching the costovertebral joint — is frequently absent. A rib truncated at its</w:t>
-      </w:r>
-      <w:r>
-        <w:t xml:space="preserve"> </w:t>
-      </w:r>
-      <w:r>
-        <w:t xml:space="preserve">medial end never reaches the vertebra it articulates with, so the rib–vertebra incidence</w:t>
-      </w:r>
-      <w:r>
-        <w:t xml:space="preserve"> </w:t>
-      </w:r>
-      <w:r>
-        <w:t xml:space="preserve">check of Table </w:t>
-      </w:r>
-      <w:hyperlink w:anchor="tab:qc">
+        <w:t xml:space="preserve">for the other</w:t>
+      </w:r>
+      <w:r>
+        <w:t xml:space="preserve"> </w:t>
+      </w:r>
+      <w:r>
+        <w:t xml:space="preserve">and no rigid realignment recovers them; such a mask looks competent in isolation and reveals</w:t>
+      </w:r>
+      <w:r>
+        <w:t xml:space="preserve"> </w:t>
+      </w:r>
+      <w:r>
+        <w:t xml:space="preserve">itself only overlaid on the image. The crosswalk (Fig. </w:t>
+      </w:r>
+      <w:hyperlink w:anchor="fig:pipeline">
         <w:r>
           <w:rPr>
             <w:rStyle w:val="Hyperlink"/>
           </w:rPr>
-          <w:t xml:space="preserve">[tab:qc]</w:t>
+          <w:t xml:space="preserve">1</w:t>
         </w:r>
       </w:hyperlink>
       <w:r>
-        <w:t xml:space="preserve"> </w:t>
-      </w:r>
-      <w:r>
-        <w:t xml:space="preserve">— the quality-control gate on the rib class labels, which</w:t>
-      </w:r>
-      <w:r>
-        <w:t xml:space="preserve"> </w:t>
-      </w:r>
-      <w:r>
-        <w:t xml:space="preserve">matches each rib to the vertebra its number implies — has nothing to test.</w:t>
+        <w:t xml:space="preserve">) therefore</w:t>
+      </w:r>
+      <w:r>
+        <w:t xml:space="preserve"> </w:t>
+      </w:r>
+      <w:r>
+        <w:t xml:space="preserve">resolves each annotation to a patient and then, within that patient’s volumes, to the series</w:t>
+      </w:r>
+      <w:r>
+        <w:t xml:space="preserve"> </w:t>
+      </w:r>
+      <w:r>
+        <w:t xml:space="preserve">whose bone</w:t>
+      </w:r>
+      <w:r>
+        <w:t xml:space="preserve"> </w:t>
+      </w:r>
+      <w:r>
+        <w:rPr>
+          <w:i/>
+          <w:iCs/>
+        </w:rPr>
+        <w:t xml:space="preserve">agrees</w:t>
+      </w:r>
+      <w:r>
+        <w:t xml:space="preserve"> </w:t>
+      </w:r>
+      <w:r>
+        <w:t xml:space="preserve">with it: candidates are thresholded at bone attenuation and scored</w:t>
+      </w:r>
+      <w:r>
+        <w:t xml:space="preserve"> </w:t>
+      </w:r>
+      <w:r>
+        <w:t xml:space="preserve">by overlap with the mask.</w:t>
+      </w:r>
+    </w:p>
+    <w:bookmarkEnd w:id="12"/>
+    <w:bookmarkStart w:id="13" w:name="fused-and-split-records"/>
+    <w:p>
+      <w:pPr>
+        <w:pStyle w:val="Heading2"/>
+      </w:pPr>
+      <w:r>
+        <w:t xml:space="preserve">Fused and split records</w:t>
+      </w:r>
+    </w:p>
+    <w:p>
+      <w:pPr>
+        <w:pStyle w:val="FirstParagraph"/>
+      </w:pPr>
+      <w:r>
+        <w:t xml:space="preserve">The two annotation sets were placed independently and do not always land on the same</w:t>
+      </w:r>
+      <w:r>
+        <w:t xml:space="preserve"> </w:t>
+      </w:r>
+      <w:r>
+        <w:t xml:space="preserve">series (Fig. </w:t>
+      </w:r>
+      <w:hyperlink w:anchor="fig:pipeline">
+        <w:r>
+          <w:rPr>
+            <w:rStyle w:val="Hyperlink"/>
+          </w:rPr>
+          <w:t xml:space="preserve">1</w:t>
+        </w:r>
+      </w:hyperlink>
+      <w:r>
+        <w:t xml:space="preserve">). The split is the crosswalk’s main finding: in the 351</w:t>
+      </w:r>
+      <w:r>
+        <w:t xml:space="preserve"> </w:t>
+      </w:r>
+      <w:r>
+        <w:t xml:space="preserve">separate records — nearly half of all patients — the two public collections annotated</w:t>
+      </w:r>
+      <w:r>
+        <w:t xml:space="preserve"> </w:t>
+      </w:r>
+      <w:r>
+        <w:rPr>
+          <w:i/>
+          <w:iCs/>
+        </w:rPr>
+        <w:t xml:space="preserve">different volumes of the same person</w:t>
+      </w:r>
+      <w:r>
+        <w:t xml:space="preserve">, and neither recorded which. A pelvic annotation</w:t>
+      </w:r>
+      <w:r>
+        <w:t xml:space="preserve"> </w:t>
+      </w:r>
+      <w:r>
+        <w:t xml:space="preserve">on the other acquisition of a prone/supine pair cannot be combined with the spine annotation</w:t>
+      </w:r>
+      <w:r>
+        <w:t xml:space="preserve"> </w:t>
+      </w:r>
+      <w:r>
+        <w:t xml:space="preserve">without resampling across a change of posture, so those records are retained and held out of</w:t>
+      </w:r>
+      <w:r>
+        <w:t xml:space="preserve"> </w:t>
+      </w:r>
+      <w:r>
+        <w:t xml:space="preserve">the postural analyses: two acquisitions of one patient differing in alignment are a resource</w:t>
+      </w:r>
+      <w:r>
+        <w:t xml:space="preserve"> </w:t>
+      </w:r>
+      <w:r>
+        <w:t xml:space="preserve">for a mobility study, not a defect.</w:t>
+      </w:r>
+    </w:p>
+    <w:bookmarkEnd w:id="13"/>
+    <w:bookmarkStart w:id="14" w:name="densification-and-why-it-is-asymmetric"/>
+    <w:p>
+      <w:pPr>
+        <w:pStyle w:val="Heading2"/>
+      </w:pPr>
+      <w:r>
+        <w:t xml:space="preserve">Densification, and why it is asymmetric</w:t>
+      </w:r>
+    </w:p>
+    <w:p>
+      <w:pPr>
+        <w:pStyle w:val="FirstParagraph"/>
+      </w:pPr>
+      <w:r>
+        <w:t xml:space="preserve">A corpus in which half the records lack a pelvis is not a spinopelvic dataset, so the</w:t>
+      </w:r>
+      <w:r>
+        <w:t xml:space="preserve"> </w:t>
+      </w:r>
+      <w:r>
+        <w:t xml:space="preserve">missing structures were pseudolabeled — asymmetrically (Fig. </w:t>
+      </w:r>
+      <w:hyperlink w:anchor="fig:pipeline">
+        <w:r>
+          <w:rPr>
+            <w:rStyle w:val="Hyperlink"/>
+          </w:rPr>
+          <w:t xml:space="preserve">1</w:t>
+        </w:r>
+      </w:hyperlink>
+      <w:r>
+        <w:t xml:space="preserve">). Pelvis</w:t>
+      </w:r>
+      <w:r>
+        <w:t xml:space="preserve"> </w:t>
+      </w:r>
+      <w:r>
+        <w:t xml:space="preserve">onto spine-only records is the safe direction: the sacrum and innominate bones carry no</w:t>
+      </w:r>
+      <w:r>
+        <w:t xml:space="preserve"> </w:t>
+      </w:r>
+      <w:r>
+        <w:t xml:space="preserve">enumeration to get wrong, and quality is reported as held-out performance on the</w:t>
+      </w:r>
+      <w:r>
+        <w:t xml:space="preserve"> </w:t>
+      </w:r>
+      <w:r>
+        <w:rPr>
+          <w:i/>
+          <w:iCs/>
+        </w:rPr>
+        <w:t xml:space="preserve">pelvic_only</w:t>
+      </w:r>
+      <w:r>
+        <w:t xml:space="preserve"> </w:t>
+      </w:r>
+      <w:r>
+        <w:t xml:space="preserve">records, withheld from training for that purpose. The reverse direction</w:t>
+      </w:r>
+      <w:r>
+        <w:t xml:space="preserve"> </w:t>
+      </w:r>
+      <w:r>
+        <w:t xml:space="preserve">carries the whole problem this dataset addresses, since a pseudolabeled spine must commit to</w:t>
+      </w:r>
+      <w:r>
+        <w:t xml:space="preserve"> </w:t>
+      </w:r>
+      <w:r>
+        <w:t xml:space="preserve">a count and on a transitional vertebra commits to the commoner reading; those 20 records were</w:t>
+      </w:r>
+      <w:r>
+        <w:t xml:space="preserve"> </w:t>
+      </w:r>
+      <w:r>
+        <w:t xml:space="preserve">corrected by hand, which is tractable at twenty.</w:t>
+      </w:r>
+    </w:p>
+    <w:bookmarkEnd w:id="14"/>
+    <w:bookmarkStart w:id="15" w:name="ribs"/>
+    <w:p>
+      <w:pPr>
+        <w:pStyle w:val="Heading2"/>
+      </w:pPr>
+      <w:r>
+        <w:t xml:space="preserve">Ribs</w:t>
+      </w:r>
+    </w:p>
+    <w:p>
+      <w:pPr>
+        <w:pStyle w:val="FirstParagraph"/>
+      </w:pPr>
+      <w:r>
+        <w:t xml:space="preserve">No public rib annotation covers this cohort, and the two available automatic sources fail</w:t>
+      </w:r>
+      <w:r>
+        <w:t xml:space="preserve"> </w:t>
+      </w:r>
+      <w:r>
+        <w:t xml:space="preserve">in complementary ways.</w:t>
       </w:r>
     </w:p>
     <w:p>
@@ -1721,7 +1612,152 @@
         <w:pStyle w:val="BodyText"/>
       </w:pPr>
       <w:r>
-        <w:t xml:space="preserve">The two were therefore unioned (Fig. S1): TotalSegmentator supplies</w:t>
+        <w:t xml:space="preserve">Möller’s binary rib network </w:t>
+      </w:r>
+      <w:r>
+        <w:t xml:space="preserve"> </w:t>
+      </w:r>
+      <w:r>
+        <w:t xml:space="preserve">reports high accuracy, and its authors show</w:t>
+      </w:r>
+      <w:r>
+        <w:t xml:space="preserve"> </w:t>
+      </w:r>
+      <w:r>
+        <w:t xml:space="preserve">that stump ribs can be classified from a partial field of view; that result concerns the</w:t>
+      </w:r>
+      <w:r>
+        <w:t xml:space="preserve"> </w:t>
+      </w:r>
+      <w:r>
+        <w:t xml:space="preserve">morphological features computed on a rib once segmented. On this corpus the segmentation</w:t>
+      </w:r>
+      <w:r>
+        <w:t xml:space="preserve"> </w:t>
+      </w:r>
+      <w:r>
+        <w:t xml:space="preserve">itself failed on ribs that were</w:t>
+      </w:r>
+      <w:r>
+        <w:t xml:space="preserve"> </w:t>
+      </w:r>
+      <w:r>
+        <w:rPr>
+          <w:i/>
+          <w:iCs/>
+        </w:rPr>
+        <w:t xml:space="preserve">partially outside</w:t>
+      </w:r>
+      <w:r>
+        <w:t xml:space="preserve"> </w:t>
+      </w:r>
+      <w:r>
+        <w:t xml:space="preserve">the field of view: a rib crossing</w:t>
+      </w:r>
+      <w:r>
+        <w:t xml:space="preserve"> </w:t>
+      </w:r>
+      <w:r>
+        <w:t xml:space="preserve">the boundary of an abdominal acquisition was liable to be missed altogether rather than</w:t>
+      </w:r>
+      <w:r>
+        <w:t xml:space="preserve"> </w:t>
+      </w:r>
+      <w:r>
+        <w:t xml:space="preserve">segmented to the edge. This is not a limitation its authors report — their evaluation</w:t>
+      </w:r>
+      <w:r>
+        <w:t xml:space="preserve"> </w:t>
+      </w:r>
+      <w:r>
+        <w:t xml:space="preserve">excluded subjects in which the last rib was not visible, and their failure analysis</w:t>
+      </w:r>
+      <w:r>
+        <w:t xml:space="preserve"> </w:t>
+      </w:r>
+      <w:r>
+        <w:t xml:space="preserve">attributes errors to costal-process fusion — so it is recorded here as an observation</w:t>
+      </w:r>
+      <w:r>
+        <w:t xml:space="preserve"> </w:t>
+      </w:r>
+      <w:r>
+        <w:t xml:space="preserve">from this cohort. Since this is a colonography cohort, the lower ribs are routinely</w:t>
+      </w:r>
+      <w:r>
+        <w:t xml:space="preserve"> </w:t>
+      </w:r>
+      <w:r>
+        <w:t xml:space="preserve">clipped, and those are precisely the ribs the count depends on.</w:t>
+      </w:r>
+    </w:p>
+    <w:p>
+      <w:pPr>
+        <w:pStyle w:val="BodyText"/>
+      </w:pPr>
+      <w:r>
+        <w:t xml:space="preserve">TotalSegmentator </w:t>
+      </w:r>
+      <w:r>
+        <w:t xml:space="preserve"> </w:t>
+      </w:r>
+      <w:r>
+        <w:t xml:space="preserve">does segment clipped ribs and supplies the</w:t>
+      </w:r>
+      <w:r>
+        <w:t xml:space="preserve"> </w:t>
+      </w:r>
+      <w:r>
+        <w:t xml:space="preserve">per-rib numbering that a binary network cannot. Its characteristic failure is at the other</w:t>
+      </w:r>
+      <w:r>
+        <w:t xml:space="preserve"> </w:t>
+      </w:r>
+      <w:r>
+        <w:t xml:space="preserve">end of the bone: the most medial portion of the rib — roughly the last tenth to sixth</w:t>
+      </w:r>
+      <w:r>
+        <w:t xml:space="preserve"> </w:t>
+      </w:r>
+      <w:r>
+        <w:t xml:space="preserve">approaching the costovertebral joint — is frequently absent. A rib truncated at its</w:t>
+      </w:r>
+      <w:r>
+        <w:t xml:space="preserve"> </w:t>
+      </w:r>
+      <w:r>
+        <w:t xml:space="preserve">medial end never reaches the vertebra it articulates with, so the rib–vertebra incidence</w:t>
+      </w:r>
+      <w:r>
+        <w:t xml:space="preserve"> </w:t>
+      </w:r>
+      <w:r>
+        <w:t xml:space="preserve">check — the quality-control gate on the rib class labels, which matches each rib to the</w:t>
+      </w:r>
+      <w:r>
+        <w:t xml:space="preserve"> </w:t>
+      </w:r>
+      <w:r>
+        <w:t xml:space="preserve">vertebra its number implies — has nothing to test.</w:t>
+      </w:r>
+    </w:p>
+    <w:p>
+      <w:pPr>
+        <w:pStyle w:val="BodyText"/>
+      </w:pPr>
+      <w:r>
+        <w:t xml:space="preserve">The two were therefore unioned (Fig. </w:t>
+      </w:r>
+      <w:hyperlink w:anchor="fig:pipeline">
+        <w:r>
+          <w:rPr>
+            <w:rStyle w:val="Hyperlink"/>
+          </w:rPr>
+          <w:t xml:space="preserve">1</w:t>
+        </w:r>
+      </w:hyperlink>
+      <w:r>
+        <w:t xml:space="preserve">): TotalSegmentator supplies</w:t>
       </w:r>
       <w:r>
         <w:t xml:space="preserve"> </w:t>
@@ -1795,7 +1831,7 @@
         <w:t xml:space="preserve"> </w:t>
       </w:r>
       <w:r>
-        <w:t xml:space="preserve">OpenSpineConsortium </w:t>
+        <w:t xml:space="preserve"> </w:t>
       </w:r>
       <w:r>
         <w:t xml:space="preserve">, trained against a written labeling protocol, with every</w:t>
@@ -1839,8 +1875,8 @@
         <w:t xml:space="preserve">are the independent check on what the rule missed.</w:t>
       </w:r>
     </w:p>
-    <w:bookmarkEnd w:id="20"/>
-    <w:bookmarkStart w:id="25" w:name="label-scheme-and-counting-anchors"/>
+    <w:bookmarkEnd w:id="15"/>
+    <w:bookmarkStart w:id="20" w:name="label-scheme-and-counting-anchors"/>
     <w:p>
       <w:pPr>
         <w:pStyle w:val="Heading2"/>
@@ -1872,13 +1908,19 @@
         <w:t xml:space="preserve"> </w:t>
       </w:r>
       <w:r>
-        <w:t xml:space="preserve">(32–33), ribs (34–45 left, 46–57 right), soft tissue (58–73), lumbar ribs (74–75)</w:t>
-      </w:r>
-      <w:r>
-        <w:t xml:space="preserve"> </w:t>
-      </w:r>
-      <w:r>
-        <w:t xml:space="preserve">and surgical hardware (76–82).</w:t>
+        <w:t xml:space="preserve">(32–33), ribs (34–45 left, 46–57 right), lumbar ribs (74–75) and surgical hardware</w:t>
+      </w:r>
+      <w:r>
+        <w:t xml:space="preserve"> </w:t>
+      </w:r>
+      <w:r>
+        <w:t xml:space="preserve">(76–82). Identifiers 58–73 are unassigned: a soft-tissue block once reserved there was</w:t>
+      </w:r>
+      <w:r>
+        <w:t xml:space="preserve"> </w:t>
+      </w:r>
+      <w:r>
+        <w:t xml:space="preserve">never populated and is retired.</w:t>
       </w:r>
     </w:p>
     <w:p>
@@ -2186,7 +2228,7 @@
         <w:t xml:space="preserve">carry an L6.</w:t>
       </w:r>
     </w:p>
-    <w:bookmarkStart w:id="24" w:name="fig:anchors"/>
+    <w:bookmarkStart w:id="19" w:name="fig:anchors"/>
     <w:p>
       <w:pPr>
         <w:pStyle w:val="CaptionedFigure"/>
@@ -2196,18 +2238,18 @@
           <wp:inline>
             <wp:extent cx="5334000" cy="1576316"/>
             <wp:effectExtent b="0" l="0" r="0" t="0"/>
-            <wp:docPr descr="" title="" id="22" name="Picture"/>
+            <wp:docPr descr="" title="" id="17" name="Picture"/>
             <a:graphic>
               <a:graphicData uri="http://schemas.openxmlformats.org/drawingml/2006/picture">
                 <pic:pic>
                   <pic:nvPicPr>
-                    <pic:cNvPr descr="figures/fig_anchors.pdf" id="23" name="Picture"/>
+                    <pic:cNvPr descr="figures/fig_anchors.pdf" id="18" name="Picture"/>
                     <pic:cNvPicPr>
                       <a:picLocks noChangeArrowheads="1" noChangeAspect="1"/>
                     </pic:cNvPicPr>
                   </pic:nvPicPr>
                   <pic:blipFill>
-                    <a:blip r:embed="rId21"/>
+                    <a:blip r:embed="rId16"/>
                     <a:stretch>
                       <a:fillRect/>
                     </a:stretch>
@@ -2239,46 +2281,16 @@
         <w:pStyle w:val="ImageCaption"/>
       </w:pPr>
       <w:r>
-        <w:t xml:space="preserve">The two anchors and the interval between them, from the released labels,</w:t>
-      </w:r>
-      <w:r>
-        <w:t xml:space="preserve"> </w:t>
-      </w:r>
-      <w:r>
-        <w:t xml:space="preserve">posterior view. Rostral anchor: the lowest rib-bearing vertebra and the rib that makes it</w:t>
-      </w:r>
-      <w:r>
-        <w:t xml:space="preserve"> </w:t>
-      </w:r>
-      <w:r>
-        <w:t xml:space="preserve">one. Caudal anchor: S1. Both are found from the labels rather than assumed, and panels are</w:t>
-      </w:r>
-      <w:r>
-        <w:t xml:space="preserve"> </w:t>
-      </w:r>
-      <w:r>
-        <w:t xml:space="preserve">colored by role rather than identifier, since coloring T12 would assert the count the</w:t>
-      </w:r>
-      <w:r>
-        <w:t xml:space="preserve"> </w:t>
-      </w:r>
-      <w:r>
-        <w:t xml:space="preserve">figure derives. Panels (b) and (c) reach the same interval of four from opposite ends and</w:t>
-      </w:r>
-      <w:r>
-        <w:t xml:space="preserve"> </w:t>
-      </w:r>
-      <w:r>
-        <w:t xml:space="preserve">are indistinguishable by it. All panels are at one millimeter scale, aligned at the sacral</w:t>
-      </w:r>
-      <w:r>
-        <w:t xml:space="preserve"> </w:t>
-      </w:r>
-      <w:r>
-        <w:t xml:space="preserve">base.</w:t>
-      </w:r>
-    </w:p>
-    <w:bookmarkEnd w:id="24"/>
+        <w:t xml:space="preserve">The two anchors, from the released labels. Red, lowest rib-bearing vertebra and</w:t>
+      </w:r>
+      <w:r>
+        <w:t xml:space="preserve"> </w:t>
+      </w:r>
+      <w:r>
+        <w:t xml:space="preserve">its rib; blue, S1; yellow, the rib-free vertebrae between. (b) and (c) both count four.</w:t>
+      </w:r>
+    </w:p>
+    <w:bookmarkEnd w:id="19"/>
     <w:p>
       <w:pPr>
         <w:pStyle w:val="BodyText"/>
@@ -2469,8 +2481,8 @@
         <w:t xml:space="preserve">is added alongside them.</w:t>
       </w:r>
     </w:p>
-    <w:bookmarkEnd w:id="25"/>
-    <w:bookmarkStart w:id="26" w:name="computational-tools"/>
+    <w:bookmarkEnd w:id="20"/>
+    <w:bookmarkStart w:id="23" w:name="computational-tools"/>
     <w:p>
       <w:pPr>
         <w:pStyle w:val="Heading2"/>
@@ -2593,638 +2605,302 @@
         <w:t xml:space="preserve"> </w:t>
       </w:r>
       <w:r>
-        <w:t xml:space="preserve">never trained on it, so no record is completed by a model that has seen it. Image handling</w:t>
-      </w:r>
-      <w:r>
-        <w:t xml:space="preserve"> </w:t>
-      </w:r>
-      <w:r>
-        <w:t xml:space="preserve">throughout used NiBabel and SciPy; no image is resampled or reoriented when a label is</w:t>
-      </w:r>
-      <w:r>
-        <w:t xml:space="preserve"> </w:t>
-      </w:r>
-      <w:r>
-        <w:t xml:space="preserve">written, so every label shares its image’s grid and affine exactly.</w:t>
-      </w:r>
-    </w:p>
-    <w:p>
-      <w:pPr>
-        <w:pStyle w:val="BodyText"/>
-      </w:pPr>
-      <w:r>
-        <w:rPr>
-          <w:i/>
-          <w:iCs/>
-        </w:rPr>
-        <w:t xml:space="preserve">Generative artificial intelligence.</w:t>
-      </w:r>
-      <w:r>
-        <w:t xml:space="preserve"> </w:t>
-      </w:r>
-      <w:r>
-        <w:t xml:space="preserve">Large-language-model assistance was used for</w:t>
-      </w:r>
-      <w:r>
-        <w:t xml:space="preserve"> </w:t>
-      </w:r>
-      <w:r>
-        <w:t xml:space="preserve">manuscript preparation — drafting and editing of text, and generation of analysis and</w:t>
-      </w:r>
-      <w:r>
-        <w:t xml:space="preserve"> </w:t>
-      </w:r>
-      <w:r>
-        <w:t xml:space="preserve">figure code — under author review. It was not used to generate, annotate or interpret any</w:t>
-      </w:r>
-      <w:r>
-        <w:t xml:space="preserve"> </w:t>
-      </w:r>
-      <w:r>
-        <w:t xml:space="preserve">imaging data, and no scientific claim in this manuscript originates from it. All numbers</w:t>
-      </w:r>
-      <w:r>
-        <w:t xml:space="preserve"> </w:t>
-      </w:r>
-      <w:r>
-        <w:t xml:space="preserve">reported here are computed by the released code from the released volumes.</w:t>
-      </w:r>
-    </w:p>
-    <w:bookmarkEnd w:id="26"/>
-    <w:bookmarkStart w:id="27" w:name="sec:validation"/>
-    <w:p>
-      <w:pPr>
-        <w:pStyle w:val="Heading2"/>
-      </w:pPr>
-      <w:r>
-        <w:t xml:space="preserve">Validation</w:t>
-      </w:r>
-    </w:p>
-    <w:tbl>
-      <w:tblPr>
-        <w:tblStyle w:val="Table"/>
-        <w:tblW w:type="auto" w:w="0"/>
-        <w:tblLook w:firstRow="1" w:lastRow="0" w:firstColumn="0" w:lastColumn="0" w:noHBand="0" w:noVBand="0" w:val="0020"/>
-      </w:tblPr>
-      <w:tblGrid>
-        <w:gridCol w:w="3960"/>
-        <w:gridCol w:w="3960"/>
-      </w:tblGrid>
-      <w:tr>
-        <w:trPr>
-          <w:tblHeader w:val="on"/>
-        </w:trPr>
-        <w:tc>
-          <w:tcPr/>
-          <w:p>
-            <w:pPr>
-              <w:pStyle w:val="Compact"/>
-              <w:jc w:val="left"/>
-            </w:pPr>
-            <w:r>
-              <w:t xml:space="preserve">Check</w:t>
-            </w:r>
-          </w:p>
-        </w:tc>
-        <w:tc>
-          <w:tcPr/>
-          <w:p>
-            <w:pPr>
-              <w:pStyle w:val="Compact"/>
-              <w:jc w:val="right"/>
-            </w:pPr>
-            <w:r>
-              <w:t xml:space="preserve">Result</w:t>
-            </w:r>
-          </w:p>
-        </w:tc>
-      </w:tr>
-      <w:tr>
-        <w:tc>
-          <w:tcPr/>
-          <w:p>
-            <w:pPr>
-              <w:pStyle w:val="Compact"/>
-              <w:jc w:val="left"/>
-            </w:pPr>
-            <w:r>
-              <w:t xml:space="preserve">Geometric invariants (all cases)</w:t>
-            </w:r>
-          </w:p>
-        </w:tc>
-        <w:tc>
-          <w:tcPr/>
-          <w:p>
-            <w:pPr>
-              <w:pStyle w:val="Compact"/>
-              <w:jc w:val="right"/>
-            </w:pPr>
-            <w:r>
-              <w:t xml:space="preserve">802/802 pass</w:t>
-            </w:r>
-          </w:p>
-        </w:tc>
-      </w:tr>
-      <w:tr>
-        <w:tc>
-          <w:tcPr/>
-          <w:p>
-            <w:pPr>
-              <w:pStyle w:val="Compact"/>
-              <w:jc w:val="left"/>
-            </w:pPr>
-            <w:r>
-              <w:t xml:space="preserve">label shape, affine, spacing match CT</w:t>
-            </w:r>
-          </w:p>
-        </w:tc>
-        <w:tc>
-          <w:tcPr/>
-          <w:p>
-            <w:pPr>
-              <w:pStyle w:val="Compact"/>
-              <w:jc w:val="right"/>
-            </w:pPr>
-            <w:r>
-              <w:t xml:space="preserve">—</w:t>
-            </w:r>
-          </w:p>
-        </w:tc>
-      </w:tr>
-      <w:tr>
-        <w:tc>
-          <w:tcPr/>
-          <w:p>
-            <w:pPr>
-              <w:pStyle w:val="Compact"/>
-              <w:jc w:val="left"/>
-            </w:pPr>
-            <w:r>
-              <w:t xml:space="preserve">no identifier outside the scheme</w:t>
-            </w:r>
-          </w:p>
-        </w:tc>
-        <w:tc>
-          <w:tcPr/>
-          <w:p>
-            <w:pPr>
-              <w:pStyle w:val="Compact"/>
-              <w:jc w:val="right"/>
-            </w:pPr>
-            <w:r>
-              <w:t xml:space="preserve">—</w:t>
-            </w:r>
-          </w:p>
-        </w:tc>
-      </w:tr>
-      <w:tr>
-        <w:tc>
-          <w:tcPr/>
-          <w:p>
-            <w:pPr>
-              <w:pStyle w:val="Compact"/>
-              <w:jc w:val="left"/>
-            </w:pPr>
-            <w:r>
-              <w:t xml:space="preserve">left/right structures correctly sided</w:t>
-            </w:r>
-          </w:p>
-        </w:tc>
-        <w:tc>
-          <w:tcPr/>
-          <w:p>
-            <w:pPr>
-              <w:pStyle w:val="Compact"/>
-              <w:jc w:val="right"/>
-            </w:pPr>
-            <w:r>
-              <w:t xml:space="preserve">—</w:t>
-            </w:r>
-          </w:p>
-        </w:tc>
-      </w:tr>
-      <w:tr>
-        <w:tc>
-          <w:tcPr/>
-          <w:p>
-            <w:pPr>
-              <w:pStyle w:val="Compact"/>
-              <w:jc w:val="left"/>
-            </w:pPr>
-            <w:r>
-              <w:t xml:space="preserve">Ribs present</w:t>
-            </w:r>
-          </w:p>
-        </w:tc>
-        <w:tc>
-          <w:tcPr/>
-          <w:p>
-            <w:pPr>
-              <w:pStyle w:val="Compact"/>
-              <w:jc w:val="right"/>
-            </w:pPr>
-            <w:r>
-              <w:t xml:space="preserve">11</w:t>
-            </w:r>
-            <w:r>
-              <w:t xml:space="preserve">,</w:t>
-            </w:r>
-            <w:r>
-              <w:t xml:space="preserve">548</w:t>
-            </w:r>
-          </w:p>
-        </w:tc>
-      </w:tr>
-      <w:tr>
-        <w:tc>
-          <w:tcPr/>
-          <w:p>
-            <w:pPr>
-              <w:pStyle w:val="Compact"/>
-              <w:jc w:val="left"/>
-            </w:pPr>
-            <w:r>
-              <w:t xml:space="preserve">not evaluable (expected vertebra outside the FOV)</w:t>
-            </w:r>
-          </w:p>
-        </w:tc>
-        <w:tc>
-          <w:tcPr/>
-          <w:p>
-            <w:pPr>
-              <w:pStyle w:val="Compact"/>
-              <w:jc w:val="right"/>
-            </w:pPr>
-            <w:r>
-              <w:t xml:space="preserve">5</w:t>
-            </w:r>
-            <w:r>
-              <w:t xml:space="preserve">,</w:t>
-            </w:r>
-            <w:r>
-              <w:t xml:space="preserve">788</w:t>
-            </w:r>
-          </w:p>
-        </w:tc>
-      </w:tr>
-      <w:tr>
-        <w:tc>
-          <w:tcPr/>
-          <w:p>
-            <w:pPr>
-              <w:pStyle w:val="Compact"/>
-              <w:jc w:val="left"/>
-            </w:pPr>
-            <w:r>
-              <w:t xml:space="preserve">no vertebra within the anchor distance</w:t>
-            </w:r>
-          </w:p>
-        </w:tc>
-        <w:tc>
-          <w:tcPr/>
-          <w:p>
-            <w:pPr>
-              <w:pStyle w:val="Compact"/>
-              <w:jc w:val="right"/>
-            </w:pPr>
-            <w:r>
-              <w:t xml:space="preserve">11</w:t>
-            </w:r>
-          </w:p>
-        </w:tc>
-      </w:tr>
-      <w:tr>
-        <w:tc>
-          <w:tcPr/>
-          <w:p>
-            <w:pPr>
-              <w:pStyle w:val="Compact"/>
-              <w:jc w:val="left"/>
-            </w:pPr>
-            <w:r>
-              <w:rPr>
-                <w:b/>
-                <w:bCs/>
-              </w:rPr>
-              <w:t xml:space="preserve">evaluable</w:t>
-            </w:r>
-          </w:p>
-        </w:tc>
-        <w:tc>
-          <w:tcPr/>
-          <w:p>
-            <w:pPr>
-              <w:pStyle w:val="Compact"/>
-              <w:jc w:val="right"/>
-            </w:pPr>
-            <w:r>
-              <w:rPr>
-                <w:b/>
-                <w:bCs/>
-              </w:rPr>
-              <w:t xml:space="preserve">5</w:t>
-            </w:r>
-            <w:r>
-              <w:rPr>
-                <w:b/>
-                <w:bCs/>
-              </w:rPr>
-              <w:t xml:space="preserve">,</w:t>
-            </w:r>
-            <w:r>
-              <w:rPr>
-                <w:b/>
-                <w:bCs/>
-              </w:rPr>
-              <w:t xml:space="preserve">749</w:t>
-            </w:r>
-          </w:p>
-        </w:tc>
-      </w:tr>
-      <w:tr>
-        <w:tc>
-          <w:tcPr/>
-          <w:p>
-            <w:pPr>
-              <w:pStyle w:val="Compact"/>
-              <w:jc w:val="left"/>
-            </w:pPr>
-            <w:r>
-              <w:t xml:space="preserve">matching the expected vertebra</w:t>
-            </w:r>
-          </w:p>
-        </w:tc>
-        <w:tc>
-          <w:tcPr/>
-          <w:p>
-            <w:pPr>
-              <w:pStyle w:val="Compact"/>
-              <w:jc w:val="right"/>
-            </w:pPr>
-            <w:r>
-              <w:t xml:space="preserve">5</w:t>
-            </w:r>
-            <w:r>
-              <w:t xml:space="preserve">,</w:t>
-            </w:r>
-            <w:r>
-              <w:t xml:space="preserve">747</w:t>
-            </w:r>
-          </w:p>
-        </w:tc>
-      </w:tr>
-      <w:tr>
-        <w:tc>
-          <w:tcPr/>
-          <w:p>
-            <w:pPr>
-              <w:pStyle w:val="Compact"/>
-              <w:jc w:val="left"/>
-            </w:pPr>
-            <w:r>
-              <w:t xml:space="preserve">residual offset</w:t>
-            </w:r>
-          </w:p>
-        </w:tc>
-        <w:tc>
-          <w:tcPr/>
-          <w:p>
-            <w:pPr>
-              <w:pStyle w:val="Compact"/>
-              <w:jc w:val="right"/>
-            </w:pPr>
-            <w:r>
-              <w:t xml:space="preserve">2 (0.035% of evaluable)</w:t>
-            </w:r>
-          </w:p>
-        </w:tc>
-      </w:tr>
-      <w:tr>
-        <w:tc>
-          <w:tcPr/>
-          <w:p>
-            <w:pPr>
-              <w:pStyle w:val="Compact"/>
-              <w:jc w:val="left"/>
-            </w:pPr>
-            <w:r>
-              <w:t xml:space="preserve">misnumbered cases</w:t>
-            </w:r>
-          </w:p>
-        </w:tc>
-        <w:tc>
-          <w:tcPr/>
-          <w:p>
-            <w:pPr>
-              <w:pStyle w:val="Compact"/>
-              <w:jc w:val="right"/>
-            </w:pPr>
-            <w:r>
-              <w:t xml:space="preserve">0</w:t>
-            </w:r>
-          </w:p>
-        </w:tc>
-      </w:tr>
-      <w:tr>
-        <w:tc>
-          <w:tcPr/>
-          <w:p>
-            <w:pPr>
-              <w:pStyle w:val="Compact"/>
-              <w:jc w:val="left"/>
-            </w:pPr>
-            <w:r>
-              <w:t xml:space="preserve">Spinopelvic medians within published range</w:t>
-            </w:r>
-          </w:p>
-        </w:tc>
-        <w:tc>
-          <w:tcPr/>
-          <w:p>
-            <w:pPr>
-              <w:pStyle w:val="Compact"/>
-              <w:jc w:val="right"/>
-            </w:pPr>
-            <w:r>
-              <w:t xml:space="preserve">6/6</w:t>
-            </w:r>
-          </w:p>
-        </w:tc>
-      </w:tr>
-    </w:tbl>
-    <w:p>
-      <w:pPr>
-        <w:pStyle w:val="BodyText"/>
-      </w:pPr>
-      <w:r>
-        <w:t xml:space="preserve">Validation is layered, and the ordering matters: measurements computed on a corpus that</w:t>
-      </w:r>
-      <w:r>
-        <w:t xml:space="preserve"> </w:t>
-      </w:r>
-      <w:r>
-        <w:t xml:space="preserve">has not established internal consistency do not look broken, they look finished.</w:t>
-      </w:r>
-    </w:p>
-    <w:p>
-      <w:pPr>
-        <w:pStyle w:val="BodyText"/>
-      </w:pPr>
-      <w:r>
-        <w:rPr>
-          <w:i/>
-          <w:iCs/>
-        </w:rPr>
-        <w:t xml:space="preserve">Geometric invariants.</w:t>
-      </w:r>
-      <w:r>
-        <w:t xml:space="preserve"> </w:t>
-      </w:r>
-      <w:r>
-        <w:t xml:space="preserve">Every case is checked for label geometry agreeing with its CT</w:t>
-      </w:r>
-      <w:r>
-        <w:t xml:space="preserve"> </w:t>
-      </w:r>
-      <w:r>
-        <w:t xml:space="preserve">in shape, affine and voxel spacing; for identifiers within the published scheme; for a</w:t>
-      </w:r>
-      <w:r>
-        <w:t xml:space="preserve"> </w:t>
-      </w:r>
-      <w:r>
-        <w:t xml:space="preserve">non-empty label; and for sided structures falling on the correct sides, with the left–right</w:t>
-      </w:r>
-      <w:r>
-        <w:t xml:space="preserve"> </w:t>
-      </w:r>
-      <w:r>
-        <w:t xml:space="preserve">axis read from the affine rather than assumed. The check exists because a renumbering pass</w:t>
-      </w:r>
-      <w:r>
-        <w:t xml:space="preserve"> </w:t>
-      </w:r>
-      <w:r>
-        <w:t xml:space="preserve">once wrote a reoriented array under a canonical affine and transposed a label away from its</w:t>
-      </w:r>
-      <w:r>
-        <w:t xml:space="preserve"> </w:t>
-      </w:r>
-      <w:r>
-        <w:t xml:space="preserve">image, a failure invisible downstream.</w:t>
-      </w:r>
-    </w:p>
-    <w:p>
-      <w:pPr>
-        <w:pStyle w:val="BodyText"/>
-      </w:pPr>
-      <w:r>
-        <w:t xml:space="preserve">The check compares</w:t>
-      </w:r>
-      <w:r>
-        <w:t xml:space="preserve"> </w:t>
-      </w:r>
-      <w:r>
-        <w:rPr>
-          <w:i/>
-          <w:iCs/>
-        </w:rPr>
-        <w:t xml:space="preserve">each sided pair separately</w:t>
-      </w:r>
-      <w:r>
-        <w:t xml:space="preserve">, and both simpler alternatives miss</w:t>
-      </w:r>
-      <w:r>
-        <w:t xml:space="preserve"> </w:t>
-      </w:r>
-      <w:r>
-        <w:t xml:space="preserve">cases it catches. Testing the ribs alone passed all 802 records while four of them carried</w:t>
-      </w:r>
-      <w:r>
-        <w:t xml:space="preserve"> </w:t>
-      </w:r>
-      <w:r>
-        <w:rPr>
-          <w:rStyle w:val="VerbatimChar"/>
-        </w:rPr>
-        <w:t xml:space="preserve">left_hip</w:t>
-      </w:r>
-      <w:r>
-        <w:t xml:space="preserve"> </w:t>
-      </w:r>
-      <w:r>
-        <w:t xml:space="preserve">on the patient’s right. Pooling all sided structures into one test</w:t>
-      </w:r>
-      <w:r>
-        <w:t xml:space="preserve"> </w:t>
-      </w:r>
-      <w:r>
-        <w:t xml:space="preserve">recovered three of those four and missed the fourth, because hips and femora outweigh the</w:t>
-      </w:r>
-      <w:r>
-        <w:t xml:space="preserve"> </w:t>
-      </w:r>
-      <w:r>
-        <w:t xml:space="preserve">ribs by voxel count, so a large correctly-sided structure masks a smaller transposed one. A</w:t>
-      </w:r>
-      <w:r>
-        <w:t xml:space="preserve"> </w:t>
-      </w:r>
-      <w:r>
-        <w:t xml:space="preserve">gate that passes everything is not evidence of a clean corpus until it has been shown capable</w:t>
-      </w:r>
-      <w:r>
-        <w:t xml:space="preserve"> </w:t>
-      </w:r>
-      <w:r>
-        <w:t xml:space="preserve">of failing.</w:t>
-      </w:r>
-    </w:p>
-    <w:p>
-      <w:pPr>
-        <w:pStyle w:val="BodyText"/>
-      </w:pPr>
-      <w:r>
-        <w:rPr>
-          <w:i/>
-          <w:iCs/>
-        </w:rPr>
-        <w:t xml:space="preserve">Rib–vertebra incidence.</w:t>
-      </w:r>
-      <w:r>
-        <w:t xml:space="preserve"> </w:t>
-      </w:r>
-      <w:r>
-        <w:t xml:space="preserve">Each rib is matched to its nearest vertebra and compared</w:t>
-      </w:r>
-      <w:r>
-        <w:t xml:space="preserve"> </w:t>
-      </w:r>
-      <w:r>
-        <w:t xml:space="preserve">against the vertebra its number implies; the chain is given in Table </w:t>
-      </w:r>
-      <w:hyperlink w:anchor="tab:qc">
+        <w:t xml:space="preserve">never trained on it, so no record is completed by a model that has seen it. The five fold</w:t>
+      </w:r>
+      <w:r>
+        <w:t xml:space="preserve"> </w:t>
+      </w:r>
+      <w:r>
+        <w:t xml:space="preserve">checkpoints, with their nnU-Net plans and dataset descriptor, are released alongside the</w:t>
+      </w:r>
+      <w:r>
+        <w:t xml:space="preserve"> </w:t>
+      </w:r>
+      <w:r>
+        <w:t xml:space="preserve">data (</w:t>
+      </w:r>
+      <w:hyperlink r:id="rId21">
         <w:r>
           <w:rPr>
             <w:rStyle w:val="Hyperlink"/>
           </w:rPr>
-          <w:t xml:space="preserve">[tab:qc]</w:t>
+          <w:t xml:space="preserve">https://huggingface.co/anonymous-mlhc/spinopelvic-seg-checkpoints</w:t>
         </w:r>
       </w:hyperlink>
-      <w:r>
-        <w:t xml:space="preserve">. The</w:t>
-      </w:r>
-      <w:r>
-        <w:t xml:space="preserve"> </w:t>
-      </w:r>
-      <w:r>
-        <w:t xml:space="preserve">denominator is stated there rather than only the numerator because quoting the two residual</w:t>
-      </w:r>
-      <w:r>
-        <w:t xml:space="preserve"> </w:t>
-      </w:r>
-      <w:r>
-        <w:t xml:space="preserve">offsets against all 11</w:t>
+      <w:hyperlink r:id="rId22">
+        <w:r>
+          <w:rPr>
+            <w:rStyle w:val="Hyperlink"/>
+          </w:rPr>
+          <w:t xml:space="preserve">https://huggingface.co/OpenSpineConsortium/spinopelvic-seg-checkpoints</w:t>
+        </w:r>
+      </w:hyperlink>
+      <w:r>
+        <w:t xml:space="preserve">). Image handling</w:t>
+      </w:r>
+      <w:r>
+        <w:t xml:space="preserve"> </w:t>
+      </w:r>
+      <w:r>
+        <w:t xml:space="preserve">throughout used NiBabel and SciPy; no image is resampled or reoriented when a label is</w:t>
+      </w:r>
+      <w:r>
+        <w:t xml:space="preserve"> </w:t>
+      </w:r>
+      <w:r>
+        <w:t xml:space="preserve">written, so every label shares its image’s grid and affine exactly.</w:t>
+      </w:r>
+    </w:p>
+    <w:p>
+      <w:pPr>
+        <w:pStyle w:val="BodyText"/>
+      </w:pPr>
+      <w:r>
+        <w:rPr>
+          <w:i/>
+          <w:iCs/>
+        </w:rPr>
+        <w:t xml:space="preserve">Generative artificial intelligence.</w:t>
+      </w:r>
+      <w:r>
+        <w:t xml:space="preserve"> </w:t>
+      </w:r>
+      <w:r>
+        <w:t xml:space="preserve">Large-language-model assistance was used for</w:t>
+      </w:r>
+      <w:r>
+        <w:t xml:space="preserve"> </w:t>
+      </w:r>
+      <w:r>
+        <w:t xml:space="preserve">manuscript preparation — drafting and editing of text, and generation of analysis and</w:t>
+      </w:r>
+      <w:r>
+        <w:t xml:space="preserve"> </w:t>
+      </w:r>
+      <w:r>
+        <w:t xml:space="preserve">figure code — under author review. It was not used to generate, annotate or interpret any</w:t>
+      </w:r>
+      <w:r>
+        <w:t xml:space="preserve"> </w:t>
+      </w:r>
+      <w:r>
+        <w:t xml:space="preserve">imaging data, and no scientific claim in this manuscript originates from it. All numbers</w:t>
+      </w:r>
+      <w:r>
+        <w:t xml:space="preserve"> </w:t>
+      </w:r>
+      <w:r>
+        <w:t xml:space="preserve">reported here are computed by the released code from the released volumes.</w:t>
+      </w:r>
+    </w:p>
+    <w:bookmarkEnd w:id="23"/>
+    <w:bookmarkStart w:id="24" w:name="sec:validation"/>
+    <w:p>
+      <w:pPr>
+        <w:pStyle w:val="Heading2"/>
+      </w:pPr>
+      <w:r>
+        <w:t xml:space="preserve">Validation</w:t>
+      </w:r>
+    </w:p>
+    <w:p>
+      <w:pPr>
+        <w:pStyle w:val="FirstParagraph"/>
+      </w:pPr>
+      <w:r>
+        <w:t xml:space="preserve">Validation is layered, and the ordering matters: measurements computed on a corpus that</w:t>
+      </w:r>
+      <w:r>
+        <w:t xml:space="preserve"> </w:t>
+      </w:r>
+      <w:r>
+        <w:t xml:space="preserve">has not established internal consistency do not look broken, they look finished.</w:t>
+      </w:r>
+    </w:p>
+    <w:p>
+      <w:pPr>
+        <w:pStyle w:val="BodyText"/>
+      </w:pPr>
+      <w:r>
+        <w:rPr>
+          <w:i/>
+          <w:iCs/>
+        </w:rPr>
+        <w:t xml:space="preserve">Geometric invariants.</w:t>
+      </w:r>
+      <w:r>
+        <w:t xml:space="preserve"> </w:t>
+      </w:r>
+      <w:r>
+        <w:t xml:space="preserve">Every case is checked for label geometry agreeing with its CT</w:t>
+      </w:r>
+      <w:r>
+        <w:t xml:space="preserve"> </w:t>
+      </w:r>
+      <w:r>
+        <w:t xml:space="preserve">in shape, affine and voxel spacing; for identifiers within the published scheme; for a</w:t>
+      </w:r>
+      <w:r>
+        <w:t xml:space="preserve"> </w:t>
+      </w:r>
+      <w:r>
+        <w:t xml:space="preserve">non-empty label; and for sided structures falling on the correct sides, with the left–right</w:t>
+      </w:r>
+      <w:r>
+        <w:t xml:space="preserve"> </w:t>
+      </w:r>
+      <w:r>
+        <w:t xml:space="preserve">axis read from the affine rather than assumed. The check exists because a renumbering pass</w:t>
+      </w:r>
+      <w:r>
+        <w:t xml:space="preserve"> </w:t>
+      </w:r>
+      <w:r>
+        <w:t xml:space="preserve">once wrote a reoriented array under a canonical affine and transposed a label away from its</w:t>
+      </w:r>
+      <w:r>
+        <w:t xml:space="preserve"> </w:t>
+      </w:r>
+      <w:r>
+        <w:t xml:space="preserve">image, a failure invisible downstream.</w:t>
+      </w:r>
+    </w:p>
+    <w:p>
+      <w:pPr>
+        <w:pStyle w:val="BodyText"/>
+      </w:pPr>
+      <w:r>
+        <w:t xml:space="preserve">The check compares</w:t>
+      </w:r>
+      <w:r>
+        <w:t xml:space="preserve"> </w:t>
+      </w:r>
+      <w:r>
+        <w:rPr>
+          <w:i/>
+          <w:iCs/>
+        </w:rPr>
+        <w:t xml:space="preserve">each sided pair separately</w:t>
+      </w:r>
+      <w:r>
+        <w:t xml:space="preserve">, and both simpler alternatives miss</w:t>
+      </w:r>
+      <w:r>
+        <w:t xml:space="preserve"> </w:t>
+      </w:r>
+      <w:r>
+        <w:t xml:space="preserve">cases it catches. Testing the ribs alone passed all 802 records while four of them carried</w:t>
+      </w:r>
+      <w:r>
+        <w:t xml:space="preserve"> </w:t>
+      </w:r>
+      <w:r>
+        <w:rPr>
+          <w:rStyle w:val="VerbatimChar"/>
+        </w:rPr>
+        <w:t xml:space="preserve">left_hip</w:t>
+      </w:r>
+      <w:r>
+        <w:t xml:space="preserve"> </w:t>
+      </w:r>
+      <w:r>
+        <w:t xml:space="preserve">on the patient’s right. Pooling all sided structures into one test</w:t>
+      </w:r>
+      <w:r>
+        <w:t xml:space="preserve"> </w:t>
+      </w:r>
+      <w:r>
+        <w:t xml:space="preserve">recovered three of those four and missed the fourth, because hips and femora outweigh the</w:t>
+      </w:r>
+      <w:r>
+        <w:t xml:space="preserve"> </w:t>
+      </w:r>
+      <w:r>
+        <w:t xml:space="preserve">ribs by voxel count, so a large correctly-sided structure masks a smaller transposed one. A</w:t>
+      </w:r>
+      <w:r>
+        <w:t xml:space="preserve"> </w:t>
+      </w:r>
+      <w:r>
+        <w:t xml:space="preserve">gate that passes everything is not evidence of a clean corpus until it has been shown capable</w:t>
+      </w:r>
+      <w:r>
+        <w:t xml:space="preserve"> </w:t>
+      </w:r>
+      <w:r>
+        <w:t xml:space="preserve">of failing.</w:t>
+      </w:r>
+    </w:p>
+    <w:p>
+      <w:pPr>
+        <w:pStyle w:val="BodyText"/>
+      </w:pPr>
+      <w:r>
+        <w:rPr>
+          <w:i/>
+          <w:iCs/>
+        </w:rPr>
+        <w:t xml:space="preserve">Rib–vertebra incidence.</w:t>
+      </w:r>
+      <w:r>
+        <w:t xml:space="preserve"> </w:t>
+      </w:r>
+      <w:r>
+        <w:t xml:space="preserve">Each rib is matched to its nearest vertebra and compared</w:t>
+      </w:r>
+      <w:r>
+        <w:t xml:space="preserve"> </w:t>
+      </w:r>
+      <w:r>
+        <w:t xml:space="preserve">against the vertebra its number implies. Of 11</w:t>
+      </w:r>
+      <w:r>
+        <w:t xml:space="preserve">,</w:t>
+      </w:r>
+      <w:r>
+        <w:t xml:space="preserve">548 ribs, 5</w:t>
+      </w:r>
+      <w:r>
+        <w:t xml:space="preserve">,</w:t>
+      </w:r>
+      <w:r>
+        <w:t xml:space="preserve">788 are not evaluable</w:t>
+      </w:r>
+      <w:r>
+        <w:t xml:space="preserve"> </w:t>
+      </w:r>
+      <w:r>
+        <w:t xml:space="preserve">because the expected vertebra lies outside the field of view and 11 have no vertebra within</w:t>
+      </w:r>
+      <w:r>
+        <w:t xml:space="preserve"> </w:t>
+      </w:r>
+      <w:r>
+        <w:t xml:space="preserve">the anchor distance; of the 5</w:t>
+      </w:r>
+      <w:r>
+        <w:t xml:space="preserve">,</w:t>
+      </w:r>
+      <w:r>
+        <w:t xml:space="preserve">749 evaluable, 5</w:t>
+      </w:r>
+      <w:r>
+        <w:t xml:space="preserve">,</w:t>
+      </w:r>
+      <w:r>
+        <w:t xml:space="preserve">747 match, two (0.035%) are offset by one</w:t>
+      </w:r>
+      <w:r>
+        <w:t xml:space="preserve"> </w:t>
+      </w:r>
+      <w:r>
+        <w:t xml:space="preserve">level, and no case is misnumbered. The denominator is stated because quoting the two</w:t>
+      </w:r>
+      <w:r>
+        <w:t xml:space="preserve"> </w:t>
+      </w:r>
+      <w:r>
+        <w:t xml:space="preserve">residual offsets against all 11</w:t>
       </w:r>
       <w:r>
         <w:t xml:space="preserve">,</w:t>
@@ -3414,8 +3090,8 @@
         <w:t xml:space="preserve">than a posture, and so is directly comparable to a standing reference cohort.</w:t>
       </w:r>
     </w:p>
-    <w:bookmarkEnd w:id="27"/>
-    <w:bookmarkStart w:id="28" w:name="castellvi-typing"/>
+    <w:bookmarkEnd w:id="24"/>
+    <w:bookmarkStart w:id="25" w:name="castellvi-typing"/>
     <w:p>
       <w:pPr>
         <w:pStyle w:val="Heading2"/>
@@ -3511,25 +3187,37 @@
         <w:pStyle w:val="BodyText"/>
       </w:pPr>
       <w:r>
-        <w:t xml:space="preserve">The grades were assigned by two radiology resident physicians. The distinction the classification turns on — bony</w:t>
-      </w:r>
-      <w:r>
-        <w:t xml:space="preserve"> </w:t>
-      </w:r>
-      <w:r>
-        <w:t xml:space="preserve">fusion against articulation without it </w:t>
-      </w:r>
-      <w:r>
-        <w:t xml:space="preserve"> </w:t>
-      </w:r>
-      <w:r>
-        <w:t xml:space="preserve">— is the one carrying</w:t>
-      </w:r>
-      <w:r>
-        <w:t xml:space="preserve"> </w:t>
-      </w:r>
-      <w:r>
-        <w:t xml:space="preserve">clinical weight.</w:t>
+        <w:t xml:space="preserve">Two radiology resident physicians graded every case independently and resolved their seven</w:t>
+      </w:r>
+      <w:r>
+        <w:t xml:space="preserve"> </w:t>
+      </w:r>
+      <w:r>
+        <w:t xml:space="preserve">disagreements by consensus; both reads and the consensus are in the manifest, with one</w:t>
+      </w:r>
+      <w:r>
+        <w:t xml:space="preserve"> </w:t>
+      </w:r>
+      <w:r>
+        <w:t xml:space="preserve">normal reference read. The distinction the classification turns on — bony fusion against</w:t>
+      </w:r>
+      <w:r>
+        <w:t xml:space="preserve"> </w:t>
+      </w:r>
+      <w:r>
+        <w:t xml:space="preserve">articulation without it </w:t>
+      </w:r>
+      <w:r>
+        <w:t xml:space="preserve"> </w:t>
+      </w:r>
+      <w:r>
+        <w:t xml:space="preserve">— is the one carrying clinical weight, and</w:t>
+      </w:r>
+      <w:r>
+        <w:t xml:space="preserve"> </w:t>
+      </w:r>
+      <w:r>
+        <w:t xml:space="preserve">it is where the disagreements lay: four of the seven were III against II.</w:t>
       </w:r>
     </w:p>
     <w:tbl>
@@ -3945,7 +3633,7 @@
         </w:tc>
       </w:tr>
     </w:tbl>
-    <w:bookmarkEnd w:id="28"/>
+    <w:bookmarkEnd w:id="25"/>
     <w:bookmarkStart w:id="33" w:name="sec:hardware"/>
     <w:p>
       <w:pPr>
@@ -3960,13 +3648,7 @@
         <w:pStyle w:val="FirstParagraph"/>
       </w:pPr>
       <w:r>
-        <w:t xml:space="preserve">Metal is trivial to detect and hard to interpret, and the difference matters here for one</w:t>
-      </w:r>
-      <w:r>
-        <w:t xml:space="preserve"> </w:t>
-      </w:r>
-      <w:r>
-        <w:t xml:space="preserve">reason:</w:t>
+        <w:t xml:space="preserve">Metal is trivial to detect and hard to interpret, and the difference matters here because</w:t>
       </w:r>
       <w:r>
         <w:t xml:space="preserve"> </w:t>
@@ -3993,7 +3675,7 @@
         <w:t xml:space="preserve">measurement</w:t>
       </w:r>
       <w:r>
-        <w:t xml:space="preserve">. A cage-bridged interspace reads as</w:t>
+        <w:t xml:space="preserve">: a cage-bridged interspace reads as</w:t>
       </w:r>
       <w:r>
         <w:t xml:space="preserve"> </w:t>
@@ -4005,34 +3687,28 @@
         <w:t xml:space="preserve"> </w:t>
       </w:r>
       <w:r>
-        <w:t xml:space="preserve">exactly as a congenitally fused</w:t>
-      </w:r>
-      <w:r>
-        <w:t xml:space="preserve"> </w:t>
-      </w:r>
-      <w:r>
-        <w:t xml:space="preserve">transitional vertebra does, so an unrecorded instrumented case is a false positive on the</w:t>
-      </w:r>
-      <w:r>
-        <w:t xml:space="preserve"> </w:t>
-      </w:r>
-      <w:r>
-        <w:t xml:space="preserve">central measure — and identifiers 76–79 were declared in every prior version and</w:t>
-      </w:r>
-      <w:r>
-        <w:t xml:space="preserve"> </w:t>
-      </w:r>
-      <w:r>
-        <w:t xml:space="preserve">populated in none.</w:t>
-      </w:r>
-    </w:p>
-    <w:bookmarkStart w:id="29" w:name="X0751b13ecdeaa536d324158c6673f1614309e54"/>
+        <w:t xml:space="preserve">exactly as a fused transitional</w:t>
+      </w:r>
+      <w:r>
+        <w:t xml:space="preserve"> </w:t>
+      </w:r>
+      <w:r>
+        <w:t xml:space="preserve">vertebra does. An unrecorded instrumented case is therefore a false positive on the central</w:t>
+      </w:r>
+      <w:r>
+        <w:t xml:space="preserve"> </w:t>
+      </w:r>
+      <w:r>
+        <w:t xml:space="preserve">measure.</w:t>
+      </w:r>
+    </w:p>
+    <w:bookmarkStart w:id="26" w:name="X6ccedf8a194116531bb518b375b53d9e1e007e9"/>
     <w:p>
       <w:pPr>
         <w:pStyle w:val="Heading4"/>
       </w:pPr>
       <w:r>
-        <w:t xml:space="preserve">Detection over-calls by a factor of seven.</w:t>
+        <w:t xml:space="preserve">Detection over-calls by a factor of five.</w:t>
       </w:r>
     </w:p>
     <w:p>
@@ -4040,111 +3716,31 @@
         <w:pStyle w:val="FirstParagraph"/>
       </w:pPr>
       <w:r>
-        <w:t xml:space="preserve">A threshold at 1800 HU inside a</w:t>
-      </w:r>
-      <w:r>
-        <w:t xml:space="preserve"> </w:t>
-      </w:r>
-      <w:r>
-        <w:t xml:space="preserve">shell around the labeled skeleton flags 84 of the 802 records. Raising it to</w:t>
-      </w:r>
-      <w:r>
-        <w:t xml:space="preserve"> </w:t>
-      </w:r>
-      <w:r>
-        <w:t xml:space="preserve">2500 HU — the lower of the two values validated in the metal-segmentation literature —</w:t>
-      </w:r>
-      <w:r>
-        <w:t xml:space="preserve"> </w:t>
-      </w:r>
-      <w:r>
-        <w:t xml:space="preserve">leaves 52 with a component above a 40-voxel floor. One of the two radiology resident physicians read all 52 and confirmed 11, rejecting 41 (79%) as contrast, calcification</w:t>
-      </w:r>
-      <w:r>
-        <w:t xml:space="preserve"> </w:t>
-      </w:r>
-      <w:r>
-        <w:t xml:space="preserve">and reconstruction artefact. Instrumentation prevalence in this cohort is 1.4%, not the</w:t>
-      </w:r>
-      <w:r>
-        <w:t xml:space="preserve"> </w:t>
-      </w:r>
-      <w:r>
-        <w:t xml:space="preserve">10.5% an unreviewed threshold reports.</w:t>
-      </w:r>
-    </w:p>
-    <w:bookmarkEnd w:id="29"/>
-    <w:bookmarkStart w:id="30" w:name="X6ec752d5c90f369263b9bc370c4995fedd38b9d"/>
-    <w:p>
-      <w:pPr>
-        <w:pStyle w:val="Heading4"/>
-      </w:pPr>
-      <w:r>
-        <w:t xml:space="preserve">Saturation does not separate implant from artefact.</w:t>
-      </w:r>
-    </w:p>
-    <w:p>
-      <w:pPr>
-        <w:pStyle w:val="FirstParagraph"/>
-      </w:pPr>
-      <w:r>
-        <w:t xml:space="preserve">Both groups reach the</w:t>
-      </w:r>
-      <w:r>
-        <w:t xml:space="preserve"> </w:t>
-      </w:r>
-      <w:r>
-        <w:t xml:space="preserve">scanner ceiling and 4 rejected proposals</w:t>
-      </w:r>
-      <w:r>
-        <w:t xml:space="preserve"> </w:t>
-      </w:r>
-      <w:r>
-        <w:rPr>
-          <w:i/>
-          <w:iCs/>
-        </w:rPr>
-        <w:t xml:space="preserve">exceed</w:t>
-      </w:r>
-      <w:r>
-        <w:t xml:space="preserve"> </w:t>
-      </w:r>
-      <w:r>
-        <w:t xml:space="preserve">it, peaking at 11,798 HU — the</w:t>
-      </w:r>
-      <w:r>
-        <w:t xml:space="preserve"> </w:t>
-      </w:r>
-      <w:r>
-        <w:t xml:space="preserve">signature of reconstruction overshoot rather than of denser metal. What separates them is</w:t>
-      </w:r>
-      <w:r>
-        <w:t xml:space="preserve"> </w:t>
-      </w:r>
-      <w:r>
-        <w:t xml:space="preserve">position and size together: a real surgical site</w:t>
-      </w:r>
-      <w:r>
-        <w:t xml:space="preserve"> </w:t>
-      </w:r>
-      <w:r>
-        <w:rPr>
-          <w:i/>
-          <w:iCs/>
-        </w:rPr>
-        <w:t xml:space="preserve">and</w:t>
-      </w:r>
-      <w:r>
-        <w:t xml:space="preserve"> </w:t>
-      </w:r>
-      <w:r>
-        <w:t xml:space="preserve">volume, every confirmed implant</w:t>
-      </w:r>
-      <w:r>
-        <w:t xml:space="preserve"> </w:t>
-      </w:r>
-      <w:r>
-        <w:t xml:space="preserve">at 2,586 mm</w:t>
+        <w:t xml:space="preserve">A 2500 HU threshold inside a shell</w:t>
+      </w:r>
+      <w:r>
+        <w:t xml:space="preserve"> </w:t>
+      </w:r>
+      <w:r>
+        <w:t xml:space="preserve">around the labeled skeleton flags 52 of the 802 records. One of the two radiology</w:t>
+      </w:r>
+      <w:r>
+        <w:t xml:space="preserve"> </w:t>
+      </w:r>
+      <w:r>
+        <w:t xml:space="preserve">resident physicians read all 52 and confirmed 11, rejecting 41 (79%) as contrast,</w:t>
+      </w:r>
+      <w:r>
+        <w:t xml:space="preserve"> </w:t>
+      </w:r>
+      <w:r>
+        <w:t xml:space="preserve">calcification and reconstruction artefact. Attenuation does not separate the two groups</w:t>
+      </w:r>
+      <w:r>
+        <w:t xml:space="preserve"> </w:t>
+      </w:r>
+      <w:r>
+        <w:t xml:space="preserve">(both saturate); site and volume do, every confirmed implant at 2,586 mm</w:t>
       </w:r>
       <m:oMath>
         <m:sSup>
@@ -4164,7 +3760,13 @@
         <w:t xml:space="preserve"> </w:t>
       </w:r>
       <w:r>
-        <w:t xml:space="preserve">or above and every rejection at 1,768 mm</w:t>
+        <w:t xml:space="preserve">or above and</w:t>
+      </w:r>
+      <w:r>
+        <w:t xml:space="preserve"> </w:t>
+      </w:r>
+      <w:r>
+        <w:t xml:space="preserve">every rejection at 1,768 mm</w:t>
       </w:r>
       <m:oMath>
         <m:sSup>
@@ -4184,11 +3786,17 @@
         <w:t xml:space="preserve"> </w:t>
       </w:r>
       <w:r>
-        <w:t xml:space="preserve">or below.</w:t>
-      </w:r>
-    </w:p>
-    <w:bookmarkEnd w:id="30"/>
-    <w:bookmarkStart w:id="31" w:name="the-subtype-block-had-to-be-extended."/>
+        <w:t xml:space="preserve">or below. Instrumentation prevalence is 1.4%, not the</w:t>
+      </w:r>
+      <w:r>
+        <w:t xml:space="preserve"> </w:t>
+      </w:r>
+      <w:r>
+        <w:t xml:space="preserve">6.5% the threshold alone reports.</w:t>
+      </w:r>
+    </w:p>
+    <w:bookmarkEnd w:id="26"/>
+    <w:bookmarkStart w:id="27" w:name="the-subtype-block-had-to-be-extended."/>
     <w:p>
       <w:pPr>
         <w:pStyle w:val="Heading4"/>
@@ -4208,13 +3816,13 @@
         <w:t xml:space="preserve"> </w:t>
       </w:r>
       <w:r>
-        <w:t xml:space="preserve">instrumentation — generic, cage, screw-and-rod, plate — and cannot describe what this</w:t>
-      </w:r>
-      <w:r>
-        <w:t xml:space="preserve"> </w:t>
-      </w:r>
-      <w:r>
-        <w:t xml:space="preserve">cohort holds, so</w:t>
+        <w:t xml:space="preserve">instrumentation (generic, cage, screw-and-rod, plate) and cannot describe what this cohort</w:t>
+      </w:r>
+      <w:r>
+        <w:t xml:space="preserve"> </w:t>
+      </w:r>
+      <w:r>
+        <w:t xml:space="preserve">holds, so</w:t>
       </w:r>
       <w:r>
         <w:t xml:space="preserve"> </w:t>
@@ -4273,93 +3881,223 @@
         <w:t xml:space="preserve"> </w:t>
       </w:r>
       <w:r>
-        <w:t xml:space="preserve">were added. The distinction is clinical, not cosmetic: osteosynthesis holds</w:t>
-      </w:r>
-      <w:r>
-        <w:t xml:space="preserve"> </w:t>
-      </w:r>
-      <w:r>
-        <w:t xml:space="preserve">parts of the same bone together where arthroplasty replaces a joint, and without it the shape</w:t>
-      </w:r>
-      <w:r>
-        <w:t xml:space="preserve"> </w:t>
-      </w:r>
-      <w:r>
-        <w:t xml:space="preserve">rules call a femoral stem a rod, since a stem is long and thin and that is all</w:t>
-      </w:r>
-      <w:r>
-        <w:t xml:space="preserve"> </w:t>
-      </w:r>
-      <w:r>
-        <w:t xml:space="preserve">“linear”</w:t>
-      </w:r>
-      <w:r>
-        <w:t xml:space="preserve"> </w:t>
-      </w:r>
-      <w:r>
-        <w:t xml:space="preserve">tests. The</w:t>
-      </w:r>
-      <w:r>
-        <w:t xml:space="preserve"> </w:t>
-      </w:r>
-      <w:r>
-        <w:t xml:space="preserve">confirmed cases comprise 8 arthroplasties, one osteosynthesis, one sacroiliac screw fixation and one pair of threaded cylindrical interbody cages.</w:t>
+        <w:t xml:space="preserve">were added: osteosynthesis holds parts of one bone together where</w:t>
+      </w:r>
+      <w:r>
+        <w:t xml:space="preserve"> </w:t>
+      </w:r>
+      <w:r>
+        <w:t xml:space="preserve">arthroplasty replaces a joint, and a shape rule calls a femoral stem a rod. The confirmed</w:t>
+      </w:r>
+      <w:r>
+        <w:t xml:space="preserve"> </w:t>
+      </w:r>
+      <w:r>
+        <w:t xml:space="preserve">cases are 8 arthroplasties, one osteosynthesis, one sacroiliac fixation and one pair of</w:t>
+      </w:r>
+      <w:r>
+        <w:t xml:space="preserve"> </w:t>
+      </w:r>
+      <w:r>
+        <w:t xml:space="preserve">interbody cages (Fig. </w:t>
+      </w:r>
+      <w:hyperlink w:anchor="fig:hardware">
+        <w:r>
+          <w:rPr>
+            <w:rStyle w:val="Hyperlink"/>
+          </w:rPr>
+          <w:t xml:space="preserve">3</w:t>
+        </w:r>
+      </w:hyperlink>
+      <w:r>
+        <w:t xml:space="preserve">).</w:t>
+      </w:r>
+    </w:p>
+    <w:bookmarkEnd w:id="27"/>
+    <w:bookmarkStart w:id="32" w:name="X06fc12f192e95ab0f7b26779051c84afa05042a"/>
+    <w:p>
+      <w:pPr>
+        <w:pStyle w:val="Heading4"/>
+      </w:pPr>
+      <w:r>
+        <w:t xml:space="preserve">Metal outranks bone, and that is a subtraction.</w:t>
+      </w:r>
+    </w:p>
+    <w:p>
+      <w:pPr>
+        <w:pStyle w:val="FirstParagraph"/>
+      </w:pPr>
+      <w:r>
+        <w:t xml:space="preserve">In every confirmed case the</w:t>
+      </w:r>
+      <w:r>
+        <w:t xml:space="preserve"> </w:t>
+      </w:r>
+      <w:r>
+        <w:t xml:space="preserve">implant was already inside a bone label, so naming it reclaims 1,538,852 voxels rather</w:t>
+      </w:r>
+      <w:r>
+        <w:t xml:space="preserve"> </w:t>
+      </w:r>
+      <w:r>
+        <w:t xml:space="preserve">than adding them. Pelvic incidence and tilt are measured from the femoral head center, and</w:t>
+      </w:r>
+      <w:r>
+        <w:t xml:space="preserve"> </w:t>
+      </w:r>
+      <w:r>
+        <w:t xml:space="preserve">in 8 of these cases that head is an implant: any spinopelvic parameter previously computed</w:t>
+      </w:r>
+      <w:r>
+        <w:t xml:space="preserve"> </w:t>
+      </w:r>
+      <w:r>
+        <w:t xml:space="preserve">from them was measured on metal.</w:t>
+      </w:r>
+    </w:p>
+    <w:bookmarkStart w:id="31" w:name="fig:hardware"/>
+    <w:p>
+      <w:pPr>
+        <w:pStyle w:val="CaptionedFigure"/>
+      </w:pPr>
+      <w:r>
+        <w:drawing>
+          <wp:inline>
+            <wp:extent cx="5334000" cy="1291500"/>
+            <wp:effectExtent b="0" l="0" r="0" t="0"/>
+            <wp:docPr descr="" title="" id="29" name="Picture"/>
+            <a:graphic>
+              <a:graphicData uri="http://schemas.openxmlformats.org/drawingml/2006/picture">
+                <pic:pic>
+                  <pic:nvPicPr>
+                    <pic:cNvPr descr="figures/fig_hardware.pdf" id="30" name="Picture"/>
+                    <pic:cNvPicPr>
+                      <a:picLocks noChangeArrowheads="1" noChangeAspect="1"/>
+                    </pic:cNvPicPr>
+                  </pic:nvPicPr>
+                  <pic:blipFill>
+                    <a:blip r:embed="rId28"/>
+                    <a:stretch>
+                      <a:fillRect/>
+                    </a:stretch>
+                  </pic:blipFill>
+                  <pic:spPr bwMode="auto">
+                    <a:xfrm>
+                      <a:off x="0" y="0"/>
+                      <a:ext cx="5334000" cy="1291500"/>
+                    </a:xfrm>
+                    <a:prstGeom prst="rect">
+                      <a:avLst/>
+                    </a:prstGeom>
+                    <a:noFill/>
+                    <a:ln w="9525">
+                      <a:noFill/>
+                      <a:headEnd/>
+                      <a:tailEnd/>
+                    </a:ln>
+                  </pic:spPr>
+                </pic:pic>
+              </a:graphicData>
+            </a:graphic>
+          </wp:inline>
+        </w:drawing>
+      </w:r>
+    </w:p>
+    <w:p>
+      <w:pPr>
+        <w:pStyle w:val="ImageCaption"/>
+      </w:pPr>
+      <w:r>
+        <w:t xml:space="preserve">Instrumentation in the release, one exemplar each, drawn through bone. (a) Hip</w:t>
+      </w:r>
+      <w:r>
+        <w:t xml:space="preserve"> </w:t>
+      </w:r>
+      <w:r>
+        <w:t xml:space="preserve">arthroplasty, 80,</w:t>
+      </w:r>
+      <w:r>
+        <w:t xml:space="preserve"> </w:t>
+      </w:r>
+      <m:oMath>
+        <m:r>
+          <m:t>n</m:t>
+        </m:r>
+        <m:r>
+          <m:rPr>
+            <m:sty m:val="p"/>
+          </m:rPr>
+          <m:t>=</m:t>
+        </m:r>
+        <m:r>
+          <m:t>8</m:t>
+        </m:r>
+      </m:oMath>
+      <w:r>
+        <w:t xml:space="preserve">. (b) Femoral-neck screws, 82,</w:t>
+      </w:r>
+      <w:r>
+        <w:t xml:space="preserve"> </w:t>
+      </w:r>
+      <m:oMath>
+        <m:r>
+          <m:t>n</m:t>
+        </m:r>
+        <m:r>
+          <m:rPr>
+            <m:sty m:val="p"/>
+          </m:rPr>
+          <m:t>=</m:t>
+        </m:r>
+        <m:r>
+          <m:t>1</m:t>
+        </m:r>
+      </m:oMath>
+      <w:r>
+        <w:t xml:space="preserve">. (c) Sacroiliac screws, 81,</w:t>
+      </w:r>
+      <w:r>
+        <w:t xml:space="preserve"> </w:t>
+      </w:r>
+      <m:oMath>
+        <m:r>
+          <m:t>n</m:t>
+        </m:r>
+        <m:r>
+          <m:rPr>
+            <m:sty m:val="p"/>
+          </m:rPr>
+          <m:t>=</m:t>
+        </m:r>
+        <m:r>
+          <m:t>1</m:t>
+        </m:r>
+      </m:oMath>
+      <w:r>
+        <w:t xml:space="preserve">. (d) Interbody cages, 77,</w:t>
+      </w:r>
+      <w:r>
+        <w:t xml:space="preserve"> </w:t>
+      </w:r>
+      <m:oMath>
+        <m:r>
+          <m:t>n</m:t>
+        </m:r>
+        <m:r>
+          <m:rPr>
+            <m:sty m:val="p"/>
+          </m:rPr>
+          <m:t>=</m:t>
+        </m:r>
+        <m:r>
+          <m:t>1</m:t>
+        </m:r>
+      </m:oMath>
+      <w:r>
+        <w:t xml:space="preserve">. Bar, 5 cm.</w:t>
       </w:r>
     </w:p>
     <w:bookmarkEnd w:id="31"/>
-    <w:bookmarkStart w:id="32" w:name="X06fc12f192e95ab0f7b26779051c84afa05042a"/>
-    <w:p>
-      <w:pPr>
-        <w:pStyle w:val="Heading4"/>
-      </w:pPr>
-      <w:r>
-        <w:t xml:space="preserve">Metal outranks bone, and that is a subtraction.</w:t>
-      </w:r>
-    </w:p>
-    <w:p>
-      <w:pPr>
-        <w:pStyle w:val="FirstParagraph"/>
-      </w:pPr>
-      <w:r>
-        <w:t xml:space="preserve">In every confirmed case the</w:t>
-      </w:r>
-      <w:r>
-        <w:t xml:space="preserve"> </w:t>
-      </w:r>
-      <w:r>
-        <w:t xml:space="preserve">implant was already inside a bone label, a segmenter handed a bright object against a</w:t>
-      </w:r>
-      <w:r>
-        <w:t xml:space="preserve"> </w:t>
-      </w:r>
-      <w:r>
-        <w:t xml:space="preserve">cortical surface having taken it for bone. Naming the hardware therefore reclaims voxels</w:t>
-      </w:r>
-      <w:r>
-        <w:t xml:space="preserve"> </w:t>
-      </w:r>
-      <w:r>
-        <w:t xml:space="preserve">rather than adding them: 1,538,852 voxels across the eleven records. The consequence</w:t>
-      </w:r>
-      <w:r>
-        <w:t xml:space="preserve"> </w:t>
-      </w:r>
-      <w:r>
-        <w:t xml:space="preserve">reaches past bookkeeping. Pelvic incidence and pelvic tilt are measured from the femoral</w:t>
-      </w:r>
-      <w:r>
-        <w:t xml:space="preserve"> </w:t>
-      </w:r>
-      <w:r>
-        <w:t xml:space="preserve">head center, and in 8 of these cases that head is an implant — any spinopelvic</w:t>
-      </w:r>
-      <w:r>
-        <w:t xml:space="preserve"> </w:t>
-      </w:r>
-      <w:r>
-        <w:t xml:space="preserve">parameter previously computed from them was measured on metal.</w:t>
-      </w:r>
-    </w:p>
     <w:bookmarkEnd w:id="32"/>
     <w:bookmarkEnd w:id="33"/>
     <w:bookmarkEnd w:id="34"/>
@@ -4998,7 +4736,7 @@
               <w:jc w:val="left"/>
             </w:pPr>
             <w:r>
-              <w:t xml:space="preserve">Castellvi grade</w:t>
+              <w:t xml:space="preserve">Castellvi grade (consensus of two readers)</w:t>
             </w:r>
           </w:p>
         </w:tc>
@@ -5010,7 +4748,7 @@
               <w:jc w:val="right"/>
             </w:pPr>
             <w:r>
-              <w:t xml:space="preserve">33</w:t>
+              <w:t xml:space="preserve">34</w:t>
             </w:r>
           </w:p>
         </w:tc>
@@ -5022,7 +4760,7 @@
               <w:jc w:val="right"/>
             </w:pPr>
             <w:r>
-              <w:t xml:space="preserve">4.1%</w:t>
+              <w:t xml:space="preserve">4.2%</w:t>
             </w:r>
           </w:p>
         </w:tc>
@@ -5053,31 +4791,7 @@
         <w:t xml:space="preserve"> </w:t>
       </w:r>
       <w:r>
-        <w:t xml:space="preserve">records for which each is populated. Two entries are worth reading carefully. The Castellvi</w:t>
-      </w:r>
-      <w:r>
-        <w:t xml:space="preserve"> </w:t>
-      </w:r>
-      <w:r>
-        <w:t xml:space="preserve">grade is present for 4.1% of records because it is defined only for the transitional ones;</w:t>
-      </w:r>
-      <w:r>
-        <w:t xml:space="preserve"> </w:t>
-      </w:r>
-      <w:r>
-        <w:t xml:space="preserve">among those it is complete. A pelvic series identifier is present for 88.9% because the</w:t>
-      </w:r>
-      <w:r>
-        <w:t xml:space="preserve"> </w:t>
-      </w:r>
-      <w:r>
-        <w:t xml:space="preserve">crosswalk records it only where a pelvic annotation was actually placed, and users joining</w:t>
-      </w:r>
-      <w:r>
-        <w:t xml:space="preserve"> </w:t>
-      </w:r>
-      <w:r>
-        <w:t xml:space="preserve">on it should expect the shortfall rather than treat it as loss.</w:t>
+        <w:t xml:space="preserve">records for which each is populated.</w:t>
       </w:r>
     </w:p>
     <w:p>
@@ -5157,31 +4871,19 @@
         <w:pStyle w:val="ImageCaption"/>
       </w:pPr>
       <w:r>
-        <w:t xml:space="preserve">Count-free measures, valid without knowing which vertebra is which.</w:t>
-      </w:r>
-      <w:r>
-        <w:t xml:space="preserve"> </w:t>
-      </w:r>
-      <w:r>
-        <w:t xml:space="preserve">(a) Vertebrae between the lowest rib and the sacrum: an interval, not a level assignment.</w:t>
-      </w:r>
-      <w:r>
-        <w:t xml:space="preserve"> </w:t>
-      </w:r>
-      <w:r>
-        <w:t xml:space="preserve">(b) Lowest rib length as a fraction of the rib above, showing two populations near 0.33</w:t>
-      </w:r>
-      <w:r>
-        <w:t xml:space="preserve"> </w:t>
-      </w:r>
-      <w:r>
-        <w:t xml:space="preserve">and 0.69 rather than one distribution with a tail. (c) Lowest lumbar transverse span</w:t>
-      </w:r>
-      <w:r>
-        <w:t xml:space="preserve"> </w:t>
-      </w:r>
-      <w:r>
-        <w:t xml:space="preserve">against its gap to the sacral ala; cases carrying a source transitional label are marked.</w:t>
+        <w:t xml:space="preserve">Count-free measures. (a) Vertebrae between the lowest rib and the sacrum.</w:t>
+      </w:r>
+      <w:r>
+        <w:t xml:space="preserve"> </w:t>
+      </w:r>
+      <w:r>
+        <w:t xml:space="preserve">(b) Lowest rib length over the rib above. (c) Lowest lumbar transverse span against its gap</w:t>
+      </w:r>
+      <w:r>
+        <w:t xml:space="preserve"> </w:t>
+      </w:r>
+      <w:r>
+        <w:t xml:space="preserve">to the ala; transitional labels marked.</w:t>
       </w:r>
     </w:p>
     <w:bookmarkEnd w:id="39"/>
@@ -5285,7 +4987,7 @@
           <w:rPr>
             <w:rStyle w:val="Hyperlink"/>
           </w:rPr>
-          <w:t xml:space="preserve">3</w:t>
+          <w:t xml:space="preserve">4</w:t>
         </w:r>
       </w:hyperlink>
       <w:r>
@@ -5326,7 +5028,7 @@
           <w:rPr>
             <w:rStyle w:val="Hyperlink"/>
           </w:rPr>
-          <w:t xml:space="preserve">4</w:t>
+          <w:t xml:space="preserve">5</w:t>
         </w:r>
       </w:hyperlink>
       <w:r>
@@ -5404,7 +5106,7 @@
         <w:pStyle w:val="ImageCaption"/>
       </w:pPr>
       <w:r>
-        <w:t xml:space="preserve">Spinopelvic measures against published reference bands (mean</w:t>
+        <w:t xml:space="preserve">Spinopelvic measures against standing reference bands (mean</w:t>
       </w:r>
       <w:r>
         <w:t xml:space="preserve"> </w:t>
@@ -5421,37 +5123,10 @@
         <w:t xml:space="preserve"> </w:t>
       </w:r>
       <w:r>
-        <w:t xml:space="preserve">SD)</w:t>
-      </w:r>
-      <w:r>
-        <w:t xml:space="preserve"> </w:t>
-      </w:r>
-      <w:r>
-        <w:t xml:space="preserve">from an asymptomatic standing cohort.</w:t>
-      </w:r>
-      <w:r>
-        <w:t xml:space="preserve"> </w:t>
-      </w:r>
-      <w:r>
-        <w:t xml:space="preserve">Sacral slope is expected to sit</w:t>
-      </w:r>
-      <w:r>
-        <w:t xml:space="preserve"> </w:t>
-      </w:r>
-      <w:r>
-        <w:t xml:space="preserve">below a standing reference because it is postural and this cohort is supine; pelvic</w:t>
-      </w:r>
-      <w:r>
-        <w:t xml:space="preserve"> </w:t>
-      </w:r>
-      <w:r>
-        <w:t xml:space="preserve">incidence is not postural, which is why it can be compared without apology and why its</w:t>
-      </w:r>
-      <w:r>
-        <w:t xml:space="preserve"> </w:t>
-      </w:r>
-      <w:r>
-        <w:t xml:space="preserve">agreement is the strongest check here.</w:t>
+        <w:t xml:space="preserve">SD) </w:t>
+      </w:r>
+      <w:r>
+        <w:t xml:space="preserve">.</w:t>
       </w:r>
     </w:p>
     <w:bookmarkEnd w:id="43"/>
@@ -5492,7 +5167,7 @@
       </w:r>
     </w:p>
     <w:bookmarkEnd w:id="44"/>
-    <w:bookmarkStart w:id="50" w:name="sec:applications"/>
+    <w:bookmarkStart w:id="54" w:name="sec:applications"/>
     <w:p>
       <w:pPr>
         <w:pStyle w:val="Heading1"/>
@@ -5578,7 +5253,7 @@
         <w:t xml:space="preserve">variant studies and opportunistic screening follow from the same annotation.</w:t>
       </w:r>
     </w:p>
-    <w:bookmarkStart w:id="49" w:name="X1e405bcd3081b4ebb91076491188f6b710d9489"/>
+    <w:bookmarkStart w:id="53" w:name="X1e405bcd3081b4ebb91076491188f6b710d9489"/>
     <w:p>
       <w:pPr>
         <w:pStyle w:val="Heading2"/>
@@ -5706,25 +5381,7 @@
         <w:pStyle w:val="ImageCaption"/>
       </w:pPr>
       <w:r>
-        <w:t xml:space="preserve">Lumbar and lower thoracic morphometry by level, in the format the standard</w:t>
-      </w:r>
-      <w:r>
-        <w:t xml:space="preserve"> </w:t>
-      </w:r>
-      <w:r>
-        <w:t xml:space="preserve">reference figures use — level on the vertical axis, measurement on the horizontal.</w:t>
-      </w:r>
-      <w:r>
-        <w:t xml:space="preserve"> </w:t>
-      </w:r>
-      <w:r>
-        <w:t xml:space="preserve">Marker, median; bar, interquartile range; line, 5th–95th percentile; the number at the</w:t>
-      </w:r>
-      <w:r>
-        <w:t xml:space="preserve"> </w:t>
-      </w:r>
-      <w:r>
-        <w:t xml:space="preserve">right of a row is its</w:t>
+        <w:t xml:space="preserve">Morphometry by level: median, interquartile range, 5th–95th percentile,</w:t>
       </w:r>
       <w:r>
         <w:t xml:space="preserve"> </w:t>
@@ -5735,43 +5392,22 @@
         </m:r>
       </m:oMath>
       <w:r>
-        <w:t xml:space="preserve">. (a) Vertebral body height, ventral against dorsal. (b) Superior</w:t>
-      </w:r>
-      <w:r>
-        <w:t xml:space="preserve"> </w:t>
-      </w:r>
-      <w:r>
-        <w:t xml:space="preserve">endplate width. (c) Canal width against depth. (d) Transverse pedicle width. (e) Disc</w:t>
-      </w:r>
-      <w:r>
-        <w:t xml:space="preserve"> </w:t>
-      </w:r>
-      <w:r>
-        <w:t xml:space="preserve">height, drawn at the interspace it occupies. (f) Trabecular attenuation at the published</w:t>
-      </w:r>
-      <w:r>
-        <w:t xml:space="preserve"> </w:t>
-      </w:r>
-      <w:r>
-        <w:t xml:space="preserve">opportunistic-screening site. Coverage is not uniform and is drawn rather than assumed:</w:t>
-      </w:r>
-      <w:r>
-        <w:t xml:space="preserve"> </w:t>
-      </w:r>
-      <w:r>
-        <w:t xml:space="preserve">canal depth and pedicle width rest on 330–656 records because they need an axial extent</w:t>
-      </w:r>
-      <w:r>
-        <w:t xml:space="preserve"> </w:t>
-      </w:r>
-      <w:r>
-        <w:t xml:space="preserve">many field-limited series do not carry, while the remaining measures rest on 720–784.</w:t>
-      </w:r>
-      <w:r>
-        <w:t xml:space="preserve"> </w:t>
-      </w:r>
-      <w:r>
-        <w:t xml:space="preserve">No comparison between levels is tested and none is implied; the intervals are dispersion.</w:t>
+        <w:t xml:space="preserve"> </w:t>
+      </w:r>
+      <w:r>
+        <w:t xml:space="preserve">at</w:t>
+      </w:r>
+      <w:r>
+        <w:t xml:space="preserve"> </w:t>
+      </w:r>
+      <w:r>
+        <w:t xml:space="preserve">right. (a) Body height. (b) Endplate width. (c) Canal. (d) Pedicle width. (e) Disc height.</w:t>
+      </w:r>
+      <w:r>
+        <w:t xml:space="preserve"> </w:t>
+      </w:r>
+      <w:r>
+        <w:t xml:space="preserve">(f) Trabecular attenuation.</w:t>
       </w:r>
     </w:p>
     <w:bookmarkEnd w:id="48"/>
@@ -5833,7 +5469,7 @@
           <w:rPr>
             <w:rStyle w:val="Hyperlink"/>
           </w:rPr>
-          <w:t xml:space="preserve">5</w:t>
+          <w:t xml:space="preserve">6</w:t>
         </w:r>
       </w:hyperlink>
       <w:r>
@@ -5946,6 +5582,69 @@
         <w:t xml:space="preserve">need to catch them independently.</w:t>
       </w:r>
     </w:p>
+    <w:bookmarkStart w:id="52" w:name="fig:fov"/>
+    <w:p>
+      <w:pPr>
+        <w:pStyle w:val="CaptionedFigure"/>
+      </w:pPr>
+      <w:r>
+        <w:drawing>
+          <wp:inline>
+            <wp:extent cx="2870200" cy="1549400"/>
+            <wp:effectExtent b="0" l="0" r="0" t="0"/>
+            <wp:docPr descr="" title="" id="50" name="Picture"/>
+            <a:graphic>
+              <a:graphicData uri="http://schemas.openxmlformats.org/drawingml/2006/picture">
+                <pic:pic>
+                  <pic:nvPicPr>
+                    <pic:cNvPr descr="figures/fig_fov.pdf" id="51" name="Picture"/>
+                    <pic:cNvPicPr>
+                      <a:picLocks noChangeArrowheads="1" noChangeAspect="1"/>
+                    </pic:cNvPicPr>
+                  </pic:nvPicPr>
+                  <pic:blipFill>
+                    <a:blip r:embed="rId49"/>
+                    <a:stretch>
+                      <a:fillRect/>
+                    </a:stretch>
+                  </pic:blipFill>
+                  <pic:spPr bwMode="auto">
+                    <a:xfrm>
+                      <a:off x="0" y="0"/>
+                      <a:ext cx="2870200" cy="1549400"/>
+                    </a:xfrm>
+                    <a:prstGeom prst="rect">
+                      <a:avLst/>
+                    </a:prstGeom>
+                    <a:noFill/>
+                    <a:ln w="9525">
+                      <a:noFill/>
+                      <a:headEnd/>
+                      <a:tailEnd/>
+                    </a:ln>
+                  </pic:spPr>
+                </pic:pic>
+              </a:graphicData>
+            </a:graphic>
+          </wp:inline>
+        </w:drawing>
+      </w:r>
+    </w:p>
+    <w:p>
+      <w:pPr>
+        <w:pStyle w:val="ImageCaption"/>
+      </w:pPr>
+      <w:r>
+        <w:t xml:space="preserve">Records carrying each vertebral level, cranial to caudal. Counts per identifier</w:t>
+      </w:r>
+      <w:r>
+        <w:t xml:space="preserve"> </w:t>
+      </w:r>
+      <w:r>
+        <w:t xml:space="preserve">in Table S1.</w:t>
+      </w:r>
+    </w:p>
+    <w:bookmarkEnd w:id="52"/>
     <w:p>
       <w:pPr>
         <w:pStyle w:val="BodyText"/>
@@ -5961,7 +5660,24 @@
         <w:t xml:space="preserve"> </w:t>
       </w:r>
       <w:r>
-        <w:t xml:space="preserve">Thoracic ground truth is field-of-view limited and does not extend to T1.</w:t>
+        <w:t xml:space="preserve">Thoracic ground truth is field-of-view limited (Fig. </w:t>
+      </w:r>
+      <w:hyperlink w:anchor="fig:fov">
+        <w:r>
+          <w:rPr>
+            <w:rStyle w:val="Hyperlink"/>
+          </w:rPr>
+          <w:t xml:space="preserve">7</w:t>
+        </w:r>
+      </w:hyperlink>
+      <w:r>
+        <w:t xml:space="preserve">) and</w:t>
+      </w:r>
+      <w:r>
+        <w:t xml:space="preserve"> </w:t>
+      </w:r>
+      <w:r>
+        <w:t xml:space="preserve">does not extend to T1.</w:t>
       </w:r>
       <w:r>
         <w:t xml:space="preserve"> </w:t>
@@ -5997,31 +5713,25 @@
         <w:t xml:space="preserve"> </w:t>
       </w:r>
       <w:r>
-        <w:t xml:space="preserve">The soft-tissue identifiers (58–73) and the</w:t>
-      </w:r>
-      <w:r>
-        <w:t xml:space="preserve"> </w:t>
-      </w:r>
-      <w:r>
-        <w:t xml:space="preserve">partial-annotation sentinel (255) are declared in the scheme and occur in no record —</w:t>
-      </w:r>
-      <w:r>
-        <w:t xml:space="preserve"> </w:t>
-      </w:r>
-      <w:r>
-        <w:t xml:space="preserve">established by counting identifiers across all 802 released volumes rather than asserted.</w:t>
-      </w:r>
-      <w:r>
-        <w:t xml:space="preserve"> </w:t>
-      </w:r>
-      <w:r>
-        <w:t xml:space="preserve">Both are retained so a later release can use them without renumbering, and their absence</w:t>
-      </w:r>
-      <w:r>
-        <w:t xml:space="preserve"> </w:t>
-      </w:r>
-      <w:r>
-        <w:t xml:space="preserve">should be read as absence of annotation rather than absence of the structure. The hardware</w:t>
+        <w:t xml:space="preserve">The partial-annotation sentinel (255) is</w:t>
+      </w:r>
+      <w:r>
+        <w:t xml:space="preserve"> </w:t>
+      </w:r>
+      <w:r>
+        <w:t xml:space="preserve">declared in the scheme and occurs in no record — established by counting identifiers</w:t>
+      </w:r>
+      <w:r>
+        <w:t xml:space="preserve"> </w:t>
+      </w:r>
+      <w:r>
+        <w:t xml:space="preserve">across all 802 released volumes rather than asserted. It is retained because the protocol</w:t>
+      </w:r>
+      <w:r>
+        <w:t xml:space="preserve"> </w:t>
+      </w:r>
+      <w:r>
+        <w:t xml:space="preserve">is part of the scheme and a later release may ship a partially traced record. The hardware</w:t>
       </w:r>
       <w:r>
         <w:t xml:space="preserve"> </w:t>
@@ -6112,7 +5822,7 @@
         <w:t xml:space="preserve"> </w:t>
       </w:r>
       <w:r>
-        <w:t xml:space="preserve">— and the Castellvi grades were assigned by two radiology resident physicians.</w:t>
+        <w:t xml:space="preserve">— and the Castellvi grades are a consensus of two radiology resident physicians.</w:t>
       </w:r>
       <w:r>
         <w:t xml:space="preserve"> </w:t>
@@ -6187,9 +5897,9 @@
         <w:t xml:space="preserve">than assume it.</w:t>
       </w:r>
     </w:p>
-    <w:bookmarkEnd w:id="49"/>
-    <w:bookmarkEnd w:id="50"/>
-    <w:bookmarkStart w:id="51" w:name="discussion"/>
+    <w:bookmarkEnd w:id="53"/>
+    <w:bookmarkEnd w:id="54"/>
+    <w:bookmarkStart w:id="55" w:name="discussion"/>
     <w:p>
       <w:pPr>
         <w:pStyle w:val="Heading1"/>
@@ -6219,14 +5929,14 @@
         <w:t xml:space="preserve"> </w:t>
       </w:r>
       <w:r>
-        <w:t xml:space="preserve">Fig. </w:t>
-      </w:r>
-      <w:hyperlink w:anchor="fig:priorart">
+        <w:t xml:space="preserve">Table </w:t>
+      </w:r>
+      <w:hyperlink w:anchor="tab:priorart">
         <w:r>
           <w:rPr>
             <w:rStyle w:val="Hyperlink"/>
           </w:rPr>
-          <w:t xml:space="preserve">1</w:t>
+          <w:t xml:space="preserve">[tab:priorart]</w:t>
         </w:r>
       </w:hyperlink>
       <w:r>
@@ -6236,23 +5946,11 @@
         <w:t xml:space="preserve"> </w:t>
       </w:r>
       <w:r>
-        <w:t xml:space="preserve">same series, together with classes for the anatomy an enumeration anomaly actually produces:</w:t>
-      </w:r>
-      <w:r>
-        <w:t xml:space="preserve"> </w:t>
-      </w:r>
-      <w:r>
-        <w:t xml:space="preserve">where another scheme must record a sixth lumbar vertebra or a lumbar-borne rib as something</w:t>
-      </w:r>
-      <w:r>
-        <w:t xml:space="preserve"> </w:t>
-      </w:r>
-      <w:r>
-        <w:t xml:space="preserve">else, this release records it as itself.</w:t>
-      </w:r>
-    </w:p>
-    <w:bookmarkEnd w:id="51"/>
-    <w:bookmarkStart w:id="52" w:name="conclusion"/>
+        <w:t xml:space="preserve">same series, together with classes for the anatomy an enumeration anomaly actually produces.</w:t>
+      </w:r>
+    </w:p>
+    <w:bookmarkEnd w:id="55"/>
+    <w:bookmarkStart w:id="56" w:name="conclusion"/>
     <w:p>
       <w:pPr>
         <w:pStyle w:val="Heading1"/>
@@ -6290,23 +5988,11 @@
         <w:t xml:space="preserve"> </w:t>
       </w:r>
       <w:r>
-        <w:t xml:space="preserve">downward from C2 — which is every record here. The release is archived under a persistent</w:t>
-      </w:r>
-      <w:r>
-        <w:t xml:space="preserve"> </w:t>
-      </w:r>
-      <w:r>
-        <w:t xml:space="preserve">identifier, ships what is needed to verify it, and states per structure how strong each</w:t>
-      </w:r>
-      <w:r>
-        <w:t xml:space="preserve"> </w:t>
-      </w:r>
-      <w:r>
-        <w:t xml:space="preserve">label is.</w:t>
-      </w:r>
-    </w:p>
-    <w:bookmarkEnd w:id="52"/>
-    <w:bookmarkStart w:id="53" w:name="data-availability"/>
+        <w:t xml:space="preserve">downward from C2 — which is every record here.</w:t>
+      </w:r>
+    </w:p>
+    <w:bookmarkEnd w:id="56"/>
+    <w:bookmarkStart w:id="57" w:name="data-availability"/>
     <w:p>
       <w:pPr>
         <w:pStyle w:val="Heading1"/>
@@ -6325,64 +6011,36 @@
       <w:r>
         <w:t xml:space="preserve"> </w:t>
       </w:r>
-      <w:hyperlink r:id="rId9">
-        <w:r>
-          <w:rPr>
-            <w:rStyle w:val="Hyperlink"/>
-          </w:rPr>
-          <w:t xml:space="preserve">https://doi.org/\datasetversiondoi</w:t>
-        </w:r>
-      </w:hyperlink>
-      <w:r>
-        <w:t xml:space="preserve">. The dataset as a whole, across versions, is cited</w:t>
-      </w:r>
-      <w:r>
-        <w:t xml:space="preserve"> </w:t>
-      </w:r>
-      <w:r>
-        <w:t xml:space="preserve">as</w:t>
-      </w:r>
-      <w:r>
-        <w:t xml:space="preserve"> </w:t>
-      </w:r>
-      <w:hyperlink r:id="rId10">
-        <w:r>
-          <w:rPr>
-            <w:rStyle w:val="Hyperlink"/>
-          </w:rPr>
-          <w:t xml:space="preserve">https://doi.org/\datasetdoi</w:t>
-        </w:r>
-      </w:hyperlink>
-      <w:r>
-        <w:t xml:space="preserve">, which always resolves to the current version.</w:t>
-      </w:r>
-      <w:r>
-        <w:t xml:space="preserve"> </w:t>
-      </w:r>
-      <w:r>
-        <w:t xml:space="preserve">The archive carries the reference loader, the label-scheme definition and the</w:t>
-      </w:r>
-      <w:r>
-        <w:t xml:space="preserve"> </w:t>
-      </w:r>
-      <w:r>
-        <w:t xml:space="preserve">quality-control tables, and the analysis code is distributed with it under an open-source</w:t>
-      </w:r>
-      <w:r>
-        <w:t xml:space="preserve"> </w:t>
-      </w:r>
-      <w:r>
-        <w:t xml:space="preserve">licence. The repository URL is omitted here because it identifies the authors; it is given</w:t>
-      </w:r>
-      <w:r>
-        <w:t xml:space="preserve"> </w:t>
-      </w:r>
-      <w:r>
-        <w:t xml:space="preserve">on the title page and will be restored to this section for the camera-ready version.</w:t>
-      </w:r>
-    </w:p>
-    <w:bookmarkEnd w:id="53"/>
-    <w:bookmarkStart w:id="54" w:name="conflict-of-interest"/>
+      <w:r>
+        <w:t xml:space="preserve">; the concept DOI resolves to the</w:t>
+      </w:r>
+      <w:r>
+        <w:t xml:space="preserve"> </w:t>
+      </w:r>
+      <w:r>
+        <w:t xml:space="preserve">current version.</w:t>
+      </w:r>
+      <w:r>
+        <w:t xml:space="preserve"> </w:t>
+      </w:r>
+      <w:r>
+        <w:t xml:space="preserve">The archive carries the loader, the label scheme, the quality-control tables and the</w:t>
+      </w:r>
+      <w:r>
+        <w:t xml:space="preserve"> </w:t>
+      </w:r>
+      <w:r>
+        <w:t xml:space="preserve">analysis code under an open-source licence. The repository URL identifies the authors; it</w:t>
+      </w:r>
+      <w:r>
+        <w:t xml:space="preserve"> </w:t>
+      </w:r>
+      <w:r>
+        <w:t xml:space="preserve">is on the title page and will be restored here for the camera-ready version.</w:t>
+      </w:r>
+    </w:p>
+    <w:bookmarkEnd w:id="57"/>
+    <w:bookmarkStart w:id="58" w:name="conflict-of-interest"/>
     <w:p>
       <w:pPr>
         <w:pStyle w:val="Heading1"/>
@@ -6399,8 +6057,8 @@
         <w:t xml:space="preserve">The authors have no relevant conflicts of interest to disclose.</w:t>
       </w:r>
     </w:p>
-    <w:bookmarkEnd w:id="54"/>
-    <w:bookmarkStart w:id="55" w:name="ethics"/>
+    <w:bookmarkEnd w:id="58"/>
+    <w:bookmarkStart w:id="59" w:name="ethics"/>
     <w:p>
       <w:pPr>
         <w:pStyle w:val="Heading1"/>
@@ -6420,19 +6078,13 @@
         <w:t xml:space="preserve"> </w:t>
       </w:r>
       <w:r>
-        <w:t xml:space="preserve">The authors’ institutional review board determined that it does not constitute human</w:t>
-      </w:r>
-      <w:r>
-        <w:t xml:space="preserve"> </w:t>
-      </w:r>
-      <w:r>
-        <w:t xml:space="preserve">participant research under the Common Rule at 45 CFR 46, and that review and oversight are</w:t>
-      </w:r>
-      <w:r>
-        <w:t xml:space="preserve"> </w:t>
-      </w:r>
-      <w:r>
-        <w:t xml:space="preserve">therefore not required.</w:t>
+        <w:t xml:space="preserve">The authors’ institutional review board determined that it is not human participant</w:t>
+      </w:r>
+      <w:r>
+        <w:t xml:space="preserve"> </w:t>
+      </w:r>
+      <w:r>
+        <w:t xml:space="preserve">research under 45 CFR 46 and requires no oversight.</w:t>
       </w:r>
     </w:p>
     <w:p>
@@ -7366,7 +7018,7 @@
         <w:t xml:space="preserve">doi:10.3390/jcm15072584.</w:t>
       </w:r>
     </w:p>
-    <w:bookmarkEnd w:id="55"/>
+    <w:bookmarkEnd w:id="59"/>
     <w:sectPr>
       <w:footnotePr>
         <w:numRestart w:val="eachSect"/>

--- a/paper/mpda/CTSpinoPelvic1K_review.docx
+++ b/paper/mpda/CTSpinoPelvic1K_review.docx
@@ -3187,37 +3187,37 @@
         <w:pStyle w:val="BodyText"/>
       </w:pPr>
       <w:r>
-        <w:t xml:space="preserve">Two radiology resident physicians graded every case independently and resolved their seven</w:t>
-      </w:r>
-      <w:r>
-        <w:t xml:space="preserve"> </w:t>
-      </w:r>
-      <w:r>
-        <w:t xml:space="preserve">disagreements by consensus; both reads and the consensus are in the manifest, with one</w:t>
-      </w:r>
-      <w:r>
-        <w:t xml:space="preserve"> </w:t>
-      </w:r>
-      <w:r>
-        <w:t xml:space="preserve">normal reference read. The distinction the classification turns on — bony fusion against</w:t>
-      </w:r>
-      <w:r>
-        <w:t xml:space="preserve"> </w:t>
-      </w:r>
-      <w:r>
-        <w:t xml:space="preserve">articulation without it </w:t>
-      </w:r>
-      <w:r>
-        <w:t xml:space="preserve"> </w:t>
-      </w:r>
-      <w:r>
-        <w:t xml:space="preserve">— is the one carrying clinical weight, and</w:t>
-      </w:r>
-      <w:r>
-        <w:t xml:space="preserve"> </w:t>
-      </w:r>
-      <w:r>
-        <w:t xml:space="preserve">it is where the disagreements lay: four of the seven were III against II.</w:t>
+        <w:t xml:space="preserve">Two radiology resident physicians graded every case independently and resolved their six</w:t>
+      </w:r>
+      <w:r>
+        <w:t xml:space="preserve"> </w:t>
+      </w:r>
+      <w:r>
+        <w:t xml:space="preserve">disagreements by consensus; both reads and the consensus are in the manifest. The distinction</w:t>
+      </w:r>
+      <w:r>
+        <w:t xml:space="preserve"> </w:t>
+      </w:r>
+      <w:r>
+        <w:t xml:space="preserve">the classification turns on — bony fusion against articulation without</w:t>
+      </w:r>
+      <w:r>
+        <w:t xml:space="preserve"> </w:t>
+      </w:r>
+      <w:r>
+        <w:t xml:space="preserve">it </w:t>
+      </w:r>
+      <w:r>
+        <w:t xml:space="preserve"> </w:t>
+      </w:r>
+      <w:r>
+        <w:t xml:space="preserve">— is the one carrying clinical weight, and it is where the</w:t>
+      </w:r>
+      <w:r>
+        <w:t xml:space="preserve"> </w:t>
+      </w:r>
+      <w:r>
+        <w:t xml:space="preserve">disagreements lay: four of the six were III against II.</w:t>
       </w:r>
     </w:p>
     <w:tbl>
@@ -4748,7 +4748,7 @@
               <w:jc w:val="right"/>
             </w:pPr>
             <w:r>
-              <w:t xml:space="preserve">34</w:t>
+              <w:t xml:space="preserve">33</w:t>
             </w:r>
           </w:p>
         </w:tc>
@@ -4760,7 +4760,7 @@
               <w:jc w:val="right"/>
             </w:pPr>
             <w:r>
-              <w:t xml:space="preserve">4.2%</w:t>
+              <w:t xml:space="preserve">4.1%</w:t>
             </w:r>
           </w:p>
         </w:tc>

--- a/paper/mpda/CTSpinoPelvic1K_review.docx
+++ b/paper/mpda/CTSpinoPelvic1K_review.docx
@@ -1370,7 +1370,7 @@
         <w:t xml:space="preserve"> </w:t>
       </w:r>
       <w:r>
-        <w:t xml:space="preserve">and no rigid realignment recovers them; such a mask looks competent in isolation and reveals</w:t>
+        <w:t xml:space="preserve">and no rigid realignment recovers them. Such a mask looks competent in isolation and reveals</w:t>
       </w:r>
       <w:r>
         <w:t xml:space="preserve"> </w:t>
@@ -1439,13 +1439,7 @@
         <w:pStyle w:val="FirstParagraph"/>
       </w:pPr>
       <w:r>
-        <w:t xml:space="preserve">The two annotation sets were placed independently and do not always land on the same</w:t>
-      </w:r>
-      <w:r>
-        <w:t xml:space="preserve"> </w:t>
-      </w:r>
-      <w:r>
-        <w:t xml:space="preserve">series (Fig. </w:t>
+        <w:t xml:space="preserve">CTSpine1K and CTPelvic1K each annotated a patient independently, so their labels are not guaranteed to come from the same CT series (Fig. </w:t>
       </w:r>
       <w:hyperlink w:anchor="fig:pipeline">
         <w:r>
@@ -1456,50 +1450,7 @@
         </w:r>
       </w:hyperlink>
       <w:r>
-        <w:t xml:space="preserve">). The split is the crosswalk’s main finding: in the 351</w:t>
-      </w:r>
-      <w:r>
-        <w:t xml:space="preserve"> </w:t>
-      </w:r>
-      <w:r>
-        <w:t xml:space="preserve">separate records — nearly half of all patients — the two public collections annotated</w:t>
-      </w:r>
-      <w:r>
-        <w:t xml:space="preserve"> </w:t>
-      </w:r>
-      <w:r>
-        <w:rPr>
-          <w:i/>
-          <w:iCs/>
-        </w:rPr>
-        <w:t xml:space="preserve">different volumes of the same person</w:t>
-      </w:r>
-      <w:r>
-        <w:t xml:space="preserve">, and neither recorded which. A pelvic annotation</w:t>
-      </w:r>
-      <w:r>
-        <w:t xml:space="preserve"> </w:t>
-      </w:r>
-      <w:r>
-        <w:t xml:space="preserve">on the other acquisition of a prone/supine pair cannot be combined with the spine annotation</w:t>
-      </w:r>
-      <w:r>
-        <w:t xml:space="preserve"> </w:t>
-      </w:r>
-      <w:r>
-        <w:t xml:space="preserve">without resampling across a change of posture, so those records are retained and held out of</w:t>
-      </w:r>
-      <w:r>
-        <w:t xml:space="preserve"> </w:t>
-      </w:r>
-      <w:r>
-        <w:t xml:space="preserve">the postural analyses: two acquisitions of one patient differing in alignment are a resource</w:t>
-      </w:r>
-      <w:r>
-        <w:t xml:space="preserve"> </w:t>
-      </w:r>
-      <w:r>
-        <w:t xml:space="preserve">for a mobility study, not a defect.</w:t>
+        <w:t xml:space="preserve">). This turned out to matter for 351 patients, nearly half the cohort: the two collections had labeled different acquisitions of the same person, one prone and one supine, with neither recording which. Because posture changes spinal alignment, a spine label from one acquisition cannot simply be paired with a pelvic label from the other. These 351 records are released but held out of any analysis that assumes a single posture. Two labeled acquisitions of the same patient in different postures are, instead, a resource for studying postural alignment, not a defect.</w:t>
       </w:r>
     </w:p>
     <w:bookmarkEnd w:id="13"/>
@@ -1523,7 +1474,7 @@
         <w:t xml:space="preserve"> </w:t>
       </w:r>
       <w:r>
-        <w:t xml:space="preserve">missing structures were pseudolabeled — asymmetrically (Fig. </w:t>
+        <w:t xml:space="preserve">missing structures were pseudolabeled, asymmetrically (Fig. </w:t>
       </w:r>
       <w:hyperlink w:anchor="fig:pipeline">
         <w:r>
@@ -1580,7 +1531,7 @@
         <w:t xml:space="preserve"> </w:t>
       </w:r>
       <w:r>
-        <w:t xml:space="preserve">corrected by hand, which is tractable at twenty.</w:t>
+        <w:t xml:space="preserve">corrected by hand, tractable at that scale.</w:t>
       </w:r>
     </w:p>
     <w:bookmarkEnd w:id="14"/>
@@ -1664,7 +1615,7 @@
         <w:t xml:space="preserve"> </w:t>
       </w:r>
       <w:r>
-        <w:t xml:space="preserve">segmented to the edge. This is not a limitation its authors report — their evaluation</w:t>
+        <w:t xml:space="preserve">segmented to the edge. This is not a limitation reported by its authors: their evaluation</w:t>
       </w:r>
       <w:r>
         <w:t xml:space="preserve"> </w:t>
@@ -1676,7 +1627,7 @@
         <w:t xml:space="preserve"> </w:t>
       </w:r>
       <w:r>
-        <w:t xml:space="preserve">attributes errors to costal-process fusion — so it is recorded here as an observation</w:t>
+        <w:t xml:space="preserve">attributes errors to costal-process fusion, so it is recorded here as an observation</w:t>
       </w:r>
       <w:r>
         <w:t xml:space="preserve"> </w:t>
@@ -1714,13 +1665,13 @@
         <w:t xml:space="preserve"> </w:t>
       </w:r>
       <w:r>
-        <w:t xml:space="preserve">end of the bone: the most medial portion of the rib — roughly the last tenth to sixth</w:t>
-      </w:r>
-      <w:r>
-        <w:t xml:space="preserve"> </w:t>
-      </w:r>
-      <w:r>
-        <w:t xml:space="preserve">approaching the costovertebral joint — is frequently absent. A rib truncated at its</w:t>
+        <w:t xml:space="preserve">end of the bone: the most medial portion of the rib (roughly the last tenth to sixth</w:t>
+      </w:r>
+      <w:r>
+        <w:t xml:space="preserve"> </w:t>
+      </w:r>
+      <w:r>
+        <w:t xml:space="preserve">approaching the costovertebral joint) is frequently absent. A rib truncated at its</w:t>
       </w:r>
       <w:r>
         <w:t xml:space="preserve"> </w:t>
@@ -1732,13 +1683,13 @@
         <w:t xml:space="preserve"> </w:t>
       </w:r>
       <w:r>
-        <w:t xml:space="preserve">check — the quality-control gate on the rib class labels, which matches each rib to the</w:t>
-      </w:r>
-      <w:r>
-        <w:t xml:space="preserve"> </w:t>
-      </w:r>
-      <w:r>
-        <w:t xml:space="preserve">vertebra its number implies — has nothing to test.</w:t>
+        <w:t xml:space="preserve">check (the quality-control gate on the rib class labels, which matches each rib to the</w:t>
+      </w:r>
+      <w:r>
+        <w:t xml:space="preserve"> </w:t>
+      </w:r>
+      <w:r>
+        <w:t xml:space="preserve">vertebra its number implies) has nothing to test.</w:t>
       </w:r>
     </w:p>
     <w:p>
@@ -1813,7 +1764,7 @@
         <w:t xml:space="preserve"> </w:t>
       </w:r>
       <w:r>
-        <w:t xml:space="preserve">articulates with — a single bone with two numbers being a numbering error by construction,</w:t>
+        <w:t xml:space="preserve">articulates with, since a single bone carrying two numbers is a numbering error by construction,</w:t>
       </w:r>
       <w:r>
         <w:t xml:space="preserve"> </w:t>
@@ -1846,13 +1797,7 @@
         <w:t xml:space="preserve"> </w:t>
       </w:r>
       <w:r>
-        <w:t xml:space="preserve">individually inspected, so the layer’s guarantee is that it is free of the failure modes the</w:t>
-      </w:r>
-      <w:r>
-        <w:t xml:space="preserve"> </w:t>
-      </w:r>
-      <w:r>
-        <w:t xml:space="preserve">rule detects, and no stronger. The residual rib–vertebra offsets reported in</w:t>
+        <w:t xml:space="preserve">individually inspected, so the layer only guarantees freedom from the failure modes the rule detects, no more. The residual rib–vertebra offsets reported in</w:t>
       </w:r>
       <w:r>
         <w:t xml:space="preserve"> </w:t>
@@ -2012,19 +1957,13 @@
         <w:t xml:space="preserve"> </w:t>
       </w:r>
       <w:r>
-        <w:t xml:space="preserve">is the sacrum’s own cranio-caudal axis, made orthogonal to a left–right axis that is</w:t>
-      </w:r>
-      <w:r>
-        <w:t xml:space="preserve"> </w:t>
-      </w:r>
-      <w:r>
-        <w:t xml:space="preserve">measured rather than assumed — the normal of the reflection plane best mapping the sacrum</w:t>
-      </w:r>
-      <w:r>
-        <w:t xml:space="preserve"> </w:t>
-      </w:r>
-      <w:r>
-        <w:t xml:space="preserve">onto itself, which removes the patient’s rotation within the scanner. That rotation is not</w:t>
+        <w:t xml:space="preserve">is the sacrum’s own cranio-caudal axis, made orthogonal to a left–right axis</w:t>
+      </w:r>
+      <w:r>
+        <w:t xml:space="preserve"> </w:t>
+      </w:r>
+      <w:r>
+        <w:t xml:space="preserve">measured directly rather than assumed, so as to remove the patient’s rotation within the scanner. That rotation is not</w:t>
       </w:r>
       <w:r>
         <w:t xml:space="preserve"> </w:t>
@@ -2116,7 +2055,7 @@
         <w:pStyle w:val="BodyText"/>
       </w:pPr>
       <w:r>
-        <w:t xml:space="preserve">Neither anchor is novel: TotalSegmentator </w:t>
+        <w:t xml:space="preserve">Neither anchor is novel on its own: TotalSegmentator </w:t>
       </w:r>
       <w:r>
         <w:t xml:space="preserve"> </w:t>
@@ -4932,7 +4871,7 @@
         <w:t xml:space="preserve"> </w:t>
       </w:r>
       <w:r>
-        <w:t xml:space="preserve">from sex-stratified measures — a limitation of those measures rather than of the cohort,</w:t>
+        <w:t xml:space="preserve">from sex-stratified measures (a limitation of those measures rather than of the cohort),</w:t>
       </w:r>
       <w:r>
         <w:t xml:space="preserve"> </w:t>
@@ -5194,13 +5133,13 @@
         <w:t xml:space="preserve">spinopelvic interface</w:t>
       </w:r>
       <w:r>
-        <w:t xml:space="preserve">: spine and pelvis carry</w:t>
-      </w:r>
-      <w:r>
-        <w:t xml:space="preserve"> </w:t>
-      </w:r>
-      <w:r>
-        <w:t xml:space="preserve">radiologist-sourced annotation on one coordinate frame in 802 records, which makes sacral</w:t>
+        <w:t xml:space="preserve">. Spine and pelvis carry</w:t>
+      </w:r>
+      <w:r>
+        <w:t xml:space="preserve"> </w:t>
+      </w:r>
+      <w:r>
+        <w:t xml:space="preserve">radiologist-sourced annotation on one coordinate frame in 802 records, making sacral</w:t>
       </w:r>
       <w:r>
         <w:t xml:space="preserve"> </w:t>
@@ -5553,7 +5492,7 @@
         <w:t xml:space="preserve"> </w:t>
       </w:r>
       <w:r>
-        <w:t xml:space="preserve">femoral heads in one frame, which is this release’s construction; in 351 patients the</w:t>
+        <w:t xml:space="preserve">femoral heads in one frame, which is this release’s construction. In 351 patients the</w:t>
       </w:r>
       <w:r>
         <w:t xml:space="preserve"> </w:t>
@@ -5573,7 +5512,7 @@
         <w:pStyle w:val="BodyText"/>
       </w:pPr>
       <w:r>
-        <w:t xml:space="preserve">Its limitations are part of it, and they are stated at the level of detail a reader would</w:t>
+        <w:t xml:space="preserve">Its limitations are stated at the level of detail a reader would</w:t>
       </w:r>
       <w:r>
         <w:t xml:space="preserve"> </w:t>
@@ -5946,7 +5885,55 @@
         <w:t xml:space="preserve"> </w:t>
       </w:r>
       <w:r>
-        <w:t xml:space="preserve">same series, together with classes for the anatomy an enumeration anomaly actually produces.</w:t>
+        <w:t xml:space="preserve">same series, together with classes for the anatomy an enumeration anomaly actually produces. VerSe </w:t>
+      </w:r>
+      <w:r>
+        <w:t xml:space="preserve"> </w:t>
+      </w:r>
+      <w:r>
+        <w:t xml:space="preserve">comes closest in intent: it also enriched its cohort for transitional anatomy and graded each case by Castellvi. The difference is what a graded case leaves behind. VerSe names the anomaly but does not segment the sacrum, so the fused or articulating structure the grade describes has no mask to go with it. This release segments that structure directly, as L6 or as a separately carved S1, so a user has the anatomy itself to measure rather than only a grade that describes it. TotalSegmentator </w:t>
+      </w:r>
+      <w:r>
+        <w:t xml:space="preserve"> </w:t>
+      </w:r>
+      <w:r>
+        <w:t xml:space="preserve">invites a different comparison, since it segments far more of the body than any single source used here. But its label scheme simply has no class for a sixth lumbar vertebra or for a rib on a lumbar body. A six-lumbar spine cannot be recorded in it: the column must be renumbered or a level dropped to fit. What this release adds, then, is not more anatomy per scan (TotalSegmentator already covers more), but the specific classes an enumeration anomaly needs in order to be recorded accurately.</w:t>
+      </w:r>
+    </w:p>
+    <w:p>
+      <w:pPr>
+        <w:pStyle w:val="BodyText"/>
+      </w:pPr>
+      <w:r>
+        <w:rPr>
+          <w:i/>
+          <w:iCs/>
+        </w:rPr>
+        <w:t xml:space="preserve">Limitations.</w:t>
+      </w:r>
+      <w:r>
+        <w:t xml:space="preserve"> </w:t>
+      </w:r>
+      <w:r>
+        <w:t xml:space="preserve">The cohort comes from one acquisition protocol of a colorectal-screening population aged 50 and over, so how well it generalizes to a pathologic population is untested. The rib layer’s human review was triaged by an automated rule rather than performed on every bone, so it guarantees only the absence of the failure modes that rule detects.</w:t>
+      </w:r>
+    </w:p>
+    <w:p>
+      <w:pPr>
+        <w:pStyle w:val="BodyText"/>
+      </w:pPr>
+      <w:r>
+        <w:rPr>
+          <w:i/>
+          <w:iCs/>
+        </w:rPr>
+        <w:t xml:space="preserve">Future directions.</w:t>
+      </w:r>
+      <w:r>
+        <w:t xml:space="preserve"> </w:t>
+      </w:r>
+      <w:r>
+        <w:t xml:space="preserve">The version history shows the scheme being extended more than once: femora and the S1 anchor, then per-level ribs, then lumbar ribs and surgical hardware, were each folded into the existing release rather than requiring a new dataset. The same path is open going forward: imaging from beyond this cohort’s single protocol, and the C2 anchor this acquisition cannot supply, are the natural next additions.</w:t>
       </w:r>
     </w:p>
     <w:bookmarkEnd w:id="55"/>
@@ -5988,7 +5975,7 @@
         <w:t xml:space="preserve"> </w:t>
       </w:r>
       <w:r>
-        <w:t xml:space="preserve">downward from C2 — which is every record here.</w:t>
+        <w:t xml:space="preserve">downward from C2, which is every record here.</w:t>
       </w:r>
     </w:p>
     <w:bookmarkEnd w:id="56"/>

--- a/paper/mpda/CTSpinoPelvic1K_review.docx
+++ b/paper/mpda/CTSpinoPelvic1K_review.docx
@@ -47,22 +47,22 @@
         <w:t xml:space="preserve"> </w:t>
       </w:r>
       <w:r>
-        <w:t xml:space="preserve">vertebra (LSTV) is present. Levels are conventionally established by counting downward from</w:t>
-      </w:r>
-      <w:r>
-        <w:t xml:space="preserve"> </w:t>
-      </w:r>
-      <w:r>
-        <w:t xml:space="preserve">C2, the reference standard for numeration </w:t>
-      </w:r>
-      <w:r>
-        <w:t xml:space="preserve">. An abdominal field of</w:t>
-      </w:r>
-      <w:r>
-        <w:t xml:space="preserve"> </w:t>
-      </w:r>
-      <w:r>
-        <w:t xml:space="preserve">view lacks that landmark, leaving a specific ambiguity: four rib-free lumbar</w:t>
+        <w:t xml:space="preserve">vertebra (LSTV) is present. Counting down from C2, the reference standard for</w:t>
+      </w:r>
+      <w:r>
+        <w:t xml:space="preserve"> </w:t>
+      </w:r>
+      <w:r>
+        <w:t xml:space="preserve">numeration </w:t>
+      </w:r>
+      <w:r>
+        <w:t xml:space="preserve">, is impossible in an abdominal field of view, which leaves a</w:t>
+      </w:r>
+      <w:r>
+        <w:t xml:space="preserve"> </w:t>
+      </w:r>
+      <w:r>
+        <w:t xml:space="preserve">specific ambiguity: four rib-free lumbar</w:t>
       </w:r>
       <w:r>
         <w:t xml:space="preserve"> </w:t>
@@ -117,13 +117,19 @@
         <w:t xml:space="preserve"> </w:t>
       </w:r>
       <w:r>
-        <w:t xml:space="preserve">pelvic annotation on one frame, per-level ribs and femora. Classes for a sixth lumbar vertebra, a thirteenth thoracic</w:t>
-      </w:r>
-      <w:r>
-        <w:t xml:space="preserve"> </w:t>
-      </w:r>
-      <w:r>
-        <w:t xml:space="preserve">vertebra, a separate first sacral segment, and lumbar ribs make the set expressive enough for anatomical anomalies.</w:t>
+        <w:t xml:space="preserve">pelvic annotation on one frame, per-level ribs and</w:t>
+      </w:r>
+      <w:r>
+        <w:t xml:space="preserve"> </w:t>
+      </w:r>
+      <w:r>
+        <w:t xml:space="preserve">femora. Classes for a sixth lumbar vertebra, a thirteenth thoracic vertebra, a separate first</w:t>
+      </w:r>
+      <w:r>
+        <w:t xml:space="preserve"> </w:t>
+      </w:r>
+      <w:r>
+        <w:t xml:space="preserve">sacral segment and lumbar ribs cover the anomalies.</w:t>
       </w:r>
     </w:p>
     <w:p>
@@ -253,13 +259,7 @@
         <w:t xml:space="preserve"> </w:t>
       </w:r>
       <w:r>
-        <w:t xml:space="preserve">Castellvi grades read independently by two radiology resident physicians and resolved by</w:t>
-      </w:r>
-      <w:r>
-        <w:t xml:space="preserve"> </w:t>
-      </w:r>
-      <w:r>
-        <w:t xml:space="preserve">consensus.</w:t>
+        <w:t xml:space="preserve">Castellvi grades are a two-reader consensus.</w:t>
       </w:r>
     </w:p>
     <w:p>
@@ -2605,13 +2605,13 @@
         <w:t xml:space="preserve"> </w:t>
       </w:r>
       <w:r>
-        <w:t xml:space="preserve">Large-language-model assistance was used for</w:t>
-      </w:r>
-      <w:r>
-        <w:t xml:space="preserve"> </w:t>
-      </w:r>
-      <w:r>
-        <w:t xml:space="preserve">manuscript preparation — drafting and editing of text, and generation of analysis and</w:t>
+        <w:t xml:space="preserve">Assistance from large language models was used</w:t>
+      </w:r>
+      <w:r>
+        <w:t xml:space="preserve"> </w:t>
+      </w:r>
+      <w:r>
+        <w:t xml:space="preserve">for manuscript preparation — drafting and editing of text, and generation of analysis and</w:t>
       </w:r>
       <w:r>
         <w:t xml:space="preserve"> </w:t>

--- a/paper/mpda/CTSpinoPelvic1K_review.docx
+++ b/paper/mpda/CTSpinoPelvic1K_review.docx
@@ -6027,12 +6027,36 @@
       </w:r>
     </w:p>
     <w:bookmarkEnd w:id="57"/>
-    <w:bookmarkStart w:id="58" w:name="conflict-of-interest"/>
+    <w:bookmarkStart w:id="58" w:name="acknowledgements"/>
     <w:p>
       <w:pPr>
         <w:pStyle w:val="Heading1"/>
       </w:pPr>
       <w:r>
+        <w:t xml:space="preserve">Acknowledgements</w:t>
+      </w:r>
+    </w:p>
+    <w:p>
+      <w:pPr>
+        <w:pStyle w:val="FirstParagraph"/>
+      </w:pPr>
+      <w:r>
+        <w:t xml:space="preserve">Acknowledgements are given on the title page, per the journal’s double-anonymized review</w:t>
+      </w:r>
+      <w:r>
+        <w:t xml:space="preserve"> </w:t>
+      </w:r>
+      <w:r>
+        <w:t xml:space="preserve">policy. This work received no funding.</w:t>
+      </w:r>
+    </w:p>
+    <w:bookmarkEnd w:id="58"/>
+    <w:bookmarkStart w:id="59" w:name="conflict-of-interest"/>
+    <w:p>
+      <w:pPr>
+        <w:pStyle w:val="Heading1"/>
+      </w:pPr>
+      <w:r>
         <w:t xml:space="preserve">Conflict of Interest</w:t>
       </w:r>
     </w:p>
@@ -6044,8 +6068,8 @@
         <w:t xml:space="preserve">The authors have no relevant conflicts of interest to disclose.</w:t>
       </w:r>
     </w:p>
-    <w:bookmarkEnd w:id="58"/>
-    <w:bookmarkStart w:id="59" w:name="ethics"/>
+    <w:bookmarkEnd w:id="59"/>
+    <w:bookmarkStart w:id="60" w:name="ethics"/>
     <w:p>
       <w:pPr>
         <w:pStyle w:val="Heading1"/>
@@ -7005,7 +7029,7 @@
         <w:t xml:space="preserve">doi:10.3390/jcm15072584.</w:t>
       </w:r>
     </w:p>
-    <w:bookmarkEnd w:id="59"/>
+    <w:bookmarkEnd w:id="60"/>
     <w:sectPr>
       <w:footnotePr>
         <w:numRestart w:val="eachSect"/>

--- a/paper/mpda/CTSpinoPelvic1K_review.docx
+++ b/paper/mpda/CTSpinoPelvic1K_review.docx
@@ -41,28 +41,22 @@
         <w:t xml:space="preserve"> </w:t>
       </w:r>
       <w:r>
-        <w:t xml:space="preserve">Lumbar levels cannot be numbered reliably when a lumbosacral transitional</w:t>
-      </w:r>
-      <w:r>
-        <w:t xml:space="preserve"> </w:t>
-      </w:r>
-      <w:r>
-        <w:t xml:space="preserve">vertebra (LSTV) is present. Counting down from C2, the reference standard for</w:t>
-      </w:r>
-      <w:r>
-        <w:t xml:space="preserve"> </w:t>
-      </w:r>
-      <w:r>
-        <w:t xml:space="preserve">numeration </w:t>
-      </w:r>
-      <w:r>
-        <w:t xml:space="preserve">, is impossible in an abdominal field of view, which leaves a</w:t>
-      </w:r>
-      <w:r>
-        <w:t xml:space="preserve"> </w:t>
-      </w:r>
-      <w:r>
-        <w:t xml:space="preserve">specific ambiguity: four rib-free lumbar</w:t>
+        <w:t xml:space="preserve">A lumbar vertebra is named by counting down from C2, the reference standard</w:t>
+      </w:r>
+      <w:r>
+        <w:t xml:space="preserve"> </w:t>
+      </w:r>
+      <w:r>
+        <w:t xml:space="preserve">for numeration </w:t>
+      </w:r>
+      <w:r>
+        <w:t xml:space="preserve">. Abdominal CT does not contain C2, and where a lumbosacral</w:t>
+      </w:r>
+      <w:r>
+        <w:t xml:space="preserve"> </w:t>
+      </w:r>
+      <w:r>
+        <w:t xml:space="preserve">transitional vertebra (LSTV) alters the count the local anatomy is ambiguous: four rib-free lumbar</w:t>
       </w:r>
       <w:r>
         <w:t xml:space="preserve"> </w:t>

--- a/paper/mpda/CTSpinoPelvic1K_review.docx
+++ b/paper/mpda/CTSpinoPelvic1K_review.docx
@@ -68,22 +68,22 @@
         <w:t xml:space="preserve"> </w:t>
       </w:r>
       <w:r>
-        <w:t xml:space="preserve">may mean a true sixth lumbar vertebra or a T12 whose ribs are</w:t>
-      </w:r>
-      <w:r>
-        <w:t xml:space="preserve"> </w:t>
-      </w:r>
-      <w:r>
-        <w:t xml:space="preserve">aplastic </w:t>
-      </w:r>
-      <w:r>
-        <w:t xml:space="preserve">. CTSpinoPelvic1K is built to test whether local morphology</w:t>
-      </w:r>
-      <w:r>
-        <w:t xml:space="preserve"> </w:t>
-      </w:r>
-      <w:r>
-        <w:t xml:space="preserve">can resolve them without counting from the C2 anchor. It provides 802 CT records anchoring each lumbar level on</w:t>
+        <w:t xml:space="preserve">may mean a true sixth lumbar vertebra, a T12 whose ribs are aplastic, or an S1 lumbarized</w:t>
+      </w:r>
+      <w:r>
+        <w:t xml:space="preserve"> </w:t>
+      </w:r>
+      <w:r>
+        <w:t xml:space="preserve">away from the sacrum </w:t>
+      </w:r>
+      <w:r>
+        <w:t xml:space="preserve">. CTSpinoPelvic1K is built so that this can be</w:t>
+      </w:r>
+      <w:r>
+        <w:t xml:space="preserve"> </w:t>
+      </w:r>
+      <w:r>
+        <w:t xml:space="preserve">asked of the data: whether local morphology resolves them without counting from C2. It provides 802 CT records anchoring each lumbar level on</w:t>
       </w:r>
       <w:r>
         <w:t xml:space="preserve"> </w:t>
@@ -413,19 +413,19 @@
         <w:t xml:space="preserve"> </w:t>
       </w:r>
       <w:r>
-        <w:t xml:space="preserve">vertebra or a T12 whose ribs are aplastic. Each pair yields the same count, and the</w:t>
-      </w:r>
-      <w:r>
-        <w:t xml:space="preserve"> </w:t>
-      </w:r>
-      <w:r>
-        <w:t xml:space="preserve">morphology that would separate the two readings is not decisive to a human reader in every</w:t>
-      </w:r>
-      <w:r>
-        <w:t xml:space="preserve"> </w:t>
-      </w:r>
-      <w:r>
-        <w:t xml:space="preserve">case. Whether it nonetheless differs enough for a learned classifier to separate them, or at</w:t>
+        <w:t xml:space="preserve">vertebra, a T12 whose ribs are aplastic, or an S1 lumbarized away from the sacrum. Each</w:t>
+      </w:r>
+      <w:r>
+        <w:t xml:space="preserve"> </w:t>
+      </w:r>
+      <w:r>
+        <w:t xml:space="preserve">set yields the same count, and the morphology that would separate the readings is not</w:t>
+      </w:r>
+      <w:r>
+        <w:t xml:space="preserve"> </w:t>
+      </w:r>
+      <w:r>
+        <w:t xml:space="preserve">decisive to a human reader in every case. Whether it nonetheless differs enough for a learned classifier to separate them, or at</w:t>
       </w:r>
       <w:r>
         <w:t xml:space="preserve"> </w:t>
@@ -800,13 +800,19 @@
         <w:t xml:space="preserve"> </w:t>
       </w:r>
       <w:r>
-        <w:t xml:space="preserve">leave four rib-free vertebrae above the sacrum, and a true sixth lumbar vertebra and a T12</w:t>
-      </w:r>
-      <w:r>
-        <w:t xml:space="preserve"> </w:t>
-      </w:r>
-      <w:r>
-        <w:t xml:space="preserve">with aplastic ribs both leave six. The count alone cannot separate the readings.</w:t>
+        <w:t xml:space="preserve">leave four rib-free vertebrae above the sacrum, and a true sixth lumbar vertebra, a T12</w:t>
+      </w:r>
+      <w:r>
+        <w:t xml:space="preserve"> </w:t>
+      </w:r>
+      <w:r>
+        <w:t xml:space="preserve">with aplastic ribs and a lumbarized S1 all leave six. The count alone cannot separate the</w:t>
+      </w:r>
+      <w:r>
+        <w:t xml:space="preserve"> </w:t>
+      </w:r>
+      <w:r>
+        <w:t xml:space="preserve">readings.</w:t>
       </w:r>
     </w:p>
     <w:p>

--- a/paper/mpda/CTSpinoPelvic1K_review.docx
+++ b/paper/mpda/CTSpinoPelvic1K_review.docx
@@ -68,13 +68,13 @@
         <w:t xml:space="preserve"> </w:t>
       </w:r>
       <w:r>
-        <w:t xml:space="preserve">may mean a true sixth lumbar vertebra, a T12 whose ribs are aplastic, or an S1 lumbarized</w:t>
-      </w:r>
-      <w:r>
-        <w:t xml:space="preserve"> </w:t>
-      </w:r>
-      <w:r>
-        <w:t xml:space="preserve">away from the sacrum </w:t>
+        <w:t xml:space="preserve">may mean a sixth lumbar vertebra, a T12 whose ribs are aplastic, or an S1 lumbarized from</w:t>
+      </w:r>
+      <w:r>
+        <w:t xml:space="preserve"> </w:t>
+      </w:r>
+      <w:r>
+        <w:t xml:space="preserve">the sacrum </w:t>
       </w:r>
       <w:r>
         <w:t xml:space="preserve">. CTSpinoPelvic1K is built so that this can be</w:t>
@@ -294,13 +294,13 @@
         <w:t xml:space="preserve"> </w:t>
       </w:r>
       <w:r>
-        <w:t xml:space="preserve">two ends of the lumbar column — the thoracolumbar transitional vertebra (TLTV) above, the</w:t>
-      </w:r>
-      <w:r>
-        <w:t xml:space="preserve"> </w:t>
-      </w:r>
-      <w:r>
-        <w:t xml:space="preserve">lumbosacral transitional vertebra (LSTV) below — and they disturb identification in two</w:t>
+        <w:t xml:space="preserve">two ends of the lumbar column, the thoracolumbar transitional vertebra (TLTV) above and the</w:t>
+      </w:r>
+      <w:r>
+        <w:t xml:space="preserve"> </w:t>
+      </w:r>
+      <w:r>
+        <w:t xml:space="preserve">lumbosacral transitional vertebra (LSTV) below, and they disturb identification in two</w:t>
       </w:r>
       <w:r>
         <w:t xml:space="preserve"> </w:t>
@@ -368,7 +368,7 @@
         <w:t xml:space="preserve"> </w:t>
       </w:r>
       <w:r>
-        <w:t xml:space="preserve">vertebrae each region contains — eleven or thirteen</w:t>
+        <w:t xml:space="preserve">vertebrae each region contains: eleven or thirteen</w:t>
       </w:r>
       <w:r>
         <w:t xml:space="preserve"> </w:t>
@@ -437,7 +437,7 @@
         <w:t xml:space="preserve"> </w:t>
       </w:r>
       <w:r>
-        <w:t xml:space="preserve">support. Absent that, what remains is the sequence — conventionally established by</w:t>
+        <w:t xml:space="preserve">support. Absent that, what remains is the sequence, conventionally established by</w:t>
       </w:r>
       <w:r>
         <w:t xml:space="preserve"> </w:t>
@@ -716,13 +716,13 @@
         <w:t xml:space="preserve"> </w:t>
       </w:r>
       <w:r>
-        <w:t xml:space="preserve">— a hypoplastic twelfth rib, one of the cardinal</w:t>
-      </w:r>
-      <w:r>
-        <w:t xml:space="preserve"> </w:t>
-      </w:r>
-      <w:r>
-        <w:t xml:space="preserve">indicators of a thoracolumbar transitional vertebra — produce overlapping appearances.</w:t>
+        <w:t xml:space="preserve">(a hypoplastic twelfth rib, one of the cardinal</w:t>
+      </w:r>
+      <w:r>
+        <w:t xml:space="preserve"> </w:t>
+      </w:r>
+      <w:r>
+        <w:t xml:space="preserve">indicators of a thoracolumbar transitional vertebra) produce overlapping appearances.</w:t>
       </w:r>
     </w:p>
     <w:p>
@@ -752,7 +752,7 @@
         <w:t xml:space="preserve"> </w:t>
       </w:r>
       <w:r>
-        <w:t xml:space="preserve">every abdominal scan — the sacrum below and the lowest rib-bearing vertebra above — so</w:t>
+        <w:t xml:space="preserve">every abdominal scan, the sacrum below and the lowest rib-bearing vertebra above, so</w:t>
       </w:r>
       <w:r>
         <w:t xml:space="preserve"> </w:t>
@@ -1847,7 +1847,7 @@
         <w:t xml:space="preserve"> </w:t>
       </w:r>
       <w:r>
-        <w:t xml:space="preserve">identifier above that range — S1 carved from the sacrum (29), hips (30–31), femora</w:t>
+        <w:t xml:space="preserve">identifier above that range: S1 carved from the sacrum (29), hips (30–31), femora</w:t>
       </w:r>
       <w:r>
         <w:t xml:space="preserve"> </w:t>
@@ -1915,7 +1915,7 @@
         <w:t xml:space="preserve"> </w:t>
       </w:r>
       <w:r>
-        <w:t xml:space="preserve">by what it supports rather than by being an endpoint — S1 supplies the sacral endplate</w:t>
+        <w:t xml:space="preserve">by what it supports rather than by being an endpoint. S1 supplies the sacral endplate</w:t>
       </w:r>
       <w:r>
         <w:t xml:space="preserve"> </w:t>
@@ -2146,13 +2146,13 @@
         <w:t xml:space="preserve"> </w:t>
       </w:r>
       <w:r>
-        <w:t xml:space="preserve">either call it rib 12 — asserting the vertebra beneath it is thoracic, the very question at</w:t>
-      </w:r>
-      <w:r>
-        <w:t xml:space="preserve"> </w:t>
-      </w:r>
-      <w:r>
-        <w:t xml:space="preserve">issue — or discard it. TotalSegmentator carries ribs 1–12 per side and no such class, and</w:t>
+        <w:t xml:space="preserve">either call it rib 12, asserting the vertebra beneath it is thoracic, the very question at</w:t>
+      </w:r>
+      <w:r>
+        <w:t xml:space="preserve"> </w:t>
+      </w:r>
+      <w:r>
+        <w:t xml:space="preserve">issue, or discard it. TotalSegmentator carries ribs 1–12 per side and no such class, and</w:t>
       </w:r>
       <w:r>
         <w:t xml:space="preserve"> </w:t>
@@ -2287,7 +2287,7 @@
         <w:t xml:space="preserve"> </w:t>
       </w:r>
       <w:r>
-        <w:t xml:space="preserve">release contains and not as a finding — sixteen records cannot support a statement about</w:t>
+        <w:t xml:space="preserve">release contains and not as a finding: sixteen records cannot support a statement about</w:t>
       </w:r>
       <w:r>
         <w:t xml:space="preserve"> </w:t>
@@ -2611,13 +2611,13 @@
         <w:t xml:space="preserve"> </w:t>
       </w:r>
       <w:r>
-        <w:t xml:space="preserve">for manuscript preparation — drafting and editing of text, and generation of analysis and</w:t>
-      </w:r>
-      <w:r>
-        <w:t xml:space="preserve"> </w:t>
-      </w:r>
-      <w:r>
-        <w:t xml:space="preserve">figure code — under author review. It was not used to generate, annotate or interpret any</w:t>
+        <w:t xml:space="preserve">for manuscript preparation (drafting and editing of text, and generation of analysis and</w:t>
+      </w:r>
+      <w:r>
+        <w:t xml:space="preserve"> </w:t>
+      </w:r>
+      <w:r>
+        <w:t xml:space="preserve">figure code) under author review. It was not used to generate, annotate or interpret any</w:t>
       </w:r>
       <w:r>
         <w:t xml:space="preserve"> </w:t>
@@ -2851,7 +2851,7 @@
         <w:t xml:space="preserve"> </w:t>
       </w:r>
       <w:r>
-        <w:t xml:space="preserve">examined — and because more than half the ribs in a screening abdominal CT being</w:t>
+        <w:t xml:space="preserve">examined, and because more than half the ribs in a screening abdominal CT being</w:t>
       </w:r>
       <w:r>
         <w:t xml:space="preserve"> </w:t>
@@ -2942,7 +2942,7 @@
         <w:t xml:space="preserve"> </w:t>
       </w:r>
       <w:r>
-        <w:t xml:space="preserve">are assigned to a lumbar vertebra — not because no lumbar ribs exist,</w:t>
+        <w:t xml:space="preserve">are assigned to a lumbar vertebra, not because no lumbar ribs exist,</w:t>
       </w:r>
       <w:r>
         <w:t xml:space="preserve"> </w:t>
@@ -3138,7 +3138,7 @@
         <w:t xml:space="preserve"> </w:t>
       </w:r>
       <w:r>
-        <w:t xml:space="preserve">the classification turns on — bony fusion against articulation without</w:t>
+        <w:t xml:space="preserve">the classification turns on, bony fusion against articulation without</w:t>
       </w:r>
       <w:r>
         <w:t xml:space="preserve"> </w:t>
@@ -3147,10 +3147,7 @@
         <w:t xml:space="preserve">it </w:t>
       </w:r>
       <w:r>
-        <w:t xml:space="preserve"> </w:t>
-      </w:r>
-      <w:r>
-        <w:t xml:space="preserve">— is the one carrying clinical weight, and it is where the</w:t>
+        <w:t xml:space="preserve">, is the one carrying clinical weight, and it is where the</w:t>
       </w:r>
       <w:r>
         <w:t xml:space="preserve"> </w:t>
@@ -4983,7 +4980,7 @@
         <w:t xml:space="preserve"> </w:t>
       </w:r>
       <w:r>
-        <w:t xml:space="preserve">does not vary with age, while pelvic tilt increases — the descriptive signature of a</w:t>
+        <w:t xml:space="preserve">does not vary with age, while pelvic tilt increases, the descriptive signature of a</w:t>
       </w:r>
       <w:r>
         <w:t xml:space="preserve"> </w:t>
@@ -5145,7 +5142,7 @@
         <w:t xml:space="preserve"> </w:t>
       </w:r>
       <w:r>
-        <w:t xml:space="preserve">morphology measurable against the lumbar column rather than in isolation — the sacral</w:t>
+        <w:t xml:space="preserve">morphology measurable against the lumbar column rather than in isolation: the sacral</w:t>
       </w:r>
       <w:r>
         <w:t xml:space="preserve"> </w:t>
@@ -5418,13 +5415,13 @@
         <w:t xml:space="preserve"> </w:t>
       </w:r>
       <w:r>
-        <w:t xml:space="preserve">classical figures — body height crosses over, dorsal exceeding ventral at T11–T12 and</w:t>
-      </w:r>
-      <w:r>
-        <w:t xml:space="preserve"> </w:t>
-      </w:r>
-      <w:r>
-        <w:t xml:space="preserve">reversing by L4–L5, and pedicle width widens steeply into the lower lumbar spine — and</w:t>
+        <w:t xml:space="preserve">classical figures (body height crosses over, dorsal exceeding ventral at T11–T12 and</w:t>
+      </w:r>
+      <w:r>
+        <w:t xml:space="preserve"> </w:t>
+      </w:r>
+      <w:r>
+        <w:t xml:space="preserve">reversing by L4–L5, and pedicle width widens steeply into the lower lumbar spine) and</w:t>
       </w:r>
       <w:r>
         <w:t xml:space="preserve"> </w:t>
@@ -5658,7 +5655,7 @@
         <w:t xml:space="preserve"> </w:t>
       </w:r>
       <w:r>
-        <w:t xml:space="preserve">declared in the scheme and occurs in no record — established by counting identifiers</w:t>
+        <w:t xml:space="preserve">declared in the scheme and occurs in no record, established by counting identifiers</w:t>
       </w:r>
       <w:r>
         <w:t xml:space="preserve"> </w:t>
@@ -5755,13 +5752,13 @@
         <w:t xml:space="preserve"> </w:t>
       </w:r>
       <w:r>
-        <w:t xml:space="preserve">uniformly adjudicated — which is precisely why the measures reported here are count-free</w:t>
-      </w:r>
-      <w:r>
-        <w:t xml:space="preserve"> </w:t>
-      </w:r>
-      <w:r>
-        <w:t xml:space="preserve">— and the Castellvi grades are a consensus of two radiology resident physicians.</w:t>
+        <w:t xml:space="preserve">uniformly adjudicated, which is precisely why the measures reported here are count-free,</w:t>
+      </w:r>
+      <w:r>
+        <w:t xml:space="preserve"> </w:t>
+      </w:r>
+      <w:r>
+        <w:t xml:space="preserve">and the Castellvi grades are a consensus of two radiology resident physicians.</w:t>
       </w:r>
       <w:r>
         <w:t xml:space="preserve"> </w:t>
@@ -5815,7 +5812,7 @@
         <w:t xml:space="preserve"> </w:t>
       </w:r>
       <w:r>
-        <w:t xml:space="preserve">carries no S1, one lacks T12, and nine lack an L5 identifier — in every case because the</w:t>
+        <w:t xml:space="preserve">carries no S1, one lacks T12, and nine lack an L5 identifier, in every case because the</w:t>
       </w:r>
       <w:r>
         <w:t xml:space="preserve"> </w:t>

--- a/paper/mpda/CTSpinoPelvic1K_review.docx
+++ b/paper/mpda/CTSpinoPelvic1K_review.docx
@@ -331,73 +331,99 @@
         <w:t xml:space="preserve"> </w:t>
       </w:r>
       <w:r>
-        <w:t xml:space="preserve">a lumbosacral one may be partly or completely assimilated to the sacrum, with an anteriorly</w:t>
-      </w:r>
-      <w:r>
-        <w:t xml:space="preserve"> </w:t>
-      </w:r>
-      <w:r>
-        <w:t xml:space="preserve">wedged body, a reduced disc beneath it and hypoplastic facet joints, or conversely separated</w:t>
-      </w:r>
-      <w:r>
-        <w:t xml:space="preserve"> </w:t>
-      </w:r>
-      <w:r>
-        <w:t xml:space="preserve">from it with a squared body, lumbar-type facets and a full-height disc </w:t>
-      </w:r>
-      <w:r>
-        <w:t xml:space="preserve">.</w:t>
-      </w:r>
-      <w:r>
-        <w:t xml:space="preserve"> </w:t>
-      </w:r>
-      <w:r>
-        <w:t xml:space="preserve">They also change</w:t>
-      </w:r>
-      <w:r>
-        <w:t xml:space="preserve"> </w:t>
+        <w:t xml:space="preserve">a lumbosacral one may be partly or completely assimilated to the sacrum</w:t>
+      </w:r>
+      <w:r>
+        <w:t xml:space="preserve"> </w:t>
+      </w:r>
+      <w:r>
+        <w:t xml:space="preserve">(</w:t>
       </w:r>
       <w:r>
         <w:rPr>
           <w:i/>
           <w:iCs/>
         </w:rPr>
-        <w:t xml:space="preserve">how many</w:t>
-      </w:r>
-      <w:r>
-        <w:t xml:space="preserve"> </w:t>
-      </w:r>
-      <w:r>
-        <w:t xml:space="preserve">vertebrae each region contains: eleven or thirteen</w:t>
-      </w:r>
-      <w:r>
-        <w:t xml:space="preserve"> </w:t>
-      </w:r>
-      <w:r>
-        <w:t xml:space="preserve">thoracic, four or six lumbar.</w:t>
-      </w:r>
-    </w:p>
-    <w:p>
-      <w:pPr>
-        <w:pStyle w:val="BodyText"/>
-      </w:pPr>
-      <w:r>
-        <w:t xml:space="preserve">Either change alone would be tractable. Together they make it difficult to state definitively</w:t>
-      </w:r>
-      <w:r>
-        <w:t xml:space="preserve"> </w:t>
-      </w:r>
-      <w:r>
-        <w:t xml:space="preserve">what any vertebra at these borders</w:t>
-      </w:r>
-      <w:r>
-        <w:t xml:space="preserve"> </w:t>
+        <w:t xml:space="preserve">sacralization</w:t>
+      </w:r>
+      <w:r>
+        <w:t xml:space="preserve">), with an anteriorly wedged body, a reduced disc beneath it and</w:t>
+      </w:r>
+      <w:r>
+        <w:t xml:space="preserve"> </w:t>
+      </w:r>
+      <w:r>
+        <w:t xml:space="preserve">hypoplastic facet joints, or conversely separated from it (</w:t>
       </w:r>
       <w:r>
         <w:rPr>
           <w:i/>
           <w:iCs/>
         </w:rPr>
+        <w:t xml:space="preserve">lumbarization</w:t>
+      </w:r>
+      <w:r>
+        <w:t xml:space="preserve">), with a</w:t>
+      </w:r>
+      <w:r>
+        <w:t xml:space="preserve"> </w:t>
+      </w:r>
+      <w:r>
+        <w:t xml:space="preserve">squared body, lumbar-type facets and a full-height disc </w:t>
+      </w:r>
+      <w:r>
+        <w:t xml:space="preserve">. They also</w:t>
+      </w:r>
+      <w:r>
+        <w:t xml:space="preserve"> </w:t>
+      </w:r>
+      <w:r>
+        <w:t xml:space="preserve">change</w:t>
+      </w:r>
+      <w:r>
+        <w:t xml:space="preserve"> </w:t>
+      </w:r>
+      <w:r>
+        <w:rPr>
+          <w:i/>
+          <w:iCs/>
+        </w:rPr>
+        <w:t xml:space="preserve">how many</w:t>
+      </w:r>
+      <w:r>
+        <w:t xml:space="preserve"> </w:t>
+      </w:r>
+      <w:r>
+        <w:t xml:space="preserve">vertebrae each region contains: eleven or thirteen thoracic, four or</w:t>
+      </w:r>
+      <w:r>
+        <w:t xml:space="preserve"> </w:t>
+      </w:r>
+      <w:r>
+        <w:t xml:space="preserve">six lumbar.</w:t>
+      </w:r>
+    </w:p>
+    <w:p>
+      <w:pPr>
+        <w:pStyle w:val="BodyText"/>
+      </w:pPr>
+      <w:r>
+        <w:t xml:space="preserve">Either change alone would be tractable. Together they make it difficult to state definitively</w:t>
+      </w:r>
+      <w:r>
+        <w:t xml:space="preserve"> </w:t>
+      </w:r>
+      <w:r>
+        <w:t xml:space="preserve">what any vertebra at these borders</w:t>
+      </w:r>
+      <w:r>
+        <w:t xml:space="preserve"> </w:t>
+      </w:r>
+      <w:r>
+        <w:rPr>
+          <w:i/>
+          <w:iCs/>
+        </w:rPr>
         <w:t xml:space="preserve">is</w:t>
       </w:r>
       <w:r>
@@ -425,7 +451,7 @@
         <w:t xml:space="preserve"> </w:t>
       </w:r>
       <w:r>
-        <w:t xml:space="preserve">decisive to a human reader in every case. Whether it nonetheless differs enough for a learned classifier to separate them, or at</w:t>
+        <w:t xml:space="preserve">decisive to a human reader in every case. Whether it differs enough for a learned classifier to separate them, or at</w:t>
       </w:r>
       <w:r>
         <w:t xml:space="preserve"> </w:t>
@@ -507,19 +533,40 @@
         <w:t xml:space="preserve"> </w:t>
       </w:r>
       <w:r>
-        <w:t xml:space="preserve">in any of them, however good the segmentation. VerSe </w:t>
-      </w:r>
-      <w:r>
-        <w:t xml:space="preserve"> </w:t>
-      </w:r>
-      <w:r>
-        <w:t xml:space="preserve">makes the</w:t>
-      </w:r>
-      <w:r>
-        <w:t xml:space="preserve"> </w:t>
-      </w:r>
-      <w:r>
-        <w:t xml:space="preserve">point most clearly (Table </w:t>
+        <w:t xml:space="preserve">in any of them, however good the segmentation, and a segmenter trained on them inherits the</w:t>
+      </w:r>
+      <w:r>
+        <w:t xml:space="preserve"> </w:t>
+      </w:r>
+      <w:r>
+        <w:t xml:space="preserve">gap: faced with an enumeration anomaly it must shift the whole column by a level or absorb a</w:t>
+      </w:r>
+      <w:r>
+        <w:t xml:space="preserve"> </w:t>
+      </w:r>
+      <w:r>
+        <w:t xml:space="preserve">vertebra into its neighbor. The size of that problem has now been measured on CT, where</w:t>
+      </w:r>
+      <w:r>
+        <w:t xml:space="preserve"> </w:t>
+      </w:r>
+      <w:r>
+        <w:t xml:space="preserve">prior labeling methods assigned every vertebra correctly in 77% of subjects and an</w:t>
+      </w:r>
+      <w:r>
+        <w:t xml:space="preserve"> </w:t>
+      </w:r>
+      <w:r>
+        <w:t xml:space="preserve">anomaly-aware method raised that to 99% </w:t>
+      </w:r>
+      <w:r>
+        <w:t xml:space="preserve">. VerSe </w:t>
+      </w:r>
+      <w:r>
+        <w:t xml:space="preserve"> </w:t>
+      </w:r>
+      <w:r>
+        <w:t xml:space="preserve">makes the point most clearly (Table </w:t>
       </w:r>
       <w:hyperlink w:anchor="tab:priorart">
         <w:r>
@@ -530,19 +577,19 @@
         </w:r>
       </w:hyperlink>
       <w:r>
-        <w:t xml:space="preserve">): it deliberately enriched for anatomical</w:t>
-      </w:r>
-      <w:r>
-        <w:t xml:space="preserve"> </w:t>
-      </w:r>
-      <w:r>
-        <w:t xml:space="preserve">variants and graded them by Castellvi, yet left the graded vertebrae fused to the sacrum</w:t>
-      </w:r>
-      <w:r>
-        <w:t xml:space="preserve"> </w:t>
-      </w:r>
-      <w:r>
-        <w:t xml:space="preserve">unsegmented.</w:t>
+        <w:t xml:space="preserve">): it deliberately enriched for</w:t>
+      </w:r>
+      <w:r>
+        <w:t xml:space="preserve"> </w:t>
+      </w:r>
+      <w:r>
+        <w:t xml:space="preserve">anatomical variants and graded them by Castellvi, yet left the graded vertebrae fused to the</w:t>
+      </w:r>
+      <w:r>
+        <w:t xml:space="preserve"> </w:t>
+      </w:r>
+      <w:r>
+        <w:t xml:space="preserve">sacrum unsegmented.</w:t>
       </w:r>
     </w:p>
     <w:p>
@@ -550,6 +597,62 @@
         <w:pStyle w:val="BodyText"/>
       </w:pPr>
       <w:r>
+        <w:t xml:space="preserve">The intraoperative side of the problem has prior art of its own. LevelCheck registers the</w:t>
+      </w:r>
+      <w:r>
+        <w:t xml:space="preserve"> </w:t>
+      </w:r>
+      <w:r>
+        <w:t xml:space="preserve">intraoperative radiograph to the preoperative CT and projects the CT’s vertebral labels onto</w:t>
+      </w:r>
+      <w:r>
+        <w:t xml:space="preserve"> </w:t>
+      </w:r>
+      <w:r>
+        <w:t xml:space="preserve">it, localizing the target level in a limited field of view to within a few percent of cases</w:t>
+      </w:r>
+      <w:r>
+        <w:t xml:space="preserve"> </w:t>
+      </w:r>
+      <w:r>
+        <w:t xml:space="preserve">in clinical use </w:t>
+      </w:r>
+      <w:r>
+        <w:t xml:space="preserve">. The labels it projects are placed by</w:t>
+      </w:r>
+      <w:r>
+        <w:t xml:space="preserve"> </w:t>
+      </w:r>
+      <w:r>
+        <w:t xml:space="preserve">hand on the CT, by a skilled operator and verified by the surgeon </w:t>
+      </w:r>
+      <w:r>
+        <w:t xml:space="preserve">: the</w:t>
+      </w:r>
+      <w:r>
+        <w:t xml:space="preserve"> </w:t>
+      </w:r>
+      <w:r>
+        <w:t xml:space="preserve">method assumes a correctly labeled CT and does not supply one. Automating that step, and</w:t>
+      </w:r>
+      <w:r>
+        <w:t xml:space="preserve"> </w:t>
+      </w:r>
+      <w:r>
+        <w:t xml:space="preserve">getting it right precisely where the anatomy is anomalous, is what a dataset carrying the</w:t>
+      </w:r>
+      <w:r>
+        <w:t xml:space="preserve"> </w:t>
+      </w:r>
+      <w:r>
+        <w:t xml:space="preserve">classes those anomalies produce is for.</w:t>
+      </w:r>
+    </w:p>
+    <w:p>
+      <w:pPr>
+        <w:pStyle w:val="BodyText"/>
+      </w:pPr>
+      <w:r>
         <w:t xml:space="preserve">CTSpinoPelvic1K places the spine, pelvis, ribs and femora in one coordinate frame and gives</w:t>
       </w:r>
       <w:r>
@@ -562,13 +665,13 @@
         <w:t xml:space="preserve"> </w:t>
       </w:r>
       <w:r>
-        <w:t xml:space="preserve">rib borne by a lumbar vertebra. A scheme without those classes must record such anatomy as</w:t>
-      </w:r>
-      <w:r>
-        <w:t xml:space="preserve"> </w:t>
-      </w:r>
-      <w:r>
-        <w:t xml:space="preserve">something it is not.</w:t>
+        <w:t xml:space="preserve">rib borne by a lumbar vertebra. A scheme without those classes lacks a class vocabulary</w:t>
+      </w:r>
+      <w:r>
+        <w:t xml:space="preserve"> </w:t>
+      </w:r>
+      <w:r>
+        <w:t xml:space="preserve">expressive enough to describe anatomic anomalies.</w:t>
       </w:r>
     </w:p>
     <w:p>
@@ -660,25 +763,19 @@
         <w:t xml:space="preserve"> </w:t>
       </w:r>
       <w:r>
-        <w:t xml:space="preserve">No scan in this corpus contains C2 or the whole</w:t>
-      </w:r>
-      <w:r>
-        <w:t xml:space="preserve"> </w:t>
-      </w:r>
-      <w:r>
-        <w:t xml:space="preserve">cervical spine, so the conventional count cannot be performed. That is a property of</w:t>
-      </w:r>
-      <w:r>
-        <w:t xml:space="preserve"> </w:t>
-      </w:r>
-      <w:r>
-        <w:t xml:space="preserve">abdominal imaging rather than of the annotation, and it means a variant at the thoracolumbar</w:t>
-      </w:r>
-      <w:r>
-        <w:t xml:space="preserve"> </w:t>
-      </w:r>
-      <w:r>
-        <w:t xml:space="preserve">junction cannot be</w:t>
+        <w:t xml:space="preserve">No scan in this corpus contains C2, so the</w:t>
+      </w:r>
+      <w:r>
+        <w:t xml:space="preserve"> </w:t>
+      </w:r>
+      <w:r>
+        <w:t xml:space="preserve">conventional count cannot be performed: a property of abdominal imaging, not of the</w:t>
+      </w:r>
+      <w:r>
+        <w:t xml:space="preserve"> </w:t>
+      </w:r>
+      <w:r>
+        <w:t xml:space="preserve">annotation. A thirteenth thoracic vertebra, a lumbar rib and a</w:t>
       </w:r>
       <w:r>
         <w:t xml:space="preserve"> </w:t>
@@ -688,41 +785,109 @@
           <w:i/>
           <w:iCs/>
         </w:rPr>
-        <w:t xml:space="preserve">resolved by counting</w:t>
-      </w:r>
-      <w:r>
-        <w:t xml:space="preserve"> </w:t>
-      </w:r>
-      <w:r>
-        <w:t xml:space="preserve">here at all: a thirteenth thoracic vertebra, a</w:t>
-      </w:r>
-      <w:r>
-        <w:t xml:space="preserve"> </w:t>
-      </w:r>
-      <w:r>
-        <w:t xml:space="preserve">lumbar rib, and a</w:t>
-      </w:r>
-      <w:r>
-        <w:t xml:space="preserve"> </w:t>
-      </w:r>
+        <w:t xml:space="preserve">stump rib</w:t>
+      </w:r>
+      <w:r>
+        <w:t xml:space="preserve"> </w:t>
+      </w:r>
+      <w:r>
+        <w:t xml:space="preserve">(a</w:t>
+      </w:r>
+      <w:r>
+        <w:t xml:space="preserve"> </w:t>
+      </w:r>
+      <w:r>
+        <w:t xml:space="preserve">hypoplastic twelfth rib, a cardinal indicator of a thoracolumbar transitional vertebra)</w:t>
+      </w:r>
+      <w:r>
+        <w:t xml:space="preserve"> </w:t>
+      </w:r>
+      <w:r>
+        <w:t xml:space="preserve">leave the same number of rib-free vertebrae between the two borders of the lumbar spine, the</w:t>
+      </w:r>
+      <w:r>
+        <w:t xml:space="preserve"> </w:t>
+      </w:r>
+      <w:r>
+        <w:t xml:space="preserve">last rib-bearing vertebra and the sacrum.</w:t>
+      </w:r>
+    </w:p>
+    <w:p>
+      <w:pPr>
+        <w:pStyle w:val="BodyText"/>
+      </w:pPr>
       <w:r>
         <w:rPr>
           <w:i/>
           <w:iCs/>
         </w:rPr>
-        <w:t xml:space="preserve">stump rib</w:t>
-      </w:r>
-      <w:r>
-        <w:t xml:space="preserve"> </w:t>
-      </w:r>
-      <w:r>
-        <w:t xml:space="preserve">(a hypoplastic twelfth rib, one of the cardinal</w:t>
-      </w:r>
-      <w:r>
-        <w:t xml:space="preserve"> </w:t>
-      </w:r>
-      <w:r>
-        <w:t xml:space="preserve">indicators of a thoracolumbar transitional vertebra) produce overlapping appearances.</w:t>
+        <w:t xml:space="preserve">What the release does in addition.</w:t>
+      </w:r>
+      <w:r>
+        <w:t xml:space="preserve"> </w:t>
+      </w:r>
+      <w:r>
+        <w:t xml:space="preserve">Every vertebra carries the identifier its</w:t>
+      </w:r>
+      <w:r>
+        <w:t xml:space="preserve"> </w:t>
+      </w:r>
+      <w:r>
+        <w:t xml:space="preserve">radiologist-sourced annotation assigned, corrected where the source was wrong; those labels</w:t>
+      </w:r>
+      <w:r>
+        <w:t xml:space="preserve"> </w:t>
+      </w:r>
+      <w:r>
+        <w:t xml:space="preserve">are the ground truth. Alongside them, every released measurement is also expressed against</w:t>
+      </w:r>
+      <w:r>
+        <w:t xml:space="preserve"> </w:t>
+      </w:r>
+      <w:r>
+        <w:t xml:space="preserve">the two landmarks present in essentially every abdominal scan, the sacrum below and the</w:t>
+      </w:r>
+      <w:r>
+        <w:t xml:space="preserve"> </w:t>
+      </w:r>
+      <w:r>
+        <w:t xml:space="preserve">lowest rib-bearing vertebra above, so that the measurement is positional rather than</w:t>
+      </w:r>
+      <w:r>
+        <w:t xml:space="preserve"> </w:t>
+      </w:r>
+      <w:r>
+        <w:t xml:space="preserve">nominal: a vertebra by how many rib-free vertebrae</w:t>
+      </w:r>
+      <w:r>
+        <w:t xml:space="preserve"> </w:t>
+      </w:r>
+      <w:r>
+        <w:t xml:space="preserve">separate it from the sacrum, a lowest rib by its length as a fraction of the rib above it, a</w:t>
+      </w:r>
+      <w:r>
+        <w:t xml:space="preserve"> </w:t>
+      </w:r>
+      <w:r>
+        <w:t xml:space="preserve">transverse process by its span and its distance from the ala. None of these changes according</w:t>
+      </w:r>
+      <w:r>
+        <w:t xml:space="preserve"> </w:t>
+      </w:r>
+      <w:r>
+        <w:t xml:space="preserve">to whether a reader would have said L5 or S1, so cases that disagree about the name remain</w:t>
+      </w:r>
+      <w:r>
+        <w:t xml:space="preserve"> </w:t>
+      </w:r>
+      <w:r>
+        <w:t xml:space="preserve">comparable, and where the junction is in view the count is determined and the two</w:t>
+      </w:r>
+      <w:r>
+        <w:t xml:space="preserve"> </w:t>
+      </w:r>
+      <w:r>
+        <w:t xml:space="preserve">descriptions agree.</w:t>
       </w:r>
     </w:p>
     <w:p>
@@ -734,96 +899,6 @@
           <w:i/>
           <w:iCs/>
         </w:rPr>
-        <w:t xml:space="preserve">What the release does instead.</w:t>
-      </w:r>
-      <w:r>
-        <w:t xml:space="preserve"> </w:t>
-      </w:r>
-      <w:r>
-        <w:t xml:space="preserve">No vertebral label is asserted where it cannot be</w:t>
-      </w:r>
-      <w:r>
-        <w:t xml:space="preserve"> </w:t>
-      </w:r>
-      <w:r>
-        <w:t xml:space="preserve">supported. Every quantity is expressed against the two landmarks present in essentially</w:t>
-      </w:r>
-      <w:r>
-        <w:t xml:space="preserve"> </w:t>
-      </w:r>
-      <w:r>
-        <w:t xml:space="preserve">every abdominal scan, the sacrum below and the lowest rib-bearing vertebra above, so</w:t>
-      </w:r>
-      <w:r>
-        <w:t xml:space="preserve"> </w:t>
-      </w:r>
-      <w:r>
-        <w:t xml:space="preserve">the description is positional rather than nominal: a vertebra by how many rib-free vertebrae</w:t>
-      </w:r>
-      <w:r>
-        <w:t xml:space="preserve"> </w:t>
-      </w:r>
-      <w:r>
-        <w:t xml:space="preserve">separate it from the sacrum, a lowest rib by its length as a fraction of the rib above it, a</w:t>
-      </w:r>
-      <w:r>
-        <w:t xml:space="preserve"> </w:t>
-      </w:r>
-      <w:r>
-        <w:t xml:space="preserve">transverse process by its span and its distance from the ala. None of these changes according</w:t>
-      </w:r>
-      <w:r>
-        <w:t xml:space="preserve"> </w:t>
-      </w:r>
-      <w:r>
-        <w:t xml:space="preserve">to whether a reader would have said L5 or S1, so cases that disagree about the name remain</w:t>
-      </w:r>
-      <w:r>
-        <w:t xml:space="preserve"> </w:t>
-      </w:r>
-      <w:r>
-        <w:t xml:space="preserve">comparable. Where the junction is in view the count is determined and the conventional name</w:t>
-      </w:r>
-      <w:r>
-        <w:t xml:space="preserve"> </w:t>
-      </w:r>
-      <w:r>
-        <w:t xml:space="preserve">follows, and the two descriptions agree. The positional description is, by construction,</w:t>
-      </w:r>
-      <w:r>
-        <w:t xml:space="preserve"> </w:t>
-      </w:r>
-      <w:r>
-        <w:t xml:space="preserve">blind to the ambiguity: an L1 bearing a lumbar rib and an L5 assimilated to the sacrum both</w:t>
-      </w:r>
-      <w:r>
-        <w:t xml:space="preserve"> </w:t>
-      </w:r>
-      <w:r>
-        <w:t xml:space="preserve">leave four rib-free vertebrae above the sacrum, and a true sixth lumbar vertebra, a T12</w:t>
-      </w:r>
-      <w:r>
-        <w:t xml:space="preserve"> </w:t>
-      </w:r>
-      <w:r>
-        <w:t xml:space="preserve">with aplastic ribs and a lumbarized S1 all leave six. The count alone cannot separate the</w:t>
-      </w:r>
-      <w:r>
-        <w:t xml:space="preserve"> </w:t>
-      </w:r>
-      <w:r>
-        <w:t xml:space="preserve">readings.</w:t>
-      </w:r>
-    </w:p>
-    <w:p>
-      <w:pPr>
-        <w:pStyle w:val="BodyText"/>
-      </w:pPr>
-      <w:r>
-        <w:rPr>
-          <w:i/>
-          <w:iCs/>
-        </w:rPr>
         <w:t xml:space="preserve">But the vertebrae themselves are known to differ.</w:t>
       </w:r>
       <w:r>
@@ -908,19 +983,19 @@
         <w:t xml:space="preserve"> </w:t>
       </w:r>
       <w:r>
-        <w:t xml:space="preserve">accuracy over 1485 vertebrae. Size is deliberately removed, because a classifier given raw</w:t>
-      </w:r>
-      <w:r>
-        <w:t xml:space="preserve"> </w:t>
-      </w:r>
-      <w:r>
-        <w:t xml:space="preserve">millimeters separates thoracic from lumbar immediately and has learned nothing that helps at</w:t>
-      </w:r>
-      <w:r>
-        <w:t xml:space="preserve"> </w:t>
-      </w:r>
-      <w:r>
-        <w:t xml:space="preserve">the junction, where the two are nearly the same size.</w:t>
+        <w:t xml:space="preserve">accuracy over 1485 vertebrae. Size is removed because raw millimeters separate thoracic</w:t>
+      </w:r>
+      <w:r>
+        <w:t xml:space="preserve"> </w:t>
+      </w:r>
+      <w:r>
+        <w:t xml:space="preserve">from lumbar trivially and teach nothing about the junction, where the two are nearly the</w:t>
+      </w:r>
+      <w:r>
+        <w:t xml:space="preserve"> </w:t>
+      </w:r>
+      <w:r>
+        <w:t xml:space="preserve">same size.</w:t>
       </w:r>
     </w:p>
     <w:p>
@@ -2061,25 +2136,25 @@
         <w:t xml:space="preserve"> </w:t>
       </w:r>
       <w:r>
-        <w:t xml:space="preserve">carries a separate S1</w:t>
-      </w:r>
-      <w:r>
-        <w:t xml:space="preserve"> </w:t>
-      </w:r>
-      <w:r>
-        <w:t xml:space="preserve">class and per-level ribs, and VerSe </w:t>
-      </w:r>
-      <w:r>
-        <w:t xml:space="preserve"> </w:t>
-      </w:r>
-      <w:r>
-        <w:t xml:space="preserve">carries L6. Because this release uses</w:t>
-      </w:r>
-      <w:r>
-        <w:t xml:space="preserve"> </w:t>
-      </w:r>
-      <w:r>
-        <w:t xml:space="preserve">the VerSe identifiers, its L6</w:t>
+        <w:t xml:space="preserve">carries a</w:t>
+      </w:r>
+      <w:r>
+        <w:t xml:space="preserve"> </w:t>
+      </w:r>
+      <w:r>
+        <w:t xml:space="preserve">separate S1 class and per-level ribs, and VerSe </w:t>
+      </w:r>
+      <w:r>
+        <w:t xml:space="preserve"> </w:t>
+      </w:r>
+      <w:r>
+        <w:t xml:space="preserve">carries L6, whose</w:t>
+      </w:r>
+      <w:r>
+        <w:t xml:space="preserve"> </w:t>
+      </w:r>
+      <w:r>
+        <w:t xml:space="preserve">identifier this release keeps, so its L6</w:t>
       </w:r>
       <w:r>
         <w:t xml:space="preserve"> </w:t>
@@ -2095,19 +2170,13 @@
         <w:t xml:space="preserve"> </w:t>
       </w:r>
       <w:r>
-        <w:t xml:space="preserve">VerSe’s, interoperable rather than local to this</w:t>
-      </w:r>
-      <w:r>
-        <w:t xml:space="preserve"> </w:t>
-      </w:r>
-      <w:r>
-        <w:t xml:space="preserve">work. L6 is retained not for novelty but because a scheme without it cannot record a</w:t>
-      </w:r>
-      <w:r>
-        <w:t xml:space="preserve"> </w:t>
-      </w:r>
-      <w:r>
-        <w:t xml:space="preserve">six-lumbar spine at all, and must renumber the column or drop a level to fit.</w:t>
+        <w:t xml:space="preserve">VerSe’s. L6 is retained because a scheme</w:t>
+      </w:r>
+      <w:r>
+        <w:t xml:space="preserve"> </w:t>
+      </w:r>
+      <w:r>
+        <w:t xml:space="preserve">without it cannot record a six-lumbar spine at all.</w:t>
       </w:r>
     </w:p>
     <w:p>
@@ -2158,13 +2227,54 @@
         <w:t xml:space="preserve"> </w:t>
       </w:r>
       <w:r>
-        <w:t xml:space="preserve">VerSe’s T13 is a vertebra rather than a rib. 16 released records carry a lumbar rib and 18</w:t>
-      </w:r>
-      <w:r>
-        <w:t xml:space="preserve"> </w:t>
-      </w:r>
-      <w:r>
-        <w:t xml:space="preserve">carry an L6.</w:t>
+        <w:t xml:space="preserve">VerSe’s T13 is a vertebra rather than a rib. This scheme can record both: VerSe’s T13 (28)</w:t>
+      </w:r>
+      <w:r>
+        <w:t xml:space="preserve"> </w:t>
+      </w:r>
+      <w:r>
+        <w:t xml:space="preserve">for a thoracic-type thirteenth vertebra with a true rib, and 74/75 for a lumbar-type body</w:t>
+      </w:r>
+      <w:r>
+        <w:t xml:space="preserve"> </w:t>
+      </w:r>
+      <w:r>
+        <w:t xml:space="preserve">bearing a rudimentary one, so either reading is recorded as itself. No record here carries</w:t>
+      </w:r>
+      <w:r>
+        <w:t xml:space="preserve"> </w:t>
+      </w:r>
+      <w:r>
+        <w:t xml:space="preserve">a T13; the sixteen lumbar-rib cases were read as lumbar-type bodies. Where a border vertebra</w:t>
+      </w:r>
+      <w:r>
+        <w:t xml:space="preserve"> </w:t>
+      </w:r>
+      <w:r>
+        <w:t xml:space="preserve">could not be settled by its readers the label stands as read, and reclassifying those</w:t>
+      </w:r>
+      <w:r>
+        <w:t xml:space="preserve"> </w:t>
+      </w:r>
+      <w:r>
+        <w:t xml:space="preserve">records with a classifier trained on local vertebral morphology</w:t>
+      </w:r>
+      <w:r>
+        <w:t xml:space="preserve"> </w:t>
+      </w:r>
+      <w:r>
+        <w:t xml:space="preserve">(Sec. </w:t>
+      </w:r>
+      <w:hyperlink w:anchor="sec:applications">
+        <w:r>
+          <w:rPr>
+            <w:rStyle w:val="Hyperlink"/>
+          </w:rPr>
+          <w:t xml:space="preserve">5</w:t>
+        </w:r>
+      </w:hyperlink>
+      <w:r>
+        <w:t xml:space="preserve">) is the intended path for a later release.</w:t>
       </w:r>
     </w:p>
     <w:bookmarkStart w:id="19" w:name="fig:anchors"/>
@@ -2275,25 +2385,13 @@
         <w:pStyle w:val="BodyText"/>
       </w:pPr>
       <w:r>
-        <w:t xml:space="preserve">Sixteen records carry a lumbar rib in the released volumes: thirteen bilateral and three</w:t>
-      </w:r>
-      <w:r>
-        <w:t xml:space="preserve"> </w:t>
-      </w:r>
-      <w:r>
-        <w:t xml:space="preserve">unilateral, all three on the right. That laterality is reported because it is what the</w:t>
-      </w:r>
-      <w:r>
-        <w:t xml:space="preserve"> </w:t>
-      </w:r>
-      <w:r>
-        <w:t xml:space="preserve">release contains and not as a finding: sixteen records cannot support a statement about</w:t>
-      </w:r>
-      <w:r>
-        <w:t xml:space="preserve"> </w:t>
-      </w:r>
-      <w:r>
-        <w:t xml:space="preserve">side preference, and none is made.</w:t>
+        <w:t xml:space="preserve">Sixteen records carry a lumbar rib: thirteen bilateral and three unilateral, all on the</w:t>
+      </w:r>
+      <w:r>
+        <w:t xml:space="preserve"> </w:t>
+      </w:r>
+      <w:r>
+        <w:t xml:space="preserve">right, a count too small to support any statement about side preference.</w:t>
       </w:r>
     </w:p>
     <w:p>
@@ -2333,7 +2431,7 @@
         <w:t xml:space="preserve"> </w:t>
       </w:r>
       <w:r>
-        <w:t xml:space="preserve">that report them. That is a correction rather than a design note: through v5 the</w:t>
+        <w:t xml:space="preserve">that report them. That is a correction: through v5,</w:t>
       </w:r>
       <w:r>
         <w:t xml:space="preserve"> </w:t>
@@ -2348,13 +2446,13 @@
         <w:t xml:space="preserve"> </w:t>
       </w:r>
       <w:r>
-        <w:t xml:space="preserve">flag was true for exactly one record, which contains no L6, and false for</w:t>
-      </w:r>
-      <w:r>
-        <w:t xml:space="preserve"> </w:t>
-      </w:r>
-      <w:r>
-        <w:t xml:space="preserve">all eighteen that do, while</w:t>
+        <w:t xml:space="preserve">was true for one</w:t>
+      </w:r>
+      <w:r>
+        <w:t xml:space="preserve"> </w:t>
+      </w:r>
+      <w:r>
+        <w:t xml:space="preserve">record that contains no L6 and false for all eighteen that do,</w:t>
       </w:r>
       <w:r>
         <w:t xml:space="preserve"> </w:t>
@@ -2369,7 +2467,13 @@
         <w:t xml:space="preserve"> </w:t>
       </w:r>
       <w:r>
-        <w:t xml:space="preserve">was false everywhere and</w:t>
+        <w:t xml:space="preserve">was</w:t>
+      </w:r>
+      <w:r>
+        <w:t xml:space="preserve"> </w:t>
+      </w:r>
+      <w:r>
+        <w:t xml:space="preserve">false everywhere, and</w:t>
       </w:r>
       <w:r>
         <w:t xml:space="preserve"> </w:t>
@@ -2384,25 +2488,13 @@
         <w:t xml:space="preserve"> </w:t>
       </w:r>
       <w:r>
-        <w:t xml:space="preserve">read zero in 799 of 802 records. A reader selecting the six-lumbar</w:t>
-      </w:r>
-      <w:r>
-        <w:t xml:space="preserve"> </w:t>
-      </w:r>
-      <w:r>
-        <w:t xml:space="preserve">cases on those fields would have received one record that is not one, and a reader selecting</w:t>
-      </w:r>
-      <w:r>
-        <w:t xml:space="preserve"> </w:t>
-      </w:r>
-      <w:r>
-        <w:t xml:space="preserve">lumbar ribs an empty set, with nothing to indicate either. The fields are rebuilt for this</w:t>
-      </w:r>
-      <w:r>
-        <w:t xml:space="preserve"> </w:t>
-      </w:r>
-      <w:r>
-        <w:t xml:space="preserve">release by counting identifiers 25 and 74–75 in each volume, and</w:t>
+        <w:t xml:space="preserve">read zero in 799 of 802 records. The fields</w:t>
+      </w:r>
+      <w:r>
+        <w:t xml:space="preserve"> </w:t>
+      </w:r>
+      <w:r>
+        <w:t xml:space="preserve">are rebuilt for this release by counting identifiers 25 and 74–75 in each volume, with</w:t>
       </w:r>
       <w:r>
         <w:t xml:space="preserve"> </w:t>
@@ -2417,7 +2509,7 @@
         <w:t xml:space="preserve"> </w:t>
       </w:r>
       <w:r>
-        <w:t xml:space="preserve">is added alongside them.</w:t>
+        <w:t xml:space="preserve">added alongside them.</w:t>
       </w:r>
     </w:p>
     <w:bookmarkEnd w:id="20"/>
@@ -2605,31 +2697,25 @@
         <w:t xml:space="preserve"> </w:t>
       </w:r>
       <w:r>
-        <w:t xml:space="preserve">Assistance from large language models was used</w:t>
-      </w:r>
-      <w:r>
-        <w:t xml:space="preserve"> </w:t>
-      </w:r>
-      <w:r>
-        <w:t xml:space="preserve">for manuscript preparation (drafting and editing of text, and generation of analysis and</w:t>
-      </w:r>
-      <w:r>
-        <w:t xml:space="preserve"> </w:t>
-      </w:r>
-      <w:r>
-        <w:t xml:space="preserve">figure code) under author review. It was not used to generate, annotate or interpret any</w:t>
-      </w:r>
-      <w:r>
-        <w:t xml:space="preserve"> </w:t>
-      </w:r>
-      <w:r>
-        <w:t xml:space="preserve">imaging data, and no scientific claim in this manuscript originates from it. All numbers</w:t>
-      </w:r>
-      <w:r>
-        <w:t xml:space="preserve"> </w:t>
-      </w:r>
-      <w:r>
-        <w:t xml:space="preserve">reported here are computed by the released code from the released volumes.</w:t>
+        <w:t xml:space="preserve">Large language models assisted with drafting</w:t>
+      </w:r>
+      <w:r>
+        <w:t xml:space="preserve"> </w:t>
+      </w:r>
+      <w:r>
+        <w:t xml:space="preserve">and editing text and with analysis and figure code, under author review. They were not</w:t>
+      </w:r>
+      <w:r>
+        <w:t xml:space="preserve"> </w:t>
+      </w:r>
+      <w:r>
+        <w:t xml:space="preserve">used to generate, annotate or interpret imaging data; every number reported here is</w:t>
+      </w:r>
+      <w:r>
+        <w:t xml:space="preserve"> </w:t>
+      </w:r>
+      <w:r>
+        <w:t xml:space="preserve">computed by the released code from the released volumes.</w:t>
       </w:r>
     </w:p>
     <w:bookmarkEnd w:id="23"/>
@@ -2722,13 +2808,13 @@
         <w:t xml:space="preserve">each sided pair separately</w:t>
       </w:r>
       <w:r>
-        <w:t xml:space="preserve">, and both simpler alternatives miss</w:t>
-      </w:r>
-      <w:r>
-        <w:t xml:space="preserve"> </w:t>
-      </w:r>
-      <w:r>
-        <w:t xml:space="preserve">cases it catches. Testing the ribs alone passed all 802 records while four of them carried</w:t>
+        <w:t xml:space="preserve">: testing the ribs alone passed all</w:t>
+      </w:r>
+      <w:r>
+        <w:t xml:space="preserve"> </w:t>
+      </w:r>
+      <w:r>
+        <w:t xml:space="preserve">802 records while four carried</w:t>
       </w:r>
       <w:r>
         <w:t xml:space="preserve"> </w:t>
@@ -2743,31 +2829,25 @@
         <w:t xml:space="preserve"> </w:t>
       </w:r>
       <w:r>
-        <w:t xml:space="preserve">on the patient’s right. Pooling all sided structures into one test</w:t>
-      </w:r>
-      <w:r>
-        <w:t xml:space="preserve"> </w:t>
-      </w:r>
-      <w:r>
-        <w:t xml:space="preserve">recovered three of those four and missed the fourth, because hips and femora outweigh the</w:t>
-      </w:r>
-      <w:r>
-        <w:t xml:space="preserve"> </w:t>
-      </w:r>
-      <w:r>
-        <w:t xml:space="preserve">ribs by voxel count, so a large correctly-sided structure masks a smaller transposed one. A</w:t>
-      </w:r>
-      <w:r>
-        <w:t xml:space="preserve"> </w:t>
-      </w:r>
-      <w:r>
-        <w:t xml:space="preserve">gate that passes everything is not evidence of a clean corpus until it has been shown capable</w:t>
-      </w:r>
-      <w:r>
-        <w:t xml:space="preserve"> </w:t>
-      </w:r>
-      <w:r>
-        <w:t xml:space="preserve">of failing.</w:t>
+        <w:t xml:space="preserve">on the patient’s right, and pooling all</w:t>
+      </w:r>
+      <w:r>
+        <w:t xml:space="preserve"> </w:t>
+      </w:r>
+      <w:r>
+        <w:t xml:space="preserve">sided structures into one test still missed one of those four, because a large</w:t>
+      </w:r>
+      <w:r>
+        <w:t xml:space="preserve"> </w:t>
+      </w:r>
+      <w:r>
+        <w:t xml:space="preserve">correctly-sided structure masks a smaller transposed one. A gate that passes everything is</w:t>
+      </w:r>
+      <w:r>
+        <w:t xml:space="preserve"> </w:t>
+      </w:r>
+      <w:r>
+        <w:t xml:space="preserve">not evidence of a clean corpus until it has been shown capable of failing.</w:t>
       </w:r>
     </w:p>
     <w:p>
@@ -2839,7 +2919,7 @@
         <w:t xml:space="preserve"> </w:t>
       </w:r>
       <w:r>
-        <w:t xml:space="preserve">residual offsets against all 11</w:t>
+        <w:t xml:space="preserve">offsets against all 11</w:t>
       </w:r>
       <w:r>
         <w:t xml:space="preserve">,</w:t>
@@ -2851,19 +2931,13 @@
         <w:t xml:space="preserve"> </w:t>
       </w:r>
       <w:r>
-        <w:t xml:space="preserve">examined, and because more than half the ribs in a screening abdominal CT being</w:t>
-      </w:r>
-      <w:r>
-        <w:t xml:space="preserve"> </w:t>
-      </w:r>
-      <w:r>
-        <w:t xml:space="preserve">unevaluable is itself a fact about the corpus worth reporting. Both offsets are</w:t>
-      </w:r>
-      <w:r>
-        <w:t xml:space="preserve"> </w:t>
-      </w:r>
-      <w:r>
-        <w:t xml:space="preserve">field-of-view truncations on individually characterized cases, one at</w:t>
+        <w:t xml:space="preserve">examined. Both offsets are field-of-view truncations on individually characterized cases,</w:t>
+      </w:r>
+      <w:r>
+        <w:t xml:space="preserve"> </w:t>
+      </w:r>
+      <w:r>
+        <w:t xml:space="preserve">one at</w:t>
       </w:r>
       <w:r>
         <w:t xml:space="preserve"> </w:t>
@@ -2900,13 +2974,7 @@
         </m:r>
       </m:oMath>
       <w:r>
-        <w:t xml:space="preserve">, and are reported rather than suppressed: a threshold tuned until the count reaches</w:t>
-      </w:r>
-      <w:r>
-        <w:t xml:space="preserve"> </w:t>
-      </w:r>
-      <w:r>
-        <w:t xml:space="preserve">zero yields a cleaner number and a less informative one.</w:t>
+        <w:t xml:space="preserve">, reported rather than suppressed.</w:t>
       </w:r>
     </w:p>
     <w:p>
@@ -4140,13 +4208,13 @@
         <w:t xml:space="preserve"> </w:t>
       </w:r>
       <w:r>
-        <w:t xml:space="preserve">a held-out test set. Users reporting a single held-out number should carve one out and state which records</w:t>
-      </w:r>
-      <w:r>
-        <w:t xml:space="preserve"> </w:t>
-      </w:r>
-      <w:r>
-        <w:t xml:space="preserve">it holds, because the folds shipped here will not do that job.</w:t>
+        <w:t xml:space="preserve">a held-out test set; users reporting a</w:t>
+      </w:r>
+      <w:r>
+        <w:t xml:space="preserve"> </w:t>
+      </w:r>
+      <w:r>
+        <w:t xml:space="preserve">single held-out number should carve one out and state which records it holds.</w:t>
       </w:r>
     </w:p>
     <w:p>
@@ -4154,43 +4222,25 @@
         <w:pStyle w:val="BodyText"/>
       </w:pPr>
       <w:r>
-        <w:t xml:space="preserve">Stratification is on the transitional subtype rather than on a binary LSTV flag, and it</w:t>
-      </w:r>
-      <w:r>
-        <w:t xml:space="preserve"> </w:t>
-      </w:r>
-      <w:r>
-        <w:t xml:space="preserve">enforces a minimum of each rare subtype in every validation fold: each fold’s validation</w:t>
-      </w:r>
-      <w:r>
-        <w:t xml:space="preserve"> </w:t>
-      </w:r>
-      <w:r>
-        <w:t xml:space="preserve">set carries three sacralization and three lumbarization records, so no fold is evaluated on</w:t>
-      </w:r>
-      <w:r>
-        <w:t xml:space="preserve"> </w:t>
-      </w:r>
-      <w:r>
-        <w:t xml:space="preserve">a cohort missing the class the dataset exists for. With 15 lumbarization and 15</w:t>
-      </w:r>
-      <w:r>
-        <w:t xml:space="preserve"> </w:t>
-      </w:r>
-      <w:r>
-        <w:t xml:space="preserve">sacralization records across 802, that is the practical limit of what stratification can</w:t>
-      </w:r>
-      <w:r>
-        <w:t xml:space="preserve"> </w:t>
-      </w:r>
-      <w:r>
-        <w:t xml:space="preserve">guarantee, and it is why a fold-level metric on the rare classes carries an error bar far</w:t>
-      </w:r>
-      <w:r>
-        <w:t xml:space="preserve"> </w:t>
-      </w:r>
-      <w:r>
-        <w:t xml:space="preserve">wider than its own decimal places.</w:t>
+        <w:t xml:space="preserve">Stratification is on the transitional subtype rather than a binary LSTV flag: every</w:t>
+      </w:r>
+      <w:r>
+        <w:t xml:space="preserve"> </w:t>
+      </w:r>
+      <w:r>
+        <w:t xml:space="preserve">validation fold carries three sacralization and three lumbarization records. With 15 of</w:t>
+      </w:r>
+      <w:r>
+        <w:t xml:space="preserve"> </w:t>
+      </w:r>
+      <w:r>
+        <w:t xml:space="preserve">each across 802 that is the most stratification can guarantee, and it is why a fold-level</w:t>
+      </w:r>
+      <w:r>
+        <w:t xml:space="preserve"> </w:t>
+      </w:r>
+      <w:r>
+        <w:t xml:space="preserve">metric on the rare classes carries an error bar far wider than its own decimal places.</w:t>
       </w:r>
     </w:p>
     <w:tbl>
@@ -4862,19 +4912,13 @@
         <w:t xml:space="preserve"> </w:t>
       </w:r>
       <w:r>
-        <w:t xml:space="preserve">All 802 are counted in totals, and records outside the female/male dichotomy are excluded</w:t>
-      </w:r>
-      <w:r>
-        <w:t xml:space="preserve"> </w:t>
-      </w:r>
-      <w:r>
-        <w:t xml:space="preserve">from sex-stratified measures (a limitation of those measures rather than of the cohort),</w:t>
-      </w:r>
-      <w:r>
-        <w:t xml:space="preserve"> </w:t>
-      </w:r>
-      <w:r>
-        <w:t xml:space="preserve">stated because folding eleven people into</w:t>
+        <w:t xml:space="preserve">All 802 are counted in totals; the eleven records outside the female/male dichotomy are</w:t>
+      </w:r>
+      <w:r>
+        <w:t xml:space="preserve"> </w:t>
+      </w:r>
+      <w:r>
+        <w:t xml:space="preserve">excluded from sex-stratified measures rather than folded into</w:t>
       </w:r>
       <w:r>
         <w:t xml:space="preserve"> </w:t>
@@ -4883,22 +4927,13 @@
         <w:t xml:space="preserve">“unrecorded”</w:t>
       </w:r>
       <w:r>
-        <w:t xml:space="preserve"> </w:t>
-      </w:r>
-      <w:r>
-        <w:t xml:space="preserve">would misdescribe the source. The lower age bound is the screening guideline</w:t>
-      </w:r>
-      <w:r>
-        <w:t xml:space="preserve"> </w:t>
-      </w:r>
-      <w:r>
-        <w:t xml:space="preserve">rather than a selection applied here, and it is why the measures below sit closer to a</w:t>
-      </w:r>
-      <w:r>
-        <w:t xml:space="preserve"> </w:t>
-      </w:r>
-      <w:r>
-        <w:t xml:space="preserve">reference range than a surgical series would.</w:t>
+        <w:t xml:space="preserve">. The lower</w:t>
+      </w:r>
+      <w:r>
+        <w:t xml:space="preserve"> </w:t>
+      </w:r>
+      <w:r>
+        <w:t xml:space="preserve">age bound is the screening guideline, not a selection applied here.</w:t>
       </w:r>
     </w:p>
     <w:p>
@@ -6276,6 +6311,32 @@
         <w:pStyle w:val="BodyText"/>
       </w:pPr>
       <w:r>
+        <w:t xml:space="preserve">H. M</w:t>
+      </w:r>
+      <w:r>
+        <w:t xml:space="preserve">ö</w:t>
+      </w:r>
+      <w:r>
+        <w:t xml:space="preserve">ller, H. Schoen, R. Graf, et al.,</w:t>
+      </w:r>
+      <w:r>
+        <w:t xml:space="preserve"> </w:t>
+      </w:r>
+      <w:r>
+        <w:t xml:space="preserve">: solving enumeration anomaly aware vertebra labeling across imaging sequences, 2026,</w:t>
+      </w:r>
+      <w:r>
+        <w:t xml:space="preserve"> </w:t>
+      </w:r>
+      <w:r>
+        <w:t xml:space="preserve">arXiv:2601.14066. doi:10.48550/arXiv.2601.14066.</w:t>
+      </w:r>
+    </w:p>
+    <w:p>
+      <w:pPr>
+        <w:pStyle w:val="BodyText"/>
+      </w:pPr>
+      <w:r>
         <w:t xml:space="preserve">A. Sekuboyina et al.,</w:t>
       </w:r>
       <w:r>
@@ -6359,6 +6420,159 @@
       </w:r>
       <w:r>
         <w:t xml:space="preserve">doi:10.1038/s41597-021-01060-0.</w:t>
+      </w:r>
+    </w:p>
+    <w:p>
+      <w:pPr>
+        <w:pStyle w:val="BodyText"/>
+      </w:pPr>
+      <w:r>
+        <w:t xml:space="preserve">Y. Otake, S. Schafer, J. W. Stayman, et al.,</w:t>
+      </w:r>
+      <w:r>
+        <w:t xml:space="preserve"> </w:t>
+      </w:r>
+      <w:r>
+        <w:t xml:space="preserve">Automatic localization of vertebral levels in x-ray fluoroscopy using</w:t>
+      </w:r>
+      <w:r>
+        <w:t xml:space="preserve"> </w:t>
+      </w:r>
+      <w:r>
+        <w:t xml:space="preserve">3D-2D</w:t>
+      </w:r>
+      <w:r>
+        <w:t xml:space="preserve"> </w:t>
+      </w:r>
+      <w:r>
+        <w:t xml:space="preserve">registration: a tool to reduce wrong-site surgery,</w:t>
+      </w:r>
+      <w:r>
+        <w:t xml:space="preserve"> </w:t>
+      </w:r>
+      <w:r>
+        <w:t xml:space="preserve">Phys. Med. Biol.</w:t>
+      </w:r>
+      <w:r>
+        <w:t xml:space="preserve"> </w:t>
+      </w:r>
+      <w:r>
+        <w:rPr>
+          <w:b/>
+          <w:bCs/>
+        </w:rPr>
+        <w:t xml:space="preserve">57</w:t>
+      </w:r>
+      <w:r>
+        <w:t xml:space="preserve">, 5485–5508 (2012),</w:t>
+      </w:r>
+      <w:r>
+        <w:t xml:space="preserve"> </w:t>
+      </w:r>
+      <w:r>
+        <w:t xml:space="preserve">doi:10.1088/0031-9155/57/17/5485.</w:t>
+      </w:r>
+    </w:p>
+    <w:p>
+      <w:pPr>
+        <w:pStyle w:val="BodyText"/>
+      </w:pPr>
+      <w:r>
+        <w:t xml:space="preserve">S.-F. L. Lo, Y. Otake, V. Puvanesarajah, et al.,</w:t>
+      </w:r>
+      <w:r>
+        <w:t xml:space="preserve"> </w:t>
+      </w:r>
+      <w:r>
+        <w:t xml:space="preserve">Automatic localization of target vertebrae in spine surgery: clinical evaluation of the</w:t>
+      </w:r>
+      <w:r>
+        <w:t xml:space="preserve"> </w:t>
+      </w:r>
+      <w:r>
+        <w:t xml:space="preserve">LevelCheck</w:t>
+      </w:r>
+      <w:r>
+        <w:t xml:space="preserve"> </w:t>
+      </w:r>
+      <w:r>
+        <w:t xml:space="preserve">registration algorithm,</w:t>
+      </w:r>
+      <w:r>
+        <w:t xml:space="preserve"> </w:t>
+      </w:r>
+      <w:r>
+        <w:t xml:space="preserve">Spine (Phila. Pa. 1976)</w:t>
+      </w:r>
+      <w:r>
+        <w:t xml:space="preserve"> </w:t>
+      </w:r>
+      <w:r>
+        <w:rPr>
+          <w:b/>
+          <w:bCs/>
+        </w:rPr>
+        <w:t xml:space="preserve">40</w:t>
+      </w:r>
+      <w:r>
+        <w:t xml:space="preserve">, E476–E483 (2015),</w:t>
+      </w:r>
+      <w:r>
+        <w:t xml:space="preserve"> </w:t>
+      </w:r>
+      <w:r>
+        <w:t xml:space="preserve">doi:10.1097/BRS.0000000000000814.</w:t>
+      </w:r>
+    </w:p>
+    <w:p>
+      <w:pPr>
+        <w:pStyle w:val="BodyText"/>
+      </w:pPr>
+      <w:r>
+        <w:t xml:space="preserve">T. De Silva, S.-F. L. Lo, N. Aygun, et al.,</w:t>
+      </w:r>
+      <w:r>
+        <w:t xml:space="preserve"> </w:t>
+      </w:r>
+      <w:r>
+        <w:t xml:space="preserve">Utility of the</w:t>
+      </w:r>
+      <w:r>
+        <w:t xml:space="preserve"> </w:t>
+      </w:r>
+      <w:r>
+        <w:t xml:space="preserve">LevelCheck</w:t>
+      </w:r>
+      <w:r>
+        <w:t xml:space="preserve"> </w:t>
+      </w:r>
+      <w:r>
+        <w:t xml:space="preserve">algorithm for decision support in vertebral localization,</w:t>
+      </w:r>
+      <w:r>
+        <w:t xml:space="preserve"> </w:t>
+      </w:r>
+      <w:r>
+        <w:t xml:space="preserve">Spine (Phila. Pa. 1976)</w:t>
+      </w:r>
+      <w:r>
+        <w:t xml:space="preserve"> </w:t>
+      </w:r>
+      <w:r>
+        <w:rPr>
+          <w:b/>
+          <w:bCs/>
+        </w:rPr>
+        <w:t xml:space="preserve">41</w:t>
+      </w:r>
+      <w:r>
+        <w:t xml:space="preserve">, E1249–E1256 (2016),</w:t>
+      </w:r>
+      <w:r>
+        <w:t xml:space="preserve"> </w:t>
+      </w:r>
+      <w:r>
+        <w:t xml:space="preserve">doi:10.1097/BRS.0000000000001589.</w:t>
       </w:r>
     </w:p>
     <w:p>

--- a/paper/mpda/CTSpinoPelvic1K_review.docx
+++ b/paper/mpda/CTSpinoPelvic1K_review.docx
@@ -41,13 +41,19 @@
         <w:t xml:space="preserve"> </w:t>
       </w:r>
       <w:r>
-        <w:t xml:space="preserve">A lumbar vertebra is named by counting down from C2, the reference standard</w:t>
-      </w:r>
-      <w:r>
-        <w:t xml:space="preserve"> </w:t>
-      </w:r>
-      <w:r>
-        <w:t xml:space="preserve">for numeration </w:t>
+        <w:t xml:space="preserve">Radiologic convention resolves vertebral numbering in an atypical spine by</w:t>
+      </w:r>
+      <w:r>
+        <w:t xml:space="preserve"> </w:t>
+      </w:r>
+      <w:r>
+        <w:t xml:space="preserve">counting caudally from C2 on whole-spine imaging, the reference standard for</w:t>
+      </w:r>
+      <w:r>
+        <w:t xml:space="preserve"> </w:t>
+      </w:r>
+      <w:r>
+        <w:t xml:space="preserve">numeration </w:t>
       </w:r>
       <w:r>
         <w:t xml:space="preserve">. Abdominal CT does not contain C2, and where a lumbosacral</w:t>
@@ -463,22 +469,22 @@
         <w:t xml:space="preserve"> </w:t>
       </w:r>
       <w:r>
-        <w:t xml:space="preserve">support. Absent that, what remains is the sequence, conventionally established by</w:t>
-      </w:r>
-      <w:r>
-        <w:t xml:space="preserve"> </w:t>
-      </w:r>
-      <w:r>
-        <w:t xml:space="preserve">counting downward from C2, the reference standard for numeration </w:t>
-      </w:r>
-      <w:r>
-        <w:t xml:space="preserve">, and</w:t>
-      </w:r>
-      <w:r>
-        <w:t xml:space="preserve"> </w:t>
-      </w:r>
-      <w:r>
-        <w:t xml:space="preserve">unavailable in any spine-limited acquisition. LSTV is common,</w:t>
+        <w:t xml:space="preserve">support. Absent that, what remains is the sequence, which the reference standard establishes</w:t>
+      </w:r>
+      <w:r>
+        <w:t xml:space="preserve"> </w:t>
+      </w:r>
+      <w:r>
+        <w:t xml:space="preserve">by counting caudally from C2 on whole-spine imaging </w:t>
+      </w:r>
+      <w:r>
+        <w:t xml:space="preserve">, unavailable in any</w:t>
+      </w:r>
+      <w:r>
+        <w:t xml:space="preserve"> </w:t>
+      </w:r>
+      <w:r>
+        <w:t xml:space="preserve">spine-limited acquisition. LSTV is common,</w:t>
       </w:r>
       <w:r>
         <w:t xml:space="preserve"> </w:t>

--- a/paper/mpda/CTSpinoPelvic1K_review.docx
+++ b/paper/mpda/CTSpinoPelvic1K_review.docx
@@ -41,19 +41,13 @@
         <w:t xml:space="preserve"> </w:t>
       </w:r>
       <w:r>
-        <w:t xml:space="preserve">Radiologic convention resolves vertebral numbering in an atypical spine by</w:t>
-      </w:r>
-      <w:r>
-        <w:t xml:space="preserve"> </w:t>
-      </w:r>
-      <w:r>
-        <w:t xml:space="preserve">counting caudally from C2 on whole-spine imaging, the reference standard for</w:t>
-      </w:r>
-      <w:r>
-        <w:t xml:space="preserve"> </w:t>
-      </w:r>
-      <w:r>
-        <w:t xml:space="preserve">numeration </w:t>
+        <w:t xml:space="preserve">The reference standard for numbering an atypical spine counts caudally</w:t>
+      </w:r>
+      <w:r>
+        <w:t xml:space="preserve"> </w:t>
+      </w:r>
+      <w:r>
+        <w:t xml:space="preserve">from C2 on whole-spine imaging </w:t>
       </w:r>
       <w:r>
         <w:t xml:space="preserve">. Abdominal CT does not contain C2, and where a lumbosacral</w:t>
@@ -225,13 +219,7 @@
         <w:t xml:space="preserve"> </w:t>
       </w:r>
       <w:r>
-        <w:t xml:space="preserve">spinopelvic assessment at the lumbosacral interface; variant studies; opportunistic</w:t>
-      </w:r>
-      <w:r>
-        <w:t xml:space="preserve"> </w:t>
-      </w:r>
-      <w:r>
-        <w:t xml:space="preserve">screening.</w:t>
+        <w:t xml:space="preserve">spinopelvic assessment; variant studies; opportunistic screening.</w:t>
       </w:r>
       <w:r>
         <w:t xml:space="preserve"> </w:t>

--- a/paper/mpda/CTSpinoPelvic1K_review.docx
+++ b/paper/mpda/CTSpinoPelvic1K_review.docx
@@ -41,16 +41,22 @@
         <w:t xml:space="preserve"> </w:t>
       </w:r>
       <w:r>
-        <w:t xml:space="preserve">The reference standard for numbering an atypical spine counts caudally</w:t>
-      </w:r>
-      <w:r>
-        <w:t xml:space="preserve"> </w:t>
-      </w:r>
-      <w:r>
-        <w:t xml:space="preserve">from C2 on whole-spine imaging </w:t>
-      </w:r>
-      <w:r>
-        <w:t xml:space="preserve">. Abdominal CT does not contain C2, and where a lumbosacral</w:t>
+        <w:t xml:space="preserve">For transitional anatomy the gold standard for numeration remains</w:t>
+      </w:r>
+      <w:r>
+        <w:t xml:space="preserve"> </w:t>
+      </w:r>
+      <w:r>
+        <w:t xml:space="preserve">whole-spine imaging and counting caudally from C2 </w:t>
+      </w:r>
+      <w:r>
+        <w:t xml:space="preserve">. Abdominal CT does not</w:t>
+      </w:r>
+      <w:r>
+        <w:t xml:space="preserve"> </w:t>
+      </w:r>
+      <w:r>
+        <w:t xml:space="preserve">contain C2, and where a lumbosacral</w:t>
       </w:r>
       <w:r>
         <w:t xml:space="preserve"> </w:t>
@@ -457,22 +463,28 @@
         <w:t xml:space="preserve"> </w:t>
       </w:r>
       <w:r>
-        <w:t xml:space="preserve">support. Absent that, what remains is the sequence, which the reference standard establishes</w:t>
-      </w:r>
-      <w:r>
-        <w:t xml:space="preserve"> </w:t>
-      </w:r>
-      <w:r>
-        <w:t xml:space="preserve">by counting caudally from C2 on whole-spine imaging </w:t>
-      </w:r>
-      <w:r>
-        <w:t xml:space="preserve">, unavailable in any</w:t>
-      </w:r>
-      <w:r>
-        <w:t xml:space="preserve"> </w:t>
-      </w:r>
-      <w:r>
-        <w:t xml:space="preserve">spine-limited acquisition. LSTV is common,</w:t>
+        <w:t xml:space="preserve">support. Absent that, what remains is the count itself: the gold standard for numeration in</w:t>
+      </w:r>
+      <w:r>
+        <w:t xml:space="preserve"> </w:t>
+      </w:r>
+      <w:r>
+        <w:t xml:space="preserve">transitional anatomy is whole-spine imaging, counting caudally from C2 </w:t>
+      </w:r>
+      <w:r>
+        <w:t xml:space="preserve">, so</w:t>
+      </w:r>
+      <w:r>
+        <w:t xml:space="preserve"> </w:t>
+      </w:r>
+      <w:r>
+        <w:t xml:space="preserve">that each vertebra is named by its ordinal position whatever it carries, and no</w:t>
+      </w:r>
+      <w:r>
+        <w:t xml:space="preserve"> </w:t>
+      </w:r>
+      <w:r>
+        <w:t xml:space="preserve">spine-limited acquisition can supply it. LSTV is common,</w:t>
       </w:r>
       <w:r>
         <w:t xml:space="preserve"> </w:t>

--- a/paper/mpda/CTSpinoPelvic1K_review.docx
+++ b/paper/mpda/CTSpinoPelvic1K_review.docx
@@ -472,19 +472,19 @@
         <w:t xml:space="preserve">transitional anatomy is whole-spine imaging, counting caudally from C2 </w:t>
       </w:r>
       <w:r>
-        <w:t xml:space="preserve">, so</w:t>
-      </w:r>
-      <w:r>
-        <w:t xml:space="preserve"> </w:t>
-      </w:r>
-      <w:r>
-        <w:t xml:space="preserve">that each vertebra is named by its ordinal position whatever it carries, and no</w:t>
-      </w:r>
-      <w:r>
-        <w:t xml:space="preserve"> </w:t>
-      </w:r>
-      <w:r>
-        <w:t xml:space="preserve">spine-limited acquisition can supply it. LSTV is common,</w:t>
+        <w:t xml:space="preserve">,</w:t>
+      </w:r>
+      <w:r>
+        <w:t xml:space="preserve"> </w:t>
+      </w:r>
+      <w:r>
+        <w:t xml:space="preserve">which fixes how many vertebrae and how many rib pairs the column holds, and no</w:t>
+      </w:r>
+      <w:r>
+        <w:t xml:space="preserve"> </w:t>
+      </w:r>
+      <w:r>
+        <w:t xml:space="preserve">spine-limited acquisition can supply either count. LSTV is common,</w:t>
       </w:r>
       <w:r>
         <w:t xml:space="preserve"> </w:t>

--- a/paper/mpda/CTSpinoPelvic1K_review.docx
+++ b/paper/mpda/CTSpinoPelvic1K_review.docx
@@ -685,6 +685,94 @@
         <w:pStyle w:val="BodyText"/>
       </w:pPr>
       <w:r>
+        <w:t xml:space="preserve">The project began as a surgeon’s question: whether a vertebra can be named from the</w:t>
+      </w:r>
+      <w:r>
+        <w:t xml:space="preserve"> </w:t>
+      </w:r>
+      <w:r>
+        <w:t xml:space="preserve">anatomy in front of the reader, on the abdominal and spine-limited images a surgeon actually</w:t>
+      </w:r>
+      <w:r>
+        <w:t xml:space="preserve"> </w:t>
+      </w:r>
+      <w:r>
+        <w:t xml:space="preserve">has, in the patients where counting fails. The cohort suits that question. Every record</w:t>
+      </w:r>
+      <w:r>
+        <w:t xml:space="preserve"> </w:t>
+      </w:r>
+      <w:r>
+        <w:t xml:space="preserve">comes from one prospective trial protocol, ACRIN 6664 </w:t>
+      </w:r>
+      <w:r>
+        <w:t xml:space="preserve">: 802 patients aged</w:t>
+      </w:r>
+      <w:r>
+        <w:t xml:space="preserve"> </w:t>
+      </w:r>
+      <w:r>
+        <w:t xml:space="preserve">50 and over, scanned supine and prone on multidetector CT at 15 centers, on five scanner</w:t>
+      </w:r>
+      <w:r>
+        <w:t xml:space="preserve"> </w:t>
+      </w:r>
+      <w:r>
+        <w:t xml:space="preserve">vendors and nine models, with manufacturer, model and reconstruction kernel recorded per</w:t>
+      </w:r>
+      <w:r>
+        <w:t xml:space="preserve"> </w:t>
+      </w:r>
+      <w:r>
+        <w:t xml:space="preserve">record. To our knowledge it is the largest spine-and-pelvis annotated CT cohort acquired</w:t>
+      </w:r>
+      <w:r>
+        <w:t xml:space="preserve"> </w:t>
+      </w:r>
+      <w:r>
+        <w:t xml:space="preserve">under a single protocol; the comparators pool several collections (CTSpine1K four,</w:t>
+      </w:r>
+      <w:r>
+        <w:t xml:space="preserve"> </w:t>
+      </w:r>
+      <w:r>
+        <w:t xml:space="preserve">CTPelvic1K seven), are multi-site by design (VerSe), or are routine clinical scans under</w:t>
+      </w:r>
+      <w:r>
+        <w:t xml:space="preserve"> </w:t>
+      </w:r>
+      <w:r>
+        <w:t xml:space="preserve">many protocols (TotalSegmentator). With the protocol held fixed, scanner effects on a</w:t>
+      </w:r>
+      <w:r>
+        <w:t xml:space="preserve"> </w:t>
+      </w:r>
+      <w:r>
+        <w:t xml:space="preserve">model become measurable rather than confounded. The price is the field of view: abdominal,</w:t>
+      </w:r>
+      <w:r>
+        <w:t xml:space="preserve"> </w:t>
+      </w:r>
+      <w:r>
+        <w:t xml:space="preserve">so the thoracic spine enters from below and C2 is never present (Sec. </w:t>
+      </w:r>
+      <w:hyperlink w:anchor="sec:applications">
+        <w:r>
+          <w:rPr>
+            <w:rStyle w:val="Hyperlink"/>
+          </w:rPr>
+          <w:t xml:space="preserve">5</w:t>
+        </w:r>
+      </w:hyperlink>
+      <w:r>
+        <w:t xml:space="preserve">).</w:t>
+      </w:r>
+    </w:p>
+    <w:p>
+      <w:pPr>
+        <w:pStyle w:val="BodyText"/>
+      </w:pPr>
+      <w:r>
         <w:rPr>
           <w:i/>
           <w:iCs/>
@@ -719,19 +807,7 @@
         <w:t xml:space="preserve"> </w:t>
       </w:r>
       <w:r>
-        <w:t xml:space="preserve">above pins the exact release measured in this manuscript. Documentation, the label scheme, the</w:t>
-      </w:r>
-      <w:r>
-        <w:t xml:space="preserve"> </w:t>
-      </w:r>
-      <w:r>
-        <w:t xml:space="preserve">reference loader and the per-record quality-control tables are distributed with the archive</w:t>
-      </w:r>
-      <w:r>
-        <w:t xml:space="preserve"> </w:t>
-      </w:r>
-      <w:r>
-        <w:t xml:space="preserve">and are described in Sec. </w:t>
+        <w:t xml:space="preserve">above pins the exact release measured in this manuscript (Sec. </w:t>
       </w:r>
       <w:hyperlink w:anchor="sec:format">
         <w:r>
@@ -742,7 +818,7 @@
         </w:r>
       </w:hyperlink>
       <w:r>
-        <w:t xml:space="preserve">.</w:t>
+        <w:t xml:space="preserve">).</w:t>
       </w:r>
     </w:p>
     <w:bookmarkStart w:id="9" w:name="X22b48b7b459c7d36a584115c3178f04b0b53450"/>
@@ -1696,25 +1772,19 @@
         <w:t xml:space="preserve"> </w:t>
       </w:r>
       <w:r>
-        <w:t xml:space="preserve">segmented to the edge. This is not a limitation reported by its authors: their evaluation</w:t>
-      </w:r>
-      <w:r>
-        <w:t xml:space="preserve"> </w:t>
-      </w:r>
-      <w:r>
-        <w:t xml:space="preserve">excluded subjects in which the last rib was not visible, and their failure analysis</w:t>
-      </w:r>
-      <w:r>
-        <w:t xml:space="preserve"> </w:t>
-      </w:r>
-      <w:r>
-        <w:t xml:space="preserve">attributes errors to costal-process fusion, so it is recorded here as an observation</w:t>
-      </w:r>
-      <w:r>
-        <w:t xml:space="preserve"> </w:t>
-      </w:r>
-      <w:r>
-        <w:t xml:space="preserve">from this cohort. Since this is a colonography cohort, the lower ribs are routinely</w:t>
+        <w:t xml:space="preserve">segmented to the edge. Its authors do not report this: their evaluation excluded subjects</w:t>
+      </w:r>
+      <w:r>
+        <w:t xml:space="preserve"> </w:t>
+      </w:r>
+      <w:r>
+        <w:t xml:space="preserve">whose last rib was not visible, so it is recorded here as an observation from this</w:t>
+      </w:r>
+      <w:r>
+        <w:t xml:space="preserve"> </w:t>
+      </w:r>
+      <w:r>
+        <w:t xml:space="preserve">cohort. Since this is a colonography cohort, the lower ribs are routinely</w:t>
       </w:r>
       <w:r>
         <w:t xml:space="preserve"> </w:t>
@@ -1809,31 +1879,13 @@
         <w:pStyle w:val="BodyText"/>
       </w:pPr>
       <w:r>
-        <w:t xml:space="preserve">The result is a pseudolabel whose review was triaged rather than exhaustive, which is worth</w:t>
-      </w:r>
-      <w:r>
-        <w:t xml:space="preserve"> </w:t>
-      </w:r>
-      <w:r>
-        <w:t xml:space="preserve">stating plainly because a layer described only as</w:t>
-      </w:r>
-      <w:r>
-        <w:t xml:space="preserve"> </w:t>
-      </w:r>
-      <w:r>
-        <w:t xml:space="preserve">“human-corrected”</w:t>
-      </w:r>
-      <w:r>
-        <w:t xml:space="preserve"> </w:t>
-      </w:r>
-      <w:r>
-        <w:t xml:space="preserve">invites the reader to</w:t>
-      </w:r>
-      <w:r>
-        <w:t xml:space="preserve"> </w:t>
-      </w:r>
-      <w:r>
-        <w:t xml:space="preserve">assume every bone was looked at. A label-based rule flagged every record in which one rib</w:t>
+        <w:t xml:space="preserve">The result is a pseudolabel whose review was triaged rather than exhaustive. A label-based</w:t>
+      </w:r>
+      <w:r>
+        <w:t xml:space="preserve"> </w:t>
+      </w:r>
+      <w:r>
+        <w:t xml:space="preserve">rule flagged every record in which one rib</w:t>
       </w:r>
       <w:r>
         <w:t xml:space="preserve"> </w:t>
@@ -2543,25 +2595,19 @@
         <w:t xml:space="preserve"> </w:t>
       </w:r>
       <w:r>
-        <w:t xml:space="preserve">Every processing step described above is performed by code released under an</w:t>
-      </w:r>
-      <w:r>
-        <w:t xml:space="preserve"> </w:t>
-      </w:r>
-      <w:r>
-        <w:t xml:space="preserve">open-source licence and archived with the dataset; no step depends on software that is not</w:t>
-      </w:r>
-      <w:r>
-        <w:t xml:space="preserve"> </w:t>
-      </w:r>
-      <w:r>
-        <w:t xml:space="preserve">publicly obtainable. The release archive carries the reference loader, the label-scheme</w:t>
-      </w:r>
-      <w:r>
-        <w:t xml:space="preserve"> </w:t>
-      </w:r>
-      <w:r>
-        <w:t xml:space="preserve">definition and the quality-control scripts that generated the tables in this manuscript.</w:t>
+        <w:t xml:space="preserve">Every step is performed by open-source code archived with the dataset,</w:t>
+      </w:r>
+      <w:r>
+        <w:t xml:space="preserve"> </w:t>
+      </w:r>
+      <w:r>
+        <w:t xml:space="preserve">together with the reference loader, the label scheme and the quality-control scripts that</w:t>
+      </w:r>
+      <w:r>
+        <w:t xml:space="preserve"> </w:t>
+      </w:r>
+      <w:r>
+        <w:t xml:space="preserve">generated the tables in this manuscript.</w:t>
       </w:r>
     </w:p>
     <w:p>
@@ -3186,13 +3232,7 @@
         <w:t xml:space="preserve"> </w:t>
       </w:r>
       <w:r>
-        <w:t xml:space="preserve">six alike, and seven of the 33 graded cases carry a perfectly normal count of five. A</w:t>
-      </w:r>
-      <w:r>
-        <w:t xml:space="preserve"> </w:t>
-      </w:r>
-      <w:r>
-        <w:t xml:space="preserve">corpus that recorded only the count would describe those seven as unremarkable.</w:t>
+        <w:t xml:space="preserve">six alike, and seven of the 33 graded cases carry a normal count of five.</w:t>
       </w:r>
     </w:p>
     <w:p>
@@ -5278,13 +5318,7 @@
         <w:t xml:space="preserve"> </w:t>
       </w:r>
       <w:r>
-        <w:t xml:space="preserve">The failure is structural rather than careless:</w:t>
-      </w:r>
-      <w:r>
-        <w:t xml:space="preserve"> </w:t>
-      </w:r>
-      <w:r>
-        <w:t xml:space="preserve">the count is ambiguous exactly where the variant sits. Per-level body height, canal width,</w:t>
+        <w:t xml:space="preserve">Per-level body height, canal width,</w:t>
       </w:r>
       <w:r>
         <w:t xml:space="preserve"> </w:t>
@@ -5935,7 +5969,7 @@
         <w:t xml:space="preserve"> </w:t>
       </w:r>
       <w:r>
-        <w:t xml:space="preserve">invites a different comparison, since it segments far more of the body than any single source used here. But its label scheme simply has no class for a sixth lumbar vertebra or for a rib on a lumbar body. A six-lumbar spine cannot be recorded in it: the column must be renumbered or a level dropped to fit. What this release adds, then, is not more anatomy per scan (TotalSegmentator already covers more), but the specific classes an enumeration anomaly needs in order to be recorded accurately.</w:t>
+        <w:t xml:space="preserve">segments far more of the body than any source used here but has no class for a sixth lumbar vertebra or a rib on a lumbar body; what this release adds is not more anatomy per scan but the classes an enumeration anomaly needs in order to be recorded accurately.</w:t>
       </w:r>
     </w:p>
     <w:p>
@@ -6586,19 +6620,72 @@
         <w:pStyle w:val="BodyText"/>
       </w:pPr>
       <w:r>
-        <w:t xml:space="preserve">M. R. Zindrick et al.,</w:t>
-      </w:r>
-      <w:r>
-        <w:t xml:space="preserve"> </w:t>
-      </w:r>
-      <w:r>
-        <w:t xml:space="preserve">Analysis of the morphometric characteristics of the thoracic and lumbar pedicles,</w:t>
-      </w:r>
-      <w:r>
-        <w:t xml:space="preserve"> </w:t>
-      </w:r>
-      <w:r>
-        <w:t xml:space="preserve">Spine (Phila. Pa. 1976)</w:t>
+        <w:t xml:space="preserve">K. Smith et al.,</w:t>
+      </w:r>
+      <w:r>
+        <w:t xml:space="preserve"> </w:t>
+      </w:r>
+      <w:r>
+        <w:t xml:space="preserve">Data from</w:t>
+      </w:r>
+      <w:r>
+        <w:t xml:space="preserve"> </w:t>
+      </w:r>
+      <w:r>
+        <w:t xml:space="preserve">CT COLONOGRAPHY</w:t>
+      </w:r>
+      <w:r>
+        <w:t xml:space="preserve">,</w:t>
+      </w:r>
+      <w:r>
+        <w:t xml:space="preserve"> </w:t>
+      </w:r>
+      <w:r>
+        <w:t xml:space="preserve">The Cancer Imaging Archive, 2015,</w:t>
+      </w:r>
+      <w:r>
+        <w:t xml:space="preserve"> </w:t>
+      </w:r>
+      <w:r>
+        <w:t xml:space="preserve">doi:10.7937/K9/TCIA.2015.NWTESAY1.</w:t>
+      </w:r>
+    </w:p>
+    <w:p>
+      <w:pPr>
+        <w:pStyle w:val="BodyText"/>
+      </w:pPr>
+      <w:r>
+        <w:t xml:space="preserve">K. Clark et al.,</w:t>
+      </w:r>
+      <w:r>
+        <w:t xml:space="preserve"> </w:t>
+      </w:r>
+      <w:r>
+        <w:t xml:space="preserve">The</w:t>
+      </w:r>
+      <w:r>
+        <w:t xml:space="preserve"> </w:t>
+      </w:r>
+      <w:r>
+        <w:t xml:space="preserve">Cancer Imaging Archive</w:t>
+      </w:r>
+      <w:r>
+        <w:t xml:space="preserve"> </w:t>
+      </w:r>
+      <w:r>
+        <w:t xml:space="preserve">(</w:t>
+      </w:r>
+      <w:r>
+        <w:t xml:space="preserve">TCIA</w:t>
+      </w:r>
+      <w:r>
+        <w:t xml:space="preserve">): maintaining and operating a public information repository,</w:t>
+      </w:r>
+      <w:r>
+        <w:t xml:space="preserve"> </w:t>
+      </w:r>
+      <w:r>
+        <w:t xml:space="preserve">J. Digit. Imaging</w:t>
       </w:r>
       <w:r>
         <w:t xml:space="preserve"> </w:t>
@@ -6608,16 +6695,16 @@
           <w:b/>
           <w:bCs/>
         </w:rPr>
-        <w:t xml:space="preserve">12</w:t>
-      </w:r>
-      <w:r>
-        <w:t xml:space="preserve">, 160–166 (1987),</w:t>
-      </w:r>
-      <w:r>
-        <w:t xml:space="preserve"> </w:t>
-      </w:r>
-      <w:r>
-        <w:t xml:space="preserve">doi:10.1097/00007632-198703000-00012.</w:t>
+        <w:t xml:space="preserve">26</w:t>
+      </w:r>
+      <w:r>
+        <w:t xml:space="preserve">, 1045–1057 (2013),</w:t>
+      </w:r>
+      <w:r>
+        <w:t xml:space="preserve"> </w:t>
+      </w:r>
+      <w:r>
+        <w:t xml:space="preserve">doi:10.1007/s10278-013-9622-7.</w:t>
       </w:r>
     </w:p>
     <w:p>
@@ -6625,13 +6712,13 @@
         <w:pStyle w:val="BodyText"/>
       </w:pPr>
       <w:r>
-        <w:t xml:space="preserve">M. M. Panjabi et al.,</w:t>
-      </w:r>
-      <w:r>
-        <w:t xml:space="preserve"> </w:t>
-      </w:r>
-      <w:r>
-        <w:t xml:space="preserve">Thoracic human vertebrae: quantitative three-dimensional anatomy,</w:t>
+        <w:t xml:space="preserve">M. R. Zindrick et al.,</w:t>
+      </w:r>
+      <w:r>
+        <w:t xml:space="preserve"> </w:t>
+      </w:r>
+      <w:r>
+        <w:t xml:space="preserve">Analysis of the morphometric characteristics of the thoracic and lumbar pedicles,</w:t>
       </w:r>
       <w:r>
         <w:t xml:space="preserve"> </w:t>
@@ -6647,16 +6734,16 @@
           <w:b/>
           <w:bCs/>
         </w:rPr>
-        <w:t xml:space="preserve">16</w:t>
-      </w:r>
-      <w:r>
-        <w:t xml:space="preserve">, 888–901 (1991),</w:t>
-      </w:r>
-      <w:r>
-        <w:t xml:space="preserve"> </w:t>
-      </w:r>
-      <w:r>
-        <w:t xml:space="preserve">doi:10.1097/00007632-199108000-00006.</w:t>
+        <w:t xml:space="preserve">12</w:t>
+      </w:r>
+      <w:r>
+        <w:t xml:space="preserve">, 160–166 (1987),</w:t>
+      </w:r>
+      <w:r>
+        <w:t xml:space="preserve"> </w:t>
+      </w:r>
+      <w:r>
+        <w:t xml:space="preserve">doi:10.1097/00007632-198703000-00012.</w:t>
       </w:r>
     </w:p>
     <w:p>
@@ -6670,7 +6757,7 @@
         <w:t xml:space="preserve"> </w:t>
       </w:r>
       <w:r>
-        <w:t xml:space="preserve">Human lumbar vertebrae: quantitative three-dimensional anatomy,</w:t>
+        <w:t xml:space="preserve">Thoracic human vertebrae: quantitative three-dimensional anatomy,</w:t>
       </w:r>
       <w:r>
         <w:t xml:space="preserve"> </w:t>
@@ -6686,16 +6773,16 @@
           <w:b/>
           <w:bCs/>
         </w:rPr>
-        <w:t xml:space="preserve">17</w:t>
-      </w:r>
-      <w:r>
-        <w:t xml:space="preserve">, 299–306 (1992),</w:t>
-      </w:r>
-      <w:r>
-        <w:t xml:space="preserve"> </w:t>
-      </w:r>
-      <w:r>
-        <w:t xml:space="preserve">doi:10.1097/00007632-199203000-00010.</w:t>
+        <w:t xml:space="preserve">16</w:t>
+      </w:r>
+      <w:r>
+        <w:t xml:space="preserve">, 888–901 (1991),</w:t>
+      </w:r>
+      <w:r>
+        <w:t xml:space="preserve"> </w:t>
+      </w:r>
+      <w:r>
+        <w:t xml:space="preserve">doi:10.1097/00007632-199108000-00006.</w:t>
       </w:r>
     </w:p>
     <w:p>
@@ -6703,48 +6790,19 @@
         <w:pStyle w:val="BodyText"/>
       </w:pPr>
       <w:r>
-        <w:t xml:space="preserve">E. C. Benzel,</w:t>
-      </w:r>
-      <w:r>
-        <w:t xml:space="preserve"> </w:t>
-      </w:r>
-      <w:r>
-        <w:t xml:space="preserve">,</w:t>
-      </w:r>
-      <w:r>
-        <w:t xml:space="preserve"> </w:t>
-      </w:r>
-      <w:r>
-        <w:t xml:space="preserve">Thieme, New York, 3rd edition, 2015.</w:t>
-      </w:r>
-    </w:p>
-    <w:p>
-      <w:pPr>
-        <w:pStyle w:val="BodyText"/>
-      </w:pPr>
-      <w:r>
-        <w:t xml:space="preserve">R. J. Hughes and A. Saifuddin,</w:t>
-      </w:r>
-      <w:r>
-        <w:t xml:space="preserve"> </w:t>
-      </w:r>
-      <w:r>
-        <w:t xml:space="preserve">Numbering of lumbosacral transitional vertebrae on</w:t>
-      </w:r>
-      <w:r>
-        <w:t xml:space="preserve"> </w:t>
-      </w:r>
-      <w:r>
-        <w:t xml:space="preserve">MRI</w:t>
-      </w:r>
-      <w:r>
-        <w:t xml:space="preserve">: role of the iliolumbar ligaments,</w:t>
-      </w:r>
-      <w:r>
-        <w:t xml:space="preserve"> </w:t>
-      </w:r>
-      <w:r>
-        <w:t xml:space="preserve">AJR Am. J. Roentgenol.</w:t>
+        <w:t xml:space="preserve">M. M. Panjabi et al.,</w:t>
+      </w:r>
+      <w:r>
+        <w:t xml:space="preserve"> </w:t>
+      </w:r>
+      <w:r>
+        <w:t xml:space="preserve">Human lumbar vertebrae: quantitative three-dimensional anatomy,</w:t>
+      </w:r>
+      <w:r>
+        <w:t xml:space="preserve"> </w:t>
+      </w:r>
+      <w:r>
+        <w:t xml:space="preserve">Spine (Phila. Pa. 1976)</w:t>
       </w:r>
       <w:r>
         <w:t xml:space="preserve"> </w:t>
@@ -6754,16 +6812,16 @@
           <w:b/>
           <w:bCs/>
         </w:rPr>
-        <w:t xml:space="preserve">187</w:t>
-      </w:r>
-      <w:r>
-        <w:t xml:space="preserve">, W59–W65 (2006),</w:t>
-      </w:r>
-      <w:r>
-        <w:t xml:space="preserve"> </w:t>
-      </w:r>
-      <w:r>
-        <w:t xml:space="preserve">doi:10.2214/AJR.05.0415.</w:t>
+        <w:t xml:space="preserve">17</w:t>
+      </w:r>
+      <w:r>
+        <w:t xml:space="preserve">, 299–306 (1992),</w:t>
+      </w:r>
+      <w:r>
+        <w:t xml:space="preserve"> </w:t>
+      </w:r>
+      <w:r>
+        <w:t xml:space="preserve">doi:10.1097/00007632-199203000-00010.</w:t>
       </w:r>
     </w:p>
     <w:p>
@@ -6771,19 +6829,48 @@
         <w:pStyle w:val="BodyText"/>
       </w:pPr>
       <w:r>
-        <w:t xml:space="preserve">L. Jin et al.,</w:t>
-      </w:r>
-      <w:r>
-        <w:t xml:space="preserve"> </w:t>
-      </w:r>
-      <w:r>
-        <w:t xml:space="preserve">v2: a large-scale benchmark for rib labeling and anatomical centerline extraction,</w:t>
-      </w:r>
-      <w:r>
-        <w:t xml:space="preserve"> </w:t>
-      </w:r>
-      <w:r>
-        <w:t xml:space="preserve">IEEE Trans. Med. Imaging</w:t>
+        <w:t xml:space="preserve">E. C. Benzel,</w:t>
+      </w:r>
+      <w:r>
+        <w:t xml:space="preserve"> </w:t>
+      </w:r>
+      <w:r>
+        <w:t xml:space="preserve">,</w:t>
+      </w:r>
+      <w:r>
+        <w:t xml:space="preserve"> </w:t>
+      </w:r>
+      <w:r>
+        <w:t xml:space="preserve">Thieme, New York, 3rd edition, 2015.</w:t>
+      </w:r>
+    </w:p>
+    <w:p>
+      <w:pPr>
+        <w:pStyle w:val="BodyText"/>
+      </w:pPr>
+      <w:r>
+        <w:t xml:space="preserve">R. J. Hughes and A. Saifuddin,</w:t>
+      </w:r>
+      <w:r>
+        <w:t xml:space="preserve"> </w:t>
+      </w:r>
+      <w:r>
+        <w:t xml:space="preserve">Numbering of lumbosacral transitional vertebrae on</w:t>
+      </w:r>
+      <w:r>
+        <w:t xml:space="preserve"> </w:t>
+      </w:r>
+      <w:r>
+        <w:t xml:space="preserve">MRI</w:t>
+      </w:r>
+      <w:r>
+        <w:t xml:space="preserve">: role of the iliolumbar ligaments,</w:t>
+      </w:r>
+      <w:r>
+        <w:t xml:space="preserve"> </w:t>
+      </w:r>
+      <w:r>
+        <w:t xml:space="preserve">AJR Am. J. Roentgenol.</w:t>
       </w:r>
       <w:r>
         <w:t xml:space="preserve"> </w:t>
@@ -6793,16 +6880,16 @@
           <w:b/>
           <w:bCs/>
         </w:rPr>
-        <w:t xml:space="preserve">43</w:t>
-      </w:r>
-      <w:r>
-        <w:t xml:space="preserve">, 570–581 (2024),</w:t>
-      </w:r>
-      <w:r>
-        <w:t xml:space="preserve"> </w:t>
-      </w:r>
-      <w:r>
-        <w:t xml:space="preserve">doi:10.1109/TMI.2023.3313627.</w:t>
+        <w:t xml:space="preserve">187</w:t>
+      </w:r>
+      <w:r>
+        <w:t xml:space="preserve">, W59–W65 (2006),</w:t>
+      </w:r>
+      <w:r>
+        <w:t xml:space="preserve"> </w:t>
+      </w:r>
+      <w:r>
+        <w:t xml:space="preserve">doi:10.2214/AJR.05.0415.</w:t>
       </w:r>
     </w:p>
     <w:p>
@@ -6810,72 +6897,19 @@
         <w:pStyle w:val="BodyText"/>
       </w:pPr>
       <w:r>
-        <w:t xml:space="preserve">K. Smith et al.,</w:t>
-      </w:r>
-      <w:r>
-        <w:t xml:space="preserve"> </w:t>
-      </w:r>
-      <w:r>
-        <w:t xml:space="preserve">Data from</w:t>
-      </w:r>
-      <w:r>
-        <w:t xml:space="preserve"> </w:t>
-      </w:r>
-      <w:r>
-        <w:t xml:space="preserve">CT COLONOGRAPHY</w:t>
-      </w:r>
-      <w:r>
-        <w:t xml:space="preserve">,</w:t>
-      </w:r>
-      <w:r>
-        <w:t xml:space="preserve"> </w:t>
-      </w:r>
-      <w:r>
-        <w:t xml:space="preserve">The Cancer Imaging Archive, 2015,</w:t>
-      </w:r>
-      <w:r>
-        <w:t xml:space="preserve"> </w:t>
-      </w:r>
-      <w:r>
-        <w:t xml:space="preserve">doi:10.7937/K9/TCIA.2015.NWTESAY1.</w:t>
-      </w:r>
-    </w:p>
-    <w:p>
-      <w:pPr>
-        <w:pStyle w:val="BodyText"/>
-      </w:pPr>
-      <w:r>
-        <w:t xml:space="preserve">K. Clark et al.,</w:t>
-      </w:r>
-      <w:r>
-        <w:t xml:space="preserve"> </w:t>
-      </w:r>
-      <w:r>
-        <w:t xml:space="preserve">The</w:t>
-      </w:r>
-      <w:r>
-        <w:t xml:space="preserve"> </w:t>
-      </w:r>
-      <w:r>
-        <w:t xml:space="preserve">Cancer Imaging Archive</w:t>
-      </w:r>
-      <w:r>
-        <w:t xml:space="preserve"> </w:t>
-      </w:r>
-      <w:r>
-        <w:t xml:space="preserve">(</w:t>
-      </w:r>
-      <w:r>
-        <w:t xml:space="preserve">TCIA</w:t>
-      </w:r>
-      <w:r>
-        <w:t xml:space="preserve">): maintaining and operating a public information repository,</w:t>
-      </w:r>
-      <w:r>
-        <w:t xml:space="preserve"> </w:t>
-      </w:r>
-      <w:r>
-        <w:t xml:space="preserve">J. Digit. Imaging</w:t>
+        <w:t xml:space="preserve">L. Jin et al.,</w:t>
+      </w:r>
+      <w:r>
+        <w:t xml:space="preserve"> </w:t>
+      </w:r>
+      <w:r>
+        <w:t xml:space="preserve">v2: a large-scale benchmark for rib labeling and anatomical centerline extraction,</w:t>
+      </w:r>
+      <w:r>
+        <w:t xml:space="preserve"> </w:t>
+      </w:r>
+      <w:r>
+        <w:t xml:space="preserve">IEEE Trans. Med. Imaging</w:t>
       </w:r>
       <w:r>
         <w:t xml:space="preserve"> </w:t>
@@ -6885,16 +6919,16 @@
           <w:b/>
           <w:bCs/>
         </w:rPr>
-        <w:t xml:space="preserve">26</w:t>
-      </w:r>
-      <w:r>
-        <w:t xml:space="preserve">, 1045–1057 (2013),</w:t>
-      </w:r>
-      <w:r>
-        <w:t xml:space="preserve"> </w:t>
-      </w:r>
-      <w:r>
-        <w:t xml:space="preserve">doi:10.1007/s10278-013-9622-7.</w:t>
+        <w:t xml:space="preserve">43</w:t>
+      </w:r>
+      <w:r>
+        <w:t xml:space="preserve">, 570–581 (2024),</w:t>
+      </w:r>
+      <w:r>
+        <w:t xml:space="preserve"> </w:t>
+      </w:r>
+      <w:r>
+        <w:t xml:space="preserve">doi:10.1109/TMI.2023.3313627.</w:t>
       </w:r>
     </w:p>
     <w:p>

--- a/paper/mpda/CTSpinoPelvic1K_review.docx
+++ b/paper/mpda/CTSpinoPelvic1K_review.docx
@@ -1460,13 +1460,49 @@
         <w:t xml:space="preserve"> </w:t>
       </w:r>
       <w:r>
-        <w:t xml:space="preserve">board-certified radiologist supervision. Neither released the mapping from an</w:t>
-      </w:r>
-      <w:r>
-        <w:t xml:space="preserve"> </w:t>
-      </w:r>
-      <w:r>
-        <w:t xml:space="preserve">annotation to the specific CT series it was drawn on.</w:t>
+        <w:t xml:space="preserve">board-certified radiologist supervision. CTSpine1K’s 1</w:t>
+      </w:r>
+      <w:r>
+        <w:t xml:space="preserve">,</w:t>
+      </w:r>
+      <w:r>
+        <w:t xml:space="preserve">005 volumes come from four</w:t>
+      </w:r>
+      <w:r>
+        <w:t xml:space="preserve"> </w:t>
+      </w:r>
+      <w:r>
+        <w:t xml:space="preserve">collections and CTPelvic1K’s 1</w:t>
+      </w:r>
+      <w:r>
+        <w:t xml:space="preserve">,</w:t>
+      </w:r>
+      <w:r>
+        <w:t xml:space="preserve">184 from seven; COLONOG is the only collection common to</w:t>
+      </w:r>
+      <w:r>
+        <w:t xml:space="preserve"> </w:t>
+      </w:r>
+      <w:r>
+        <w:t xml:space="preserve">both and the only one acquired under a single protocol, so this release is its COLONOG</w:t>
+      </w:r>
+      <w:r>
+        <w:t xml:space="preserve"> </w:t>
+      </w:r>
+      <w:r>
+        <w:t xml:space="preserve">subset: 782 patients with a CTSpine1K vertebral annotation and 20 with a CTPelvic1K pelvic</w:t>
+      </w:r>
+      <w:r>
+        <w:t xml:space="preserve"> </w:t>
+      </w:r>
+      <w:r>
+        <w:t xml:space="preserve">annotation only, 802 in all. Neither source released the mapping from an annotation to the</w:t>
+      </w:r>
+      <w:r>
+        <w:t xml:space="preserve"> </w:t>
+      </w:r>
+      <w:r>
+        <w:t xml:space="preserve">specific CT series it was drawn on.</w:t>
       </w:r>
     </w:p>
     <w:p>
@@ -1607,7 +1643,7 @@
         </w:r>
       </w:hyperlink>
       <w:r>
-        <w:t xml:space="preserve">). This turned out to matter for 351 patients, nearly half the cohort: the two collections had labeled different acquisitions of the same person, one prone and one supine, with neither recording which. Because posture changes spinal alignment, a spine label from one acquisition cannot simply be paired with a pelvic label from the other. These 351 records are released but held out of any analysis that assumes a single posture. Two labeled acquisitions of the same patient in different postures are, instead, a resource for studying postural alignment, not a defect.</w:t>
+        <w:t xml:space="preserve">). This turned out to matter for 351 patients, nearly half the cohort: the two collections had labeled different acquisitions of the same person, one prone and one supine, with neither recording which. Because posture changes spinal alignment, a spine label from one acquisition cannot simply be paired with a pelvic label from the other. These 351 records are released but held out of any analysis that assumes a single posture; two labeled postures of one patient are a resource for studying alignment, not a defect.</w:t>
       </w:r>
     </w:p>
     <w:bookmarkEnd w:id="13"/>
@@ -5261,13 +5297,7 @@
         <w:t xml:space="preserve"> </w:t>
       </w:r>
       <w:r>
-        <w:t xml:space="preserve">planned across a junction whose segments cannot be named. Level-numbering benchmarks,</w:t>
-      </w:r>
-      <w:r>
-        <w:t xml:space="preserve"> </w:t>
-      </w:r>
-      <w:r>
-        <w:t xml:space="preserve">variant studies and opportunistic screening follow from the same annotation.</w:t>
+        <w:t xml:space="preserve">planned across a junction whose segments cannot be named.</w:t>
       </w:r>
     </w:p>
     <w:bookmarkStart w:id="53" w:name="X1e405bcd3081b4ebb91076491188f6b710d9489"/>

--- a/paper/mpda/CTSpinoPelvic1K_review.docx
+++ b/paper/mpda/CTSpinoPelvic1K_review.docx
@@ -1895,19 +1895,19 @@
         </w:r>
       </w:hyperlink>
       <w:r>
-        <w:t xml:space="preserve">): TotalSegmentator supplies</w:t>
-      </w:r>
-      <w:r>
-        <w:t xml:space="preserve"> </w:t>
-      </w:r>
-      <w:r>
-        <w:t xml:space="preserve">numbering and the medial-clipped cases, Möller supplies detection where its output is more</w:t>
-      </w:r>
-      <w:r>
-        <w:t xml:space="preserve"> </w:t>
-      </w:r>
-      <w:r>
-        <w:t xml:space="preserve">complete, and the union carries TotalSegmentator’s per-level identities.</w:t>
+        <w:t xml:space="preserve">), TotalSegmentator supplying the</w:t>
+      </w:r>
+      <w:r>
+        <w:t xml:space="preserve"> </w:t>
+      </w:r>
+      <w:r>
+        <w:t xml:space="preserve">numbering and the medial-clipped cases, Möller the detection where its output is more</w:t>
+      </w:r>
+      <w:r>
+        <w:t xml:space="preserve"> </w:t>
+      </w:r>
+      <w:r>
+        <w:t xml:space="preserve">complete.</w:t>
       </w:r>
     </w:p>
     <w:p>
@@ -3779,13 +3779,7 @@
         <w:t xml:space="preserve"> </w:t>
       </w:r>
       <w:r>
-        <w:t xml:space="preserve">vertebra does. An unrecorded instrumented case is therefore a false positive on the central</w:t>
-      </w:r>
-      <w:r>
-        <w:t xml:space="preserve"> </w:t>
-      </w:r>
-      <w:r>
-        <w:t xml:space="preserve">measure.</w:t>
+        <w:t xml:space="preserve">vertebra does.</w:t>
       </w:r>
     </w:p>
     <w:bookmarkStart w:id="26" w:name="X6ccedf8a194116531bb518b375b53d9e1e007e9"/>
@@ -4230,19 +4224,7 @@
         <w:t xml:space="preserve"> </w:t>
       </w:r>
       <w:r>
-        <w:t xml:space="preserve">canonicalized to PIR, requiring no resampling. Masks are NIfTI rather than DICOM: the</w:t>
-      </w:r>
-      <w:r>
-        <w:t xml:space="preserve"> </w:t>
-      </w:r>
-      <w:r>
-        <w:t xml:space="preserve">policy prefers DICOM where applicable, and for volumetric segmentation masks NIfTI is</w:t>
-      </w:r>
-      <w:r>
-        <w:t xml:space="preserve"> </w:t>
-      </w:r>
-      <w:r>
-        <w:t xml:space="preserve">what the downstream tooling expects.</w:t>
+        <w:t xml:space="preserve">canonicalized to PIR, requiring no resampling. Masks are NIfTI rather than DICOM, which is what volumetric segmentation tooling expects.</w:t>
       </w:r>
     </w:p>
     <w:p>

--- a/paper/mpda/CTSpinoPelvic1K_review.docx
+++ b/paper/mpda/CTSpinoPelvic1K_review.docx
@@ -50,13 +50,25 @@
         <w:t xml:space="preserve">whole-spine imaging and counting caudally from C2 </w:t>
       </w:r>
       <w:r>
-        <w:t xml:space="preserve">. Abdominal CT does not</w:t>
-      </w:r>
-      <w:r>
-        <w:t xml:space="preserve"> </w:t>
-      </w:r>
-      <w:r>
-        <w:t xml:space="preserve">contain C2, and where a lumbosacral</w:t>
+        <w:t xml:space="preserve">. The imaging a lumbar</w:t>
+      </w:r>
+      <w:r>
+        <w:t xml:space="preserve"> </w:t>
+      </w:r>
+      <w:r>
+        <w:t xml:space="preserve">case is planned on is regional by guideline </w:t>
+      </w:r>
+      <w:r>
+        <w:t xml:space="preserve"> </w:t>
+      </w:r>
+      <w:r>
+        <w:t xml:space="preserve">and never contains C2, and where</w:t>
+      </w:r>
+      <w:r>
+        <w:t xml:space="preserve"> </w:t>
+      </w:r>
+      <w:r>
+        <w:t xml:space="preserve">a lumbosacral</w:t>
       </w:r>
       <w:r>
         <w:t xml:space="preserve"> </w:t>
@@ -195,7 +207,7 @@
         <w:t xml:space="preserve"> </w:t>
       </w:r>
       <w:r>
-        <w:t xml:space="preserve">Gzipped NIfTI image/label pairs sharing one affine, canonicalized to PIR, with frozen patient-grouped LSTV-stratified five-fold splits and a reference loader; archived under a persistent identifier, .</w:t>
+        <w:t xml:space="preserve">Gzipped NIfTI image/label pairs sharing one affine, canonicalized to PIR, with frozen patient-grouped LSTV-stratified five-fold splits and a reference loader; archived at .</w:t>
       </w:r>
     </w:p>
     <w:p>
@@ -213,13 +225,13 @@
         <w:t xml:space="preserve"> </w:t>
       </w:r>
       <w:r>
-        <w:t xml:space="preserve">Testing whether a network can classify a vertebra from</w:t>
-      </w:r>
-      <w:r>
-        <w:t xml:space="preserve"> </w:t>
-      </w:r>
-      <w:r>
-        <w:t xml:space="preserve">local features alone; updating textbook morphometry drawn from small cadaveric series;</w:t>
+        <w:t xml:space="preserve">Classifying a vertebra from local features alone;</w:t>
+      </w:r>
+      <w:r>
+        <w:t xml:space="preserve"> </w:t>
+      </w:r>
+      <w:r>
+        <w:t xml:space="preserve">updating textbook morphometry from small cadaveric series;</w:t>
       </w:r>
       <w:r>
         <w:t xml:space="preserve"> </w:t>
@@ -691,13 +703,34 @@
         <w:t xml:space="preserve"> </w:t>
       </w:r>
       <w:r>
-        <w:t xml:space="preserve">anatomy in front of the reader, on the abdominal and spine-limited images a surgeon actually</w:t>
-      </w:r>
-      <w:r>
-        <w:t xml:space="preserve"> </w:t>
-      </w:r>
-      <w:r>
-        <w:t xml:space="preserve">has, in the patients where counting fails. The cohort suits that question. Every record</w:t>
+        <w:t xml:space="preserve">anatomy in front of the reader, on the images a lumbar case is actually planned on: by</w:t>
+      </w:r>
+      <w:r>
+        <w:t xml:space="preserve"> </w:t>
+      </w:r>
+      <w:r>
+        <w:t xml:space="preserve">guideline those are regional lumbar studies </w:t>
+      </w:r>
+      <w:r>
+        <w:t xml:space="preserve">, and whole-spine</w:t>
+      </w:r>
+      <w:r>
+        <w:t xml:space="preserve"> </w:t>
+      </w:r>
+      <w:r>
+        <w:t xml:space="preserve">coverage is reserved for trauma with an identified injury </w:t>
+      </w:r>
+      <w:r>
+        <w:t xml:space="preserve"> </w:t>
+      </w:r>
+      <w:r>
+        <w:t xml:space="preserve">and for deformity</w:t>
+      </w:r>
+      <w:r>
+        <w:t xml:space="preserve"> </w:t>
+      </w:r>
+      <w:r>
+        <w:t xml:space="preserve">radiographs. The cohort suits that question. Every record</w:t>
       </w:r>
       <w:r>
         <w:t xml:space="preserve"> </w:t>
@@ -1814,19 +1847,13 @@
         <w:t xml:space="preserve"> </w:t>
       </w:r>
       <w:r>
-        <w:t xml:space="preserve">whose last rib was not visible, so it is recorded here as an observation from this</w:t>
-      </w:r>
-      <w:r>
-        <w:t xml:space="preserve"> </w:t>
-      </w:r>
-      <w:r>
-        <w:t xml:space="preserve">cohort. Since this is a colonography cohort, the lower ribs are routinely</w:t>
-      </w:r>
-      <w:r>
-        <w:t xml:space="preserve"> </w:t>
-      </w:r>
-      <w:r>
-        <w:t xml:space="preserve">clipped, and those are precisely the ribs the count depends on.</w:t>
+        <w:t xml:space="preserve">whose last rib was not visible, so it is recorded here as an observation from this cohort. In a colonography cohort the lower ribs are routinely clipped, and</w:t>
+      </w:r>
+      <w:r>
+        <w:t xml:space="preserve"> </w:t>
+      </w:r>
+      <w:r>
+        <w:t xml:space="preserve">those are the ribs the count depends on.</w:t>
       </w:r>
     </w:p>
     <w:p>
@@ -2204,19 +2231,19 @@
         </m:sSup>
       </m:oMath>
       <w:r>
-        <w:t xml:space="preserve">. The level of the cut preserves the sub-division volume of the preceding</w:t>
-      </w:r>
-      <w:r>
-        <w:t xml:space="preserve"> </w:t>
-      </w:r>
-      <w:r>
-        <w:t xml:space="preserve">release, so the plane changes the shape and orientation of the S1/S2 boundary and not how</w:t>
-      </w:r>
-      <w:r>
-        <w:t xml:space="preserve"> </w:t>
-      </w:r>
-      <w:r>
-        <w:t xml:space="preserve">much of the sacrum is called S1. Per-record geometry ships with the archive.</w:t>
+        <w:t xml:space="preserve">. The cut preserves the sub-division volume of the preceding release,</w:t>
+      </w:r>
+      <w:r>
+        <w:t xml:space="preserve"> </w:t>
+      </w:r>
+      <w:r>
+        <w:t xml:space="preserve">changing the orientation of the S1/S2 boundary and not how much sacrum is called S1;</w:t>
+      </w:r>
+      <w:r>
+        <w:t xml:space="preserve"> </w:t>
+      </w:r>
+      <w:r>
+        <w:t xml:space="preserve">per-record geometry ships with the archive.</w:t>
       </w:r>
     </w:p>
     <w:p>
@@ -2821,13 +2848,13 @@
         <w:pStyle w:val="FirstParagraph"/>
       </w:pPr>
       <w:r>
-        <w:t xml:space="preserve">Validation is layered, and the ordering matters: measurements computed on a corpus that</w:t>
-      </w:r>
-      <w:r>
-        <w:t xml:space="preserve"> </w:t>
-      </w:r>
-      <w:r>
-        <w:t xml:space="preserve">has not established internal consistency do not look broken, they look finished.</w:t>
+        <w:t xml:space="preserve">Validation is layered: measurements on a corpus that has not established internal</w:t>
+      </w:r>
+      <w:r>
+        <w:t xml:space="preserve"> </w:t>
+      </w:r>
+      <w:r>
+        <w:t xml:space="preserve">consistency do not look broken, they look finished.</w:t>
       </w:r>
     </w:p>
     <w:p>
@@ -3234,13 +3261,7 @@
         <w:t xml:space="preserve"> </w:t>
       </w:r>
       <w:r>
-        <w:t xml:space="preserve">unilateral–bilateral qualifier. This is released as an</w:t>
-      </w:r>
-      <w:r>
-        <w:t xml:space="preserve"> </w:t>
-      </w:r>
-      <w:r>
-        <w:t xml:space="preserve">annotation layer because the grade and the count are</w:t>
+        <w:t xml:space="preserve">unilateral–bilateral qualifier. The grade and the count are</w:t>
       </w:r>
       <w:r>
         <w:t xml:space="preserve"> </w:t>
@@ -3253,16 +3274,13 @@
         <w:t xml:space="preserve">different axes</w:t>
       </w:r>
       <w:r>
-        <w:t xml:space="preserve"> </w:t>
-      </w:r>
-      <w:r>
-        <w:t xml:space="preserve">and the dataset</w:t>
-      </w:r>
-      <w:r>
-        <w:t xml:space="preserve"> </w:t>
-      </w:r>
-      <w:r>
-        <w:t xml:space="preserve">is built to show that they are: grade IIIb occurs here at rib-free counts of four, five and</w:t>
+        <w:t xml:space="preserve">: grade</w:t>
+      </w:r>
+      <w:r>
+        <w:t xml:space="preserve"> </w:t>
+      </w:r>
+      <w:r>
+        <w:t xml:space="preserve">IIIb occurs here at rib-free counts of four, five and</w:t>
       </w:r>
       <w:r>
         <w:t xml:space="preserve"> </w:t>
@@ -3866,13 +3884,7 @@
         <w:t xml:space="preserve"> </w:t>
       </w:r>
       <w:r>
-        <w:t xml:space="preserve">or below. Instrumentation prevalence is 1.4%, not the</w:t>
-      </w:r>
-      <w:r>
-        <w:t xml:space="preserve"> </w:t>
-      </w:r>
-      <w:r>
-        <w:t xml:space="preserve">6.5% the threshold alone reports.</w:t>
+        <w:t xml:space="preserve">or below.</w:t>
       </w:r>
     </w:p>
     <w:bookmarkEnd w:id="26"/>
@@ -4020,19 +4032,13 @@
         <w:t xml:space="preserve"> </w:t>
       </w:r>
       <w:r>
-        <w:t xml:space="preserve">than adding them. Pelvic incidence and tilt are measured from the femoral head center, and</w:t>
-      </w:r>
-      <w:r>
-        <w:t xml:space="preserve"> </w:t>
-      </w:r>
-      <w:r>
-        <w:t xml:space="preserve">in 8 of these cases that head is an implant: any spinopelvic parameter previously computed</w:t>
-      </w:r>
-      <w:r>
-        <w:t xml:space="preserve"> </w:t>
-      </w:r>
-      <w:r>
-        <w:t xml:space="preserve">from them was measured on metal.</w:t>
+        <w:t xml:space="preserve">than adding them. In 8 of these cases the femoral head that pelvic incidence and tilt are</w:t>
+      </w:r>
+      <w:r>
+        <w:t xml:space="preserve"> </w:t>
+      </w:r>
+      <w:r>
+        <w:t xml:space="preserve">measured from is an implant.</w:t>
       </w:r>
     </w:p>
     <w:bookmarkStart w:id="31" w:name="fig:hardware"/>
@@ -4043,7 +4049,7 @@
       <w:r>
         <w:drawing>
           <wp:inline>
-            <wp:extent cx="5334000" cy="1291500"/>
+            <wp:extent cx="5334000" cy="1228500"/>
             <wp:effectExtent b="0" l="0" r="0" t="0"/>
             <wp:docPr descr="" title="" id="29" name="Picture"/>
             <a:graphic>
@@ -4064,7 +4070,7 @@
                   <pic:spPr bwMode="auto">
                     <a:xfrm>
                       <a:off x="0" y="0"/>
-                      <a:ext cx="5334000" cy="1291500"/>
+                      <a:ext cx="5334000" cy="1228500"/>
                     </a:xfrm>
                     <a:prstGeom prst="rect">
                       <a:avLst/>
@@ -4964,13 +4970,7 @@
         <w:t xml:space="preserve"> </w:t>
       </w:r>
       <w:r>
-        <w:t xml:space="preserve">value, a recorded value and not a</w:t>
-      </w:r>
-      <w:r>
-        <w:t xml:space="preserve"> </w:t>
-      </w:r>
-      <w:r>
-        <w:t xml:space="preserve">missing one, and 53 carry no sex field. Age is present for 709 (median 59, range 50–89).</w:t>
+        <w:t xml:space="preserve">value and 53 no sex field. Age is present for 709 (median 59, range 50–89).</w:t>
       </w:r>
       <w:r>
         <w:t xml:space="preserve"> </w:t>
@@ -5073,19 +5073,13 @@
         <w:t xml:space="preserve"> </w:t>
       </w:r>
       <w:r>
-        <w:t xml:space="preserve">dimensions increase caudally in step with the load each level carries. Pelvic incidence</w:t>
-      </w:r>
-      <w:r>
-        <w:t xml:space="preserve"> </w:t>
-      </w:r>
-      <w:r>
-        <w:t xml:space="preserve">does not vary with age, while pelvic tilt increases, the descriptive signature of a</w:t>
-      </w:r>
-      <w:r>
-        <w:t xml:space="preserve"> </w:t>
-      </w:r>
-      <w:r>
-        <w:t xml:space="preserve">pelvis retroverting as a spine ages.</w:t>
+        <w:t xml:space="preserve">dimensions increase caudally; pelvic incidence does not vary with age while pelvic tilt</w:t>
+      </w:r>
+      <w:r>
+        <w:t xml:space="preserve"> </w:t>
+      </w:r>
+      <w:r>
+        <w:t xml:space="preserve">does, the signature of a pelvis retroverting as a spine ages.</w:t>
       </w:r>
     </w:p>
     <w:bookmarkStart w:id="43" w:name="fig:validation"/>
@@ -5514,33 +5508,7 @@
         <w:t xml:space="preserve"> </w:t>
       </w:r>
       <w:r>
-        <w:t xml:space="preserve">adding the width of each distribution, which is the part needed to judge an individual. A</w:t>
-      </w:r>
-      <w:r>
-        <w:t xml:space="preserve"> </w:t>
-      </w:r>
-      <w:r>
-        <w:t xml:space="preserve">larger</w:t>
-      </w:r>
-      <w:r>
-        <w:t xml:space="preserve"> </w:t>
-      </w:r>
-      <m:oMath>
-        <m:r>
-          <m:t>n</m:t>
-        </m:r>
-      </m:oMath>
-      <w:r>
-        <w:t xml:space="preserve"> </w:t>
-      </w:r>
-      <w:r>
-        <w:t xml:space="preserve">sharpens a distribution without changing the population it came from, and this</w:t>
-      </w:r>
-      <w:r>
-        <w:t xml:space="preserve"> </w:t>
-      </w:r>
-      <w:r>
-        <w:t xml:space="preserve">one is a screening cohort aged 50 and over.</w:t>
+        <w:t xml:space="preserve">adding the width of each distribution, which is the part needed to judge an individual.</w:t>
       </w:r>
     </w:p>
     <w:p>
@@ -5576,19 +5544,19 @@
         <w:t xml:space="preserve"> </w:t>
       </w:r>
       <w:r>
-        <w:t xml:space="preserve">femoral heads in one frame, which is this release’s construction. In 351 patients the</w:t>
-      </w:r>
-      <w:r>
-        <w:t xml:space="preserve"> </w:t>
-      </w:r>
-      <w:r>
-        <w:t xml:space="preserve">annotation sits on two acquisitions in different positions, giving a within-patient change in</w:t>
-      </w:r>
-      <w:r>
-        <w:t xml:space="preserve"> </w:t>
-      </w:r>
-      <w:r>
-        <w:t xml:space="preserve">alignment against which a predicted postural response can be checked.</w:t>
+        <w:t xml:space="preserve">femoral heads in one frame, which is this release’s construction; in 351 patients two</w:t>
+      </w:r>
+      <w:r>
+        <w:t xml:space="preserve"> </w:t>
+      </w:r>
+      <w:r>
+        <w:t xml:space="preserve">postures give a within-patient change in alignment against which a predicted postural</w:t>
+      </w:r>
+      <w:r>
+        <w:t xml:space="preserve"> </w:t>
+      </w:r>
+      <w:r>
+        <w:t xml:space="preserve">response can be checked.</w:t>
       </w:r>
     </w:p>
     <w:p>
@@ -5613,7 +5581,7 @@
       <w:r>
         <w:drawing>
           <wp:inline>
-            <wp:extent cx="2870200" cy="1549400"/>
+            <wp:extent cx="2870200" cy="1371600"/>
             <wp:effectExtent b="0" l="0" r="0" t="0"/>
             <wp:docPr descr="" title="" id="50" name="Picture"/>
             <a:graphic>
@@ -5634,7 +5602,7 @@
                   <pic:spPr bwMode="auto">
                     <a:xfrm>
                       <a:off x="0" y="0"/>
-                      <a:ext cx="2870200" cy="1549400"/>
+                      <a:ext cx="2870200" cy="1371600"/>
                     </a:xfrm>
                     <a:prstGeom prst="rect">
                       <a:avLst/>
@@ -6017,7 +5985,7 @@
         <w:t xml:space="preserve"> </w:t>
       </w:r>
       <w:r>
-        <w:t xml:space="preserve">The version history shows the scheme being extended more than once: femora and the S1 anchor, then per-level ribs, then lumbar ribs and surgical hardware, were each folded into the existing release rather than requiring a new dataset. The same path is open going forward: imaging from beyond this cohort’s single protocol, and the C2 anchor this acquisition cannot supply, are the natural next additions.</w:t>
+        <w:t xml:space="preserve">The version history shows the scheme being extended more than once: femora and the S1 anchor, then per-level ribs, then lumbar ribs and surgical hardware, were each folded into the existing release rather than requiring a new dataset. Imaging beyond this cohort’s protocol, and the C2 anchor it cannot supply, are the natural next additions.</w:t>
       </w:r>
     </w:p>
     <w:bookmarkEnd w:id="55"/>
@@ -6234,19 +6202,31 @@
         <w:pStyle w:val="BodyText"/>
       </w:pPr>
       <w:r>
-        <w:t xml:space="preserve">G. P. Konin and D. M. Walz,</w:t>
-      </w:r>
-      <w:r>
-        <w:t xml:space="preserve"> </w:t>
-      </w:r>
-      <w:r>
-        <w:t xml:space="preserve">Lumbosacral transitional vertebrae: classification, imaging findings, and clinical relevance,</w:t>
-      </w:r>
-      <w:r>
-        <w:t xml:space="preserve"> </w:t>
-      </w:r>
-      <w:r>
-        <w:t xml:space="preserve">AJNR Am. J. Neuroradiol.</w:t>
+        <w:t xml:space="preserve">Expert Panel on Neurological Imaging, T. A. Hutchins, M. Peckham, et al.,</w:t>
+      </w:r>
+      <w:r>
+        <w:t xml:space="preserve"> </w:t>
+      </w:r>
+      <w:r>
+        <w:t xml:space="preserve">Appropriateness</w:t>
+      </w:r>
+      <w:r>
+        <w:t xml:space="preserve"> </w:t>
+      </w:r>
+      <w:r>
+        <w:t xml:space="preserve">Criteria</w:t>
+      </w:r>
+      <w:r>
+        <w:t xml:space="preserve"> </w:t>
+      </w:r>
+      <w:r>
+        <w:t xml:space="preserve">low back pain: 2021 update,</w:t>
+      </w:r>
+      <w:r>
+        <w:t xml:space="preserve"> </w:t>
+      </w:r>
+      <w:r>
+        <w:t xml:space="preserve">J. Am. Coll. Radiol.</w:t>
       </w:r>
       <w:r>
         <w:t xml:space="preserve"> </w:t>
@@ -6256,16 +6236,16 @@
           <w:b/>
           <w:bCs/>
         </w:rPr>
-        <w:t xml:space="preserve">31</w:t>
-      </w:r>
-      <w:r>
-        <w:t xml:space="preserve">, 1778–1786 (2010),</w:t>
-      </w:r>
-      <w:r>
-        <w:t xml:space="preserve"> </w:t>
-      </w:r>
-      <w:r>
-        <w:t xml:space="preserve">doi:10.3174/ajnr.A2036.</w:t>
+        <w:t xml:space="preserve">18</w:t>
+      </w:r>
+      <w:r>
+        <w:t xml:space="preserve">, S361–S379 (2021),</w:t>
+      </w:r>
+      <w:r>
+        <w:t xml:space="preserve"> </w:t>
+      </w:r>
+      <w:r>
+        <w:t xml:space="preserve">doi:10.1016/j.jacr.2021.08.002.</w:t>
       </w:r>
     </w:p>
     <w:p>
@@ -6273,19 +6253,19 @@
         <w:pStyle w:val="BodyText"/>
       </w:pPr>
       <w:r>
-        <w:t xml:space="preserve">Y. Deng et al.,</w:t>
-      </w:r>
-      <w:r>
-        <w:t xml:space="preserve"> </w:t>
-      </w:r>
-      <w:r>
-        <w:t xml:space="preserve">: a large-scale dataset for spinal vertebrae segmentation in computed tomography,</w:t>
-      </w:r>
-      <w:r>
-        <w:t xml:space="preserve"> </w:t>
-      </w:r>
-      <w:r>
-        <w:t xml:space="preserve">Mach. Learn. Biomed. Imaging</w:t>
+        <w:t xml:space="preserve">G. P. Konin and D. M. Walz,</w:t>
+      </w:r>
+      <w:r>
+        <w:t xml:space="preserve"> </w:t>
+      </w:r>
+      <w:r>
+        <w:t xml:space="preserve">Lumbosacral transitional vertebrae: classification, imaging findings, and clinical relevance,</w:t>
+      </w:r>
+      <w:r>
+        <w:t xml:space="preserve"> </w:t>
+      </w:r>
+      <w:r>
+        <w:t xml:space="preserve">AJNR Am. J. Neuroradiol.</w:t>
       </w:r>
       <w:r>
         <w:t xml:space="preserve"> </w:t>
@@ -6295,16 +6275,16 @@
           <w:b/>
           <w:bCs/>
         </w:rPr>
-        <w:t xml:space="preserve">3</w:t>
-      </w:r>
-      <w:r>
-        <w:t xml:space="preserve">, 824–832 (2025),</w:t>
-      </w:r>
-      <w:r>
-        <w:t xml:space="preserve"> </w:t>
-      </w:r>
-      <w:r>
-        <w:t xml:space="preserve">doi:10.59275/j.melba.2025-gf84.</w:t>
+        <w:t xml:space="preserve">31</w:t>
+      </w:r>
+      <w:r>
+        <w:t xml:space="preserve">, 1778–1786 (2010),</w:t>
+      </w:r>
+      <w:r>
+        <w:t xml:space="preserve"> </w:t>
+      </w:r>
+      <w:r>
+        <w:t xml:space="preserve">doi:10.3174/ajnr.A2036.</w:t>
       </w:r>
     </w:p>
     <w:p>
@@ -6312,31 +6292,19 @@
         <w:pStyle w:val="BodyText"/>
       </w:pPr>
       <w:r>
-        <w:t xml:space="preserve">P. Liu et al.,</w:t>
-      </w:r>
-      <w:r>
-        <w:t xml:space="preserve"> </w:t>
-      </w:r>
-      <w:r>
-        <w:t xml:space="preserve">Deep learning to segment pelvic bones: large-scale</w:t>
-      </w:r>
-      <w:r>
-        <w:t xml:space="preserve"> </w:t>
-      </w:r>
-      <w:r>
-        <w:t xml:space="preserve">CT</w:t>
-      </w:r>
-      <w:r>
-        <w:t xml:space="preserve"> </w:t>
-      </w:r>
-      <w:r>
-        <w:t xml:space="preserve">datasets and baseline models,</w:t>
-      </w:r>
-      <w:r>
-        <w:t xml:space="preserve"> </w:t>
-      </w:r>
-      <w:r>
-        <w:t xml:space="preserve">Int. J. Comput. Assist. Radiol. Surg.</w:t>
+        <w:t xml:space="preserve">Y. Deng et al.,</w:t>
+      </w:r>
+      <w:r>
+        <w:t xml:space="preserve"> </w:t>
+      </w:r>
+      <w:r>
+        <w:t xml:space="preserve">: a large-scale dataset for spinal vertebrae segmentation in computed tomography,</w:t>
+      </w:r>
+      <w:r>
+        <w:t xml:space="preserve"> </w:t>
+      </w:r>
+      <w:r>
+        <w:t xml:space="preserve">Mach. Learn. Biomed. Imaging</w:t>
       </w:r>
       <w:r>
         <w:t xml:space="preserve"> </w:t>
@@ -6346,16 +6314,16 @@
           <w:b/>
           <w:bCs/>
         </w:rPr>
-        <w:t xml:space="preserve">16</w:t>
-      </w:r>
-      <w:r>
-        <w:t xml:space="preserve">, 749–756 (2021),</w:t>
-      </w:r>
-      <w:r>
-        <w:t xml:space="preserve"> </w:t>
-      </w:r>
-      <w:r>
-        <w:t xml:space="preserve">doi:10.1007/s11548-021-02363-8.</w:t>
+        <w:t xml:space="preserve">3</w:t>
+      </w:r>
+      <w:r>
+        <w:t xml:space="preserve">, 824–832 (2025),</w:t>
+      </w:r>
+      <w:r>
+        <w:t xml:space="preserve"> </w:t>
+      </w:r>
+      <w:r>
+        <w:t xml:space="preserve">doi:10.59275/j.melba.2025-gf84.</w:t>
       </w:r>
     </w:p>
     <w:p>
@@ -6363,39 +6331,13 @@
         <w:pStyle w:val="BodyText"/>
       </w:pPr>
       <w:r>
-        <w:t xml:space="preserve">H. M</w:t>
-      </w:r>
-      <w:r>
-        <w:t xml:space="preserve">ö</w:t>
-      </w:r>
-      <w:r>
-        <w:t xml:space="preserve">ller, H. Schoen, R. Graf, et al.,</w:t>
-      </w:r>
-      <w:r>
-        <w:t xml:space="preserve"> </w:t>
-      </w:r>
-      <w:r>
-        <w:t xml:space="preserve">: solving enumeration anomaly aware vertebra labeling across imaging sequences, 2026,</w:t>
-      </w:r>
-      <w:r>
-        <w:t xml:space="preserve"> </w:t>
-      </w:r>
-      <w:r>
-        <w:t xml:space="preserve">arXiv:2601.14066. doi:10.48550/arXiv.2601.14066.</w:t>
-      </w:r>
-    </w:p>
-    <w:p>
-      <w:pPr>
-        <w:pStyle w:val="BodyText"/>
-      </w:pPr>
-      <w:r>
-        <w:t xml:space="preserve">A. Sekuboyina et al.,</w:t>
-      </w:r>
-      <w:r>
-        <w:t xml:space="preserve"> </w:t>
-      </w:r>
-      <w:r>
-        <w:t xml:space="preserve">: a vertebrae labelling and segmentation benchmark for multi-detector</w:t>
+        <w:t xml:space="preserve">P. Liu et al.,</w:t>
+      </w:r>
+      <w:r>
+        <w:t xml:space="preserve"> </w:t>
+      </w:r>
+      <w:r>
+        <w:t xml:space="preserve">Deep learning to segment pelvic bones: large-scale</w:t>
       </w:r>
       <w:r>
         <w:t xml:space="preserve"> </w:t>
@@ -6407,13 +6349,13 @@
         <w:t xml:space="preserve"> </w:t>
       </w:r>
       <w:r>
-        <w:t xml:space="preserve">images,</w:t>
-      </w:r>
-      <w:r>
-        <w:t xml:space="preserve"> </w:t>
-      </w:r>
-      <w:r>
-        <w:t xml:space="preserve">Med. Image Anal.</w:t>
+        <w:t xml:space="preserve">datasets and baseline models,</w:t>
+      </w:r>
+      <w:r>
+        <w:t xml:space="preserve"> </w:t>
+      </w:r>
+      <w:r>
+        <w:t xml:space="preserve">Int. J. Comput. Assist. Radiol. Surg.</w:t>
       </w:r>
       <w:r>
         <w:t xml:space="preserve"> </w:t>
@@ -6423,16 +6365,16 @@
           <w:b/>
           <w:bCs/>
         </w:rPr>
-        <w:t xml:space="preserve">73</w:t>
-      </w:r>
-      <w:r>
-        <w:t xml:space="preserve">, 102166 (2021),</w:t>
-      </w:r>
-      <w:r>
-        <w:t xml:space="preserve"> </w:t>
-      </w:r>
-      <w:r>
-        <w:t xml:space="preserve">doi:10.1016/j.media.2021.102166.</w:t>
+        <w:t xml:space="preserve">16</w:t>
+      </w:r>
+      <w:r>
+        <w:t xml:space="preserve">, 749–756 (2021),</w:t>
+      </w:r>
+      <w:r>
+        <w:t xml:space="preserve"> </w:t>
+      </w:r>
+      <w:r>
+        <w:t xml:space="preserve">doi:10.1007/s11548-021-02363-8.</w:t>
       </w:r>
     </w:p>
     <w:p>
@@ -6440,19 +6382,57 @@
         <w:pStyle w:val="BodyText"/>
       </w:pPr>
       <w:r>
-        <w:t xml:space="preserve">H. Liebl et al.,</w:t>
-      </w:r>
-      <w:r>
-        <w:t xml:space="preserve"> </w:t>
-      </w:r>
-      <w:r>
-        <w:t xml:space="preserve">A computed tomography vertebral segmentation dataset with anatomical variations and multi-vendor scanner data,</w:t>
-      </w:r>
-      <w:r>
-        <w:t xml:space="preserve"> </w:t>
-      </w:r>
-      <w:r>
-        <w:t xml:space="preserve">Sci. Data</w:t>
+        <w:t xml:space="preserve">H. M</w:t>
+      </w:r>
+      <w:r>
+        <w:t xml:space="preserve">ö</w:t>
+      </w:r>
+      <w:r>
+        <w:t xml:space="preserve">ller, H. Schoen, R. Graf, et al.,</w:t>
+      </w:r>
+      <w:r>
+        <w:t xml:space="preserve"> </w:t>
+      </w:r>
+      <w:r>
+        <w:t xml:space="preserve">: solving enumeration anomaly aware vertebra labeling across imaging sequences, 2026,</w:t>
+      </w:r>
+      <w:r>
+        <w:t xml:space="preserve"> </w:t>
+      </w:r>
+      <w:r>
+        <w:t xml:space="preserve">arXiv:2601.14066. doi:10.48550/arXiv.2601.14066.</w:t>
+      </w:r>
+    </w:p>
+    <w:p>
+      <w:pPr>
+        <w:pStyle w:val="BodyText"/>
+      </w:pPr>
+      <w:r>
+        <w:t xml:space="preserve">A. Sekuboyina et al.,</w:t>
+      </w:r>
+      <w:r>
+        <w:t xml:space="preserve"> </w:t>
+      </w:r>
+      <w:r>
+        <w:t xml:space="preserve">: a vertebrae labelling and segmentation benchmark for multi-detector</w:t>
+      </w:r>
+      <w:r>
+        <w:t xml:space="preserve"> </w:t>
+      </w:r>
+      <w:r>
+        <w:t xml:space="preserve">CT</w:t>
+      </w:r>
+      <w:r>
+        <w:t xml:space="preserve"> </w:t>
+      </w:r>
+      <w:r>
+        <w:t xml:space="preserve">images,</w:t>
+      </w:r>
+      <w:r>
+        <w:t xml:space="preserve"> </w:t>
+      </w:r>
+      <w:r>
+        <w:t xml:space="preserve">Med. Image Anal.</w:t>
       </w:r>
       <w:r>
         <w:t xml:space="preserve"> </w:t>
@@ -6462,16 +6442,16 @@
           <w:b/>
           <w:bCs/>
         </w:rPr>
-        <w:t xml:space="preserve">8</w:t>
-      </w:r>
-      <w:r>
-        <w:t xml:space="preserve">, 284 (2021),</w:t>
-      </w:r>
-      <w:r>
-        <w:t xml:space="preserve"> </w:t>
-      </w:r>
-      <w:r>
-        <w:t xml:space="preserve">doi:10.1038/s41597-021-01060-0.</w:t>
+        <w:t xml:space="preserve">73</w:t>
+      </w:r>
+      <w:r>
+        <w:t xml:space="preserve">, 102166 (2021),</w:t>
+      </w:r>
+      <w:r>
+        <w:t xml:space="preserve"> </w:t>
+      </w:r>
+      <w:r>
+        <w:t xml:space="preserve">doi:10.1016/j.media.2021.102166.</w:t>
       </w:r>
     </w:p>
     <w:p>
@@ -6479,31 +6459,19 @@
         <w:pStyle w:val="BodyText"/>
       </w:pPr>
       <w:r>
-        <w:t xml:space="preserve">Y. Otake, S. Schafer, J. W. Stayman, et al.,</w:t>
-      </w:r>
-      <w:r>
-        <w:t xml:space="preserve"> </w:t>
-      </w:r>
-      <w:r>
-        <w:t xml:space="preserve">Automatic localization of vertebral levels in x-ray fluoroscopy using</w:t>
-      </w:r>
-      <w:r>
-        <w:t xml:space="preserve"> </w:t>
-      </w:r>
-      <w:r>
-        <w:t xml:space="preserve">3D-2D</w:t>
-      </w:r>
-      <w:r>
-        <w:t xml:space="preserve"> </w:t>
-      </w:r>
-      <w:r>
-        <w:t xml:space="preserve">registration: a tool to reduce wrong-site surgery,</w:t>
-      </w:r>
-      <w:r>
-        <w:t xml:space="preserve"> </w:t>
-      </w:r>
-      <w:r>
-        <w:t xml:space="preserve">Phys. Med. Biol.</w:t>
+        <w:t xml:space="preserve">H. Liebl et al.,</w:t>
+      </w:r>
+      <w:r>
+        <w:t xml:space="preserve"> </w:t>
+      </w:r>
+      <w:r>
+        <w:t xml:space="preserve">A computed tomography vertebral segmentation dataset with anatomical variations and multi-vendor scanner data,</w:t>
+      </w:r>
+      <w:r>
+        <w:t xml:space="preserve"> </w:t>
+      </w:r>
+      <w:r>
+        <w:t xml:space="preserve">Sci. Data</w:t>
       </w:r>
       <w:r>
         <w:t xml:space="preserve"> </w:t>
@@ -6513,16 +6481,16 @@
           <w:b/>
           <w:bCs/>
         </w:rPr>
-        <w:t xml:space="preserve">57</w:t>
-      </w:r>
-      <w:r>
-        <w:t xml:space="preserve">, 5485–5508 (2012),</w:t>
-      </w:r>
-      <w:r>
-        <w:t xml:space="preserve"> </w:t>
-      </w:r>
-      <w:r>
-        <w:t xml:space="preserve">doi:10.1088/0031-9155/57/17/5485.</w:t>
+        <w:t xml:space="preserve">8</w:t>
+      </w:r>
+      <w:r>
+        <w:t xml:space="preserve">, 284 (2021),</w:t>
+      </w:r>
+      <w:r>
+        <w:t xml:space="preserve"> </w:t>
+      </w:r>
+      <w:r>
+        <w:t xml:space="preserve">doi:10.1038/s41597-021-01060-0.</w:t>
       </w:r>
     </w:p>
     <w:p>
@@ -6530,31 +6498,31 @@
         <w:pStyle w:val="BodyText"/>
       </w:pPr>
       <w:r>
-        <w:t xml:space="preserve">S.-F. L. Lo, Y. Otake, V. Puvanesarajah, et al.,</w:t>
-      </w:r>
-      <w:r>
-        <w:t xml:space="preserve"> </w:t>
-      </w:r>
-      <w:r>
-        <w:t xml:space="preserve">Automatic localization of target vertebrae in spine surgery: clinical evaluation of the</w:t>
-      </w:r>
-      <w:r>
-        <w:t xml:space="preserve"> </w:t>
-      </w:r>
-      <w:r>
-        <w:t xml:space="preserve">LevelCheck</w:t>
-      </w:r>
-      <w:r>
-        <w:t xml:space="preserve"> </w:t>
-      </w:r>
-      <w:r>
-        <w:t xml:space="preserve">registration algorithm,</w:t>
-      </w:r>
-      <w:r>
-        <w:t xml:space="preserve"> </w:t>
-      </w:r>
-      <w:r>
-        <w:t xml:space="preserve">Spine (Phila. Pa. 1976)</w:t>
+        <w:t xml:space="preserve">Y. Otake, S. Schafer, J. W. Stayman, et al.,</w:t>
+      </w:r>
+      <w:r>
+        <w:t xml:space="preserve"> </w:t>
+      </w:r>
+      <w:r>
+        <w:t xml:space="preserve">Automatic localization of vertebral levels in x-ray fluoroscopy using</w:t>
+      </w:r>
+      <w:r>
+        <w:t xml:space="preserve"> </w:t>
+      </w:r>
+      <w:r>
+        <w:t xml:space="preserve">3D-2D</w:t>
+      </w:r>
+      <w:r>
+        <w:t xml:space="preserve"> </w:t>
+      </w:r>
+      <w:r>
+        <w:t xml:space="preserve">registration: a tool to reduce wrong-site surgery,</w:t>
+      </w:r>
+      <w:r>
+        <w:t xml:space="preserve"> </w:t>
+      </w:r>
+      <w:r>
+        <w:t xml:space="preserve">Phys. Med. Biol.</w:t>
       </w:r>
       <w:r>
         <w:t xml:space="preserve"> </w:t>
@@ -6564,16 +6532,16 @@
           <w:b/>
           <w:bCs/>
         </w:rPr>
-        <w:t xml:space="preserve">40</w:t>
-      </w:r>
-      <w:r>
-        <w:t xml:space="preserve">, E476–E483 (2015),</w:t>
-      </w:r>
-      <w:r>
-        <w:t xml:space="preserve"> </w:t>
-      </w:r>
-      <w:r>
-        <w:t xml:space="preserve">doi:10.1097/BRS.0000000000000814.</w:t>
+        <w:t xml:space="preserve">57</w:t>
+      </w:r>
+      <w:r>
+        <w:t xml:space="preserve">, 5485–5508 (2012),</w:t>
+      </w:r>
+      <w:r>
+        <w:t xml:space="preserve"> </w:t>
+      </w:r>
+      <w:r>
+        <w:t xml:space="preserve">doi:10.1088/0031-9155/57/17/5485.</w:t>
       </w:r>
     </w:p>
     <w:p>
@@ -6581,13 +6549,13 @@
         <w:pStyle w:val="BodyText"/>
       </w:pPr>
       <w:r>
-        <w:t xml:space="preserve">T. De Silva, S.-F. L. Lo, N. Aygun, et al.,</w:t>
-      </w:r>
-      <w:r>
-        <w:t xml:space="preserve"> </w:t>
-      </w:r>
-      <w:r>
-        <w:t xml:space="preserve">Utility of the</w:t>
+        <w:t xml:space="preserve">S.-F. L. Lo, Y. Otake, V. Puvanesarajah, et al.,</w:t>
+      </w:r>
+      <w:r>
+        <w:t xml:space="preserve"> </w:t>
+      </w:r>
+      <w:r>
+        <w:t xml:space="preserve">Automatic localization of target vertebrae in spine surgery: clinical evaluation of the</w:t>
       </w:r>
       <w:r>
         <w:t xml:space="preserve"> </w:t>
@@ -6599,7 +6567,7 @@
         <w:t xml:space="preserve"> </w:t>
       </w:r>
       <w:r>
-        <w:t xml:space="preserve">algorithm for decision support in vertebral localization,</w:t>
+        <w:t xml:space="preserve">registration algorithm,</w:t>
       </w:r>
       <w:r>
         <w:t xml:space="preserve"> </w:t>
@@ -6615,16 +6583,16 @@
           <w:b/>
           <w:bCs/>
         </w:rPr>
-        <w:t xml:space="preserve">41</w:t>
-      </w:r>
-      <w:r>
-        <w:t xml:space="preserve">, E1249–E1256 (2016),</w:t>
-      </w:r>
-      <w:r>
-        <w:t xml:space="preserve"> </w:t>
-      </w:r>
-      <w:r>
-        <w:t xml:space="preserve">doi:10.1097/BRS.0000000000001589.</w:t>
+        <w:t xml:space="preserve">40</w:t>
+      </w:r>
+      <w:r>
+        <w:t xml:space="preserve">, E476–E483 (2015),</w:t>
+      </w:r>
+      <w:r>
+        <w:t xml:space="preserve"> </w:t>
+      </w:r>
+      <w:r>
+        <w:t xml:space="preserve">doi:10.1097/BRS.0000000000000814.</w:t>
       </w:r>
     </w:p>
     <w:p>
@@ -6632,72 +6600,31 @@
         <w:pStyle w:val="BodyText"/>
       </w:pPr>
       <w:r>
-        <w:t xml:space="preserve">K. Smith et al.,</w:t>
-      </w:r>
-      <w:r>
-        <w:t xml:space="preserve"> </w:t>
-      </w:r>
-      <w:r>
-        <w:t xml:space="preserve">Data from</w:t>
-      </w:r>
-      <w:r>
-        <w:t xml:space="preserve"> </w:t>
-      </w:r>
-      <w:r>
-        <w:t xml:space="preserve">CT COLONOGRAPHY</w:t>
-      </w:r>
-      <w:r>
-        <w:t xml:space="preserve">,</w:t>
-      </w:r>
-      <w:r>
-        <w:t xml:space="preserve"> </w:t>
-      </w:r>
-      <w:r>
-        <w:t xml:space="preserve">The Cancer Imaging Archive, 2015,</w:t>
-      </w:r>
-      <w:r>
-        <w:t xml:space="preserve"> </w:t>
-      </w:r>
-      <w:r>
-        <w:t xml:space="preserve">doi:10.7937/K9/TCIA.2015.NWTESAY1.</w:t>
-      </w:r>
-    </w:p>
-    <w:p>
-      <w:pPr>
-        <w:pStyle w:val="BodyText"/>
-      </w:pPr>
-      <w:r>
-        <w:t xml:space="preserve">K. Clark et al.,</w:t>
-      </w:r>
-      <w:r>
-        <w:t xml:space="preserve"> </w:t>
-      </w:r>
-      <w:r>
-        <w:t xml:space="preserve">The</w:t>
-      </w:r>
-      <w:r>
-        <w:t xml:space="preserve"> </w:t>
-      </w:r>
-      <w:r>
-        <w:t xml:space="preserve">Cancer Imaging Archive</w:t>
-      </w:r>
-      <w:r>
-        <w:t xml:space="preserve"> </w:t>
-      </w:r>
-      <w:r>
-        <w:t xml:space="preserve">(</w:t>
-      </w:r>
-      <w:r>
-        <w:t xml:space="preserve">TCIA</w:t>
-      </w:r>
-      <w:r>
-        <w:t xml:space="preserve">): maintaining and operating a public information repository,</w:t>
-      </w:r>
-      <w:r>
-        <w:t xml:space="preserve"> </w:t>
-      </w:r>
-      <w:r>
-        <w:t xml:space="preserve">J. Digit. Imaging</w:t>
+        <w:t xml:space="preserve">T. De Silva, S.-F. L. Lo, N. Aygun, et al.,</w:t>
+      </w:r>
+      <w:r>
+        <w:t xml:space="preserve"> </w:t>
+      </w:r>
+      <w:r>
+        <w:t xml:space="preserve">Utility of the</w:t>
+      </w:r>
+      <w:r>
+        <w:t xml:space="preserve"> </w:t>
+      </w:r>
+      <w:r>
+        <w:t xml:space="preserve">LevelCheck</w:t>
+      </w:r>
+      <w:r>
+        <w:t xml:space="preserve"> </w:t>
+      </w:r>
+      <w:r>
+        <w:t xml:space="preserve">algorithm for decision support in vertebral localization,</w:t>
+      </w:r>
+      <w:r>
+        <w:t xml:space="preserve"> </w:t>
+      </w:r>
+      <w:r>
+        <w:t xml:space="preserve">Spine (Phila. Pa. 1976)</w:t>
       </w:r>
       <w:r>
         <w:t xml:space="preserve"> </w:t>
@@ -6707,16 +6634,16 @@
           <w:b/>
           <w:bCs/>
         </w:rPr>
-        <w:t xml:space="preserve">26</w:t>
-      </w:r>
-      <w:r>
-        <w:t xml:space="preserve">, 1045–1057 (2013),</w:t>
-      </w:r>
-      <w:r>
-        <w:t xml:space="preserve"> </w:t>
-      </w:r>
-      <w:r>
-        <w:t xml:space="preserve">doi:10.1007/s10278-013-9622-7.</w:t>
+        <w:t xml:space="preserve">41</w:t>
+      </w:r>
+      <w:r>
+        <w:t xml:space="preserve">, E1249–E1256 (2016),</w:t>
+      </w:r>
+      <w:r>
+        <w:t xml:space="preserve"> </w:t>
+      </w:r>
+      <w:r>
+        <w:t xml:space="preserve">doi:10.1097/BRS.0000000000001589.</w:t>
       </w:r>
     </w:p>
     <w:p>
@@ -6724,19 +6651,19 @@
         <w:pStyle w:val="BodyText"/>
       </w:pPr>
       <w:r>
-        <w:t xml:space="preserve">M. R. Zindrick et al.,</w:t>
-      </w:r>
-      <w:r>
-        <w:t xml:space="preserve"> </w:t>
-      </w:r>
-      <w:r>
-        <w:t xml:space="preserve">Analysis of the morphometric characteristics of the thoracic and lumbar pedicles,</w:t>
-      </w:r>
-      <w:r>
-        <w:t xml:space="preserve"> </w:t>
-      </w:r>
-      <w:r>
-        <w:t xml:space="preserve">Spine (Phila. Pa. 1976)</w:t>
+        <w:t xml:space="preserve">D. S. Kreiner, W. O. Shaffer, J. L. Baisden, et al.,</w:t>
+      </w:r>
+      <w:r>
+        <w:t xml:space="preserve"> </w:t>
+      </w:r>
+      <w:r>
+        <w:t xml:space="preserve">An evidence-based clinical guideline for the diagnosis and treatment of degenerative lumbar spinal stenosis (update),</w:t>
+      </w:r>
+      <w:r>
+        <w:t xml:space="preserve"> </w:t>
+      </w:r>
+      <w:r>
+        <w:t xml:space="preserve">Spine J.</w:t>
       </w:r>
       <w:r>
         <w:t xml:space="preserve"> </w:t>
@@ -6746,16 +6673,16 @@
           <w:b/>
           <w:bCs/>
         </w:rPr>
-        <w:t xml:space="preserve">12</w:t>
-      </w:r>
-      <w:r>
-        <w:t xml:space="preserve">, 160–166 (1987),</w:t>
-      </w:r>
-      <w:r>
-        <w:t xml:space="preserve"> </w:t>
-      </w:r>
-      <w:r>
-        <w:t xml:space="preserve">doi:10.1097/00007632-198703000-00012.</w:t>
+        <w:t xml:space="preserve">13</w:t>
+      </w:r>
+      <w:r>
+        <w:t xml:space="preserve">, 734–743 (2013),</w:t>
+      </w:r>
+      <w:r>
+        <w:t xml:space="preserve"> </w:t>
+      </w:r>
+      <w:r>
+        <w:t xml:space="preserve">doi:10.1016/j.spinee.2012.11.059.</w:t>
       </w:r>
     </w:p>
     <w:p>
@@ -6763,19 +6690,98 @@
         <w:pStyle w:val="BodyText"/>
       </w:pPr>
       <w:r>
-        <w:t xml:space="preserve">M. M. Panjabi et al.,</w:t>
-      </w:r>
-      <w:r>
-        <w:t xml:space="preserve"> </w:t>
-      </w:r>
-      <w:r>
-        <w:t xml:space="preserve">Thoracic human vertebrae: quantitative three-dimensional anatomy,</w:t>
-      </w:r>
-      <w:r>
-        <w:t xml:space="preserve"> </w:t>
-      </w:r>
-      <w:r>
-        <w:t xml:space="preserve">Spine (Phila. Pa. 1976)</w:t>
+        <w:t xml:space="preserve">American College of Surgeons Committee on Trauma,</w:t>
+      </w:r>
+      <w:r>
+        <w:t xml:space="preserve"> </w:t>
+      </w:r>
+      <w:r>
+        <w:t xml:space="preserve">TQIP</w:t>
+      </w:r>
+      <w:r>
+        <w:t xml:space="preserve"> </w:t>
+      </w:r>
+      <w:r>
+        <w:t xml:space="preserve">best practices guidelines in imaging,</w:t>
+      </w:r>
+      <w:r>
+        <w:t xml:space="preserve"> </w:t>
+      </w:r>
+      <w:r>
+        <w:t xml:space="preserve">American College of Surgeons, Chicago, 2018.</w:t>
+      </w:r>
+    </w:p>
+    <w:p>
+      <w:pPr>
+        <w:pStyle w:val="BodyText"/>
+      </w:pPr>
+      <w:r>
+        <w:t xml:space="preserve">K. Smith et al.,</w:t>
+      </w:r>
+      <w:r>
+        <w:t xml:space="preserve"> </w:t>
+      </w:r>
+      <w:r>
+        <w:t xml:space="preserve">Data from</w:t>
+      </w:r>
+      <w:r>
+        <w:t xml:space="preserve"> </w:t>
+      </w:r>
+      <w:r>
+        <w:t xml:space="preserve">CT COLONOGRAPHY</w:t>
+      </w:r>
+      <w:r>
+        <w:t xml:space="preserve">,</w:t>
+      </w:r>
+      <w:r>
+        <w:t xml:space="preserve"> </w:t>
+      </w:r>
+      <w:r>
+        <w:t xml:space="preserve">The Cancer Imaging Archive, 2015,</w:t>
+      </w:r>
+      <w:r>
+        <w:t xml:space="preserve"> </w:t>
+      </w:r>
+      <w:r>
+        <w:t xml:space="preserve">doi:10.7937/K9/TCIA.2015.NWTESAY1.</w:t>
+      </w:r>
+    </w:p>
+    <w:p>
+      <w:pPr>
+        <w:pStyle w:val="BodyText"/>
+      </w:pPr>
+      <w:r>
+        <w:t xml:space="preserve">K. Clark et al.,</w:t>
+      </w:r>
+      <w:r>
+        <w:t xml:space="preserve"> </w:t>
+      </w:r>
+      <w:r>
+        <w:t xml:space="preserve">The</w:t>
+      </w:r>
+      <w:r>
+        <w:t xml:space="preserve"> </w:t>
+      </w:r>
+      <w:r>
+        <w:t xml:space="preserve">Cancer Imaging Archive</w:t>
+      </w:r>
+      <w:r>
+        <w:t xml:space="preserve"> </w:t>
+      </w:r>
+      <w:r>
+        <w:t xml:space="preserve">(</w:t>
+      </w:r>
+      <w:r>
+        <w:t xml:space="preserve">TCIA</w:t>
+      </w:r>
+      <w:r>
+        <w:t xml:space="preserve">): maintaining and operating a public information repository,</w:t>
+      </w:r>
+      <w:r>
+        <w:t xml:space="preserve"> </w:t>
+      </w:r>
+      <w:r>
+        <w:t xml:space="preserve">J. Digit. Imaging</w:t>
       </w:r>
       <w:r>
         <w:t xml:space="preserve"> </w:t>
@@ -6785,16 +6791,16 @@
           <w:b/>
           <w:bCs/>
         </w:rPr>
-        <w:t xml:space="preserve">16</w:t>
-      </w:r>
-      <w:r>
-        <w:t xml:space="preserve">, 888–901 (1991),</w:t>
-      </w:r>
-      <w:r>
-        <w:t xml:space="preserve"> </w:t>
-      </w:r>
-      <w:r>
-        <w:t xml:space="preserve">doi:10.1097/00007632-199108000-00006.</w:t>
+        <w:t xml:space="preserve">26</w:t>
+      </w:r>
+      <w:r>
+        <w:t xml:space="preserve">, 1045–1057 (2013),</w:t>
+      </w:r>
+      <w:r>
+        <w:t xml:space="preserve"> </w:t>
+      </w:r>
+      <w:r>
+        <w:t xml:space="preserve">doi:10.1007/s10278-013-9622-7.</w:t>
       </w:r>
     </w:p>
     <w:p>
@@ -6802,13 +6808,13 @@
         <w:pStyle w:val="BodyText"/>
       </w:pPr>
       <w:r>
-        <w:t xml:space="preserve">M. M. Panjabi et al.,</w:t>
-      </w:r>
-      <w:r>
-        <w:t xml:space="preserve"> </w:t>
-      </w:r>
-      <w:r>
-        <w:t xml:space="preserve">Human lumbar vertebrae: quantitative three-dimensional anatomy,</w:t>
+        <w:t xml:space="preserve">M. R. Zindrick et al.,</w:t>
+      </w:r>
+      <w:r>
+        <w:t xml:space="preserve"> </w:t>
+      </w:r>
+      <w:r>
+        <w:t xml:space="preserve">Analysis of the morphometric characteristics of the thoracic and lumbar pedicles,</w:t>
       </w:r>
       <w:r>
         <w:t xml:space="preserve"> </w:t>
@@ -6824,16 +6830,16 @@
           <w:b/>
           <w:bCs/>
         </w:rPr>
-        <w:t xml:space="preserve">17</w:t>
-      </w:r>
-      <w:r>
-        <w:t xml:space="preserve">, 299–306 (1992),</w:t>
-      </w:r>
-      <w:r>
-        <w:t xml:space="preserve"> </w:t>
-      </w:r>
-      <w:r>
-        <w:t xml:space="preserve">doi:10.1097/00007632-199203000-00010.</w:t>
+        <w:t xml:space="preserve">12</w:t>
+      </w:r>
+      <w:r>
+        <w:t xml:space="preserve">, 160–166 (1987),</w:t>
+      </w:r>
+      <w:r>
+        <w:t xml:space="preserve"> </w:t>
+      </w:r>
+      <w:r>
+        <w:t xml:space="preserve">doi:10.1097/00007632-198703000-00012.</w:t>
       </w:r>
     </w:p>
     <w:p>
@@ -6841,48 +6847,19 @@
         <w:pStyle w:val="BodyText"/>
       </w:pPr>
       <w:r>
-        <w:t xml:space="preserve">E. C. Benzel,</w:t>
-      </w:r>
-      <w:r>
-        <w:t xml:space="preserve"> </w:t>
-      </w:r>
-      <w:r>
-        <w:t xml:space="preserve">,</w:t>
-      </w:r>
-      <w:r>
-        <w:t xml:space="preserve"> </w:t>
-      </w:r>
-      <w:r>
-        <w:t xml:space="preserve">Thieme, New York, 3rd edition, 2015.</w:t>
-      </w:r>
-    </w:p>
-    <w:p>
-      <w:pPr>
-        <w:pStyle w:val="BodyText"/>
-      </w:pPr>
-      <w:r>
-        <w:t xml:space="preserve">R. J. Hughes and A. Saifuddin,</w:t>
-      </w:r>
-      <w:r>
-        <w:t xml:space="preserve"> </w:t>
-      </w:r>
-      <w:r>
-        <w:t xml:space="preserve">Numbering of lumbosacral transitional vertebrae on</w:t>
-      </w:r>
-      <w:r>
-        <w:t xml:space="preserve"> </w:t>
-      </w:r>
-      <w:r>
-        <w:t xml:space="preserve">MRI</w:t>
-      </w:r>
-      <w:r>
-        <w:t xml:space="preserve">: role of the iliolumbar ligaments,</w:t>
-      </w:r>
-      <w:r>
-        <w:t xml:space="preserve"> </w:t>
-      </w:r>
-      <w:r>
-        <w:t xml:space="preserve">AJR Am. J. Roentgenol.</w:t>
+        <w:t xml:space="preserve">M. M. Panjabi et al.,</w:t>
+      </w:r>
+      <w:r>
+        <w:t xml:space="preserve"> </w:t>
+      </w:r>
+      <w:r>
+        <w:t xml:space="preserve">Thoracic human vertebrae: quantitative three-dimensional anatomy,</w:t>
+      </w:r>
+      <w:r>
+        <w:t xml:space="preserve"> </w:t>
+      </w:r>
+      <w:r>
+        <w:t xml:space="preserve">Spine (Phila. Pa. 1976)</w:t>
       </w:r>
       <w:r>
         <w:t xml:space="preserve"> </w:t>
@@ -6892,16 +6869,16 @@
           <w:b/>
           <w:bCs/>
         </w:rPr>
-        <w:t xml:space="preserve">187</w:t>
-      </w:r>
-      <w:r>
-        <w:t xml:space="preserve">, W59–W65 (2006),</w:t>
-      </w:r>
-      <w:r>
-        <w:t xml:space="preserve"> </w:t>
-      </w:r>
-      <w:r>
-        <w:t xml:space="preserve">doi:10.2214/AJR.05.0415.</w:t>
+        <w:t xml:space="preserve">16</w:t>
+      </w:r>
+      <w:r>
+        <w:t xml:space="preserve">, 888–901 (1991),</w:t>
+      </w:r>
+      <w:r>
+        <w:t xml:space="preserve"> </w:t>
+      </w:r>
+      <w:r>
+        <w:t xml:space="preserve">doi:10.1097/00007632-199108000-00006.</w:t>
       </w:r>
     </w:p>
     <w:p>
@@ -6909,19 +6886,19 @@
         <w:pStyle w:val="BodyText"/>
       </w:pPr>
       <w:r>
-        <w:t xml:space="preserve">L. Jin et al.,</w:t>
-      </w:r>
-      <w:r>
-        <w:t xml:space="preserve"> </w:t>
-      </w:r>
-      <w:r>
-        <w:t xml:space="preserve">v2: a large-scale benchmark for rib labeling and anatomical centerline extraction,</w:t>
-      </w:r>
-      <w:r>
-        <w:t xml:space="preserve"> </w:t>
-      </w:r>
-      <w:r>
-        <w:t xml:space="preserve">IEEE Trans. Med. Imaging</w:t>
+        <w:t xml:space="preserve">M. M. Panjabi et al.,</w:t>
+      </w:r>
+      <w:r>
+        <w:t xml:space="preserve"> </w:t>
+      </w:r>
+      <w:r>
+        <w:t xml:space="preserve">Human lumbar vertebrae: quantitative three-dimensional anatomy,</w:t>
+      </w:r>
+      <w:r>
+        <w:t xml:space="preserve"> </w:t>
+      </w:r>
+      <w:r>
+        <w:t xml:space="preserve">Spine (Phila. Pa. 1976)</w:t>
       </w:r>
       <w:r>
         <w:t xml:space="preserve"> </w:t>
@@ -6931,16 +6908,16 @@
           <w:b/>
           <w:bCs/>
         </w:rPr>
-        <w:t xml:space="preserve">43</w:t>
-      </w:r>
-      <w:r>
-        <w:t xml:space="preserve">, 570–581 (2024),</w:t>
-      </w:r>
-      <w:r>
-        <w:t xml:space="preserve"> </w:t>
-      </w:r>
-      <w:r>
-        <w:t xml:space="preserve">doi:10.1109/TMI.2023.3313627.</w:t>
+        <w:t xml:space="preserve">17</w:t>
+      </w:r>
+      <w:r>
+        <w:t xml:space="preserve">, 299–306 (1992),</w:t>
+      </w:r>
+      <w:r>
+        <w:t xml:space="preserve"> </w:t>
+      </w:r>
+      <w:r>
+        <w:t xml:space="preserve">doi:10.1097/00007632-199203000-00010.</w:t>
       </w:r>
     </w:p>
     <w:p>
@@ -6948,37 +6925,19 @@
         <w:pStyle w:val="BodyText"/>
       </w:pPr>
       <w:r>
-        <w:t xml:space="preserve">H. M</w:t>
-      </w:r>
-      <w:r>
-        <w:t xml:space="preserve">ö</w:t>
-      </w:r>
-      <w:r>
-        <w:t xml:space="preserve">ller et al.,</w:t>
-      </w:r>
-      <w:r>
-        <w:t xml:space="preserve"> </w:t>
-      </w:r>
-      <w:r>
-        <w:t xml:space="preserve">Automated thoracolumbar stump rib detection and analysis in a large</w:t>
-      </w:r>
-      <w:r>
-        <w:t xml:space="preserve"> </w:t>
-      </w:r>
-      <w:r>
-        <w:t xml:space="preserve">CT</w:t>
-      </w:r>
-      <w:r>
-        <w:t xml:space="preserve"> </w:t>
-      </w:r>
-      <w:r>
-        <w:t xml:space="preserve">cohort, 2025,</w:t>
-      </w:r>
-      <w:r>
-        <w:t xml:space="preserve"> </w:t>
-      </w:r>
-      <w:r>
-        <w:t xml:space="preserve">arXiv:2505.05004. doi:10.48550/arXiv.2505.05004.</w:t>
+        <w:t xml:space="preserve">E. C. Benzel,</w:t>
+      </w:r>
+      <w:r>
+        <w:t xml:space="preserve"> </w:t>
+      </w:r>
+      <w:r>
+        <w:t xml:space="preserve">,</w:t>
+      </w:r>
+      <w:r>
+        <w:t xml:space="preserve"> </w:t>
+      </w:r>
+      <w:r>
+        <w:t xml:space="preserve">Thieme, New York, 3rd edition, 2015.</w:t>
       </w:r>
     </w:p>
     <w:p>
@@ -6986,31 +6945,28 @@
         <w:pStyle w:val="BodyText"/>
       </w:pPr>
       <w:r>
-        <w:t xml:space="preserve">J. Wasserthal et al.,</w:t>
-      </w:r>
-      <w:r>
-        <w:t xml:space="preserve"> </w:t>
-      </w:r>
-      <w:r>
-        <w:t xml:space="preserve">: robust segmentation of 104 anatomic structures in</w:t>
-      </w:r>
-      <w:r>
-        <w:t xml:space="preserve"> </w:t>
-      </w:r>
-      <w:r>
-        <w:t xml:space="preserve">CT</w:t>
-      </w:r>
-      <w:r>
-        <w:t xml:space="preserve"> </w:t>
-      </w:r>
-      <w:r>
-        <w:t xml:space="preserve">images,</w:t>
-      </w:r>
-      <w:r>
-        <w:t xml:space="preserve"> </w:t>
-      </w:r>
-      <w:r>
-        <w:t xml:space="preserve">Radiol. Artif. Intell.</w:t>
+        <w:t xml:space="preserve">R. J. Hughes and A. Saifuddin,</w:t>
+      </w:r>
+      <w:r>
+        <w:t xml:space="preserve"> </w:t>
+      </w:r>
+      <w:r>
+        <w:t xml:space="preserve">Numbering of lumbosacral transitional vertebrae on</w:t>
+      </w:r>
+      <w:r>
+        <w:t xml:space="preserve"> </w:t>
+      </w:r>
+      <w:r>
+        <w:t xml:space="preserve">MRI</w:t>
+      </w:r>
+      <w:r>
+        <w:t xml:space="preserve">: role of the iliolumbar ligaments,</w:t>
+      </w:r>
+      <w:r>
+        <w:t xml:space="preserve"> </w:t>
+      </w:r>
+      <w:r>
+        <w:t xml:space="preserve">AJR Am. J. Roentgenol.</w:t>
       </w:r>
       <w:r>
         <w:t xml:space="preserve"> </w:t>
@@ -7020,6 +6976,96 @@
           <w:b/>
           <w:bCs/>
         </w:rPr>
+        <w:t xml:space="preserve">187</w:t>
+      </w:r>
+      <w:r>
+        <w:t xml:space="preserve">, W59–W65 (2006),</w:t>
+      </w:r>
+      <w:r>
+        <w:t xml:space="preserve"> </w:t>
+      </w:r>
+      <w:r>
+        <w:t xml:space="preserve">doi:10.2214/AJR.05.0415.</w:t>
+      </w:r>
+    </w:p>
+    <w:p>
+      <w:pPr>
+        <w:pStyle w:val="BodyText"/>
+      </w:pPr>
+      <w:r>
+        <w:t xml:space="preserve">L. Jin et al.,</w:t>
+      </w:r>
+      <w:r>
+        <w:t xml:space="preserve"> </w:t>
+      </w:r>
+      <w:r>
+        <w:t xml:space="preserve">v2: a large-scale benchmark for rib labeling and anatomical centerline extraction,</w:t>
+      </w:r>
+      <w:r>
+        <w:t xml:space="preserve"> </w:t>
+      </w:r>
+      <w:r>
+        <w:t xml:space="preserve">IEEE Trans. Med. Imaging</w:t>
+      </w:r>
+      <w:r>
+        <w:t xml:space="preserve"> </w:t>
+      </w:r>
+      <w:r>
+        <w:rPr>
+          <w:b/>
+          <w:bCs/>
+        </w:rPr>
+        <w:t xml:space="preserve">43</w:t>
+      </w:r>
+      <w:r>
+        <w:t xml:space="preserve">, 570–581 (2024),</w:t>
+      </w:r>
+      <w:r>
+        <w:t xml:space="preserve"> </w:t>
+      </w:r>
+      <w:r>
+        <w:t xml:space="preserve">doi:10.1109/TMI.2023.3313627.</w:t>
+      </w:r>
+    </w:p>
+    <w:p>
+      <w:pPr>
+        <w:pStyle w:val="BodyText"/>
+      </w:pPr>
+      <w:r>
+        <w:t xml:space="preserve">J. Wasserthal et al.,</w:t>
+      </w:r>
+      <w:r>
+        <w:t xml:space="preserve"> </w:t>
+      </w:r>
+      <w:r>
+        <w:t xml:space="preserve">: robust segmentation of 104 anatomic structures in</w:t>
+      </w:r>
+      <w:r>
+        <w:t xml:space="preserve"> </w:t>
+      </w:r>
+      <w:r>
+        <w:t xml:space="preserve">CT</w:t>
+      </w:r>
+      <w:r>
+        <w:t xml:space="preserve"> </w:t>
+      </w:r>
+      <w:r>
+        <w:t xml:space="preserve">images,</w:t>
+      </w:r>
+      <w:r>
+        <w:t xml:space="preserve"> </w:t>
+      </w:r>
+      <w:r>
+        <w:t xml:space="preserve">Radiol. Artif. Intell.</w:t>
+      </w:r>
+      <w:r>
+        <w:t xml:space="preserve"> </w:t>
+      </w:r>
+      <w:r>
+        <w:rPr>
+          <w:b/>
+          <w:bCs/>
+        </w:rPr>
         <w:t xml:space="preserve">5</w:t>
       </w:r>
       <w:r>
@@ -7030,6 +7076,44 @@
       </w:r>
       <w:r>
         <w:t xml:space="preserve">doi:10.1148/ryai.230024.</w:t>
+      </w:r>
+    </w:p>
+    <w:p>
+      <w:pPr>
+        <w:pStyle w:val="BodyText"/>
+      </w:pPr>
+      <w:r>
+        <w:t xml:space="preserve">H. M</w:t>
+      </w:r>
+      <w:r>
+        <w:t xml:space="preserve">ö</w:t>
+      </w:r>
+      <w:r>
+        <w:t xml:space="preserve">ller et al.,</w:t>
+      </w:r>
+      <w:r>
+        <w:t xml:space="preserve"> </w:t>
+      </w:r>
+      <w:r>
+        <w:t xml:space="preserve">Automated thoracolumbar stump rib detection and analysis in a large</w:t>
+      </w:r>
+      <w:r>
+        <w:t xml:space="preserve"> </w:t>
+      </w:r>
+      <w:r>
+        <w:t xml:space="preserve">CT</w:t>
+      </w:r>
+      <w:r>
+        <w:t xml:space="preserve"> </w:t>
+      </w:r>
+      <w:r>
+        <w:t xml:space="preserve">cohort, 2025,</w:t>
+      </w:r>
+      <w:r>
+        <w:t xml:space="preserve"> </w:t>
+      </w:r>
+      <w:r>
+        <w:t xml:space="preserve">arXiv:2505.05004. doi:10.48550/arXiv.2505.05004.</w:t>
       </w:r>
     </w:p>
     <w:p>

--- a/paper/mpda/CTSpinoPelvic1K_review.docx
+++ b/paper/mpda/CTSpinoPelvic1K_review.docx
@@ -41,107 +41,88 @@
         <w:t xml:space="preserve"> </w:t>
       </w:r>
       <w:r>
-        <w:t xml:space="preserve">For transitional anatomy the gold standard for numeration remains</w:t>
-      </w:r>
-      <w:r>
-        <w:t xml:space="preserve"> </w:t>
-      </w:r>
-      <w:r>
-        <w:t xml:space="preserve">whole-spine imaging and counting caudally from C2 </w:t>
-      </w:r>
-      <w:r>
-        <w:t xml:space="preserve">. The imaging a lumbar</w:t>
-      </w:r>
-      <w:r>
-        <w:t xml:space="preserve"> </w:t>
-      </w:r>
-      <w:r>
-        <w:t xml:space="preserve">case is planned on is regional by guideline </w:t>
-      </w:r>
-      <w:r>
-        <w:t xml:space="preserve"> </w:t>
-      </w:r>
-      <w:r>
-        <w:t xml:space="preserve">and never contains C2, and where</w:t>
-      </w:r>
-      <w:r>
-        <w:t xml:space="preserve"> </w:t>
-      </w:r>
-      <w:r>
-        <w:t xml:space="preserve">a lumbosacral</w:t>
-      </w:r>
-      <w:r>
-        <w:t xml:space="preserve"> </w:t>
-      </w:r>
-      <w:r>
-        <w:t xml:space="preserve">transitional vertebra (LSTV) alters the count the local anatomy is ambiguous: four rib-free lumbar</w:t>
-      </w:r>
-      <w:r>
-        <w:t xml:space="preserve"> </w:t>
-      </w:r>
-      <w:r>
-        <w:t xml:space="preserve">vertebrae may mean an L1 bearing a lumbar rib or an L5 assimilated to the sacrum, and six</w:t>
-      </w:r>
-      <w:r>
-        <w:t xml:space="preserve"> </w:t>
-      </w:r>
-      <w:r>
-        <w:t xml:space="preserve">may mean a sixth lumbar vertebra, a T12 whose ribs are aplastic, or an S1 lumbarized from</w:t>
-      </w:r>
-      <w:r>
-        <w:t xml:space="preserve"> </w:t>
-      </w:r>
-      <w:r>
-        <w:t xml:space="preserve">the sacrum </w:t>
-      </w:r>
-      <w:r>
-        <w:t xml:space="preserve">. CTSpinoPelvic1K is built so that this can be</w:t>
-      </w:r>
-      <w:r>
-        <w:t xml:space="preserve"> </w:t>
-      </w:r>
-      <w:r>
-        <w:t xml:space="preserve">asked of the data: whether local morphology resolves them without counting from C2. It provides 802 CT records anchoring each lumbar level on</w:t>
-      </w:r>
-      <w:r>
-        <w:t xml:space="preserve"> </w:t>
-      </w:r>
-      <w:r>
-        <w:t xml:space="preserve">the lowest rib-bearing vertebra above and the first sacral segment below, with</w:t>
-      </w:r>
-      <w:r>
-        <w:t xml:space="preserve"> </w:t>
-      </w:r>
-      <w:r>
-        <w:t xml:space="preserve">radiologist-sourced spine</w:t>
-      </w:r>
-      <w:r>
-        <w:t xml:space="preserve"> </w:t>
-      </w:r>
-      <w:r>
-        <w:rPr>
-          <w:i/>
-          <w:iCs/>
-        </w:rPr>
-        <w:t xml:space="preserve">and</w:t>
-      </w:r>
-      <w:r>
-        <w:t xml:space="preserve"> </w:t>
-      </w:r>
-      <w:r>
-        <w:t xml:space="preserve">pelvic annotation on one frame, per-level ribs and</w:t>
-      </w:r>
-      <w:r>
-        <w:t xml:space="preserve"> </w:t>
-      </w:r>
-      <w:r>
-        <w:t xml:space="preserve">femora. Classes for a sixth lumbar vertebra, a thirteenth thoracic vertebra, a separate first</w:t>
-      </w:r>
-      <w:r>
-        <w:t xml:space="preserve"> </w:t>
-      </w:r>
-      <w:r>
-        <w:t xml:space="preserve">sacral segment and lumbar ribs cover the anomalies.</w:t>
+        <w:t xml:space="preserve">A vertebra at the lumbosacral junction is named by counting. The gold</w:t>
+      </w:r>
+      <w:r>
+        <w:t xml:space="preserve"> </w:t>
+      </w:r>
+      <w:r>
+        <w:t xml:space="preserve">standard counts caudally from C2 on whole-spine imaging </w:t>
+      </w:r>
+      <w:r>
+        <w:t xml:space="preserve">; the imaging a lumbar</w:t>
+      </w:r>
+      <w:r>
+        <w:t xml:space="preserve"> </w:t>
+      </w:r>
+      <w:r>
+        <w:t xml:space="preserve">case is planned on is regional </w:t>
+      </w:r>
+      <w:r>
+        <w:t xml:space="preserve">, and an abdominal field of view never contains</w:t>
+      </w:r>
+      <w:r>
+        <w:t xml:space="preserve"> </w:t>
+      </w:r>
+      <w:r>
+        <w:t xml:space="preserve">C2. Where a lumbosacral transitional vertebra (LSTV) alters the count, the local anatomy is</w:t>
+      </w:r>
+      <w:r>
+        <w:t xml:space="preserve"> </w:t>
+      </w:r>
+      <w:r>
+        <w:t xml:space="preserve">ambiguous: four rib-free vertebrae above the sacrum may be an L1 bearing a lumbar rib or an</w:t>
+      </w:r>
+      <w:r>
+        <w:t xml:space="preserve"> </w:t>
+      </w:r>
+      <w:r>
+        <w:t xml:space="preserve">L5 assimilated to the sacrum, and six may be a sixth lumbar vertebra, a T12 whose ribs are</w:t>
+      </w:r>
+      <w:r>
+        <w:t xml:space="preserve"> </w:t>
+      </w:r>
+      <w:r>
+        <w:t xml:space="preserve">aplastic, or an S1 lumbarized from the sacrum </w:t>
+      </w:r>
+      <w:r>
+        <w:t xml:space="preserve">. CTSpinoPelvic1K exists</w:t>
+      </w:r>
+      <w:r>
+        <w:t xml:space="preserve"> </w:t>
+      </w:r>
+      <w:r>
+        <w:t xml:space="preserve">to ask whether local morphology can resolve that ambiguity without the count. It provides</w:t>
+      </w:r>
+      <w:r>
+        <w:t xml:space="preserve"> </w:t>
+      </w:r>
+      <w:r>
+        <w:t xml:space="preserve">802 CT records with radiologist-sourced spine and pelvic annotation on one frame, per-level</w:t>
+      </w:r>
+      <w:r>
+        <w:t xml:space="preserve"> </w:t>
+      </w:r>
+      <w:r>
+        <w:t xml:space="preserve">ribs and femora, each lumbar level anchored on the lowest rib-bearing vertebra above and the</w:t>
+      </w:r>
+      <w:r>
+        <w:t xml:space="preserve"> </w:t>
+      </w:r>
+      <w:r>
+        <w:t xml:space="preserve">first sacral segment below, and classes for a sixth lumbar vertebra, a thirteenth thoracic</w:t>
+      </w:r>
+      <w:r>
+        <w:t xml:space="preserve"> </w:t>
+      </w:r>
+      <w:r>
+        <w:t xml:space="preserve">vertebra, a separate first sacral segment and lumbar ribs, so that the anomalies are</w:t>
+      </w:r>
+      <w:r>
+        <w:t xml:space="preserve"> </w:t>
+      </w:r>
+      <w:r>
+        <w:t xml:space="preserve">recorded as themselves.</w:t>
       </w:r>
     </w:p>
     <w:p>

--- a/paper/mpda/CTSpinoPelvic1K_review.docx
+++ b/paper/mpda/CTSpinoPelvic1K_review.docx
@@ -59,19 +59,19 @@
         <w:t xml:space="preserve">case is planned on is regional </w:t>
       </w:r>
       <w:r>
-        <w:t xml:space="preserve">, and an abdominal field of view never contains</w:t>
-      </w:r>
-      <w:r>
-        <w:t xml:space="preserve"> </w:t>
-      </w:r>
-      <w:r>
-        <w:t xml:space="preserve">C2. Where a lumbosacral transitional vertebra (LSTV) alters the count, the local anatomy is</w:t>
-      </w:r>
-      <w:r>
-        <w:t xml:space="preserve"> </w:t>
-      </w:r>
-      <w:r>
-        <w:t xml:space="preserve">ambiguous: four rib-free vertebrae above the sacrum may be an L1 bearing a lumbar rib or an</w:t>
+        <w:t xml:space="preserve">, and abdominal CT never contains C2. Where a</w:t>
+      </w:r>
+      <w:r>
+        <w:t xml:space="preserve"> </w:t>
+      </w:r>
+      <w:r>
+        <w:t xml:space="preserve">lumbosacral transitional vertebra (LSTV) alters the count, the local anatomy is ambiguous:</w:t>
+      </w:r>
+      <w:r>
+        <w:t xml:space="preserve"> </w:t>
+      </w:r>
+      <w:r>
+        <w:t xml:space="preserve">four rib-free vertebrae may be an L1 bearing a lumbar rib or an</w:t>
       </w:r>
       <w:r>
         <w:t xml:space="preserve"> </w:t>
@@ -92,7 +92,7 @@
         <w:t xml:space="preserve"> </w:t>
       </w:r>
       <w:r>
-        <w:t xml:space="preserve">to ask whether local morphology can resolve that ambiguity without the count. It provides</w:t>
+        <w:t xml:space="preserve">to ask whether local morphology resolves that ambiguity without the count. It provides</w:t>
       </w:r>
       <w:r>
         <w:t xml:space="preserve"> </w:t>
@@ -104,13 +104,13 @@
         <w:t xml:space="preserve"> </w:t>
       </w:r>
       <w:r>
-        <w:t xml:space="preserve">ribs and femora, each lumbar level anchored on the lowest rib-bearing vertebra above and the</w:t>
-      </w:r>
-      <w:r>
-        <w:t xml:space="preserve"> </w:t>
-      </w:r>
-      <w:r>
-        <w:t xml:space="preserve">first sacral segment below, and classes for a sixth lumbar vertebra, a thirteenth thoracic</w:t>
+        <w:t xml:space="preserve">ribs and femora, each lumbar level anchored on the lowest rib-bearing vertebra and the first</w:t>
+      </w:r>
+      <w:r>
+        <w:t xml:space="preserve"> </w:t>
+      </w:r>
+      <w:r>
+        <w:t xml:space="preserve">sacral segment, and classes for a sixth lumbar vertebra, a thirteenth thoracic</w:t>
       </w:r>
       <w:r>
         <w:t xml:space="preserve"> </w:t>

--- a/paper/mpda/CTSpinoPelvic1K_review.docx
+++ b/paper/mpda/CTSpinoPelvic1K_review.docx
@@ -2793,25 +2793,31 @@
         <w:t xml:space="preserve"> </w:t>
       </w:r>
       <w:r>
-        <w:t xml:space="preserve">Large language models assisted with drafting</w:t>
-      </w:r>
-      <w:r>
-        <w:t xml:space="preserve"> </w:t>
-      </w:r>
-      <w:r>
-        <w:t xml:space="preserve">and editing text and with analysis and figure code, under author review. They were not</w:t>
-      </w:r>
-      <w:r>
-        <w:t xml:space="preserve"> </w:t>
-      </w:r>
-      <w:r>
-        <w:t xml:space="preserve">used to generate, annotate or interpret imaging data; every number reported here is</w:t>
-      </w:r>
-      <w:r>
-        <w:t xml:space="preserve"> </w:t>
-      </w:r>
-      <w:r>
-        <w:t xml:space="preserve">computed by the released code from the released volumes.</w:t>
+        <w:t xml:space="preserve">A large language model (Claude, Anthropic)</w:t>
+      </w:r>
+      <w:r>
+        <w:t xml:space="preserve"> </w:t>
+      </w:r>
+      <w:r>
+        <w:t xml:space="preserve">assisted with drafting and editing the manuscript text and with writing the analysis and</w:t>
+      </w:r>
+      <w:r>
+        <w:t xml:space="preserve"> </w:t>
+      </w:r>
+      <w:r>
+        <w:t xml:space="preserve">figure code, all under author review. It was not used to generate, annotate or interpret</w:t>
+      </w:r>
+      <w:r>
+        <w:t xml:space="preserve"> </w:t>
+      </w:r>
+      <w:r>
+        <w:t xml:space="preserve">imaging data; every number reported here is computed by the released code from the</w:t>
+      </w:r>
+      <w:r>
+        <w:t xml:space="preserve"> </w:t>
+      </w:r>
+      <w:r>
+        <w:t xml:space="preserve">released volumes.</w:t>
       </w:r>
     </w:p>
     <w:bookmarkEnd w:id="23"/>
@@ -7358,6 +7364,270 @@
       </w:r>
     </w:p>
     <w:bookmarkEnd w:id="60"/>
+    <w:bookmarkStart w:id="61" w:name="figure-captions"/>
+    <w:p>
+      <w:pPr>
+        <w:pStyle w:val="Heading1"/>
+      </w:pPr>
+      <w:r>
+        <w:t xml:space="preserve">Figure captions</w:t>
+      </w:r>
+    </w:p>
+    <w:p>
+      <w:pPr>
+        <w:pStyle w:val="FirstParagraph"/>
+      </w:pPr>
+      <w:r>
+        <w:rPr>
+          <w:b/>
+          <w:bCs/>
+        </w:rPr>
+        <w:t xml:space="preserve">Figure 1.</w:t>
+      </w:r>
+      <w:r>
+        <w:t xml:space="preserve"> </w:t>
+      </w:r>
+      <w:r>
+        <w:t xml:space="preserve">How the dataset was built.</w:t>
+      </w:r>
+      <w:r>
+        <w:t xml:space="preserve"> </w:t>
+      </w:r>
+      <m:oMath>
+        <m:r>
+          <m:t>n</m:t>
+        </m:r>
+      </m:oMath>
+      <w:r>
+        <w:t xml:space="preserve"> </w:t>
+      </w:r>
+      <w:r>
+        <w:t xml:space="preserve">counts scans, or corrections, at each step.</w:t>
+      </w:r>
+    </w:p>
+    <w:p>
+      <w:pPr>
+        <w:pStyle w:val="BodyText"/>
+      </w:pPr>
+      <w:r>
+        <w:rPr>
+          <w:b/>
+          <w:bCs/>
+        </w:rPr>
+        <w:t xml:space="preserve">Figure 2.</w:t>
+      </w:r>
+      <w:r>
+        <w:t xml:space="preserve"> </w:t>
+      </w:r>
+      <w:r>
+        <w:t xml:space="preserve">The two anchors, from the released labels. Red, lowest rib-bearing vertebra and its rib; blue, S1; yellow, the rib-free vertebrae between. (b) and (c) both count four.</w:t>
+      </w:r>
+    </w:p>
+    <w:p>
+      <w:pPr>
+        <w:pStyle w:val="BodyText"/>
+      </w:pPr>
+      <w:r>
+        <w:rPr>
+          <w:b/>
+          <w:bCs/>
+        </w:rPr>
+        <w:t xml:space="preserve">Figure 3.</w:t>
+      </w:r>
+      <w:r>
+        <w:t xml:space="preserve"> </w:t>
+      </w:r>
+      <w:r>
+        <w:t xml:space="preserve">Instrumentation in the release, one exemplar each, drawn through bone. (a) Hip arthroplasty, 80,</w:t>
+      </w:r>
+      <w:r>
+        <w:t xml:space="preserve"> </w:t>
+      </w:r>
+      <m:oMath>
+        <m:r>
+          <m:t>n</m:t>
+        </m:r>
+        <m:r>
+          <m:rPr>
+            <m:sty m:val="p"/>
+          </m:rPr>
+          <m:t>=</m:t>
+        </m:r>
+        <m:r>
+          <m:t>8</m:t>
+        </m:r>
+      </m:oMath>
+      <w:r>
+        <w:t xml:space="preserve">. (b) Femoral-neck screws, 82,</w:t>
+      </w:r>
+      <w:r>
+        <w:t xml:space="preserve"> </w:t>
+      </w:r>
+      <m:oMath>
+        <m:r>
+          <m:t>n</m:t>
+        </m:r>
+        <m:r>
+          <m:rPr>
+            <m:sty m:val="p"/>
+          </m:rPr>
+          <m:t>=</m:t>
+        </m:r>
+        <m:r>
+          <m:t>1</m:t>
+        </m:r>
+      </m:oMath>
+      <w:r>
+        <w:t xml:space="preserve">. (c) Sacroiliac screws, 81,</w:t>
+      </w:r>
+      <w:r>
+        <w:t xml:space="preserve"> </w:t>
+      </w:r>
+      <m:oMath>
+        <m:r>
+          <m:t>n</m:t>
+        </m:r>
+        <m:r>
+          <m:rPr>
+            <m:sty m:val="p"/>
+          </m:rPr>
+          <m:t>=</m:t>
+        </m:r>
+        <m:r>
+          <m:t>1</m:t>
+        </m:r>
+      </m:oMath>
+      <w:r>
+        <w:t xml:space="preserve">. (d) Interbody cages, 77,</w:t>
+      </w:r>
+      <w:r>
+        <w:t xml:space="preserve"> </w:t>
+      </w:r>
+      <m:oMath>
+        <m:r>
+          <m:t>n</m:t>
+        </m:r>
+        <m:r>
+          <m:rPr>
+            <m:sty m:val="p"/>
+          </m:rPr>
+          <m:t>=</m:t>
+        </m:r>
+        <m:r>
+          <m:t>1</m:t>
+        </m:r>
+      </m:oMath>
+      <w:r>
+        <w:t xml:space="preserve">. Bar, 5 cm.</w:t>
+      </w:r>
+    </w:p>
+    <w:p>
+      <w:pPr>
+        <w:pStyle w:val="BodyText"/>
+      </w:pPr>
+      <w:r>
+        <w:rPr>
+          <w:b/>
+          <w:bCs/>
+        </w:rPr>
+        <w:t xml:space="preserve">Figure 4.</w:t>
+      </w:r>
+      <w:r>
+        <w:t xml:space="preserve"> </w:t>
+      </w:r>
+      <w:r>
+        <w:t xml:space="preserve">Count-free measures. (a) Vertebrae between the lowest rib and the sacrum. (b) Lowest rib length over the rib above. (c) Lowest lumbar transverse span against its gap to the ala; transitional labels marked.</w:t>
+      </w:r>
+    </w:p>
+    <w:p>
+      <w:pPr>
+        <w:pStyle w:val="BodyText"/>
+      </w:pPr>
+      <w:r>
+        <w:rPr>
+          <w:b/>
+          <w:bCs/>
+        </w:rPr>
+        <w:t xml:space="preserve">Figure 5.</w:t>
+      </w:r>
+      <w:r>
+        <w:t xml:space="preserve"> </w:t>
+      </w:r>
+      <w:r>
+        <w:t xml:space="preserve">Spinopelvic measures against standing reference bands (mean</w:t>
+      </w:r>
+      <w:r>
+        <w:t xml:space="preserve"> </w:t>
+      </w:r>
+      <m:oMath>
+        <m:r>
+          <m:rPr>
+            <m:sty m:val="p"/>
+          </m:rPr>
+          <m:t>±</m:t>
+        </m:r>
+      </m:oMath>
+      <w:r>
+        <w:t xml:space="preserve"> </w:t>
+      </w:r>
+      <w:r>
+        <w:t xml:space="preserve">SD) </w:t>
+      </w:r>
+      <w:r>
+        <w:t xml:space="preserve">.</w:t>
+      </w:r>
+    </w:p>
+    <w:p>
+      <w:pPr>
+        <w:pStyle w:val="BodyText"/>
+      </w:pPr>
+      <w:r>
+        <w:rPr>
+          <w:b/>
+          <w:bCs/>
+        </w:rPr>
+        <w:t xml:space="preserve">Figure 6.</w:t>
+      </w:r>
+      <w:r>
+        <w:t xml:space="preserve"> </w:t>
+      </w:r>
+      <w:r>
+        <w:t xml:space="preserve">Morphometry by level: median, interquartile range, 5th–95th percentile,</w:t>
+      </w:r>
+      <w:r>
+        <w:t xml:space="preserve"> </w:t>
+      </w:r>
+      <m:oMath>
+        <m:r>
+          <m:t>n</m:t>
+        </m:r>
+      </m:oMath>
+      <w:r>
+        <w:t xml:space="preserve"> </w:t>
+      </w:r>
+      <w:r>
+        <w:t xml:space="preserve">at right. (a) Body height. (b) Endplate width. (c) Canal. (d) Pedicle width. (e) Disc height. (f) Trabecular attenuation.</w:t>
+      </w:r>
+    </w:p>
+    <w:p>
+      <w:pPr>
+        <w:pStyle w:val="BodyText"/>
+      </w:pPr>
+      <w:r>
+        <w:rPr>
+          <w:b/>
+          <w:bCs/>
+        </w:rPr>
+        <w:t xml:space="preserve">Figure 7.</w:t>
+      </w:r>
+      <w:r>
+        <w:t xml:space="preserve"> </w:t>
+      </w:r>
+      <w:r>
+        <w:t xml:space="preserve">Records carrying each vertebral level, cranial to caudal. Counts per identifier in Table S1.</w:t>
+      </w:r>
+    </w:p>
+    <w:bookmarkEnd w:id="61"/>
     <w:sectPr>
       <w:footnotePr>
         <w:numRestart w:val="eachSect"/>
